--- a/FuncEcol/resubmission/Rebuttal letter FE.docx
+++ b/FuncEcol/resubmission/Rebuttal letter FE.docx
@@ -91,17 +91,26 @@
       <w:pPr>
         <w:spacing w:line="276" w:lineRule="auto"/>
         <w:jc w:val="both"/>
-        <w:rPr>
-          <w:b/>
-          <w:bCs/>
-        </w:rPr>
-      </w:pPr>
-      <w:r>
-        <w:rPr>
-          <w:b/>
-          <w:bCs/>
-        </w:rPr>
-        <w:t>RESPONSE:</w:t>
+      </w:pPr>
+      <w:r>
+        <w:rPr>
+          <w:b/>
+          <w:bCs/>
+        </w:rPr>
+        <w:t>RESPONSE:</w:t>
+      </w:r>
+      <w:r>
+        <w:rPr>
+          <w:b/>
+          <w:bCs/>
+        </w:rPr>
+        <w:t xml:space="preserve"> </w:t>
+      </w:r>
+      <w:r>
+        <w:t>T</w:t>
+      </w:r>
+      <w:r>
+        <w:t>hank you for the opportunity to revise and resubmit our manuscript. We have addressed the concerns raised by both reviewers in detail, and we outline our responses point by point below.</w:t>
       </w:r>
     </w:p>
     <w:p>
@@ -174,6 +183,35 @@
         <w:jc w:val="both"/>
       </w:pPr>
       <w:r>
+        <w:rPr>
+          <w:b/>
+          <w:bCs/>
+        </w:rPr>
+        <w:t>RESPONSE</w:t>
+      </w:r>
+      <w:r>
+        <w:rPr>
+          <w:b/>
+          <w:bCs/>
+        </w:rPr>
+        <w:t xml:space="preserve">: </w:t>
+      </w:r>
+      <w:r>
+        <w:t xml:space="preserve">We do appreciate the reviewer’s </w:t>
+      </w:r>
+    </w:p>
+    <w:p>
+      <w:pPr>
+        <w:spacing w:line="276" w:lineRule="auto"/>
+        <w:jc w:val="both"/>
+      </w:pPr>
+    </w:p>
+    <w:p>
+      <w:pPr>
+        <w:spacing w:line="276" w:lineRule="auto"/>
+        <w:jc w:val="both"/>
+      </w:pPr>
+      <w:r>
         <w:t xml:space="preserve">1.      </w:t>
       </w:r>
       <w:r>
@@ -184,17 +222,40 @@
       <w:pPr>
         <w:spacing w:line="276" w:lineRule="auto"/>
         <w:jc w:val="both"/>
-        <w:rPr>
-          <w:b/>
-          <w:bCs/>
-        </w:rPr>
-      </w:pPr>
-      <w:r>
-        <w:rPr>
-          <w:b/>
-          <w:bCs/>
-        </w:rPr>
-        <w:t>RESPONSE:</w:t>
+      </w:pPr>
+      <w:r>
+        <w:rPr>
+          <w:b/>
+          <w:bCs/>
+        </w:rPr>
+        <w:t>RESPONSE:</w:t>
+      </w:r>
+      <w:r>
+        <w:t xml:space="preserve"> </w:t>
+      </w:r>
+      <w:r>
+        <w:t xml:space="preserve">We appreciate the reviewer's feedback and agree the original framing could be misleading. To clarify directly: we do not intend to claim that our thermal treatments elevate glucocorticoid levels in the eggs. </w:t>
+      </w:r>
+      <w:r>
+        <w:t>W</w:t>
+      </w:r>
+      <w:r>
+        <w:t xml:space="preserve">e have revised the paragraph in question (see </w:t>
+      </w:r>
+      <w:r>
+        <w:rPr>
+          <w:highlight w:val="yellow"/>
+        </w:rPr>
+        <w:t>LINES</w:t>
+      </w:r>
+      <w:r>
+        <w:t>) to state explicitly that temperature regulates mitochondrial function independently of the glucocorticoid pathway, and that the predicted glucocorticoid</w:t>
+      </w:r>
+      <w:r>
+        <w:t>-</w:t>
+      </w:r>
+      <w:r>
+        <w:t>temperature interaction emerges from both factors converging on shared metabolic mechanisms during development.</w:t>
       </w:r>
     </w:p>
     <w:p>
@@ -219,29 +280,49 @@
       <w:pPr>
         <w:spacing w:line="276" w:lineRule="auto"/>
         <w:jc w:val="both"/>
-        <w:rPr>
-          <w:b/>
-          <w:bCs/>
-        </w:rPr>
-      </w:pPr>
-      <w:r>
-        <w:rPr>
-          <w:b/>
-          <w:bCs/>
-        </w:rPr>
-        <w:t>RESPONSE:</w:t>
-      </w:r>
-    </w:p>
-    <w:p>
-      <w:pPr>
-        <w:spacing w:line="276" w:lineRule="auto"/>
-        <w:jc w:val="both"/>
-        <w:rPr>
-          <w:b/>
-          <w:bCs/>
-        </w:rPr>
-      </w:pPr>
-      <w:r>
+      </w:pPr>
+      <w:r>
+        <w:rPr>
+          <w:b/>
+          <w:bCs/>
+        </w:rPr>
+        <w:t>RESPONSE:</w:t>
+      </w:r>
+      <w:r>
+        <w:t xml:space="preserve"> </w:t>
+      </w:r>
+      <w:r>
+        <w:rPr>
+          <w:highlight w:val="red"/>
+        </w:rPr>
+        <w:t>Something more “</w:t>
+      </w:r>
+      <w:proofErr w:type="gramStart"/>
+      <w:r>
+        <w:rPr>
+          <w:highlight w:val="red"/>
+        </w:rPr>
+        <w:t>holistic”…</w:t>
+      </w:r>
+      <w:proofErr w:type="gramEnd"/>
+      <w:r>
+        <w:rPr>
+          <w:highlight w:val="red"/>
+        </w:rPr>
+        <w:t>modify discussion…maybe check Dalton’s paper</w:t>
+      </w:r>
+    </w:p>
+    <w:p>
+      <w:pPr>
+        <w:spacing w:line="276" w:lineRule="auto"/>
+        <w:jc w:val="both"/>
+        <w:rPr>
+          <w:b/>
+          <w:bCs/>
+        </w:rPr>
+      </w:pPr>
+      <w:r>
+        <w:lastRenderedPageBreak/>
         <w:br/>
         <w:t>3.      There are some important methodological details missing (see also below). For example, how many eggs were produced and did the treatments affect hatch rates? How many different sets of parents contributed eggs?</w:t>
       </w:r>
@@ -250,17 +331,248 @@
       <w:pPr>
         <w:spacing w:line="276" w:lineRule="auto"/>
         <w:jc w:val="both"/>
-        <w:rPr>
-          <w:b/>
-          <w:bCs/>
-        </w:rPr>
-      </w:pPr>
-      <w:r>
-        <w:rPr>
-          <w:b/>
-          <w:bCs/>
-        </w:rPr>
-        <w:t>RESPONSE:</w:t>
+      </w:pPr>
+      <w:r>
+        <w:rPr>
+          <w:b/>
+          <w:bCs/>
+        </w:rPr>
+        <w:t>RESPONSE:</w:t>
+      </w:r>
+      <w:r>
+        <w:t xml:space="preserve"> We appreciate the reviewer’s attention to detail. </w:t>
+      </w:r>
+      <w:r>
+        <w:t>Our sample comprised 80 hatchlings from 50 clutches, as reported in the manuscript</w:t>
+      </w:r>
+      <w:r>
+        <w:t xml:space="preserve"> (see </w:t>
+      </w:r>
+      <w:r>
+        <w:rPr>
+          <w:highlight w:val="yellow"/>
+        </w:rPr>
+        <w:t>LINES</w:t>
+      </w:r>
+      <w:r>
+        <w:t>)</w:t>
+      </w:r>
+      <w:r>
+        <w:t xml:space="preserve">; </w:t>
+      </w:r>
+      <w:r>
+        <w:t xml:space="preserve">and </w:t>
+      </w:r>
+      <w:r>
+        <w:t>clutch identity was included as a random effect in all models to account for non-independence</w:t>
+      </w:r>
+      <w:r>
+        <w:t xml:space="preserve"> (see </w:t>
+      </w:r>
+      <w:r>
+        <w:rPr>
+          <w:highlight w:val="yellow"/>
+        </w:rPr>
+        <w:t>LINES</w:t>
+      </w:r>
+      <w:r>
+        <w:t>)</w:t>
+      </w:r>
+      <w:r>
+        <w:t xml:space="preserve">. </w:t>
+      </w:r>
+      <w:r>
+        <w:t xml:space="preserve">In addition, given that </w:t>
+      </w:r>
+      <w:proofErr w:type="spellStart"/>
+      <w:r>
+        <w:rPr>
+          <w:i/>
+          <w:iCs/>
+        </w:rPr>
+        <w:t>Lampropholis</w:t>
+      </w:r>
+      <w:proofErr w:type="spellEnd"/>
+      <w:r>
+        <w:rPr>
+          <w:i/>
+          <w:iCs/>
+        </w:rPr>
+        <w:t xml:space="preserve"> delicata</w:t>
+      </w:r>
+      <w:r>
+        <w:t xml:space="preserve"> lays one clutch per breeding season, and previous studies indicate that clutches are typically fertilised by a single male (Chapple </w:t>
+      </w:r>
+      <w:r>
+        <w:rPr>
+          <w:i/>
+          <w:iCs/>
+        </w:rPr>
+        <w:t>et al.</w:t>
+      </w:r>
+      <w:r>
+        <w:t xml:space="preserve">, 2014, </w:t>
+      </w:r>
+      <w:r>
+        <w:rPr>
+          <w:i/>
+          <w:iCs/>
+        </w:rPr>
+        <w:t>Aust. J. Zool.</w:t>
+      </w:r>
+      <w:r>
+        <w:t xml:space="preserve">; Kar </w:t>
+      </w:r>
+      <w:r>
+        <w:rPr>
+          <w:i/>
+          <w:iCs/>
+        </w:rPr>
+        <w:t>et al.</w:t>
+      </w:r>
+      <w:r>
+        <w:t xml:space="preserve">, 2024, </w:t>
+      </w:r>
+      <w:r>
+        <w:rPr>
+          <w:i/>
+          <w:iCs/>
+        </w:rPr>
+        <w:t>Heredity</w:t>
+      </w:r>
+      <w:r>
+        <w:t>)</w:t>
+      </w:r>
+      <w:r>
+        <w:t>,</w:t>
+      </w:r>
+      <w:r>
+        <w:t xml:space="preserve"> we considered the number of clutches to represent the number of unique parents, and have added this reasoning to the text</w:t>
+      </w:r>
+      <w:r>
+        <w:t>: “</w:t>
+      </w:r>
+      <w:r>
+        <w:t xml:space="preserve">Given that _L. delicata_ lays one clutch per year </w:t>
+      </w:r>
+      <w:r>
+        <w:t>(</w:t>
+      </w:r>
+      <w:r>
+        <w:t xml:space="preserve">Chapple </w:t>
+      </w:r>
+      <w:r>
+        <w:rPr>
+          <w:i/>
+          <w:iCs/>
+        </w:rPr>
+        <w:t>et al.</w:t>
+      </w:r>
+      <w:r>
+        <w:t>, 2014</w:t>
+      </w:r>
+      <w:r>
+        <w:t>)</w:t>
+      </w:r>
+      <w:r>
+        <w:t>, and that most eggs of a clutch are fertilised by a single male</w:t>
+      </w:r>
+      <w:r>
+        <w:t xml:space="preserve"> (</w:t>
+      </w:r>
+      <w:r>
+        <w:t xml:space="preserve">Kar </w:t>
+      </w:r>
+      <w:r>
+        <w:rPr>
+          <w:i/>
+          <w:iCs/>
+        </w:rPr>
+        <w:t>et al.</w:t>
+      </w:r>
+      <w:r>
+        <w:t>, 2024</w:t>
+      </w:r>
+      <w:r>
+        <w:t>)</w:t>
+      </w:r>
+      <w:r>
+        <w:t>, clutch identity likely controls for parental effects.</w:t>
+      </w:r>
+      <w:r>
+        <w:t xml:space="preserve">” </w:t>
+      </w:r>
+      <w:r>
+        <w:t xml:space="preserve">(see </w:t>
+      </w:r>
+      <w:r>
+        <w:rPr>
+          <w:highlight w:val="yellow"/>
+        </w:rPr>
+        <w:t>LINES</w:t>
+      </w:r>
+      <w:r>
+        <w:t xml:space="preserve">). </w:t>
+      </w:r>
+    </w:p>
+    <w:p>
+      <w:pPr>
+        <w:spacing w:line="276" w:lineRule="auto"/>
+        <w:jc w:val="both"/>
+      </w:pPr>
+      <w:r>
+        <w:t xml:space="preserve">Regarding hatch rates, a related paper using this cohort (Leibold </w:t>
+      </w:r>
+      <w:r>
+        <w:rPr>
+          <w:i/>
+          <w:iCs/>
+        </w:rPr>
+        <w:t>et al.</w:t>
+      </w:r>
+      <w:r>
+        <w:t xml:space="preserve">, </w:t>
+      </w:r>
+      <w:r>
+        <w:t>2026</w:t>
+      </w:r>
+      <w:r>
+        <w:t xml:space="preserve">, </w:t>
+      </w:r>
+      <w:r>
+        <w:rPr>
+          <w:i/>
+          <w:iCs/>
+        </w:rPr>
+        <w:t>Proc. R. Soc. B: Biol. Sci.</w:t>
+      </w:r>
+      <w:r>
+        <w:t xml:space="preserve">) found that corticosterone exposure, but not incubation temperature, reduced hatching success in </w:t>
+      </w:r>
+      <w:r>
+        <w:rPr>
+          <w:i/>
+          <w:iCs/>
+        </w:rPr>
+        <w:t>L. delicata</w:t>
+      </w:r>
+      <w:r>
+        <w:t xml:space="preserve">. We acknowledge this raises the possibility that surviving corticosterone-exposed hatchlings represent a non-random subset of that treatment group (e.g., more resilient individuals), which we now note as a limitation in the Discussion (see </w:t>
+      </w:r>
+      <w:r>
+        <w:rPr>
+          <w:highlight w:val="yellow"/>
+        </w:rPr>
+        <w:t>LINES</w:t>
+      </w:r>
+      <w:r>
+        <w:t>)</w:t>
+      </w:r>
+      <w:r>
+        <w:t>.</w:t>
+      </w:r>
+      <w:r>
+        <w:t xml:space="preserve"> </w:t>
       </w:r>
     </w:p>
     <w:p>
@@ -290,68 +602,446 @@
       <w:pPr>
         <w:spacing w:line="276" w:lineRule="auto"/>
         <w:jc w:val="both"/>
-        <w:rPr>
-          <w:b/>
-          <w:bCs/>
-        </w:rPr>
-      </w:pPr>
-      <w:r>
-        <w:rPr>
-          <w:b/>
-          <w:bCs/>
-        </w:rPr>
+      </w:pPr>
+      <w:r>
+        <w:rPr>
+          <w:b/>
+          <w:bCs/>
+        </w:rPr>
+        <w:t>RESPONSE:</w:t>
+      </w:r>
+      <w:r>
+        <w:t xml:space="preserve"> We did not, but there were no differences in age by treatment (I think). Maybe mention it as a future study and include something on the discussion (already done it)</w:t>
+      </w:r>
+    </w:p>
+    <w:p>
+      <w:pPr>
+        <w:spacing w:line="276" w:lineRule="auto"/>
+        <w:jc w:val="both"/>
+      </w:pPr>
+      <w:r>
+        <w:br/>
+        <w:t xml:space="preserve">5.      I’m still not quite convinced that you are </w:t>
+      </w:r>
+      <w:proofErr w:type="gramStart"/>
+      <w:r>
+        <w:t>actually testing</w:t>
+      </w:r>
+      <w:proofErr w:type="gramEnd"/>
+      <w:r>
+        <w:t xml:space="preserve"> cognition here, rather than motivation or boldness. If you are predicting that cortisol and temperature could upregulate metabolism, then both treatments could result in individuals who are more motivated to forage. It feels like you possibly created a stimulus that was </w:t>
+      </w:r>
+      <w:proofErr w:type="gramStart"/>
+      <w:r>
+        <w:t>fairly easy</w:t>
+      </w:r>
+      <w:proofErr w:type="gramEnd"/>
+      <w:r>
+        <w:t xml:space="preserve"> to detect (especially if there were acoustic cues). The authors need to include some more details here. For example, it would help to plot the raw data or give a range to know what the detection latency </w:t>
+      </w:r>
+      <w:proofErr w:type="gramStart"/>
+      <w:r>
+        <w:t>actually is</w:t>
+      </w:r>
+      <w:proofErr w:type="gramEnd"/>
+      <w:r>
+        <w:t xml:space="preserve">- if it </w:t>
+      </w:r>
+      <w:proofErr w:type="gramStart"/>
+      <w:r>
+        <w:t>is</w:t>
+      </w:r>
+      <w:proofErr w:type="gramEnd"/>
+      <w:r>
+        <w:t xml:space="preserve"> a matter of minutes, that would suggest that it is sensory. However, if some individuals took a </w:t>
+      </w:r>
+      <w:proofErr w:type="gramStart"/>
+      <w:r>
+        <w:t>really long</w:t>
+      </w:r>
+      <w:proofErr w:type="gramEnd"/>
+      <w:r>
+        <w:t xml:space="preserve"> time, that might suggest motivation. I know the authors included whether they ate the cricket as a covariate in the detection model, but because they did model elimination, the authors never report any statistics associated with it. I would also test for a correlation between detection latency </w:t>
+      </w:r>
+      <w:r>
         <w:lastRenderedPageBreak/>
-        <w:t>RESPONSE:</w:t>
-      </w:r>
-    </w:p>
-    <w:p>
-      <w:pPr>
-        <w:spacing w:line="276" w:lineRule="auto"/>
-        <w:jc w:val="both"/>
-      </w:pPr>
-      <w:r>
-        <w:br/>
-        <w:t xml:space="preserve">5.      I’m still not quite convinced that you are </w:t>
+        <w:t xml:space="preserve">and latency to consume the cricket (as a continuous time variable, not as a binary variable)- to me, that would be a better indicator of the relationship between </w:t>
+      </w:r>
+      <w:proofErr w:type="spellStart"/>
+      <w:r>
+        <w:t>behavior</w:t>
+      </w:r>
+      <w:proofErr w:type="spellEnd"/>
+      <w:r>
+        <w:t xml:space="preserve"> and motivation. I know that the authors address this in the discussion, but it would be good to more fully evaluate if it is truly supported statistically (because I think they have the power to do it). Further, I’m not sure if it makes sense to pitch the whole paper around cognition, if that is not what is truly being tested here. I think talking about it in terms of prey detection – which could be a combination of sensory processing and motivation – might be more neutral.</w:t>
+      </w:r>
+    </w:p>
+    <w:p>
+      <w:pPr>
+        <w:spacing w:line="276" w:lineRule="auto"/>
+        <w:jc w:val="both"/>
+      </w:pPr>
+      <w:r>
+        <w:rPr>
+          <w:b/>
+          <w:bCs/>
+        </w:rPr>
+        <w:t>RESPONSE:</w:t>
+      </w:r>
+      <w:r>
+        <w:t xml:space="preserve"> Boldness not measured because we used the starting point as animals moving already in a “natural way”. Studies do not measure boldness that way. We are not measuring neophobia/neophilia either since animals were habituated to the mace. Motivation may be related, but it is unlikely, and latency to detect and latency to forage may be correlated, so it would be harder to disentangle if the animals are eating the cricket faster because they are more motivated or because they are better at perceiving it. We used the probability for that reason. What is the difference between detection and perception according to this idiot? Both are cognition! The difference is that we measure the </w:t>
       </w:r>
       <w:proofErr w:type="gramStart"/>
       <w:r>
-        <w:t>actually testing</w:t>
+        <w:t>response</w:t>
       </w:r>
       <w:proofErr w:type="gramEnd"/>
       <w:r>
-        <w:t xml:space="preserve"> cognition here, rather than motivation or boldness. If you are predicting that cortisol and temperature could upregulate metabolism, then both treatments could result in individuals who are more motivated to forage. It feels like you possibly created a stimulus that was </w:t>
+        <w:t xml:space="preserve"> so we know the animal has detected the stimulus PLUS responds to it in the expected way, so we consider that perception matches the behaviour better (look for reference).</w:t>
+      </w:r>
+    </w:p>
+    <w:p>
+      <w:pPr>
+        <w:spacing w:line="276" w:lineRule="auto"/>
+        <w:jc w:val="both"/>
+      </w:pPr>
+      <w:r>
+        <w:br/>
+      </w:r>
+      <w:r>
+        <w:br/>
+        <w:t>Minor comments</w:t>
+      </w:r>
+    </w:p>
+    <w:p>
+      <w:pPr>
+        <w:spacing w:line="276" w:lineRule="auto"/>
+        <w:jc w:val="both"/>
+      </w:pPr>
+      <w:r>
+        <w:t>Line 17- no effect on</w:t>
+      </w:r>
+    </w:p>
+    <w:p>
+      <w:pPr>
+        <w:spacing w:line="276" w:lineRule="auto"/>
+        <w:jc w:val="both"/>
+        <w:rPr>
+          <w:b/>
+          <w:bCs/>
+        </w:rPr>
+      </w:pPr>
+      <w:r>
+        <w:rPr>
+          <w:b/>
+          <w:bCs/>
+        </w:rPr>
+        <w:t>RESPONSE:</w:t>
+      </w:r>
+    </w:p>
+    <w:p>
+      <w:pPr>
+        <w:spacing w:line="276" w:lineRule="auto"/>
+        <w:jc w:val="both"/>
+      </w:pPr>
+      <w:r>
+        <w:br/>
+        <w:t>Line 69-70- This is an important point given that you did find interaction effects, so you should expand here on what is known about their interaction.</w:t>
+      </w:r>
+    </w:p>
+    <w:p>
+      <w:pPr>
+        <w:spacing w:line="276" w:lineRule="auto"/>
+        <w:jc w:val="both"/>
+        <w:rPr>
+          <w:b/>
+          <w:bCs/>
+        </w:rPr>
+      </w:pPr>
+      <w:r>
+        <w:rPr>
+          <w:b/>
+          <w:bCs/>
+        </w:rPr>
+        <w:t>RESPONSE:</w:t>
+      </w:r>
+    </w:p>
+    <w:p>
+      <w:pPr>
+        <w:spacing w:line="276" w:lineRule="auto"/>
+        <w:jc w:val="both"/>
+      </w:pPr>
+      <w:r>
+        <w:br/>
+        <w:t>Line 120-123- Is this an ecologically relevant dose?</w:t>
+      </w:r>
+    </w:p>
+    <w:p>
+      <w:pPr>
+        <w:spacing w:line="276" w:lineRule="auto"/>
+        <w:jc w:val="both"/>
+        <w:rPr>
+          <w:b/>
+          <w:bCs/>
+        </w:rPr>
+      </w:pPr>
+      <w:r>
+        <w:rPr>
+          <w:b/>
+          <w:bCs/>
+        </w:rPr>
+        <w:t>RESPONSE:</w:t>
+      </w:r>
+    </w:p>
+    <w:p>
+      <w:pPr>
+        <w:spacing w:line="276" w:lineRule="auto"/>
+        <w:jc w:val="both"/>
+      </w:pPr>
+      <w:r>
+        <w:br/>
+        <w:t>Line 123-124- What was the length of incubation? How much variation was there?</w:t>
+      </w:r>
+    </w:p>
+    <w:p>
+      <w:pPr>
+        <w:spacing w:line="276" w:lineRule="auto"/>
+        <w:jc w:val="both"/>
+        <w:rPr>
+          <w:b/>
+          <w:bCs/>
+        </w:rPr>
+      </w:pPr>
+      <w:r>
+        <w:rPr>
+          <w:b/>
+          <w:bCs/>
+        </w:rPr>
+        <w:t>RESPONSE:</w:t>
+      </w:r>
+    </w:p>
+    <w:p>
+      <w:pPr>
+        <w:spacing w:line="276" w:lineRule="auto"/>
+        <w:jc w:val="both"/>
+      </w:pPr>
+      <w:r>
+        <w:br/>
+        <w:t>Line 177- so lizards sat for two months after the tests? How old were they then?</w:t>
+      </w:r>
+    </w:p>
+    <w:p>
+      <w:pPr>
+        <w:spacing w:line="276" w:lineRule="auto"/>
+        <w:jc w:val="both"/>
+        <w:rPr>
+          <w:b/>
+          <w:bCs/>
+        </w:rPr>
+      </w:pPr>
+      <w:r>
+        <w:rPr>
+          <w:b/>
+          <w:bCs/>
+        </w:rPr>
+        <w:lastRenderedPageBreak/>
+        <w:t>RESPONSE:</w:t>
+      </w:r>
+    </w:p>
+    <w:p>
+      <w:pPr>
+        <w:spacing w:line="276" w:lineRule="auto"/>
+        <w:jc w:val="both"/>
+      </w:pPr>
+      <w:r>
+        <w:br/>
+        <w:t>Line 179- Can you give details about what this is or cite a protocol?</w:t>
+      </w:r>
+    </w:p>
+    <w:p>
+      <w:pPr>
+        <w:spacing w:line="276" w:lineRule="auto"/>
+        <w:jc w:val="both"/>
+      </w:pPr>
+      <w:r>
+        <w:rPr>
+          <w:b/>
+          <w:bCs/>
+        </w:rPr>
+        <w:t>RESPONSE:</w:t>
+      </w:r>
+      <w:r>
+        <w:rPr>
+          <w:b/>
+          <w:bCs/>
+        </w:rPr>
+        <w:t xml:space="preserve"> </w:t>
+      </w:r>
+      <w:proofErr w:type="spellStart"/>
+      <w:r>
+        <w:t>A</w:t>
+      </w:r>
+      <w:r>
+        <w:t>lfaxan</w:t>
+      </w:r>
+      <w:proofErr w:type="spellEnd"/>
+      <w:r>
+        <w:t xml:space="preserve"> solution</w:t>
+      </w:r>
+      <w:r>
+        <w:t xml:space="preserve"> is an anaesthetic (</w:t>
+      </w:r>
+      <w:r>
+        <w:rPr>
+          <w:highlight w:val="yellow"/>
+        </w:rPr>
+        <w:t>LINE</w:t>
+      </w:r>
+      <w:r>
+        <w:t>) recommended by the vet at our institution.</w:t>
+      </w:r>
+    </w:p>
+    <w:p>
+      <w:pPr>
+        <w:spacing w:line="276" w:lineRule="auto"/>
+        <w:jc w:val="both"/>
+      </w:pPr>
+      <w:r>
+        <w:br/>
+        <w:t>Line 222-224 – how were they determined? What criteria?</w:t>
+      </w:r>
+    </w:p>
+    <w:p>
+      <w:pPr>
+        <w:spacing w:line="276" w:lineRule="auto"/>
+        <w:jc w:val="both"/>
+        <w:rPr>
+          <w:b/>
+          <w:bCs/>
+        </w:rPr>
+      </w:pPr>
+      <w:r>
+        <w:rPr>
+          <w:b/>
+          <w:bCs/>
+        </w:rPr>
+        <w:t>RESPONSE:</w:t>
+      </w:r>
+    </w:p>
+    <w:p>
+      <w:pPr>
+        <w:spacing w:line="276" w:lineRule="auto"/>
+        <w:jc w:val="both"/>
+      </w:pPr>
+      <w:r>
+        <w:br/>
+        <w:t>Line 241- Is this the final sample size for the application of treatments, individuals who were assayed, or metabolic measurements? Was there any die off?</w:t>
+      </w:r>
+    </w:p>
+    <w:p>
+      <w:pPr>
+        <w:spacing w:line="276" w:lineRule="auto"/>
+        <w:jc w:val="both"/>
+        <w:rPr>
+          <w:b/>
+          <w:bCs/>
+        </w:rPr>
+      </w:pPr>
+      <w:r>
+        <w:rPr>
+          <w:b/>
+          <w:bCs/>
+        </w:rPr>
+        <w:t>RESPONSE:</w:t>
+      </w:r>
+    </w:p>
+    <w:p>
+      <w:pPr>
+        <w:spacing w:line="276" w:lineRule="auto"/>
+        <w:jc w:val="both"/>
+      </w:pPr>
+      <w:r>
+        <w:br/>
+        <w:t>Line 249- A Gaussian structure does not seem appropriate for detection latency. Also, why not include visual versus chemical cue as a fixed effect and run all trials in the same model? It seems like chemical and visual cues were run as different models?</w:t>
+      </w:r>
+    </w:p>
+    <w:p>
+      <w:pPr>
+        <w:spacing w:line="276" w:lineRule="auto"/>
+        <w:jc w:val="both"/>
+        <w:rPr>
+          <w:b/>
+          <w:bCs/>
+        </w:rPr>
+      </w:pPr>
+      <w:r>
+        <w:rPr>
+          <w:b/>
+          <w:bCs/>
+        </w:rPr>
+        <w:t>RESPONSE:</w:t>
+      </w:r>
+    </w:p>
+    <w:p>
+      <w:pPr>
+        <w:spacing w:line="276" w:lineRule="auto"/>
+        <w:jc w:val="both"/>
+        <w:rPr>
+          <w:highlight w:val="red"/>
+        </w:rPr>
+      </w:pPr>
+      <w:r>
+        <w:br/>
+      </w:r>
+      <w:r>
+        <w:rPr>
+          <w:highlight w:val="red"/>
+        </w:rPr>
+        <w:t>Line 256- Final model fit should be chosen by model selection, rather than removing non-significant effects.</w:t>
+      </w:r>
+    </w:p>
+    <w:p>
+      <w:pPr>
+        <w:spacing w:line="276" w:lineRule="auto"/>
+        <w:jc w:val="both"/>
+        <w:rPr>
+          <w:b/>
+          <w:bCs/>
+        </w:rPr>
+      </w:pPr>
+      <w:r>
+        <w:rPr>
+          <w:b/>
+          <w:bCs/>
+          <w:highlight w:val="red"/>
+        </w:rPr>
+        <w:t>RESPONSE:</w:t>
+      </w:r>
+    </w:p>
+    <w:p>
+      <w:pPr>
+        <w:spacing w:line="276" w:lineRule="auto"/>
+        <w:jc w:val="both"/>
+      </w:pPr>
+      <w:r>
+        <w:br/>
+        <w:t xml:space="preserve">Line 290- It is unclear from the methods that </w:t>
       </w:r>
       <w:proofErr w:type="gramStart"/>
       <w:r>
-        <w:t>fairly easy</w:t>
+        <w:t>each individual</w:t>
       </w:r>
       <w:proofErr w:type="gramEnd"/>
       <w:r>
-        <w:t xml:space="preserve"> to detect (especially if there were acoustic cues). The authors need to include some more details here. For example, it would help to plot the raw data or give a range to know what the detection latency </w:t>
+        <w:t xml:space="preserve"> got all 4 assays. You should state how far apart the assays were in time, </w:t>
       </w:r>
       <w:proofErr w:type="gramStart"/>
       <w:r>
-        <w:t>actually is</w:t>
+        <w:t>and also</w:t>
       </w:r>
       <w:proofErr w:type="gramEnd"/>
       <w:r>
-        <w:t xml:space="preserve">- if it </w:t>
-      </w:r>
-      <w:proofErr w:type="gramStart"/>
-      <w:r>
-        <w:t>is</w:t>
-      </w:r>
-      <w:proofErr w:type="gramEnd"/>
-      <w:r>
-        <w:t xml:space="preserve"> a matter of minutes, that would suggest that it is sensory. However, if some individuals took a </w:t>
-      </w:r>
-      <w:proofErr w:type="gramStart"/>
-      <w:r>
-        <w:t>really long</w:t>
-      </w:r>
-      <w:proofErr w:type="gramEnd"/>
-      <w:r>
-        <w:t xml:space="preserve"> time, that might suggest motivation. I know the authors included whether they ate the cricket as a covariate in the detection model, but because they did model elimination, the authors never report any statistics associated with it. I would also test for a correlation between detection latency and latency to consume the cricket (as a continuous time variable, not as a binary variable)- to me, that would be a better indicator of the relationship between </w:t>
+        <w:t xml:space="preserve"> control for that statistically, to see if there were differences in </w:t>
       </w:r>
       <w:proofErr w:type="spellStart"/>
       <w:r>
@@ -359,340 +1049,6 @@
       </w:r>
       <w:proofErr w:type="spellEnd"/>
       <w:r>
-        <w:t xml:space="preserve"> and motivation. I know that the authors address this in the discussion, but it would be good to more fully evaluate if it is truly supported statistically (because I think they have the power to do it). Further, I’m not sure if it makes sense to pitch the whole paper around cognition, if that is not what is truly being tested here. I think talking about it in terms of prey detection – which could be a combination of sensory processing and motivation – might be more neutral.</w:t>
-      </w:r>
-    </w:p>
-    <w:p>
-      <w:pPr>
-        <w:spacing w:line="276" w:lineRule="auto"/>
-        <w:jc w:val="both"/>
-        <w:rPr>
-          <w:b/>
-          <w:bCs/>
-        </w:rPr>
-      </w:pPr>
-      <w:r>
-        <w:rPr>
-          <w:b/>
-          <w:bCs/>
-        </w:rPr>
-        <w:t>RESPONSE:</w:t>
-      </w:r>
-    </w:p>
-    <w:p>
-      <w:pPr>
-        <w:spacing w:line="276" w:lineRule="auto"/>
-        <w:jc w:val="both"/>
-      </w:pPr>
-      <w:r>
-        <w:br/>
-      </w:r>
-      <w:r>
-        <w:br/>
-        <w:t>Minor comments</w:t>
-      </w:r>
-    </w:p>
-    <w:p>
-      <w:pPr>
-        <w:spacing w:line="276" w:lineRule="auto"/>
-        <w:jc w:val="both"/>
-      </w:pPr>
-      <w:r>
-        <w:t>Line 17- no effect on</w:t>
-      </w:r>
-    </w:p>
-    <w:p>
-      <w:pPr>
-        <w:spacing w:line="276" w:lineRule="auto"/>
-        <w:jc w:val="both"/>
-        <w:rPr>
-          <w:b/>
-          <w:bCs/>
-        </w:rPr>
-      </w:pPr>
-      <w:r>
-        <w:rPr>
-          <w:b/>
-          <w:bCs/>
-        </w:rPr>
-        <w:t>RESPONSE:</w:t>
-      </w:r>
-    </w:p>
-    <w:p>
-      <w:pPr>
-        <w:spacing w:line="276" w:lineRule="auto"/>
-        <w:jc w:val="both"/>
-      </w:pPr>
-      <w:r>
-        <w:br/>
-        <w:t>Line 69-70- This is an important point given that you did find interaction effects, so you should expand here on what is known about their interaction.</w:t>
-      </w:r>
-    </w:p>
-    <w:p>
-      <w:pPr>
-        <w:spacing w:line="276" w:lineRule="auto"/>
-        <w:jc w:val="both"/>
-        <w:rPr>
-          <w:b/>
-          <w:bCs/>
-        </w:rPr>
-      </w:pPr>
-      <w:r>
-        <w:rPr>
-          <w:b/>
-          <w:bCs/>
-        </w:rPr>
-        <w:t>RESPONSE:</w:t>
-      </w:r>
-    </w:p>
-    <w:p>
-      <w:pPr>
-        <w:spacing w:line="276" w:lineRule="auto"/>
-        <w:jc w:val="both"/>
-      </w:pPr>
-      <w:r>
-        <w:br/>
-        <w:t>Line 120-123- Is this an ecologically relevant dose?</w:t>
-      </w:r>
-    </w:p>
-    <w:p>
-      <w:pPr>
-        <w:spacing w:line="276" w:lineRule="auto"/>
-        <w:jc w:val="both"/>
-        <w:rPr>
-          <w:b/>
-          <w:bCs/>
-        </w:rPr>
-      </w:pPr>
-      <w:r>
-        <w:rPr>
-          <w:b/>
-          <w:bCs/>
-        </w:rPr>
-        <w:t>RESPONSE:</w:t>
-      </w:r>
-    </w:p>
-    <w:p>
-      <w:pPr>
-        <w:spacing w:line="276" w:lineRule="auto"/>
-        <w:jc w:val="both"/>
-      </w:pPr>
-      <w:r>
-        <w:br/>
-        <w:t>Line 123-124- What was the length of incubation? How much variation was there?</w:t>
-      </w:r>
-    </w:p>
-    <w:p>
-      <w:pPr>
-        <w:spacing w:line="276" w:lineRule="auto"/>
-        <w:jc w:val="both"/>
-        <w:rPr>
-          <w:b/>
-          <w:bCs/>
-        </w:rPr>
-      </w:pPr>
-      <w:r>
-        <w:rPr>
-          <w:b/>
-          <w:bCs/>
-        </w:rPr>
-        <w:lastRenderedPageBreak/>
-        <w:t>RESPONSE:</w:t>
-      </w:r>
-    </w:p>
-    <w:p>
-      <w:pPr>
-        <w:spacing w:line="276" w:lineRule="auto"/>
-        <w:jc w:val="both"/>
-      </w:pPr>
-      <w:r>
-        <w:br/>
-        <w:t>Line 177- so lizards sat for two months after the tests? How old were they then?</w:t>
-      </w:r>
-    </w:p>
-    <w:p>
-      <w:pPr>
-        <w:spacing w:line="276" w:lineRule="auto"/>
-        <w:jc w:val="both"/>
-        <w:rPr>
-          <w:b/>
-          <w:bCs/>
-        </w:rPr>
-      </w:pPr>
-      <w:r>
-        <w:rPr>
-          <w:b/>
-          <w:bCs/>
-        </w:rPr>
-        <w:t>RESPONSE:</w:t>
-      </w:r>
-    </w:p>
-    <w:p>
-      <w:pPr>
-        <w:spacing w:line="276" w:lineRule="auto"/>
-        <w:jc w:val="both"/>
-      </w:pPr>
-      <w:r>
-        <w:br/>
-        <w:t>Line 179- Can you give details about what this is or cite a protocol?</w:t>
-      </w:r>
-    </w:p>
-    <w:p>
-      <w:pPr>
-        <w:spacing w:line="276" w:lineRule="auto"/>
-        <w:jc w:val="both"/>
-        <w:rPr>
-          <w:b/>
-          <w:bCs/>
-        </w:rPr>
-      </w:pPr>
-      <w:r>
-        <w:rPr>
-          <w:b/>
-          <w:bCs/>
-        </w:rPr>
-        <w:t>RESPONSE:</w:t>
-      </w:r>
-    </w:p>
-    <w:p>
-      <w:pPr>
-        <w:spacing w:line="276" w:lineRule="auto"/>
-        <w:jc w:val="both"/>
-      </w:pPr>
-      <w:r>
-        <w:br/>
-        <w:t>Line 222-224 – how were they determined? What criteria?</w:t>
-      </w:r>
-    </w:p>
-    <w:p>
-      <w:pPr>
-        <w:spacing w:line="276" w:lineRule="auto"/>
-        <w:jc w:val="both"/>
-        <w:rPr>
-          <w:b/>
-          <w:bCs/>
-        </w:rPr>
-      </w:pPr>
-      <w:r>
-        <w:rPr>
-          <w:b/>
-          <w:bCs/>
-        </w:rPr>
-        <w:t>RESPONSE:</w:t>
-      </w:r>
-    </w:p>
-    <w:p>
-      <w:pPr>
-        <w:spacing w:line="276" w:lineRule="auto"/>
-        <w:jc w:val="both"/>
-      </w:pPr>
-      <w:r>
-        <w:br/>
-        <w:t>Line 241- Is this the final sample size for the application of treatments, individuals who were assayed, or metabolic measurements? Was there any die off?</w:t>
-      </w:r>
-    </w:p>
-    <w:p>
-      <w:pPr>
-        <w:spacing w:line="276" w:lineRule="auto"/>
-        <w:jc w:val="both"/>
-        <w:rPr>
-          <w:b/>
-          <w:bCs/>
-        </w:rPr>
-      </w:pPr>
-      <w:r>
-        <w:rPr>
-          <w:b/>
-          <w:bCs/>
-        </w:rPr>
-        <w:t>RESPONSE:</w:t>
-      </w:r>
-    </w:p>
-    <w:p>
-      <w:pPr>
-        <w:spacing w:line="276" w:lineRule="auto"/>
-        <w:jc w:val="both"/>
-      </w:pPr>
-      <w:r>
-        <w:br/>
-        <w:t>Line 249- A Gaussian structure does not seem appropriate for detection latency. Also, why not include visual versus chemical cue as a fixed effect and run all trials in the same model? It seems like chemical and visual cues were run as different models?</w:t>
-      </w:r>
-    </w:p>
-    <w:p>
-      <w:pPr>
-        <w:spacing w:line="276" w:lineRule="auto"/>
-        <w:jc w:val="both"/>
-        <w:rPr>
-          <w:b/>
-          <w:bCs/>
-        </w:rPr>
-      </w:pPr>
-      <w:r>
-        <w:rPr>
-          <w:b/>
-          <w:bCs/>
-        </w:rPr>
-        <w:t>RESPONSE:</w:t>
-      </w:r>
-    </w:p>
-    <w:p>
-      <w:pPr>
-        <w:spacing w:line="276" w:lineRule="auto"/>
-        <w:jc w:val="both"/>
-      </w:pPr>
-      <w:r>
-        <w:br/>
-        <w:t>Line 256- Final model fit should be chosen by model selection, rather than removing non-significant effects.</w:t>
-      </w:r>
-    </w:p>
-    <w:p>
-      <w:pPr>
-        <w:spacing w:line="276" w:lineRule="auto"/>
-        <w:jc w:val="both"/>
-        <w:rPr>
-          <w:b/>
-          <w:bCs/>
-        </w:rPr>
-      </w:pPr>
-      <w:r>
-        <w:rPr>
-          <w:b/>
-          <w:bCs/>
-        </w:rPr>
-        <w:t>RESPONSE:</w:t>
-      </w:r>
-    </w:p>
-    <w:p>
-      <w:pPr>
-        <w:spacing w:line="276" w:lineRule="auto"/>
-        <w:jc w:val="both"/>
-      </w:pPr>
-      <w:r>
-        <w:br/>
-        <w:t xml:space="preserve">Line 290- It is unclear from the methods that </w:t>
-      </w:r>
-      <w:proofErr w:type="gramStart"/>
-      <w:r>
-        <w:t>each individual</w:t>
-      </w:r>
-      <w:proofErr w:type="gramEnd"/>
-      <w:r>
-        <w:t xml:space="preserve"> got all 4 assays. You should state how far apart the assays were in time, </w:t>
-      </w:r>
-      <w:proofErr w:type="gramStart"/>
-      <w:r>
-        <w:t>and also</w:t>
-      </w:r>
-      <w:proofErr w:type="gramEnd"/>
-      <w:r>
-        <w:t xml:space="preserve"> control for that statistically, to see if there were differences in </w:t>
-      </w:r>
-      <w:proofErr w:type="spellStart"/>
-      <w:r>
-        <w:t>behavior</w:t>
-      </w:r>
-      <w:proofErr w:type="spellEnd"/>
-      <w:r>
         <w:t xml:space="preserve"> across the assays.</w:t>
       </w:r>
     </w:p>
@@ -700,17 +1056,61 @@
       <w:pPr>
         <w:spacing w:line="276" w:lineRule="auto"/>
         <w:jc w:val="both"/>
-        <w:rPr>
-          <w:b/>
-          <w:bCs/>
-        </w:rPr>
-      </w:pPr>
-      <w:r>
-        <w:rPr>
-          <w:b/>
-          <w:bCs/>
-        </w:rPr>
-        <w:t>RESPONSE:</w:t>
+      </w:pPr>
+      <w:r>
+        <w:rPr>
+          <w:b/>
+          <w:bCs/>
+        </w:rPr>
+        <w:t>RESPONSE:</w:t>
+      </w:r>
+      <w:r>
+        <w:t xml:space="preserve"> Thank you for your suggestion. We have included information in this regard in the methods to make clear the number of tests per lizard: “</w:t>
+      </w:r>
+      <w:r>
+        <w:t xml:space="preserve">We conducted </w:t>
+      </w:r>
+      <w:r>
+        <w:t xml:space="preserve">one test per stimuli and prey familiarity per lizard (i.e. </w:t>
+      </w:r>
+      <w:r>
+        <w:t>a total of four tests per lizard</w:t>
+      </w:r>
+      <w:r>
+        <w:t xml:space="preserve">, </w:t>
+      </w:r>
+      <w:r>
+        <w:t xml:space="preserve">see </w:t>
+      </w:r>
+      <w:r>
+        <w:t>Fig. 1</w:t>
+      </w:r>
+      <w:r>
+        <w:t>C)</w:t>
+      </w:r>
+      <w:r>
+        <w:t>, leaving</w:t>
+      </w:r>
+      <w:r>
+        <w:t xml:space="preserve"> 4</w:t>
+      </w:r>
+      <w:r>
+        <w:t>8 hours between the beginning of each test</w:t>
+      </w:r>
+      <w:r>
+        <w:t>.</w:t>
+      </w:r>
+      <w:r>
+        <w:t>” (</w:t>
+      </w:r>
+      <w:r>
+        <w:rPr>
+          <w:highlight w:val="yellow"/>
+        </w:rPr>
+        <w:t>LINES</w:t>
+      </w:r>
+      <w:r>
+        <w:t>)</w:t>
       </w:r>
     </w:p>
     <w:p>
@@ -1081,17 +1481,28 @@
       <w:pPr>
         <w:spacing w:line="276" w:lineRule="auto"/>
         <w:jc w:val="both"/>
-        <w:rPr>
-          <w:b/>
-          <w:bCs/>
-        </w:rPr>
-      </w:pPr>
-      <w:r>
-        <w:rPr>
-          <w:b/>
-          <w:bCs/>
-        </w:rPr>
-        <w:t>RESPONSE:</w:t>
+      </w:pPr>
+      <w:r>
+        <w:rPr>
+          <w:b/>
+          <w:bCs/>
+        </w:rPr>
+        <w:t>RESPONSE:</w:t>
+      </w:r>
+      <w:r>
+        <w:t xml:space="preserve"> We are not sure about any of th</w:t>
+      </w:r>
+      <w:r>
+        <w:t>e</w:t>
+      </w:r>
+      <w:r>
+        <w:t>s</w:t>
+      </w:r>
+      <w:r>
+        <w:t>e</w:t>
+      </w:r>
+      <w:r>
+        <w:t xml:space="preserve"> points, but CORT dosing is a used method, and we have some data on how it overlaps with natural variation in the egg.</w:t>
       </w:r>
     </w:p>
     <w:p>
@@ -1114,11 +1525,11 @@
       </w:r>
       <w:proofErr w:type="gramEnd"/>
       <w:r>
-        <w:t xml:space="preserve"> to read about the mitochondrial analyses, as this seems like an exciting and accessible approach to understand metabolism in cells. I agree that cognition is energetically costly and requires efficient mitochondrial respiration. However, I am not sure that the argument you are trying to make in the introduction is clear to me, especially on lines 51-53. You make a leap in logic suggesting higher neuron density is related to more mitochondrial respiration and thus more oxidative stress. Although I think I agree with you here, I don’t quite understand the full context behind what you are saying. How would </w:t>
+        <w:t xml:space="preserve"> to read about the mitochondrial analyses, as this seems like an exciting and accessible approach to understand metabolism in cells. I agree that cognition is energetically costly and requires efficient mitochondrial respiration. However, I am not sure that the argument you are trying to make in the introduction is clear to me, especially on lines 51-53. You make a leap in logic suggesting higher neuron density is related to more mitochondrial respiration and thus more oxidative stress. Although I think I agree with you </w:t>
       </w:r>
       <w:r>
         <w:lastRenderedPageBreak/>
-        <w:t xml:space="preserve">higher cell density relate to </w:t>
+        <w:t xml:space="preserve">here, I don’t quite understand the full context behind what you are saying. How would higher cell density relate to </w:t>
       </w:r>
       <w:proofErr w:type="gramStart"/>
       <w:r>
@@ -1133,17 +1544,23 @@
       <w:pPr>
         <w:spacing w:line="276" w:lineRule="auto"/>
         <w:jc w:val="both"/>
-        <w:rPr>
-          <w:b/>
-          <w:bCs/>
-        </w:rPr>
-      </w:pPr>
-      <w:r>
-        <w:rPr>
-          <w:b/>
-          <w:bCs/>
-        </w:rPr>
-        <w:t>RESPONSE:</w:t>
+      </w:pPr>
+      <w:r>
+        <w:rPr>
+          <w:b/>
+          <w:bCs/>
+        </w:rPr>
+        <w:t>RESPONSE:</w:t>
+      </w:r>
+      <w:r>
+        <w:rPr>
+          <w:b/>
+          <w:bCs/>
+        </w:rPr>
+        <w:t xml:space="preserve"> </w:t>
+      </w:r>
+      <w:r>
+        <w:t>Modify the intro to make it clearer. That “leap” is inexistent, never said what the reviewer claims</w:t>
       </w:r>
     </w:p>
     <w:p>
@@ -1181,17 +1598,23 @@
       <w:pPr>
         <w:spacing w:line="276" w:lineRule="auto"/>
         <w:jc w:val="both"/>
-        <w:rPr>
-          <w:b/>
-          <w:bCs/>
-        </w:rPr>
-      </w:pPr>
-      <w:r>
-        <w:rPr>
-          <w:b/>
-          <w:bCs/>
-        </w:rPr>
-        <w:t>RESPONSE:</w:t>
+      </w:pPr>
+      <w:r>
+        <w:rPr>
+          <w:b/>
+          <w:bCs/>
+        </w:rPr>
+        <w:t>RESPONSE:</w:t>
+      </w:r>
+      <w:r>
+        <w:rPr>
+          <w:b/>
+          <w:bCs/>
+        </w:rPr>
+        <w:t xml:space="preserve"> </w:t>
+      </w:r>
+      <w:r>
+        <w:t>Include citations (although I feel we had included several). I think perception and detection are being mixed here. Perception is the lowest point we can detect here, since recognition or discrimination would require other stimuli too. We obviously cannot measure other aspects, but this is widely recognised in the literature, at least for reptiles.</w:t>
       </w:r>
     </w:p>
     <w:p>
@@ -1251,17 +1674,25 @@
       <w:pPr>
         <w:spacing w:line="276" w:lineRule="auto"/>
         <w:jc w:val="both"/>
-        <w:rPr>
-          <w:b/>
-          <w:bCs/>
-        </w:rPr>
-      </w:pPr>
-      <w:r>
-        <w:rPr>
-          <w:b/>
-          <w:bCs/>
-        </w:rPr>
-        <w:t>RESPONSE:</w:t>
+      </w:pPr>
+      <w:r>
+        <w:rPr>
+          <w:b/>
+          <w:bCs/>
+        </w:rPr>
+        <w:lastRenderedPageBreak/>
+        <w:t>RESPONSE:</w:t>
+      </w:r>
+      <w:r>
+        <w:t xml:space="preserve"> Include data on the age. It </w:t>
+      </w:r>
+      <w:proofErr w:type="gramStart"/>
+      <w:r>
+        <w:t>definitely misses</w:t>
+      </w:r>
+      <w:proofErr w:type="gramEnd"/>
+      <w:r>
+        <w:t xml:space="preserve"> a critical period, but it would too if we measured them earlier…</w:t>
       </w:r>
     </w:p>
     <w:p>
@@ -1277,205 +1708,235 @@
       </w:r>
       <w:r>
         <w:br/>
-        <w:t xml:space="preserve">Although I understand that the olfactory bulb and optic tecta (Line 184-185) are </w:t>
-      </w:r>
+        <w:t xml:space="preserve">Although I understand that the olfactory bulb and optic tecta (Line 184-185) are associated with sensory inputs, I am not sure I completely agree that they are associated with the entire perceptive process being measured in this study. These brain regions are primarily responsible for taking information in from the environment and then relaying it to other integrative </w:t>
+      </w:r>
+      <w:proofErr w:type="spellStart"/>
+      <w:r>
+        <w:t>centers</w:t>
+      </w:r>
+      <w:proofErr w:type="spellEnd"/>
+      <w:r>
+        <w:t xml:space="preserve"> of the brain to generate foraging </w:t>
+      </w:r>
+      <w:proofErr w:type="spellStart"/>
+      <w:r>
+        <w:t>behavior</w:t>
+      </w:r>
+      <w:proofErr w:type="spellEnd"/>
+      <w:r>
+        <w:t xml:space="preserve"> based on internal state. Therefore, I am not sure if these brain regions were the best to choose for this study, or at least not as the only regions examined. I might expect to see the </w:t>
+      </w:r>
+      <w:proofErr w:type="spellStart"/>
+      <w:r>
+        <w:t>behavior</w:t>
+      </w:r>
+      <w:proofErr w:type="spellEnd"/>
+      <w:r>
+        <w:t xml:space="preserve"> assay used here to put more demands on telencephalic regions or midbrain regions associated with hunger and foraging </w:t>
+      </w:r>
+      <w:proofErr w:type="spellStart"/>
+      <w:r>
+        <w:t>behavior</w:t>
+      </w:r>
+      <w:proofErr w:type="spellEnd"/>
+      <w:r>
+        <w:t xml:space="preserve">, rather than the olfactory bulb and optic tectum. Thus, it might not be surprising (Line 348) that you don’t see a connection between brain and </w:t>
+      </w:r>
+      <w:proofErr w:type="spellStart"/>
+      <w:r>
+        <w:t>behavior</w:t>
+      </w:r>
+      <w:proofErr w:type="spellEnd"/>
+      <w:r>
+        <w:t xml:space="preserve"> when focused on these regions. In the future, I might consider </w:t>
+      </w:r>
+      <w:proofErr w:type="spellStart"/>
+      <w:r>
+        <w:t>analyzing</w:t>
+      </w:r>
+      <w:proofErr w:type="spellEnd"/>
+      <w:r>
+        <w:t xml:space="preserve"> additional brain regions, particularly in the context of cognition, and perhaps acknowledge that other brain regions may have been more appropriate in this study.</w:t>
+      </w:r>
+    </w:p>
+    <w:p>
+      <w:pPr>
+        <w:spacing w:line="276" w:lineRule="auto"/>
+        <w:jc w:val="both"/>
+        <w:rPr>
+          <w:i/>
+          <w:iCs/>
+        </w:rPr>
+      </w:pPr>
+      <w:r>
+        <w:rPr>
+          <w:b/>
+          <w:bCs/>
+        </w:rPr>
+        <w:t>RESPONSE:</w:t>
+      </w:r>
+      <w:r>
+        <w:rPr>
+          <w:b/>
+          <w:bCs/>
+        </w:rPr>
+        <w:t xml:space="preserve"> </w:t>
+      </w:r>
+      <w:r>
+        <w:t xml:space="preserve">Fair enough, but if the information doesn’t reach those regions, the process won’t work either, this is a first study, not including other regions doesn’t mean other regions are not important. We </w:t>
+      </w:r>
+      <w:proofErr w:type="spellStart"/>
+      <w:r>
+        <w:t>ight</w:t>
+      </w:r>
+      <w:proofErr w:type="spellEnd"/>
+      <w:r>
+        <w:t xml:space="preserve"> not be able to see the effect on other regions either if OB </w:t>
+      </w:r>
+      <w:proofErr w:type="gramStart"/>
+      <w:r>
+        <w:t>and</w:t>
+      </w:r>
+      <w:proofErr w:type="gramEnd"/>
+      <w:r>
+        <w:t xml:space="preserve"> OT do not transmit the information there, would we?</w:t>
+      </w:r>
+    </w:p>
+    <w:p>
+      <w:pPr>
+        <w:spacing w:line="276" w:lineRule="auto"/>
+        <w:jc w:val="both"/>
+      </w:pPr>
+      <w:r>
+        <w:br/>
+        <w:t xml:space="preserve">My final concern is related to the statistical methods. I am not an expert in these methods, but given the study design with several groups, I am concerned that the sample size is not adequate to prevent false negative results. I would suggest review by an expert in these methods </w:t>
+      </w:r>
+      <w:proofErr w:type="gramStart"/>
+      <w:r>
+        <w:t>in order to</w:t>
+      </w:r>
+      <w:proofErr w:type="gramEnd"/>
+      <w:r>
+        <w:t xml:space="preserve"> provide additional insight into this possibility.</w:t>
+      </w:r>
+    </w:p>
+    <w:p>
+      <w:pPr>
+        <w:spacing w:line="276" w:lineRule="auto"/>
+        <w:jc w:val="both"/>
+      </w:pPr>
+      <w:r>
+        <w:rPr>
+          <w:b/>
+          <w:bCs/>
+        </w:rPr>
+        <w:t>RESPONSE:</w:t>
+      </w:r>
+      <w:r>
+        <w:t xml:space="preserve"> Sample size might be inducing big uncertainty around the intervals, especially in SEM models. However, we can get robust mean estimates that could be a good indicator of something going on. Yet, none of the mean estimates seems to indicate any relationship. A sample size of 80, however, seems enough for the models testing the effect of treatment. Regardless, all </w:t>
+      </w:r>
+      <w:proofErr w:type="spellStart"/>
+      <w:r>
+        <w:t>rhat</w:t>
+      </w:r>
+      <w:proofErr w:type="spellEnd"/>
+      <w:r>
+        <w:t xml:space="preserve"> values and everything show good convergence of the model, which could indicate that sample size is not a huge issue.</w:t>
+      </w:r>
+    </w:p>
+    <w:p>
+      <w:pPr>
+        <w:spacing w:line="276" w:lineRule="auto"/>
+        <w:jc w:val="both"/>
+      </w:pPr>
+      <w:r>
+        <w:br/>
+        <w:t>Minor comments:</w:t>
+      </w:r>
+    </w:p>
+    <w:p>
+      <w:pPr>
+        <w:spacing w:line="276" w:lineRule="auto"/>
+        <w:jc w:val="both"/>
+      </w:pPr>
+      <w:r>
+        <w:t>Indents might be necessary for the manuscript.</w:t>
+      </w:r>
+    </w:p>
+    <w:p>
+      <w:pPr>
+        <w:spacing w:line="276" w:lineRule="auto"/>
+        <w:jc w:val="both"/>
+        <w:rPr>
+          <w:b/>
+          <w:bCs/>
+        </w:rPr>
+      </w:pPr>
+      <w:r>
+        <w:rPr>
+          <w:b/>
+          <w:bCs/>
+        </w:rPr>
+        <w:t>RESPONSE:</w:t>
+      </w:r>
+    </w:p>
+    <w:p>
+      <w:pPr>
+        <w:spacing w:line="276" w:lineRule="auto"/>
+        <w:jc w:val="both"/>
+      </w:pPr>
+    </w:p>
+    <w:p>
+      <w:pPr>
+        <w:spacing w:line="276" w:lineRule="auto"/>
+        <w:jc w:val="both"/>
+      </w:pPr>
       <w:r>
         <w:lastRenderedPageBreak/>
-        <w:t xml:space="preserve">associated with sensory inputs, I am not sure I completely agree that they are associated with the entire perceptive process being measured in this study. These brain regions are primarily responsible for taking information in from the environment and then relaying it to other integrative </w:t>
-      </w:r>
-      <w:proofErr w:type="spellStart"/>
-      <w:r>
-        <w:t>centers</w:t>
-      </w:r>
-      <w:proofErr w:type="spellEnd"/>
-      <w:r>
-        <w:t xml:space="preserve"> of the brain to generate foraging </w:t>
-      </w:r>
-      <w:proofErr w:type="spellStart"/>
-      <w:r>
-        <w:t>behavior</w:t>
-      </w:r>
-      <w:proofErr w:type="spellEnd"/>
-      <w:r>
-        <w:t xml:space="preserve"> based on internal state. Therefore, I am not sure if these brain regions were the best to choose for this study, or at least not as the only regions examined. I might expect to see the </w:t>
-      </w:r>
-      <w:proofErr w:type="spellStart"/>
-      <w:r>
-        <w:t>behavior</w:t>
-      </w:r>
-      <w:proofErr w:type="spellEnd"/>
-      <w:r>
-        <w:t xml:space="preserve"> assay used here to put more demands on telencephalic regions or midbrain regions associated with hunger and foraging </w:t>
-      </w:r>
-      <w:proofErr w:type="spellStart"/>
-      <w:r>
-        <w:t>behavior</w:t>
-      </w:r>
-      <w:proofErr w:type="spellEnd"/>
-      <w:r>
-        <w:t xml:space="preserve">, rather than the olfactory bulb and optic tectum. Thus, it might not be surprising (Line 348) that you don’t see a connection between brain and </w:t>
-      </w:r>
-      <w:proofErr w:type="spellStart"/>
-      <w:r>
-        <w:t>behavior</w:t>
-      </w:r>
-      <w:proofErr w:type="spellEnd"/>
-      <w:r>
-        <w:t xml:space="preserve"> when focused on these regions. In the future, I might consider </w:t>
-      </w:r>
-      <w:proofErr w:type="spellStart"/>
-      <w:r>
-        <w:t>analyzing</w:t>
-      </w:r>
-      <w:proofErr w:type="spellEnd"/>
-      <w:r>
-        <w:t xml:space="preserve"> additional brain regions, particularly in the context of cognition, and perhaps acknowledge that other brain regions may have been more appropriate in this study.</w:t>
-      </w:r>
-    </w:p>
-    <w:p>
-      <w:pPr>
-        <w:spacing w:line="276" w:lineRule="auto"/>
-        <w:jc w:val="both"/>
-        <w:rPr>
-          <w:b/>
-          <w:bCs/>
-        </w:rPr>
-      </w:pPr>
-      <w:r>
-        <w:rPr>
-          <w:b/>
-          <w:bCs/>
-        </w:rPr>
-        <w:t>RESPONSE:</w:t>
-      </w:r>
-    </w:p>
-    <w:p>
-      <w:pPr>
-        <w:spacing w:line="276" w:lineRule="auto"/>
-        <w:jc w:val="both"/>
-      </w:pPr>
-      <w:r>
-        <w:br/>
-        <w:t xml:space="preserve">My final concern is related to the statistical methods. I am not an expert in these methods, but given the study design with several groups, I am concerned that the sample size is not adequate to prevent false negative results. I would suggest review by an expert in these methods </w:t>
+        <w:t>Line 97-98: Was any UV lighting provided for the species?</w:t>
+      </w:r>
+    </w:p>
+    <w:p>
+      <w:pPr>
+        <w:spacing w:line="276" w:lineRule="auto"/>
+        <w:jc w:val="both"/>
+        <w:rPr>
+          <w:b/>
+          <w:bCs/>
+        </w:rPr>
+      </w:pPr>
+      <w:r>
+        <w:rPr>
+          <w:b/>
+          <w:bCs/>
+        </w:rPr>
+        <w:t>RESPONSE:</w:t>
+      </w:r>
+    </w:p>
+    <w:p>
+      <w:pPr>
+        <w:spacing w:line="276" w:lineRule="auto"/>
+        <w:jc w:val="both"/>
+        <w:rPr>
+          <w:b/>
+          <w:bCs/>
+        </w:rPr>
+      </w:pPr>
+    </w:p>
+    <w:p>
+      <w:pPr>
+        <w:spacing w:line="276" w:lineRule="auto"/>
+        <w:jc w:val="both"/>
+      </w:pPr>
+      <w:r>
+        <w:t xml:space="preserve">Line 136-137: This makes it seem like they were euthanized immediately following tests, but later methods suggest it was much later. Please make the wording </w:t>
       </w:r>
       <w:proofErr w:type="gramStart"/>
       <w:r>
-        <w:t>in order to</w:t>
+        <w:t>more clear</w:t>
       </w:r>
       <w:proofErr w:type="gramEnd"/>
       <w:r>
-        <w:t xml:space="preserve"> provide additional insight into this possibility.</w:t>
-      </w:r>
-    </w:p>
-    <w:p>
-      <w:pPr>
-        <w:spacing w:line="276" w:lineRule="auto"/>
-        <w:jc w:val="both"/>
-        <w:rPr>
-          <w:b/>
-          <w:bCs/>
-        </w:rPr>
-      </w:pPr>
-      <w:r>
-        <w:rPr>
-          <w:b/>
-          <w:bCs/>
-        </w:rPr>
-        <w:t>RESPONSE:</w:t>
-      </w:r>
-    </w:p>
-    <w:p>
-      <w:pPr>
-        <w:spacing w:line="276" w:lineRule="auto"/>
-        <w:jc w:val="both"/>
-      </w:pPr>
-      <w:r>
-        <w:br/>
-        <w:t>Minor comments:</w:t>
-      </w:r>
-    </w:p>
-    <w:p>
-      <w:pPr>
-        <w:spacing w:line="276" w:lineRule="auto"/>
-        <w:jc w:val="both"/>
-      </w:pPr>
-      <w:r>
-        <w:t>Indents might be necessary for the manuscript.</w:t>
-      </w:r>
-    </w:p>
-    <w:p>
-      <w:pPr>
-        <w:spacing w:line="276" w:lineRule="auto"/>
-        <w:jc w:val="both"/>
-        <w:rPr>
-          <w:b/>
-          <w:bCs/>
-        </w:rPr>
-      </w:pPr>
-      <w:r>
-        <w:rPr>
-          <w:b/>
-          <w:bCs/>
-        </w:rPr>
-        <w:t>RESPONSE:</w:t>
-      </w:r>
-    </w:p>
-    <w:p>
-      <w:pPr>
-        <w:spacing w:line="276" w:lineRule="auto"/>
-        <w:jc w:val="both"/>
-      </w:pPr>
-    </w:p>
-    <w:p>
-      <w:pPr>
-        <w:spacing w:line="276" w:lineRule="auto"/>
-        <w:jc w:val="both"/>
-      </w:pPr>
-      <w:r>
-        <w:t>Line 97-98: Was any UV lighting provided for the species?</w:t>
-      </w:r>
-    </w:p>
-    <w:p>
-      <w:pPr>
-        <w:spacing w:line="276" w:lineRule="auto"/>
-        <w:jc w:val="both"/>
-        <w:rPr>
-          <w:b/>
-          <w:bCs/>
-        </w:rPr>
-      </w:pPr>
-      <w:r>
-        <w:rPr>
-          <w:b/>
-          <w:bCs/>
-        </w:rPr>
-        <w:t>RESPONSE:</w:t>
-      </w:r>
-    </w:p>
-    <w:p>
-      <w:pPr>
-        <w:spacing w:line="276" w:lineRule="auto"/>
-        <w:jc w:val="both"/>
-        <w:rPr>
-          <w:b/>
-          <w:bCs/>
-        </w:rPr>
-      </w:pPr>
-    </w:p>
-    <w:p>
-      <w:pPr>
-        <w:spacing w:line="276" w:lineRule="auto"/>
-        <w:jc w:val="both"/>
-      </w:pPr>
-      <w:r>
-        <w:t xml:space="preserve">Line 136-137: This makes it seem like they were euthanized immediately following tests, but later methods suggest it was much later. Please make the wording </w:t>
-      </w:r>
-      <w:proofErr w:type="gramStart"/>
-      <w:r>
-        <w:t>more clear</w:t>
-      </w:r>
-      <w:proofErr w:type="gramEnd"/>
-      <w:r>
         <w:t>.</w:t>
       </w:r>
     </w:p>
@@ -1534,7 +1995,6 @@
         <w:jc w:val="both"/>
       </w:pPr>
       <w:r>
-        <w:lastRenderedPageBreak/>
         <w:t>Figure 1 – the “Known prey” and “Unknown prey” labels should be moved to the left, as it seems like they are associated with panel D.</w:t>
       </w:r>
     </w:p>
@@ -2389,6 +2849,7 @@
   <w:style w:type="character" w:default="1" w:styleId="DefaultParagraphFont">
     <w:name w:val="Default Paragraph Font"/>
     <w:uiPriority w:val="1"/>
+    <w:semiHidden/>
     <w:unhideWhenUsed/>
   </w:style>
   <w:style w:type="table" w:default="1" w:styleId="TableNormal">

--- a/FuncEcol/resubmission/Rebuttal letter FE.docx
+++ b/FuncEcol/resubmission/Rebuttal letter FE.docx
@@ -726,17 +726,23 @@
       <w:pPr>
         <w:spacing w:line="276" w:lineRule="auto"/>
         <w:jc w:val="both"/>
-        <w:rPr>
-          <w:b/>
-          <w:bCs/>
-        </w:rPr>
-      </w:pPr>
-      <w:r>
-        <w:rPr>
-          <w:b/>
-          <w:bCs/>
-        </w:rPr>
-        <w:t>RESPONSE:</w:t>
+      </w:pPr>
+      <w:r>
+        <w:rPr>
+          <w:b/>
+          <w:bCs/>
+        </w:rPr>
+        <w:t>RESPONSE:</w:t>
+      </w:r>
+      <w:r>
+        <w:rPr>
+          <w:b/>
+          <w:bCs/>
+        </w:rPr>
+        <w:t xml:space="preserve"> </w:t>
+      </w:r>
+      <w:r>
+        <w:t>Corrected</w:t>
       </w:r>
     </w:p>
     <w:p>
@@ -753,17 +759,64 @@
       <w:pPr>
         <w:spacing w:line="276" w:lineRule="auto"/>
         <w:jc w:val="both"/>
-        <w:rPr>
-          <w:b/>
-          <w:bCs/>
-        </w:rPr>
-      </w:pPr>
-      <w:r>
-        <w:rPr>
-          <w:b/>
-          <w:bCs/>
-        </w:rPr>
-        <w:t>RESPONSE:</w:t>
+      </w:pPr>
+      <w:r>
+        <w:rPr>
+          <w:b/>
+          <w:bCs/>
+        </w:rPr>
+        <w:t>RESPONSE:</w:t>
+      </w:r>
+      <w:r>
+        <w:t xml:space="preserve"> </w:t>
+      </w:r>
+      <w:r>
+        <w:t>We appreciate the feedback. We have expanded the Introduction to better contextualise the prenatal GC-temperature interaction on mitochondrial physiology, drawing on our previous work in this species and evidence from other taxa</w:t>
+      </w:r>
+      <w:r>
+        <w:t>: “</w:t>
+      </w:r>
+      <w:proofErr w:type="gramStart"/>
+      <w:r>
+        <w:t>Yet,</w:t>
+      </w:r>
+      <w:proofErr w:type="gramEnd"/>
+      <w:r>
+        <w:t xml:space="preserve"> the interactive effects of prenatal GCs and temperature on mitochondrial function remain poorly understood. Evidence in lizards suggests that there are no interactive effects of prenatal GCs and temperature on mitochondrial respiration in the liver</w:t>
+      </w:r>
+      <w:r>
+        <w:t xml:space="preserve"> (Crino et al., 2024)</w:t>
+      </w:r>
+      <w:r>
+        <w:t>, and that mitochondrial physiology in the medial cortex is robust to both factors</w:t>
+      </w:r>
+      <w:r>
+        <w:t xml:space="preserve"> (Recio et al., 2025)</w:t>
+      </w:r>
+      <w:r>
+        <w:t xml:space="preserve">. However, research in other species shows that the effects of prenatal GCs and temperature on brain development are region-dependent, with some brain areas being robust to these factors while others not </w:t>
+      </w:r>
+      <w:r>
+        <w:t>(Coomber et al., 1997; Sakata et al., 2000; Zhu et al., 2004)</w:t>
+      </w:r>
+      <w:r>
+        <w:t xml:space="preserve">. Given this region-specificity, it is possible that prenatal GCs and </w:t>
+      </w:r>
+      <w:r>
+        <w:lastRenderedPageBreak/>
+        <w:t>temperature could also combine differently depending on brain region, even when no interaction is evident in other tissues or brain regions. We therefore need further empirical evidence across brain regions and cognitive domains to understand how prenatal GCs and thermal environment shape physiology and cognition.</w:t>
+      </w:r>
+      <w:r>
+        <w:t xml:space="preserve">” (see </w:t>
+      </w:r>
+      <w:r>
+        <w:rPr>
+          <w:highlight w:val="yellow"/>
+        </w:rPr>
+        <w:t>LINES</w:t>
+      </w:r>
+      <w:r>
+        <w:t xml:space="preserve">). </w:t>
       </w:r>
     </w:p>
     <w:p>
@@ -792,6 +845,74 @@
         </w:rPr>
         <w:t>RESPONSE:</w:t>
       </w:r>
+      <w:r>
+        <w:rPr>
+          <w:b/>
+          <w:bCs/>
+        </w:rPr>
+        <w:t xml:space="preserve"> </w:t>
+      </w:r>
+      <w:r>
+        <w:t xml:space="preserve">We do not have data on the natural range of yolk CORT levels in wild </w:t>
+      </w:r>
+      <w:r>
+        <w:rPr>
+          <w:i/>
+          <w:iCs/>
+        </w:rPr>
+        <w:t>L. delicata</w:t>
+      </w:r>
+      <w:r>
+        <w:t xml:space="preserve">. However, our previous work (Crino </w:t>
+      </w:r>
+      <w:r>
+        <w:rPr>
+          <w:i/>
+          <w:iCs/>
+        </w:rPr>
+        <w:t>et al.</w:t>
+      </w:r>
+      <w:r>
+        <w:t xml:space="preserve">, 2024) shows that, while dosed and </w:t>
+      </w:r>
+      <w:proofErr w:type="spellStart"/>
+      <w:r>
+        <w:t>undosed</w:t>
+      </w:r>
+      <w:proofErr w:type="spellEnd"/>
+      <w:r>
+        <w:t xml:space="preserve"> eggs differed significantly on average, some control eggs had yolk CORT levels overlapping with the treated range, indicating that the concentrations achieved by our treatment are within the range of variation that can occur without experimental manipulation.</w:t>
+      </w:r>
+      <w:r>
+        <w:t xml:space="preserve"> We have included this information in the Methods section: “</w:t>
+      </w:r>
+      <w:r>
+        <w:t>In this s</w:t>
+      </w:r>
+      <w:r>
+        <w:t>t</w:t>
+      </w:r>
+      <w:r>
+        <w:t xml:space="preserve">udy, however, some control eggs had </w:t>
+      </w:r>
+      <w:r>
+        <w:t>overlapping</w:t>
+      </w:r>
+      <w:r>
+        <w:t xml:space="preserve"> yolk CORT levels than those of CORT-treated eggs, indicating that the concentrations achieved by our treatment fall within levels that can occur without experimental manipulation.</w:t>
+      </w:r>
+      <w:r>
+        <w:t xml:space="preserve">” (see </w:t>
+      </w:r>
+      <w:r>
+        <w:rPr>
+          <w:highlight w:val="yellow"/>
+        </w:rPr>
+        <w:t>LINES</w:t>
+      </w:r>
+      <w:r>
+        <w:t>)</w:t>
+      </w:r>
     </w:p>
     <w:p>
       <w:pPr>
@@ -807,17 +928,29 @@
       <w:pPr>
         <w:spacing w:line="276" w:lineRule="auto"/>
         <w:jc w:val="both"/>
-        <w:rPr>
-          <w:b/>
-          <w:bCs/>
-        </w:rPr>
-      </w:pPr>
-      <w:r>
-        <w:rPr>
-          <w:b/>
-          <w:bCs/>
-        </w:rPr>
-        <w:t>RESPONSE:</w:t>
+      </w:pPr>
+      <w:r>
+        <w:rPr>
+          <w:b/>
+          <w:bCs/>
+        </w:rPr>
+        <w:t>RESPONSE:</w:t>
+      </w:r>
+      <w:r>
+        <w:rPr>
+          <w:b/>
+          <w:bCs/>
+        </w:rPr>
+        <w:t xml:space="preserve"> </w:t>
+      </w:r>
+      <w:r>
+        <w:t xml:space="preserve">Incubation length data exist in a separate repository from a related study on this </w:t>
+      </w:r>
+      <w:r>
+        <w:t>same cohort</w:t>
+      </w:r>
+      <w:r>
+        <w:t>, but extracting individual-level values for this specific subsample was beyond the scope of the present study. As incubation length is expected to covary predictably with incubation temperature, and hatchling age at testing is the more directly relevant variable here (see response to comment above), we do not believe this affects the conclusions drawn.</w:t>
       </w:r>
     </w:p>
     <w:p>
@@ -844,8 +977,16 @@
           <w:b/>
           <w:bCs/>
         </w:rPr>
-        <w:lastRenderedPageBreak/>
-        <w:t>RESPONSE:</w:t>
+        <w:t>RESPONSE:</w:t>
+      </w:r>
+      <w:r>
+        <w:t xml:space="preserve"> E</w:t>
+      </w:r>
+      <w:r>
+        <w:t>xact ages at both testing and euthanasia are now reported in the manuscript (see response to comment above</w:t>
+      </w:r>
+      <w:r>
+        <w:t>).</w:t>
       </w:r>
     </w:p>
     <w:p>
@@ -877,28 +1018,47 @@
         </w:rPr>
         <w:t xml:space="preserve"> </w:t>
       </w:r>
-      <w:proofErr w:type="spellStart"/>
-      <w:r>
-        <w:t>A</w:t>
-      </w:r>
-      <w:r>
-        <w:t>lfaxan</w:t>
-      </w:r>
-      <w:proofErr w:type="spellEnd"/>
-      <w:r>
-        <w:t xml:space="preserve"> solution</w:t>
-      </w:r>
-      <w:r>
-        <w:t xml:space="preserve"> is an anaesthetic (</w:t>
+      <w:r>
+        <w:t>Full details of the anaesthetic protocol</w:t>
+      </w:r>
+      <w:r>
+        <w:t>,</w:t>
+      </w:r>
+      <w:r>
+        <w:t xml:space="preserve"> including drug, dose, concentration, and route of administration</w:t>
+      </w:r>
+      <w:r>
+        <w:t>,</w:t>
+      </w:r>
+      <w:r>
+        <w:t xml:space="preserve"> are provided in the manuscript (</w:t>
+      </w:r>
+      <w:r>
+        <w:t xml:space="preserve">see </w:t>
       </w:r>
       <w:r>
         <w:rPr>
           <w:highlight w:val="yellow"/>
         </w:rPr>
-        <w:t>LINE</w:t>
-      </w:r>
-      <w:r>
-        <w:t>) recommended by the vet at our institution.</w:t>
+        <w:t>LINES</w:t>
+      </w:r>
+      <w:r>
+        <w:t>). Th</w:t>
+      </w:r>
+      <w:r>
+        <w:t>e chemical and</w:t>
+      </w:r>
+      <w:r>
+        <w:t xml:space="preserve"> dose w</w:t>
+      </w:r>
+      <w:r>
+        <w:t>ere</w:t>
+      </w:r>
+      <w:r>
+        <w:t xml:space="preserve"> selected based on guidance from the veterinarian at our institution</w:t>
+      </w:r>
+      <w:r>
+        <w:t>.</w:t>
       </w:r>
     </w:p>
     <w:p>
@@ -915,17 +1075,56 @@
       <w:pPr>
         <w:spacing w:line="276" w:lineRule="auto"/>
         <w:jc w:val="both"/>
-        <w:rPr>
-          <w:b/>
-          <w:bCs/>
-        </w:rPr>
-      </w:pPr>
-      <w:r>
-        <w:rPr>
-          <w:b/>
-          <w:bCs/>
-        </w:rPr>
-        <w:t>RESPONSE:</w:t>
+      </w:pPr>
+      <w:r>
+        <w:rPr>
+          <w:b/>
+          <w:bCs/>
+        </w:rPr>
+        <w:t>RESPONSE:</w:t>
+      </w:r>
+      <w:r>
+        <w:rPr>
+          <w:b/>
+          <w:bCs/>
+        </w:rPr>
+        <w:t xml:space="preserve"> </w:t>
+      </w:r>
+      <w:r>
+        <w:t xml:space="preserve">Detector and voltage settings were determined during pilot trials, choosing values that </w:t>
+      </w:r>
+      <w:proofErr w:type="spellStart"/>
+      <w:r>
+        <w:t>centered</w:t>
+      </w:r>
+      <w:proofErr w:type="spellEnd"/>
+      <w:r>
+        <w:t xml:space="preserve"> the distribution of observations in each channel at 10³ fluorescent </w:t>
+      </w:r>
+      <w:r>
+        <w:lastRenderedPageBreak/>
+        <w:t xml:space="preserve">intensity and minimised off-scale events (&lt;10¹ or &gt;10⁵). Full details, including the specific voltages and channels used for each assay, are provided in the Supplementary Material (see </w:t>
+      </w:r>
+      <w:r>
+        <w:rPr>
+          <w:highlight w:val="yellow"/>
+        </w:rPr>
+        <w:t>LINES</w:t>
+      </w:r>
+      <w:r>
+        <w:t>), referenced in the Methods (</w:t>
+      </w:r>
+      <w:r>
+        <w:t xml:space="preserve">see </w:t>
+      </w:r>
+      <w:r>
+        <w:rPr>
+          <w:highlight w:val="yellow"/>
+        </w:rPr>
+        <w:t>LINES</w:t>
+      </w:r>
+      <w:r>
+        <w:t>).</w:t>
       </w:r>
     </w:p>
     <w:p>
@@ -942,17 +1141,28 @@
       <w:pPr>
         <w:spacing w:line="276" w:lineRule="auto"/>
         <w:jc w:val="both"/>
-        <w:rPr>
-          <w:b/>
-          <w:bCs/>
-        </w:rPr>
-      </w:pPr>
-      <w:r>
-        <w:rPr>
-          <w:b/>
-          <w:bCs/>
-        </w:rPr>
-        <w:t>RESPONSE:</w:t>
+      </w:pPr>
+      <w:r>
+        <w:rPr>
+          <w:b/>
+          <w:bCs/>
+        </w:rPr>
+        <w:t>RESPONSE:</w:t>
+      </w:r>
+      <w:r>
+        <w:t xml:space="preserve"> </w:t>
+      </w:r>
+      <w:r>
+        <w:t xml:space="preserve">This table reports the number of individuals assayed for all measures reported in the </w:t>
+      </w:r>
+      <w:r>
+        <w:t xml:space="preserve">present </w:t>
+      </w:r>
+      <w:r>
+        <w:t>study (behavioural and mitochondrial), i.e., 20 individuals per treatment combination (N = 80 total). Information on mortality prior to reaching this stage has been added to the text (see response to major comment 3 above).</w:t>
+      </w:r>
+      <w:r>
+        <w:t xml:space="preserve"> </w:t>
       </w:r>
     </w:p>
     <w:p>
@@ -969,34 +1179,126 @@
       <w:pPr>
         <w:spacing w:line="276" w:lineRule="auto"/>
         <w:jc w:val="both"/>
-        <w:rPr>
-          <w:b/>
-          <w:bCs/>
-        </w:rPr>
-      </w:pPr>
-      <w:r>
-        <w:rPr>
-          <w:b/>
-          <w:bCs/>
-        </w:rPr>
-        <w:t>RESPONSE:</w:t>
-      </w:r>
-    </w:p>
-    <w:p>
-      <w:pPr>
-        <w:spacing w:line="276" w:lineRule="auto"/>
-        <w:jc w:val="both"/>
-        <w:rPr>
-          <w:highlight w:val="red"/>
-        </w:rPr>
+      </w:pPr>
+      <w:r>
+        <w:rPr>
+          <w:b/>
+          <w:bCs/>
+        </w:rPr>
+        <w:t>RESPONSE:</w:t>
+      </w:r>
+      <w:r>
+        <w:rPr>
+          <w:b/>
+          <w:bCs/>
+        </w:rPr>
+        <w:t xml:space="preserve"> </w:t>
+      </w:r>
+      <w:r>
+        <w:t xml:space="preserve">Detection latency was log-transformed prior to analysis (as stated </w:t>
+      </w:r>
+      <w:r>
+        <w:t>on</w:t>
+      </w:r>
+      <w:r>
+        <w:t xml:space="preserve"> </w:t>
+      </w:r>
+      <w:r>
+        <w:rPr>
+          <w:highlight w:val="yellow"/>
+        </w:rPr>
+        <w:t>line</w:t>
+      </w:r>
+      <w:r>
+        <w:rPr>
+          <w:highlight w:val="yellow"/>
+        </w:rPr>
+        <w:t>s</w:t>
+      </w:r>
+      <w:r>
+        <w:t>), and a Gaussian error structure was applied to the log-transformed variable. Model diagnostics (residual plots) confirm</w:t>
+      </w:r>
+      <w:r>
+        <w:t>ed</w:t>
+      </w:r>
+      <w:r>
+        <w:t xml:space="preserve"> appropriate fit</w:t>
+      </w:r>
+      <w:r>
+        <w:t xml:space="preserve"> for the models involving detection latency and</w:t>
+      </w:r>
+      <w:r>
+        <w:t xml:space="preserve"> are provided in the Supplementary Material.</w:t>
+      </w:r>
+    </w:p>
+    <w:p>
+      <w:pPr>
+        <w:spacing w:line="276" w:lineRule="auto"/>
+        <w:jc w:val="both"/>
+      </w:pPr>
+      <w:r>
+        <w:t>We</w:t>
+      </w:r>
+      <w:r>
+        <w:t xml:space="preserve"> </w:t>
+      </w:r>
+      <w:proofErr w:type="spellStart"/>
+      <w:r>
+        <w:t>modeled</w:t>
+      </w:r>
+      <w:proofErr w:type="spellEnd"/>
+      <w:r>
+        <w:t xml:space="preserve"> the two cue types separately because our hypotheses concerned the effect of prenatal treatment on detection within each cue modality</w:t>
+      </w:r>
+      <w:r>
+        <w:t>;</w:t>
+      </w:r>
+      <w:r>
+        <w:t xml:space="preserve"> whether detection differs between chemical and visual cues </w:t>
+      </w:r>
+      <w:r>
+        <w:t>was</w:t>
+      </w:r>
+      <w:r>
+        <w:t xml:space="preserve"> outside the scope of our research questions. Combining cue types into a single model would also complicate interpretation of treatment </w:t>
+      </w:r>
+      <w:r>
+        <w:t>effects and</w:t>
+      </w:r>
+      <w:r>
+        <w:t xml:space="preserve"> would introduce additional complexity into the </w:t>
+      </w:r>
+      <w:r>
+        <w:t xml:space="preserve">following </w:t>
+      </w:r>
+      <w:r>
+        <w:t>structural equation models linking detection to mitochondrial physiology</w:t>
+      </w:r>
+      <w:r>
+        <w:t>. In addition,</w:t>
+      </w:r>
+      <w:r>
+        <w:t xml:space="preserve"> comparison of posterior distributions</w:t>
+      </w:r>
+      <w:r>
+        <w:t xml:space="preserve"> </w:t>
+      </w:r>
+      <w:r>
+        <w:t>also allows comparison of treatment effects across cue types without requiring a jointly fitted model.</w:t>
+      </w:r>
+      <w:r>
+        <w:t xml:space="preserve"> </w:t>
+      </w:r>
+    </w:p>
+    <w:p>
+      <w:pPr>
+        <w:spacing w:line="276" w:lineRule="auto"/>
+        <w:jc w:val="both"/>
       </w:pPr>
       <w:r>
         <w:br/>
       </w:r>
       <w:r>
-        <w:rPr>
-          <w:highlight w:val="red"/>
-        </w:rPr>
         <w:t>Line 256- Final model fit should be chosen by model selection, rather than removing non-significant effects.</w:t>
       </w:r>
     </w:p>
@@ -1004,18 +1306,66 @@
       <w:pPr>
         <w:spacing w:line="276" w:lineRule="auto"/>
         <w:jc w:val="both"/>
-        <w:rPr>
-          <w:b/>
-          <w:bCs/>
-        </w:rPr>
-      </w:pPr>
-      <w:r>
-        <w:rPr>
-          <w:b/>
-          <w:bCs/>
-          <w:highlight w:val="red"/>
-        </w:rPr>
-        <w:t>RESPONSE:</w:t>
+      </w:pPr>
+      <w:r>
+        <w:rPr>
+          <w:b/>
+          <w:bCs/>
+        </w:rPr>
+        <w:t>RESPONSE:</w:t>
+      </w:r>
+      <w:r>
+        <w:rPr>
+          <w:b/>
+          <w:bCs/>
+        </w:rPr>
+        <w:t xml:space="preserve"> </w:t>
+      </w:r>
+      <w:r>
+        <w:t xml:space="preserve">We did not use formal model selection (e.g., AIC or LOO) to choose the final model </w:t>
+      </w:r>
+      <w:r>
+        <w:t>structure</w:t>
+      </w:r>
+      <w:r>
+        <w:t>,</w:t>
+      </w:r>
+      <w:r>
+        <w:t xml:space="preserve"> and</w:t>
+      </w:r>
+      <w:r>
+        <w:t xml:space="preserve"> </w:t>
+      </w:r>
+      <w:r>
+        <w:t xml:space="preserve">we </w:t>
+      </w:r>
+      <w:r>
+        <w:t xml:space="preserve">agree that removing predictors based solely on statistical significance is not an appropriate approach to model selection. </w:t>
+      </w:r>
+      <w:r>
+        <w:t xml:space="preserve">However, </w:t>
+      </w:r>
+      <w:r>
+        <w:t xml:space="preserve">we were concerned that </w:t>
+      </w:r>
+      <w:r>
+        <w:t>the lack of effect of our factors of interest in the preliminary models</w:t>
+      </w:r>
+      <w:r>
+        <w:t xml:space="preserve"> could reflect a Type II error driven by excess model complexity (e.g., inflated uncertainty from non-focal covariates). We therefore conducted a sensitivity analysis, running simplified models excluding non-focal, non-significant covariates while always retaining our factors of interest, to check whether estimates and uncertainty around our factors of interest were robust to covariate specification.</w:t>
+      </w:r>
+      <w:r>
+        <w:t xml:space="preserve"> </w:t>
+      </w:r>
+      <w:r>
+        <w:t xml:space="preserve">We report the simplified models as our final </w:t>
+      </w:r>
+      <w:r>
+        <w:lastRenderedPageBreak/>
+        <w:t>models, as this facilitated more manageable handling of posterior distributions for the figures and tables.</w:t>
+      </w:r>
+      <w:r>
+        <w:t xml:space="preserve"> However, the results of the preliminary models are reported fully in the Supplementary Material. </w:t>
       </w:r>
     </w:p>
     <w:p>
@@ -1112,6 +1462,9 @@
       <w:r>
         <w:t>)</w:t>
       </w:r>
+      <w:r>
+        <w:t>.</w:t>
+      </w:r>
     </w:p>
     <w:p>
       <w:pPr>
@@ -1139,14 +1492,38 @@
         </w:rPr>
         <w:t>RESPONSE:</w:t>
       </w:r>
-    </w:p>
-    <w:p>
-      <w:pPr>
-        <w:spacing w:line="276" w:lineRule="auto"/>
-        <w:jc w:val="both"/>
+      <w:r>
+        <w:rPr>
+          <w:b/>
+          <w:bCs/>
+        </w:rPr>
+        <w:t xml:space="preserve"> </w:t>
+      </w:r>
+      <w:r>
+        <w:t>C</w:t>
+      </w:r>
+      <w:r>
+        <w:t>o</w:t>
+      </w:r>
+      <w:r>
+        <w:t>rrected</w:t>
+      </w:r>
+    </w:p>
+    <w:p>
+      <w:pPr>
+        <w:spacing w:line="276" w:lineRule="auto"/>
+        <w:jc w:val="both"/>
+        <w:rPr>
+          <w:highlight w:val="red"/>
+        </w:rPr>
       </w:pPr>
       <w:r>
         <w:br/>
+      </w:r>
+      <w:r>
+        <w:rPr>
+          <w:highlight w:val="red"/>
+        </w:rPr>
         <w:t>Line 386- or that there are additive effects of the two stressors</w:t>
       </w:r>
     </w:p>
@@ -1157,32 +1534,45 @@
         <w:rPr>
           <w:b/>
           <w:bCs/>
-        </w:rPr>
-      </w:pPr>
-      <w:r>
-        <w:rPr>
-          <w:b/>
-          <w:bCs/>
-        </w:rPr>
-        <w:lastRenderedPageBreak/>
-        <w:t>RESPONSE:</w:t>
-      </w:r>
-    </w:p>
-    <w:p>
-      <w:pPr>
-        <w:spacing w:line="276" w:lineRule="auto"/>
-        <w:jc w:val="both"/>
-      </w:pPr>
-      <w:r>
+          <w:highlight w:val="red"/>
+        </w:rPr>
+      </w:pPr>
+      <w:r>
+        <w:rPr>
+          <w:b/>
+          <w:bCs/>
+          <w:highlight w:val="red"/>
+        </w:rPr>
+        <w:t>RESPONSE:</w:t>
+      </w:r>
+    </w:p>
+    <w:p>
+      <w:pPr>
+        <w:spacing w:line="276" w:lineRule="auto"/>
+        <w:jc w:val="both"/>
+        <w:rPr>
+          <w:highlight w:val="red"/>
+        </w:rPr>
+      </w:pPr>
+      <w:r>
+        <w:rPr>
+          <w:highlight w:val="red"/>
+        </w:rPr>
         <w:br/>
         <w:t xml:space="preserve">Line 394-395- Alternatively, CORT increases lipid peroxidation under hot temperatures. Is hot stressful? I think it would be useful to reframe this a bit and talk a bit more about multiple stressors and their potential interaction, rather than just the possibility that they affect different pathways. Generally, I found that the discussion of these results would benefit from a bit more nuanced consideration about how everything fits together because the </w:t>
       </w:r>
       <w:proofErr w:type="gramStart"/>
       <w:r>
+        <w:rPr>
+          <w:highlight w:val="red"/>
+        </w:rPr>
         <w:t>take away</w:t>
       </w:r>
       <w:proofErr w:type="gramEnd"/>
       <w:r>
+        <w:rPr>
+          <w:highlight w:val="red"/>
+        </w:rPr>
         <w:t xml:space="preserve"> message was not very clear.</w:t>
       </w:r>
     </w:p>
@@ -1193,22 +1583,30 @@
         <w:rPr>
           <w:b/>
           <w:bCs/>
-        </w:rPr>
-      </w:pPr>
-      <w:r>
-        <w:rPr>
-          <w:b/>
-          <w:bCs/>
-        </w:rPr>
-        <w:t>RESPONSE:</w:t>
-      </w:r>
-    </w:p>
-    <w:p>
-      <w:pPr>
-        <w:spacing w:line="276" w:lineRule="auto"/>
-        <w:jc w:val="both"/>
-      </w:pPr>
-      <w:r>
+          <w:highlight w:val="red"/>
+        </w:rPr>
+      </w:pPr>
+      <w:r>
+        <w:rPr>
+          <w:b/>
+          <w:bCs/>
+          <w:highlight w:val="red"/>
+        </w:rPr>
+        <w:t>RESPONSE:</w:t>
+      </w:r>
+    </w:p>
+    <w:p>
+      <w:pPr>
+        <w:spacing w:line="276" w:lineRule="auto"/>
+        <w:jc w:val="both"/>
+        <w:rPr>
+          <w:highlight w:val="red"/>
+        </w:rPr>
+      </w:pPr>
+      <w:r>
+        <w:rPr>
+          <w:highlight w:val="red"/>
+        </w:rPr>
         <w:br/>
         <w:t>Line 402-404- Why would this happen at hot incubation temperatures?</w:t>
       </w:r>
@@ -1220,22 +1618,30 @@
         <w:rPr>
           <w:b/>
           <w:bCs/>
-        </w:rPr>
-      </w:pPr>
-      <w:r>
-        <w:rPr>
-          <w:b/>
-          <w:bCs/>
-        </w:rPr>
-        <w:t>RESPONSE:</w:t>
-      </w:r>
-    </w:p>
-    <w:p>
-      <w:pPr>
-        <w:spacing w:line="276" w:lineRule="auto"/>
-        <w:jc w:val="both"/>
-      </w:pPr>
-      <w:r>
+          <w:highlight w:val="red"/>
+        </w:rPr>
+      </w:pPr>
+      <w:r>
+        <w:rPr>
+          <w:b/>
+          <w:bCs/>
+          <w:highlight w:val="red"/>
+        </w:rPr>
+        <w:t>RESPONSE:</w:t>
+      </w:r>
+    </w:p>
+    <w:p>
+      <w:pPr>
+        <w:spacing w:line="276" w:lineRule="auto"/>
+        <w:jc w:val="both"/>
+        <w:rPr>
+          <w:highlight w:val="red"/>
+        </w:rPr>
+      </w:pPr>
+      <w:r>
+        <w:rPr>
+          <w:highlight w:val="red"/>
+        </w:rPr>
         <w:br/>
         <w:t>Line 424-433- If this is true, why not also in the visual treatment? I think you need to expand this explanation a bit.</w:t>
       </w:r>
@@ -1247,22 +1653,30 @@
         <w:rPr>
           <w:b/>
           <w:bCs/>
-        </w:rPr>
-      </w:pPr>
-      <w:r>
-        <w:rPr>
-          <w:b/>
-          <w:bCs/>
-        </w:rPr>
-        <w:t>RESPONSE:</w:t>
-      </w:r>
-    </w:p>
-    <w:p>
-      <w:pPr>
-        <w:spacing w:line="276" w:lineRule="auto"/>
-        <w:jc w:val="both"/>
-      </w:pPr>
-      <w:r>
+          <w:highlight w:val="red"/>
+        </w:rPr>
+      </w:pPr>
+      <w:r>
+        <w:rPr>
+          <w:b/>
+          <w:bCs/>
+          <w:highlight w:val="red"/>
+        </w:rPr>
+        <w:t>RESPONSE:</w:t>
+      </w:r>
+    </w:p>
+    <w:p>
+      <w:pPr>
+        <w:spacing w:line="276" w:lineRule="auto"/>
+        <w:jc w:val="both"/>
+        <w:rPr>
+          <w:highlight w:val="red"/>
+        </w:rPr>
+      </w:pPr>
+      <w:r>
+        <w:rPr>
+          <w:highlight w:val="red"/>
+        </w:rPr>
         <w:br/>
         <w:t>Line 462-463- did you test for an age by treatment interaction?</w:t>
       </w:r>
@@ -1280,7 +1694,9 @@
         <w:rPr>
           <w:b/>
           <w:bCs/>
-        </w:rPr>
+          <w:highlight w:val="red"/>
+        </w:rPr>
+        <w:lastRenderedPageBreak/>
         <w:t>RESPONSE:</w:t>
       </w:r>
     </w:p>
@@ -1988,6 +2404,12 @@
         </w:rPr>
         <w:t>RESPONSE:</w:t>
       </w:r>
+    </w:p>
+    <w:p>
+      <w:pPr>
+        <w:spacing w:line="276" w:lineRule="auto"/>
+        <w:jc w:val="both"/>
+      </w:pPr>
     </w:p>
     <w:p>
       <w:pPr>
@@ -3163,6 +3585,17 @@
       <w:spacing w:val="5"/>
     </w:rPr>
   </w:style>
+  <w:style w:type="character" w:styleId="Emphasis">
+    <w:name w:val="Emphasis"/>
+    <w:basedOn w:val="DefaultParagraphFont"/>
+    <w:uiPriority w:val="20"/>
+    <w:qFormat/>
+    <w:rsid w:val="00D075D8"/>
+    <w:rPr>
+      <w:i/>
+      <w:iCs/>
+    </w:rPr>
+  </w:style>
 </w:styles>
 </file>
 

--- a/FuncEcol/resubmission/Rebuttal letter FE.docx
+++ b/FuncEcol/resubmission/Rebuttal letter FE.docx
@@ -186,18 +186,18 @@
         <w:rPr>
           <w:b/>
           <w:bCs/>
-        </w:rPr>
-        <w:t>RESPONSE</w:t>
-      </w:r>
-      <w:r>
-        <w:rPr>
-          <w:b/>
-          <w:bCs/>
-        </w:rPr>
-        <w:t xml:space="preserve">: </w:t>
-      </w:r>
-      <w:r>
-        <w:t xml:space="preserve">We do appreciate the reviewer’s </w:t>
+          <w:highlight w:val="red"/>
+        </w:rPr>
+        <w:t xml:space="preserve">RESPONSE: </w:t>
+      </w:r>
+      <w:r>
+        <w:rPr>
+          <w:highlight w:val="red"/>
+        </w:rPr>
+        <w:t>We do appreciate the reviewer’s</w:t>
+      </w:r>
+      <w:r>
+        <w:t xml:space="preserve"> </w:t>
       </w:r>
     </w:p>
     <w:p>
@@ -453,35 +453,23 @@
         <w:t>: “</w:t>
       </w:r>
       <w:r>
-        <w:t xml:space="preserve">Given that _L. delicata_ lays one clutch per year </w:t>
-      </w:r>
-      <w:r>
-        <w:t>(</w:t>
-      </w:r>
-      <w:r>
-        <w:t xml:space="preserve">Chapple </w:t>
+        <w:t xml:space="preserve">Given that </w:t>
       </w:r>
       <w:r>
         <w:rPr>
           <w:i/>
           <w:iCs/>
         </w:rPr>
-        <w:t>et al.</w:t>
-      </w:r>
-      <w:r>
-        <w:t>, 2014</w:t>
-      </w:r>
-      <w:r>
-        <w:t>)</w:t>
-      </w:r>
-      <w:r>
-        <w:t>, and that most eggs of a clutch are fertilised by a single male</w:t>
-      </w:r>
-      <w:r>
-        <w:t xml:space="preserve"> (</w:t>
-      </w:r>
-      <w:r>
-        <w:t xml:space="preserve">Kar </w:t>
+        <w:t>L. delicata</w:t>
+      </w:r>
+      <w:r>
+        <w:t xml:space="preserve"> lays one clutch per year </w:t>
+      </w:r>
+      <w:r>
+        <w:t>(</w:t>
+      </w:r>
+      <w:r>
+        <w:t xml:space="preserve">Chapple </w:t>
       </w:r>
       <w:r>
         <w:rPr>
@@ -491,37 +479,19 @@
         <w:t>et al.</w:t>
       </w:r>
       <w:r>
-        <w:t>, 2024</w:t>
+        <w:t>, 2014</w:t>
       </w:r>
       <w:r>
         <w:t>)</w:t>
       </w:r>
       <w:r>
-        <w:t>, clutch identity likely controls for parental effects.</w:t>
-      </w:r>
-      <w:r>
-        <w:t xml:space="preserve">” </w:t>
-      </w:r>
-      <w:r>
-        <w:t xml:space="preserve">(see </w:t>
-      </w:r>
-      <w:r>
-        <w:rPr>
-          <w:highlight w:val="yellow"/>
-        </w:rPr>
-        <w:t>LINES</w:t>
-      </w:r>
-      <w:r>
-        <w:t xml:space="preserve">). </w:t>
-      </w:r>
-    </w:p>
-    <w:p>
-      <w:pPr>
-        <w:spacing w:line="276" w:lineRule="auto"/>
-        <w:jc w:val="both"/>
-      </w:pPr>
-      <w:r>
-        <w:t xml:space="preserve">Regarding hatch rates, a related paper using this cohort (Leibold </w:t>
+        <w:t>, and that most eggs of a clutch are fertilised by a single male</w:t>
+      </w:r>
+      <w:r>
+        <w:t xml:space="preserve"> (</w:t>
+      </w:r>
+      <w:r>
+        <w:t xml:space="preserve">Kar </w:t>
       </w:r>
       <w:r>
         <w:rPr>
@@ -531,42 +501,91 @@
         <w:t>et al.</w:t>
       </w:r>
       <w:r>
-        <w:t xml:space="preserve">, </w:t>
-      </w:r>
-      <w:r>
-        <w:t>2026</w:t>
-      </w:r>
-      <w:r>
-        <w:t xml:space="preserve">, </w:t>
+        <w:t>, 2024</w:t>
+      </w:r>
+      <w:r>
+        <w:t>)</w:t>
+      </w:r>
+      <w:r>
+        <w:t>, clutch identity likely controls for parental effects.</w:t>
+      </w:r>
+      <w:r>
+        <w:t xml:space="preserve">” </w:t>
+      </w:r>
+      <w:r>
+        <w:t xml:space="preserve">(see </w:t>
+      </w:r>
+      <w:r>
+        <w:rPr>
+          <w:highlight w:val="yellow"/>
+        </w:rPr>
+        <w:t>LINES</w:t>
+      </w:r>
+      <w:r>
+        <w:t xml:space="preserve">). </w:t>
+      </w:r>
+    </w:p>
+    <w:p>
+      <w:pPr>
+        <w:spacing w:line="276" w:lineRule="auto"/>
+        <w:jc w:val="both"/>
+      </w:pPr>
+      <w:r>
+        <w:t xml:space="preserve">Regarding hatch rates, a related paper using this cohort (Leibold </w:t>
       </w:r>
       <w:r>
         <w:rPr>
           <w:i/>
           <w:iCs/>
         </w:rPr>
-        <w:t>Proc. R. Soc. B: Biol. Sci.</w:t>
-      </w:r>
-      <w:r>
-        <w:t xml:space="preserve">) found that corticosterone exposure, but not incubation temperature, reduced hatching success in </w:t>
+        <w:t>et al.</w:t>
+      </w:r>
+      <w:r>
+        <w:t xml:space="preserve">, </w:t>
+      </w:r>
+      <w:r>
+        <w:t>2026</w:t>
+      </w:r>
+      <w:r>
+        <w:t xml:space="preserve">, </w:t>
       </w:r>
       <w:r>
         <w:rPr>
           <w:i/>
           <w:iCs/>
         </w:rPr>
+        <w:t>Proc. R. Soc. B: Biol. Sci.</w:t>
+      </w:r>
+      <w:r>
+        <w:t xml:space="preserve">) found that corticosterone exposure, but not incubation temperature, reduced hatching success in </w:t>
+      </w:r>
+      <w:r>
+        <w:rPr>
+          <w:i/>
+          <w:iCs/>
+        </w:rPr>
         <w:t>L. delicata</w:t>
       </w:r>
       <w:r>
-        <w:t xml:space="preserve">. We acknowledge this raises the possibility that surviving corticosterone-exposed hatchlings represent a non-random subset of that treatment group (e.g., more resilient individuals), which we now note as a limitation in the Discussion (see </w:t>
-      </w:r>
-      <w:r>
-        <w:rPr>
-          <w:highlight w:val="yellow"/>
-        </w:rPr>
-        <w:t>LINES</w:t>
-      </w:r>
-      <w:r>
-        <w:t>)</w:t>
+        <w:t>. We acknowledge this raises the possibility that surviving corticosterone-exposed hatchlings represent a non-random subset of that treatment group (e.g., more resilient individuals), which we now note as a limitation in the Discussion</w:t>
+      </w:r>
+      <w:r>
+        <w:t>:</w:t>
+      </w:r>
+      <w:r>
+        <w:t xml:space="preserve"> </w:t>
+      </w:r>
+      <w:r>
+        <w:rPr>
+          <w:highlight w:val="red"/>
+        </w:rPr>
+        <w:t>“” (</w:t>
+      </w:r>
+      <w:r>
+        <w:rPr>
+          <w:highlight w:val="red"/>
+        </w:rPr>
+        <w:t>see LINES)</w:t>
       </w:r>
       <w:r>
         <w:t>.</w:t>
@@ -607,10 +626,14 @@
         <w:rPr>
           <w:b/>
           <w:bCs/>
+          <w:highlight w:val="red"/>
         </w:rPr>
         <w:t>RESPONSE:</w:t>
       </w:r>
       <w:r>
+        <w:rPr>
+          <w:highlight w:val="red"/>
+        </w:rPr>
         <w:t xml:space="preserve"> We did not, but there were no differences in age by treatment (I think). Maybe mention it as a future study and include something on the discussion (already done it)</w:t>
       </w:r>
     </w:p>
@@ -881,7 +904,13 @@
       </w:r>
       <w:proofErr w:type="spellEnd"/>
       <w:r>
-        <w:t xml:space="preserve"> eggs differed significantly on average, some control eggs had yolk CORT levels overlapping with the treated range, indicating that the concentrations achieved by our treatment are within the range of variation that can occur without experimental manipulation.</w:t>
+        <w:t xml:space="preserve"> </w:t>
+      </w:r>
+      <w:r>
+        <w:t xml:space="preserve">(not-treated) </w:t>
+      </w:r>
+      <w:r>
+        <w:t>eggs differed significantly on average, some control eggs had yolk CORT levels overlapping with the treated range, indicating that the concentrations achieved by our treatment are within the range of variation that can occur without experimental manipulation.</w:t>
       </w:r>
       <w:r>
         <w:t xml:space="preserve"> We have included this information in the Methods section: “</w:t>
@@ -893,13 +922,7 @@
         <w:t>t</w:t>
       </w:r>
       <w:r>
-        <w:t xml:space="preserve">udy, however, some control eggs had </w:t>
-      </w:r>
-      <w:r>
-        <w:t>overlapping</w:t>
-      </w:r>
-      <w:r>
-        <w:t xml:space="preserve"> yolk CORT levels than those of CORT-treated eggs, indicating that the concentrations achieved by our treatment fall within levels that can occur without experimental manipulation.</w:t>
+        <w:t>udy, however, some control eggs had overlapping yolk CORT levels than those of CORT-treated eggs, indicating that the concentrations achieved by our treatment fall within levels that can occur without experimental manipulation.</w:t>
       </w:r>
       <w:r>
         <w:t xml:space="preserve">” (see </w:t>
@@ -1207,13 +1230,7 @@
         <w:rPr>
           <w:highlight w:val="yellow"/>
         </w:rPr>
-        <w:t>line</w:t>
-      </w:r>
-      <w:r>
-        <w:rPr>
-          <w:highlight w:val="yellow"/>
-        </w:rPr>
-        <w:t>s</w:t>
+        <w:t>lines</w:t>
       </w:r>
       <w:r>
         <w:t>), and a Gaussian error structure was applied to the log-transformed variable. Model diagnostics (residual plots) confirm</w:t>
@@ -1260,13 +1277,7 @@
         <w:t>was</w:t>
       </w:r>
       <w:r>
-        <w:t xml:space="preserve"> outside the scope of our research questions. Combining cue types into a single model would also complicate interpretation of treatment </w:t>
-      </w:r>
-      <w:r>
-        <w:t>effects and</w:t>
-      </w:r>
-      <w:r>
-        <w:t xml:space="preserve"> would introduce additional complexity into the </w:t>
+        <w:t xml:space="preserve"> outside the scope of our research questions. Combining cue types into a single model would also complicate interpretation of treatment effects and would introduce additional complexity into the </w:t>
       </w:r>
       <w:r>
         <w:t xml:space="preserve">following </w:t>
@@ -1278,63 +1289,51 @@
         <w:t>. In addition,</w:t>
       </w:r>
       <w:r>
-        <w:t xml:space="preserve"> comparison of posterior distributions</w:t>
+        <w:t xml:space="preserve"> comparison of posterior distributions also allows comparison of treatment effects across cue types without requiring a jointly fitted model.</w:t>
       </w:r>
       <w:r>
         <w:t xml:space="preserve"> </w:t>
       </w:r>
-      <w:r>
-        <w:t>also allows comparison of treatment effects across cue types without requiring a jointly fitted model.</w:t>
-      </w:r>
-      <w:r>
+    </w:p>
+    <w:p>
+      <w:pPr>
+        <w:spacing w:line="276" w:lineRule="auto"/>
+        <w:jc w:val="both"/>
+      </w:pPr>
+      <w:r>
+        <w:br/>
+      </w:r>
+      <w:r>
+        <w:t>Line 256- Final model fit should be chosen by model selection, rather than removing non-significant effects.</w:t>
+      </w:r>
+    </w:p>
+    <w:p>
+      <w:pPr>
+        <w:spacing w:line="276" w:lineRule="auto"/>
+        <w:jc w:val="both"/>
+      </w:pPr>
+      <w:r>
+        <w:rPr>
+          <w:b/>
+          <w:bCs/>
+        </w:rPr>
+        <w:t>RESPONSE:</w:t>
+      </w:r>
+      <w:r>
+        <w:rPr>
+          <w:b/>
+          <w:bCs/>
+        </w:rPr>
         <w:t xml:space="preserve"> </w:t>
       </w:r>
-    </w:p>
-    <w:p>
-      <w:pPr>
-        <w:spacing w:line="276" w:lineRule="auto"/>
-        <w:jc w:val="both"/>
-      </w:pPr>
-      <w:r>
-        <w:br/>
-      </w:r>
-      <w:r>
-        <w:t>Line 256- Final model fit should be chosen by model selection, rather than removing non-significant effects.</w:t>
-      </w:r>
-    </w:p>
-    <w:p>
-      <w:pPr>
-        <w:spacing w:line="276" w:lineRule="auto"/>
-        <w:jc w:val="both"/>
-      </w:pPr>
-      <w:r>
-        <w:rPr>
-          <w:b/>
-          <w:bCs/>
-        </w:rPr>
-        <w:t>RESPONSE:</w:t>
-      </w:r>
-      <w:r>
-        <w:rPr>
-          <w:b/>
-          <w:bCs/>
-        </w:rPr>
-        <w:t xml:space="preserve"> </w:t>
-      </w:r>
-      <w:r>
-        <w:t xml:space="preserve">We did not use formal model selection (e.g., AIC or LOO) to choose the final model </w:t>
-      </w:r>
-      <w:r>
-        <w:t>structure</w:t>
+      <w:r>
+        <w:t>We did not use formal model selection (e.g., AIC or LOO) to choose the final model structure</w:t>
       </w:r>
       <w:r>
         <w:t>,</w:t>
       </w:r>
       <w:r>
-        <w:t xml:space="preserve"> and</w:t>
-      </w:r>
-      <w:r>
-        <w:t xml:space="preserve"> </w:t>
+        <w:t xml:space="preserve"> and </w:t>
       </w:r>
       <w:r>
         <w:t xml:space="preserve">we </w:t>
@@ -1669,15 +1668,14 @@
       <w:pPr>
         <w:spacing w:line="276" w:lineRule="auto"/>
         <w:jc w:val="both"/>
-        <w:rPr>
-          <w:highlight w:val="red"/>
-        </w:rPr>
       </w:pPr>
       <w:r>
         <w:rPr>
           <w:highlight w:val="red"/>
         </w:rPr>
         <w:br/>
+      </w:r>
+      <w:r>
         <w:t>Line 462-463- did you test for an age by treatment interaction?</w:t>
       </w:r>
     </w:p>
@@ -1685,20 +1683,34 @@
       <w:pPr>
         <w:spacing w:line="276" w:lineRule="auto"/>
         <w:jc w:val="both"/>
-        <w:rPr>
-          <w:b/>
-          <w:bCs/>
-        </w:rPr>
-      </w:pPr>
-      <w:r>
-        <w:rPr>
-          <w:b/>
-          <w:bCs/>
-          <w:highlight w:val="red"/>
+      </w:pPr>
+      <w:r>
+        <w:rPr>
+          <w:b/>
+          <w:bCs/>
         </w:rPr>
         <w:lastRenderedPageBreak/>
         <w:t>RESPONSE:</w:t>
       </w:r>
+      <w:r>
+        <w:rPr>
+          <w:b/>
+          <w:bCs/>
+        </w:rPr>
+        <w:t xml:space="preserve"> </w:t>
+      </w:r>
+      <w:r>
+        <w:t>We did not test for an age-treatment interaction. Please find more detail</w:t>
+      </w:r>
+      <w:r>
+        <w:t>s</w:t>
+      </w:r>
+      <w:r>
+        <w:t xml:space="preserve"> in this regard in major comment 4 above.</w:t>
+      </w:r>
+      <w:r>
+        <w:t xml:space="preserve"> </w:t>
+      </w:r>
     </w:p>
     <w:p>
       <w:pPr>
@@ -1726,6 +1738,16 @@
         </w:rPr>
         <w:t>RESPONSE:</w:t>
       </w:r>
+      <w:r>
+        <w:rPr>
+          <w:b/>
+          <w:bCs/>
+        </w:rPr>
+        <w:t xml:space="preserve"> </w:t>
+      </w:r>
+      <w:r>
+        <w:t>We apologise for the inconvenience. Figures were originally saved as TIFF files at 600dpi; however, file size compression was needed to meet the platform's upload limits for the combined manuscript PDF used in review, which reduced image quality. For the resubmission, we will upload the figures as separate high-resolution files (as most journal submission systems allow larger file sizes for individual figure uploads than for the combined manuscript PDF), which should resolve this issue.</w:t>
+      </w:r>
     </w:p>
     <w:p>
       <w:pPr>
@@ -1741,10 +1763,6 @@
       <w:pPr>
         <w:spacing w:line="276" w:lineRule="auto"/>
         <w:jc w:val="both"/>
-        <w:rPr>
-          <w:b/>
-          <w:bCs/>
-        </w:rPr>
       </w:pPr>
       <w:r>
         <w:rPr>
@@ -1752,6 +1770,47 @@
           <w:bCs/>
         </w:rPr>
         <w:t>RESPONSE:</w:t>
+      </w:r>
+      <w:r>
+        <w:rPr>
+          <w:b/>
+          <w:bCs/>
+        </w:rPr>
+        <w:t xml:space="preserve"> </w:t>
+      </w:r>
+      <w:r>
+        <w:t xml:space="preserve">We have retained the statement for consistency across figure </w:t>
+      </w:r>
+      <w:r>
+        <w:t>legends but</w:t>
+      </w:r>
+      <w:r>
+        <w:t xml:space="preserve"> have added an explicit note confirming that no significant differences were detected in this </w:t>
+      </w:r>
+      <w:proofErr w:type="gramStart"/>
+      <w:r>
+        <w:t>particular figure</w:t>
+      </w:r>
+      <w:proofErr w:type="gramEnd"/>
+      <w:r>
+        <w:t xml:space="preserve"> to avoid any ambiguity</w:t>
+      </w:r>
+      <w:r>
+        <w:t>: “</w:t>
+      </w:r>
+      <w:r>
+        <w:t>No significant differences were detected in this figure.</w:t>
+      </w:r>
+      <w:r>
+        <w:t>” (</w:t>
+      </w:r>
+      <w:proofErr w:type="gramStart"/>
+      <w:r>
+        <w:t>see</w:t>
+      </w:r>
+      <w:proofErr w:type="gramEnd"/>
+      <w:r>
+        <w:t xml:space="preserve"> Fig 2. Caption).</w:t>
       </w:r>
     </w:p>
     <w:p>
@@ -1776,10 +1835,6 @@
       <w:pPr>
         <w:spacing w:line="276" w:lineRule="auto"/>
         <w:jc w:val="both"/>
-        <w:rPr>
-          <w:b/>
-          <w:bCs/>
-        </w:rPr>
       </w:pPr>
       <w:r>
         <w:rPr>
@@ -1787,6 +1842,16 @@
           <w:bCs/>
         </w:rPr>
         <w:t>RESPONSE:</w:t>
+      </w:r>
+      <w:r>
+        <w:rPr>
+          <w:b/>
+          <w:bCs/>
+        </w:rPr>
+        <w:t xml:space="preserve"> </w:t>
+      </w:r>
+      <w:r>
+        <w:t>In Figures 2, 3, and 4, the coloured areas represent the full posterior distribution (density) for each treatment, rather than a summarised interval such as a 95% credible interval. We have added this clarification to each figure caption.</w:t>
       </w:r>
     </w:p>
     <w:p>
@@ -1906,7 +1971,10 @@
         <w:t>RESPONSE:</w:t>
       </w:r>
       <w:r>
-        <w:t xml:space="preserve"> We are not sure about any of th</w:t>
+        <w:t xml:space="preserve"> </w:t>
+      </w:r>
+      <w:r>
+        <w:t>We thank the reviewer for raising th</w:t>
       </w:r>
       <w:r>
         <w:t>e</w:t>
@@ -1918,7 +1986,210 @@
         <w:t>e</w:t>
       </w:r>
       <w:r>
-        <w:t xml:space="preserve"> points, but CORT dosing is a used method, and we have some data on how it overlaps with natural variation in the egg.</w:t>
+        <w:t xml:space="preserve"> important point</w:t>
+      </w:r>
+      <w:r>
+        <w:t xml:space="preserve">s, we address the reviewer’s concerns below. </w:t>
+      </w:r>
+    </w:p>
+    <w:p>
+      <w:pPr>
+        <w:spacing w:line="276" w:lineRule="auto"/>
+        <w:jc w:val="both"/>
+      </w:pPr>
+      <w:r>
+        <w:t xml:space="preserve">We do not have direct data on the natural range of yolk corticosterone in wild </w:t>
+      </w:r>
+      <w:r>
+        <w:rPr>
+          <w:rStyle w:val="Emphasis"/>
+        </w:rPr>
+        <w:t>L. delicata</w:t>
+      </w:r>
+      <w:r>
+        <w:t>. However, our previous work (Crino et al. 2024</w:t>
+      </w:r>
+      <w:r>
+        <w:t xml:space="preserve">, </w:t>
+      </w:r>
+      <w:r>
+        <w:rPr>
+          <w:i/>
+          <w:iCs/>
+        </w:rPr>
+        <w:t>J. Exp. Biol.</w:t>
+      </w:r>
+      <w:r>
+        <w:t>) found that</w:t>
+      </w:r>
+      <w:r>
+        <w:t xml:space="preserve"> </w:t>
+      </w:r>
+      <w:r>
+        <w:t>control (</w:t>
+      </w:r>
+      <w:proofErr w:type="spellStart"/>
+      <w:r>
+        <w:t>undosed</w:t>
+      </w:r>
+      <w:proofErr w:type="spellEnd"/>
+      <w:r>
+        <w:t xml:space="preserve">) eggs had yolk corticosterone concentrations overlapping with </w:t>
+      </w:r>
+      <w:r>
+        <w:t>those treated with CORT</w:t>
+      </w:r>
+      <w:r>
+        <w:t xml:space="preserve">. </w:t>
+      </w:r>
+      <w:r>
+        <w:t xml:space="preserve">Those eggs came from wild-caught females that had spent most of their lives in the laboratory. </w:t>
+      </w:r>
+      <w:r>
+        <w:t>As lizards in laboratory housing do not face predation risk, food variability, or other ecological stressors typical of the wild, we consider it reasonable to expect that comparable or greater variation in yolk corticosterone would occur under natural conditions</w:t>
+      </w:r>
+      <w:r>
+        <w:t>.</w:t>
+      </w:r>
+    </w:p>
+    <w:p>
+      <w:pPr>
+        <w:spacing w:line="276" w:lineRule="auto"/>
+        <w:jc w:val="both"/>
+      </w:pPr>
+      <w:r>
+        <w:lastRenderedPageBreak/>
+        <w:t xml:space="preserve">We do not have direct evidence indicating whether incubation temperature elevates embryonic corticosterone production in this species. </w:t>
+      </w:r>
+      <w:r>
+        <w:t>W</w:t>
+      </w:r>
+      <w:r>
+        <w:t>hile temperature is known to impose physiological costs on developing ectotherm embryos (</w:t>
+      </w:r>
+      <w:r>
+        <w:t>e.g.</w:t>
+      </w:r>
+      <w:r>
+        <w:t xml:space="preserve"> Leibold et al. 2026</w:t>
+      </w:r>
+      <w:r>
+        <w:t xml:space="preserve"> </w:t>
+      </w:r>
+      <w:r>
+        <w:rPr>
+          <w:i/>
+          <w:iCs/>
+        </w:rPr>
+        <w:t>Proc. Roy. Soc. B: Biol. Sci.</w:t>
+      </w:r>
+      <w:r>
+        <w:t>), this is distinct from a</w:t>
+      </w:r>
+      <w:r>
+        <w:t>ctivating</w:t>
+      </w:r>
+      <w:r>
+        <w:t xml:space="preserve"> the </w:t>
+      </w:r>
+      <w:r>
+        <w:t>CORT</w:t>
+      </w:r>
+      <w:r>
+        <w:t xml:space="preserve"> stress-response pathway</w:t>
+      </w:r>
+      <w:r>
+        <w:t>, especially since o</w:t>
+      </w:r>
+      <w:r>
+        <w:t>ur incubation temperatures fall within the natural (likely not “stressful”) range</w:t>
+      </w:r>
+      <w:r>
+        <w:t xml:space="preserve"> </w:t>
+      </w:r>
+      <w:r>
+        <w:t xml:space="preserve">experienced by this species (see </w:t>
+      </w:r>
+      <w:r>
+        <w:rPr>
+          <w:highlight w:val="yellow"/>
+        </w:rPr>
+        <w:t>LINES</w:t>
+      </w:r>
+      <w:r>
+        <w:t xml:space="preserve">). We therefore would not expect temperature alone to elevate embryonic </w:t>
+      </w:r>
+      <w:r>
+        <w:t>CORT</w:t>
+      </w:r>
+      <w:r>
+        <w:t xml:space="preserve"> production, and treated temperature and </w:t>
+      </w:r>
+      <w:r>
+        <w:t>CORT</w:t>
+      </w:r>
+      <w:r>
+        <w:t xml:space="preserve"> as independent factors in our design. We agree this remains an open question that has not been directly tested.</w:t>
+      </w:r>
+      <w:r>
+        <w:t xml:space="preserve"> </w:t>
+      </w:r>
+    </w:p>
+    <w:p>
+      <w:pPr>
+        <w:spacing w:line="276" w:lineRule="auto"/>
+        <w:jc w:val="both"/>
+      </w:pPr>
+      <w:r>
+        <w:t>As suggested, and to give better context for our experiments, we have included some information in the Introduction and the Methods section: “</w:t>
+      </w:r>
+      <w:r>
+        <w:t>Vertebrates respond to stressful situations through the activation of physiological processes including the production of glucocorticoid (GC) hormones, which are important metabolic regulators</w:t>
+      </w:r>
+      <w:r>
+        <w:t xml:space="preserve"> (Sapolsky et al., 2000)</w:t>
+      </w:r>
+      <w:r>
+        <w:t xml:space="preserve"> that can be transmitted from females to their offspring </w:t>
+      </w:r>
+      <w:r>
+        <w:t>(Hayward et al., 2004; Almasi et al., 2012)</w:t>
+      </w:r>
+      <w:r>
+        <w:t>.</w:t>
+      </w:r>
+      <w:r>
+        <w:t>” (</w:t>
+      </w:r>
+      <w:r>
+        <w:rPr>
+          <w:highlight w:val="yellow"/>
+        </w:rPr>
+        <w:t>LINES</w:t>
+      </w:r>
+      <w:r>
+        <w:t>); “</w:t>
+      </w:r>
+      <w:r>
+        <w:t>In this s</w:t>
+      </w:r>
+      <w:r>
+        <w:t>t</w:t>
+      </w:r>
+      <w:r>
+        <w:t>udy, however, some control eggs had overlapping yolk CORT levels than those of CORT-treated eggs, indicating that the concentrations achieved by our treatment fall within levels that can occur without experimental manipulation.</w:t>
+      </w:r>
+      <w:r>
+        <w:t>” (</w:t>
+      </w:r>
+      <w:r>
+        <w:rPr>
+          <w:highlight w:val="yellow"/>
+        </w:rPr>
+        <w:t>LINES</w:t>
+      </w:r>
+      <w:r>
+        <w:t>)</w:t>
       </w:r>
     </w:p>
     <w:p>
@@ -1941,30 +2212,214 @@
       </w:r>
       <w:proofErr w:type="gramEnd"/>
       <w:r>
-        <w:t xml:space="preserve"> to read about the mitochondrial analyses, as this seems like an exciting and accessible approach to understand metabolism in cells. I agree that cognition is energetically costly and requires efficient mitochondrial respiration. However, I am not sure that the argument you are trying to make in the introduction is clear to me, especially on lines 51-53. You make a leap in logic suggesting higher neuron density is related to more mitochondrial respiration and thus more oxidative stress. Although I think I agree with you </w:t>
+        <w:t xml:space="preserve"> to read about the mitochondrial analyses, as this seems like an exciting and accessible approach to understand metabolism in cells. I agree that cognition is energetically costly and requires efficient mitochondrial respiration. However, I am not sure that the argument you are trying to make in the introduction is clear to me, especially on lines 51-53. You make a leap in logic suggesting higher neuron density is related to more mitochondrial respiration and thus more oxidative stress. Although I think I agree with you here, I don’t quite understand the full context behind what you are saying. How would higher cell density relate to </w:t>
+      </w:r>
+      <w:proofErr w:type="gramStart"/>
+      <w:r>
+        <w:t>more or less mitochondrial</w:t>
+      </w:r>
+      <w:proofErr w:type="gramEnd"/>
+      <w:r>
+        <w:t xml:space="preserve"> efficiency? Given that most of your measurements are related to mitochondrial function, I might take more time in the part of the introduction to discuss in further detail the mitochondrial physiology behind the argument you are trying to make, as right now I don’t see how they are connected in the text.</w:t>
+      </w:r>
+    </w:p>
+    <w:p>
+      <w:pPr>
+        <w:spacing w:line="276" w:lineRule="auto"/>
+        <w:jc w:val="both"/>
+      </w:pPr>
+      <w:r>
+        <w:rPr>
+          <w:b/>
+          <w:bCs/>
+        </w:rPr>
+        <w:t>RESPONSE:</w:t>
+      </w:r>
+      <w:r>
+        <w:rPr>
+          <w:b/>
+          <w:bCs/>
+        </w:rPr>
+        <w:t xml:space="preserve"> </w:t>
+      </w:r>
+      <w:r>
+        <w:t>We appreciate the reviewer’s feedback and agree that the text could be ambiguous. We have modified the text to improve clarity: “</w:t>
+      </w:r>
+      <w:r>
+        <w:t>One of the most fundamental mechanisms through which early-life conditions can influence cognition is by affecting brain mitochondrial function</w:t>
+      </w:r>
+      <w:r>
+        <w:t xml:space="preserve"> (Du et al., 2009; Picard &amp; McEwen, 2014; Picard et al., 2018; </w:t>
+      </w:r>
+      <w:r>
+        <w:t>Siegel and Albers, 1994</w:t>
+      </w:r>
+      <w:r>
+        <w:t>)</w:t>
+      </w:r>
+      <w:r>
+        <w:t xml:space="preserve">. Cognitive processes are energetically demanding, relying heavily on </w:t>
+      </w:r>
+      <w:r>
+        <w:t xml:space="preserve">efficient </w:t>
+      </w:r>
+      <w:r>
+        <w:t>mitochondrial respiration</w:t>
+      </w:r>
+      <w:r>
+        <w:t xml:space="preserve"> (</w:t>
+      </w:r>
+      <w:r>
+        <w:t>Alexandrov &amp; Pletnikov, 2022; Mann et al., 2021; McNay et al., 2000</w:t>
+      </w:r>
+      <w:r>
+        <w:t>)</w:t>
+      </w:r>
+      <w:r>
+        <w:t xml:space="preserve">. However, mitochondrial respiration inherently generates </w:t>
       </w:r>
       <w:r>
         <w:lastRenderedPageBreak/>
-        <w:t xml:space="preserve">here, I don’t quite understand the full context behind what you are saying. How would higher cell density relate to </w:t>
-      </w:r>
-      <w:proofErr w:type="gramStart"/>
-      <w:r>
-        <w:t>more or less mitochondrial</w:t>
-      </w:r>
-      <w:proofErr w:type="gramEnd"/>
-      <w:r>
-        <w:t xml:space="preserve"> efficiency? Given that most of your measurements are related to mitochondrial function, I might take more time in the part of the introduction to discuss in further detail the mitochondrial physiology behind the argument you are trying to make, as right now I don’t see how they are connected in the text.</w:t>
-      </w:r>
-    </w:p>
-    <w:p>
-      <w:pPr>
-        <w:spacing w:line="276" w:lineRule="auto"/>
-        <w:jc w:val="both"/>
-      </w:pPr>
-      <w:r>
-        <w:rPr>
-          <w:b/>
-          <w:bCs/>
+        <w:t>reactive oxygen species (ROS) as a byproduct, and when ROS production exceeds antioxidant capacity this results in oxidative stress and oxidative damage</w:t>
+      </w:r>
+      <w:r>
+        <w:t xml:space="preserve"> </w:t>
+      </w:r>
+      <w:r>
+        <w:t>(</w:t>
+      </w:r>
+      <w:r>
+        <w:t xml:space="preserve">Du et al., 2009; </w:t>
+      </w:r>
+      <w:r>
+        <w:t>Finkel &amp; Holbrook, 2000</w:t>
+      </w:r>
+      <w:r>
+        <w:t xml:space="preserve">; </w:t>
+      </w:r>
+      <w:r>
+        <w:t>Gong et al., 2011; Hoffmann &amp; Spengler, 2018</w:t>
+      </w:r>
+      <w:r>
+        <w:t xml:space="preserve">; </w:t>
+      </w:r>
+      <w:r>
+        <w:t xml:space="preserve">Zhu et al., 2004). Excessive oxidative damage impairs neuron density and functionality </w:t>
+      </w:r>
+      <w:r>
+        <w:t>(</w:t>
+      </w:r>
+      <w:r>
+        <w:t xml:space="preserve">Du et al., 2009; </w:t>
+      </w:r>
+      <w:r>
+        <w:t>Gong et al., 2011</w:t>
+      </w:r>
+      <w:r>
+        <w:t xml:space="preserve">; </w:t>
+      </w:r>
+      <w:r>
+        <w:t>Zhu et al., 2004</w:t>
+      </w:r>
+      <w:r>
+        <w:t>)</w:t>
+      </w:r>
+      <w:r>
+        <w:t>, both of which are positively associated with high cognitive abilities</w:t>
+      </w:r>
+      <w:r>
+        <w:t xml:space="preserve"> (</w:t>
+      </w:r>
+      <w:r>
+        <w:t>Amiel et al., 2017; Lefebvre, 2011</w:t>
+      </w:r>
+      <w:r>
+        <w:t>)</w:t>
+      </w:r>
+      <w:r>
+        <w:t>. Impacts on mitochondrial function during early development may</w:t>
+      </w:r>
+      <w:r>
+        <w:t xml:space="preserve"> </w:t>
+      </w:r>
+      <w:r>
+        <w:t>therefore have significant consequences for cognitive abilities such as prey detection.</w:t>
+      </w:r>
+      <w:r>
+        <w:t>” (</w:t>
+      </w:r>
+      <w:r>
+        <w:rPr>
+          <w:highlight w:val="yellow"/>
+        </w:rPr>
+        <w:t>LINES</w:t>
+      </w:r>
+      <w:r>
+        <w:t>)</w:t>
+      </w:r>
+    </w:p>
+    <w:p>
+      <w:pPr>
+        <w:spacing w:line="276" w:lineRule="auto"/>
+        <w:jc w:val="both"/>
+      </w:pPr>
+    </w:p>
+    <w:p>
+      <w:pPr>
+        <w:spacing w:line="276" w:lineRule="auto"/>
+        <w:jc w:val="both"/>
+        <w:rPr>
+          <w:highlight w:val="red"/>
+        </w:rPr>
+      </w:pPr>
+      <w:r>
+        <w:rPr>
+          <w:highlight w:val="red"/>
+        </w:rPr>
+        <w:t xml:space="preserve">My primary realm of expertise is in cognition and </w:t>
+      </w:r>
+      <w:proofErr w:type="spellStart"/>
+      <w:r>
+        <w:rPr>
+          <w:highlight w:val="red"/>
+        </w:rPr>
+        <w:t>behavior</w:t>
+      </w:r>
+      <w:proofErr w:type="spellEnd"/>
+      <w:r>
+        <w:rPr>
+          <w:highlight w:val="red"/>
+        </w:rPr>
+        <w:t xml:space="preserve">, and I recognize that you are using what appears to be a novel </w:t>
+      </w:r>
+      <w:proofErr w:type="spellStart"/>
+      <w:r>
+        <w:rPr>
+          <w:highlight w:val="red"/>
+        </w:rPr>
+        <w:t>behavioral</w:t>
+      </w:r>
+      <w:proofErr w:type="spellEnd"/>
+      <w:r>
+        <w:rPr>
+          <w:highlight w:val="red"/>
+        </w:rPr>
+        <w:t xml:space="preserve"> perception assay in this experiment. I believe it is novel because I do not see cited sources for similar assays published in the literature. I am not sure this assay directly measures perception. Perception is by definition some sort of short-term internal representation of a stimulus, which is only part of what this assay is measuring. Other cognitive processes, including attention, decision-making, and even some form of learning and memory are also part of the performance outcomes of this assay, as I see it. The timeframe that animals are tested requires them to first perceive a stimulus, but then internal processes are involved in the attention paid to that stimulus and the decision made to approach. The very basis of the assay, familiar vs unfamiliar prey, is based on previous experience, and thus learning and memory. Thus, although I see this as definitely a type of cognitive assay testing decision-making during foraging, I am not sure it is apt to call it an assay measuring perception, which is how it is framed in this paper. I would like to see the authors address this in the paper and perhaps change the framing.</w:t>
+      </w:r>
+    </w:p>
+    <w:p>
+      <w:pPr>
+        <w:spacing w:line="276" w:lineRule="auto"/>
+        <w:jc w:val="both"/>
+        <w:rPr>
+          <w:highlight w:val="red"/>
+        </w:rPr>
+      </w:pPr>
+      <w:r>
+        <w:rPr>
+          <w:b/>
+          <w:bCs/>
+          <w:highlight w:val="red"/>
         </w:rPr>
         <w:t>RESPONSE:</w:t>
       </w:r>
@@ -1972,64 +2427,14 @@
         <w:rPr>
           <w:b/>
           <w:bCs/>
+          <w:highlight w:val="red"/>
         </w:rPr>
         <w:t xml:space="preserve"> </w:t>
       </w:r>
       <w:r>
-        <w:t>Modify the intro to make it clearer. That “leap” is inexistent, never said what the reviewer claims</w:t>
-      </w:r>
-    </w:p>
-    <w:p>
-      <w:pPr>
-        <w:spacing w:line="276" w:lineRule="auto"/>
-        <w:jc w:val="both"/>
-      </w:pPr>
-    </w:p>
-    <w:p>
-      <w:pPr>
-        <w:spacing w:line="276" w:lineRule="auto"/>
-        <w:jc w:val="both"/>
-      </w:pPr>
-      <w:r>
-        <w:t xml:space="preserve">My primary realm of expertise is in cognition and </w:t>
-      </w:r>
-      <w:proofErr w:type="spellStart"/>
-      <w:r>
-        <w:t>behavior</w:t>
-      </w:r>
-      <w:proofErr w:type="spellEnd"/>
-      <w:r>
-        <w:t xml:space="preserve">, and I recognize that you are using what appears to be a novel </w:t>
-      </w:r>
-      <w:proofErr w:type="spellStart"/>
-      <w:r>
-        <w:t>behavioral</w:t>
-      </w:r>
-      <w:proofErr w:type="spellEnd"/>
-      <w:r>
-        <w:t xml:space="preserve"> perception assay in this experiment. I believe it is novel because I do not see cited sources for similar assays published in the literature. I am not sure this assay directly measures perception. Perception is by definition some sort of short-term internal representation of a stimulus, which is only part of what this assay is measuring. Other cognitive processes, including attention, decision-making, and even some form of learning and memory are also part of the performance outcomes of this assay, as I see it. The timeframe that animals are tested requires them to first perceive a stimulus, but then internal processes are involved in the attention paid to that stimulus and the decision made to approach. The very basis of the assay, familiar vs unfamiliar prey, is based on previous experience, and thus learning and memory. Thus, although I see this as definitely a type of cognitive assay testing decision-making during foraging, I am not sure it is apt to call it an assay measuring perception, which is how it is framed in this paper. I would like to see the authors address this in the paper and perhaps change the framing.</w:t>
-      </w:r>
-    </w:p>
-    <w:p>
-      <w:pPr>
-        <w:spacing w:line="276" w:lineRule="auto"/>
-        <w:jc w:val="both"/>
-      </w:pPr>
-      <w:r>
-        <w:rPr>
-          <w:b/>
-          <w:bCs/>
-        </w:rPr>
-        <w:t>RESPONSE:</w:t>
-      </w:r>
-      <w:r>
-        <w:rPr>
-          <w:b/>
-          <w:bCs/>
-        </w:rPr>
-        <w:t xml:space="preserve"> </w:t>
-      </w:r>
-      <w:r>
+        <w:rPr>
+          <w:highlight w:val="red"/>
+        </w:rPr>
         <w:t>Include citations (although I feel we had included several). I think perception and detection are being mixed here. Perception is the lowest point we can detect here, since recognition or discrimination would require other stimuli too. We obviously cannot measure other aspects, but this is widely recognised in the literature, at least for reptiles.</w:t>
       </w:r>
     </w:p>
@@ -2037,52 +2442,91 @@
       <w:pPr>
         <w:spacing w:line="276" w:lineRule="auto"/>
         <w:jc w:val="both"/>
-      </w:pPr>
-      <w:r>
+        <w:rPr>
+          <w:highlight w:val="red"/>
+        </w:rPr>
+      </w:pPr>
+      <w:r>
+        <w:rPr>
+          <w:highlight w:val="red"/>
+        </w:rPr>
         <w:br/>
       </w:r>
       <w:r>
+        <w:rPr>
+          <w:highlight w:val="red"/>
+        </w:rPr>
         <w:br/>
         <w:t xml:space="preserve">It is unclear to me when you tested the </w:t>
       </w:r>
       <w:proofErr w:type="spellStart"/>
       <w:r>
+        <w:rPr>
+          <w:highlight w:val="red"/>
+        </w:rPr>
         <w:t>behavior</w:t>
       </w:r>
       <w:proofErr w:type="spellEnd"/>
       <w:r>
+        <w:rPr>
+          <w:highlight w:val="red"/>
+        </w:rPr>
         <w:t xml:space="preserve"> of the lizards </w:t>
       </w:r>
       <w:proofErr w:type="gramStart"/>
       <w:r>
+        <w:rPr>
+          <w:highlight w:val="red"/>
+        </w:rPr>
         <w:t>in regard to</w:t>
       </w:r>
       <w:proofErr w:type="gramEnd"/>
       <w:r>
+        <w:rPr>
+          <w:highlight w:val="red"/>
+        </w:rPr>
         <w:t xml:space="preserve"> their hatching (Lines 114-125). Given the potential “catch up” effect you describe later (lines 371-372), it seems pertinent to include this information. I am concerned that this study is framed as a developmental effects study, but it seems like many of the analyses took place a very </w:t>
       </w:r>
       <w:proofErr w:type="gramStart"/>
       <w:r>
+        <w:rPr>
+          <w:highlight w:val="red"/>
+        </w:rPr>
         <w:t>long time</w:t>
       </w:r>
       <w:proofErr w:type="gramEnd"/>
       <w:r>
+        <w:rPr>
+          <w:highlight w:val="red"/>
+        </w:rPr>
         <w:t xml:space="preserve"> following hatching. This misses a critical period of the skink’s life where effects might be observed, and it seems odd to me that this was not </w:t>
       </w:r>
       <w:proofErr w:type="gramStart"/>
       <w:r>
+        <w:rPr>
+          <w:highlight w:val="red"/>
+        </w:rPr>
         <w:t>taken into account</w:t>
       </w:r>
       <w:proofErr w:type="gramEnd"/>
       <w:r>
+        <w:rPr>
+          <w:highlight w:val="red"/>
+        </w:rPr>
         <w:t xml:space="preserve"> in the study design. I understand this aspect of the data can no longer be changed, so I am only requesting the authors be more explicit in their timeline </w:t>
       </w:r>
       <w:proofErr w:type="gramStart"/>
       <w:r>
+        <w:rPr>
+          <w:highlight w:val="red"/>
+        </w:rPr>
         <w:t>so as to</w:t>
       </w:r>
       <w:proofErr w:type="gramEnd"/>
       <w:r>
+        <w:rPr>
+          <w:highlight w:val="red"/>
+        </w:rPr>
         <w:t xml:space="preserve"> better understand the context of the study.</w:t>
       </w:r>
     </w:p>
@@ -2095,19 +2539,27 @@
         <w:rPr>
           <w:b/>
           <w:bCs/>
+          <w:highlight w:val="red"/>
         </w:rPr>
         <w:lastRenderedPageBreak/>
         <w:t>RESPONSE:</w:t>
       </w:r>
       <w:r>
+        <w:rPr>
+          <w:highlight w:val="red"/>
+        </w:rPr>
         <w:t xml:space="preserve"> Include data on the age. It </w:t>
       </w:r>
-      <w:proofErr w:type="gramStart"/>
-      <w:r>
-        <w:t>definitely misses</w:t>
-      </w:r>
-      <w:proofErr w:type="gramEnd"/>
-      <w:r>
+      <w:r>
+        <w:rPr>
+          <w:highlight w:val="red"/>
+        </w:rPr>
+        <w:t>misses</w:t>
+      </w:r>
+      <w:r>
+        <w:rPr>
+          <w:highlight w:val="red"/>
+        </w:rPr>
         <w:t xml:space="preserve"> a critical period, but it would too if we measured them earlier…</w:t>
       </w:r>
     </w:p>
@@ -2118,9 +2570,6 @@
       </w:pPr>
       <w:r>
         <w:t> </w:t>
-      </w:r>
-      <w:r>
-        <w:br/>
       </w:r>
       <w:r>
         <w:br/>
@@ -2203,19 +2652,17 @@
       </w:r>
       <w:proofErr w:type="spellStart"/>
       <w:r>
-        <w:t>ight</w:t>
+        <w:t>i</w:t>
+      </w:r>
+      <w:r>
+        <w:t>m</w:t>
+      </w:r>
+      <w:r>
+        <w:t>ght</w:t>
       </w:r>
       <w:proofErr w:type="spellEnd"/>
       <w:r>
-        <w:t xml:space="preserve"> not be able to see the effect on other regions either if OB </w:t>
-      </w:r>
-      <w:proofErr w:type="gramStart"/>
-      <w:r>
-        <w:t>and</w:t>
-      </w:r>
-      <w:proofErr w:type="gramEnd"/>
-      <w:r>
-        <w:t xml:space="preserve"> OT do not transmit the information there, would we?</w:t>
+        <w:t xml:space="preserve"> not be able to see the effect on other regions either if OB and OT do not transmit the information there, would we?</w:t>
       </w:r>
     </w:p>
     <w:p>
@@ -2280,54 +2727,82 @@
       </w:r>
     </w:p>
     <w:p>
-      <w:pPr>
-        <w:spacing w:line="276" w:lineRule="auto"/>
-        <w:jc w:val="both"/>
-        <w:rPr>
-          <w:b/>
-          <w:bCs/>
-        </w:rPr>
-      </w:pPr>
-      <w:r>
-        <w:rPr>
-          <w:b/>
-          <w:bCs/>
+      <w:r>
+        <w:rPr>
+          <w:b/>
+          <w:bCs/>
+          <w:highlight w:val="red"/>
         </w:rPr>
         <w:t>RESPONSE:</w:t>
       </w:r>
-    </w:p>
-    <w:p>
-      <w:pPr>
-        <w:spacing w:line="276" w:lineRule="auto"/>
-        <w:jc w:val="both"/>
-      </w:pPr>
-    </w:p>
-    <w:p>
-      <w:pPr>
-        <w:spacing w:line="276" w:lineRule="auto"/>
-        <w:jc w:val="both"/>
-      </w:pPr>
-      <w:r>
+      <w:r>
+        <w:rPr>
+          <w:highlight w:val="red"/>
+        </w:rPr>
+        <w:t xml:space="preserve"> Thank you, we have added paragraph indents throughout the manuscript.</w:t>
+      </w:r>
+    </w:p>
+    <w:p>
+      <w:pPr>
+        <w:spacing w:line="276" w:lineRule="auto"/>
+        <w:jc w:val="both"/>
+      </w:pPr>
+    </w:p>
+    <w:p>
+      <w:pPr>
+        <w:spacing w:line="276" w:lineRule="auto"/>
+        <w:jc w:val="both"/>
+      </w:pPr>
+      <w:r>
+        <w:t>Line 97-98: Was any UV lighting provided for the species?</w:t>
+      </w:r>
+    </w:p>
+    <w:p>
+      <w:pPr>
+        <w:spacing w:line="276" w:lineRule="auto"/>
+        <w:jc w:val="both"/>
+      </w:pPr>
+      <w:r>
+        <w:rPr>
+          <w:b/>
+          <w:bCs/>
+        </w:rPr>
         <w:lastRenderedPageBreak/>
-        <w:t>Line 97-98: Was any UV lighting provided for the species?</w:t>
-      </w:r>
-    </w:p>
-    <w:p>
-      <w:pPr>
-        <w:spacing w:line="276" w:lineRule="auto"/>
-        <w:jc w:val="both"/>
-        <w:rPr>
-          <w:b/>
-          <w:bCs/>
-        </w:rPr>
-      </w:pPr>
-      <w:r>
-        <w:rPr>
-          <w:b/>
-          <w:bCs/>
-        </w:rPr>
         <w:t>RESPONSE:</w:t>
       </w:r>
+      <w:r>
+        <w:rPr>
+          <w:b/>
+          <w:bCs/>
+        </w:rPr>
+        <w:t xml:space="preserve"> </w:t>
+      </w:r>
+      <w:r>
+        <w:t xml:space="preserve">We appreciate the reviewer’s attention to detail. Lizards were provided with UV lighting following the same cycles </w:t>
+      </w:r>
+      <w:proofErr w:type="spellStart"/>
+      <w:r>
+        <w:t>thatn</w:t>
+      </w:r>
+      <w:proofErr w:type="spellEnd"/>
+      <w:r>
+        <w:t xml:space="preserve"> the heat chord and heat lamp. We have included this information on the text: “</w:t>
+      </w:r>
+      <w:r>
+        <w:t>We also provided lizards with UV light for 12 h a day.</w:t>
+      </w:r>
+      <w:r>
+        <w:t>” (</w:t>
+      </w:r>
+      <w:r>
+        <w:rPr>
+          <w:highlight w:val="yellow"/>
+        </w:rPr>
+        <w:t>LINES</w:t>
+      </w:r>
+      <w:r>
+        <w:t>)</w:t>
+      </w:r>
     </w:p>
     <w:p>
       <w:pPr>
@@ -2360,10 +2835,6 @@
       <w:pPr>
         <w:spacing w:line="276" w:lineRule="auto"/>
         <w:jc w:val="both"/>
-        <w:rPr>
-          <w:b/>
-          <w:bCs/>
-        </w:rPr>
       </w:pPr>
       <w:r>
         <w:rPr>
@@ -2372,6 +2843,24 @@
         </w:rPr>
         <w:t>RESPONSE:</w:t>
       </w:r>
+      <w:r>
+        <w:t xml:space="preserve"> We have clarified this in the text: “Two months after the tests, </w:t>
+      </w:r>
+      <w:r>
+        <w:t>animals were euthanised and metabolic function was analysed in various brain regions (see Brain mitochondrial function below).</w:t>
+      </w:r>
+      <w:r>
+        <w:t>” (</w:t>
+      </w:r>
+      <w:r>
+        <w:rPr>
+          <w:highlight w:val="yellow"/>
+        </w:rPr>
+        <w:t>LINES</w:t>
+      </w:r>
+      <w:r>
+        <w:t>)</w:t>
+      </w:r>
     </w:p>
     <w:p>
       <w:pPr>
@@ -2392,10 +2881,6 @@
       <w:pPr>
         <w:spacing w:line="276" w:lineRule="auto"/>
         <w:jc w:val="both"/>
-        <w:rPr>
-          <w:b/>
-          <w:bCs/>
-        </w:rPr>
       </w:pPr>
       <w:r>
         <w:rPr>
@@ -2404,6 +2889,9 @@
         </w:rPr>
         <w:t>RESPONSE:</w:t>
       </w:r>
+      <w:r>
+        <w:t xml:space="preserve"> Corrected</w:t>
+      </w:r>
     </w:p>
     <w:p>
       <w:pPr>
@@ -2424,10 +2912,6 @@
       <w:pPr>
         <w:spacing w:line="276" w:lineRule="auto"/>
         <w:jc w:val="both"/>
-        <w:rPr>
-          <w:b/>
-          <w:bCs/>
-        </w:rPr>
       </w:pPr>
       <w:r>
         <w:rPr>
@@ -2436,6 +2920,16 @@
         </w:rPr>
         <w:t>RESPONSE:</w:t>
       </w:r>
+      <w:r>
+        <w:rPr>
+          <w:b/>
+          <w:bCs/>
+        </w:rPr>
+        <w:t xml:space="preserve"> </w:t>
+      </w:r>
+      <w:r>
+        <w:t>We have modified the figure as suggested.</w:t>
+      </w:r>
     </w:p>
     <w:p>
       <w:pPr>
@@ -2456,10 +2950,6 @@
       <w:pPr>
         <w:spacing w:line="276" w:lineRule="auto"/>
         <w:jc w:val="both"/>
-        <w:rPr>
-          <w:b/>
-          <w:bCs/>
-        </w:rPr>
       </w:pPr>
       <w:r>
         <w:rPr>
@@ -2468,14 +2958,32 @@
         </w:rPr>
         <w:t>RESPONSE:</w:t>
       </w:r>
-    </w:p>
-    <w:p>
-      <w:pPr>
-        <w:spacing w:line="276" w:lineRule="auto"/>
-        <w:jc w:val="both"/>
+      <w:r>
+        <w:rPr>
+          <w:b/>
+          <w:bCs/>
+        </w:rPr>
+        <w:t xml:space="preserve"> </w:t>
+      </w:r>
+      <w:r>
+        <w:t>Corrected</w:t>
+      </w:r>
+    </w:p>
+    <w:p>
+      <w:pPr>
+        <w:spacing w:line="276" w:lineRule="auto"/>
+        <w:jc w:val="both"/>
+        <w:rPr>
+          <w:highlight w:val="red"/>
+        </w:rPr>
       </w:pPr>
       <w:r>
         <w:br/>
+      </w:r>
+      <w:r>
+        <w:rPr>
+          <w:highlight w:val="red"/>
+        </w:rPr>
         <w:t>Line 366-367: You might consider that the two regions you picked are developing in two different regions at two different times in development, thus it is interesting that neither show an effect of your treatments.</w:t>
       </w:r>
     </w:p>
@@ -2492,6 +3000,7 @@
         <w:rPr>
           <w:b/>
           <w:bCs/>
+          <w:highlight w:val="red"/>
         </w:rPr>
         <w:t>RESPONSE:</w:t>
       </w:r>
@@ -2500,9 +3009,17 @@
       <w:pPr>
         <w:spacing w:line="276" w:lineRule="auto"/>
         <w:jc w:val="both"/>
+        <w:rPr>
+          <w:highlight w:val="red"/>
+        </w:rPr>
       </w:pPr>
       <w:r>
         <w:br/>
+      </w:r>
+      <w:r>
+        <w:rPr>
+          <w:highlight w:val="red"/>
+        </w:rPr>
         <w:t>Line 430: All active foraging lizards, or just lizards in your specific clade?</w:t>
       </w:r>
     </w:p>
@@ -2510,31 +3027,42 @@
       <w:pPr>
         <w:spacing w:line="276" w:lineRule="auto"/>
         <w:jc w:val="both"/>
-        <w:rPr>
-          <w:b/>
-          <w:bCs/>
-        </w:rPr>
-      </w:pPr>
-      <w:r>
-        <w:rPr>
-          <w:b/>
-          <w:bCs/>
+      </w:pPr>
+      <w:r>
+        <w:rPr>
+          <w:b/>
+          <w:bCs/>
+          <w:highlight w:val="red"/>
         </w:rPr>
         <w:t>RESPONSE:</w:t>
       </w:r>
-    </w:p>
-    <w:p>
-      <w:pPr>
-        <w:spacing w:line="276" w:lineRule="auto"/>
-        <w:jc w:val="both"/>
-      </w:pPr>
-    </w:p>
-    <w:p>
-      <w:pPr>
-        <w:spacing w:line="276" w:lineRule="auto"/>
-        <w:jc w:val="both"/>
-      </w:pPr>
-      <w:r>
+      <w:r>
+        <w:rPr>
+          <w:b/>
+          <w:bCs/>
+        </w:rPr>
+        <w:t xml:space="preserve"> </w:t>
+      </w:r>
+      <w:r>
+        <w:rPr>
+          <w:highlight w:val="red"/>
+        </w:rPr>
+        <w:t>We have modified the discussion entirely as per recommendation of Reviewer 1, so the sentence mentioned here is no longer on the manuscript. However, the study referenced on that sentence is done on Lacertidae, but with reports on other taxa that suggest the trait is more generalised than in that specific family.</w:t>
+      </w:r>
+    </w:p>
+    <w:p>
+      <w:pPr>
+        <w:spacing w:line="276" w:lineRule="auto"/>
+        <w:jc w:val="both"/>
+      </w:pPr>
+    </w:p>
+    <w:p>
+      <w:pPr>
+        <w:spacing w:line="276" w:lineRule="auto"/>
+        <w:jc w:val="both"/>
+      </w:pPr>
+      <w:r>
+        <w:lastRenderedPageBreak/>
         <w:t>Line 444: I think you need “that are associated.”</w:t>
       </w:r>
     </w:p>
@@ -2542,10 +3070,6 @@
       <w:pPr>
         <w:spacing w:line="276" w:lineRule="auto"/>
         <w:jc w:val="both"/>
-        <w:rPr>
-          <w:b/>
-          <w:bCs/>
-        </w:rPr>
       </w:pPr>
       <w:r>
         <w:rPr>
@@ -2553,6 +3077,19 @@
           <w:bCs/>
         </w:rPr>
         <w:t>RESPONSE:</w:t>
+      </w:r>
+      <w:r>
+        <w:rPr>
+          <w:b/>
+          <w:bCs/>
+        </w:rPr>
+        <w:t xml:space="preserve"> </w:t>
+      </w:r>
+      <w:r>
+        <w:t>We have revised the Discussion substantially in response to Reviewer 1's comments, and the sentence referenced here is no longer present in the manuscript</w:t>
+      </w:r>
+      <w:r>
+        <w:t>.</w:t>
       </w:r>
     </w:p>
     <w:p>

--- a/FuncEcol/resubmission/Rebuttal letter FE.docx
+++ b/FuncEcol/resubmission/Rebuttal letter FE.docx
@@ -2007,10 +2007,7 @@
         <w:t>L. delicata</w:t>
       </w:r>
       <w:r>
-        <w:t>. However, our previous work (Crino et al. 2024</w:t>
-      </w:r>
-      <w:r>
-        <w:t xml:space="preserve">, </w:t>
+        <w:t xml:space="preserve">. However, our previous work (Crino et al. 2024, </w:t>
       </w:r>
       <w:r>
         <w:rPr>
@@ -2020,13 +2017,7 @@
         <w:t>J. Exp. Biol.</w:t>
       </w:r>
       <w:r>
-        <w:t>) found that</w:t>
-      </w:r>
-      <w:r>
-        <w:t xml:space="preserve"> </w:t>
-      </w:r>
-      <w:r>
-        <w:t>control (</w:t>
+        <w:t>) found that control (</w:t>
       </w:r>
       <w:proofErr w:type="spellStart"/>
       <w:r>
@@ -2034,16 +2025,7 @@
       </w:r>
       <w:proofErr w:type="spellEnd"/>
       <w:r>
-        <w:t xml:space="preserve">) eggs had yolk corticosterone concentrations overlapping with </w:t>
-      </w:r>
-      <w:r>
-        <w:t>those treated with CORT</w:t>
-      </w:r>
-      <w:r>
-        <w:t xml:space="preserve">. </w:t>
-      </w:r>
-      <w:r>
-        <w:t xml:space="preserve">Those eggs came from wild-caught females that had spent most of their lives in the laboratory. </w:t>
+        <w:t xml:space="preserve">) eggs had yolk corticosterone concentrations overlapping with those treated with CORT. Those eggs came from wild-caught females that had spent most of their lives in the laboratory. </w:t>
       </w:r>
       <w:r>
         <w:t>As lizards in laboratory housing do not face predation risk, food variability, or other ecological stressors typical of the wild, we consider it reasonable to expect that comparable or greater variation in yolk corticosterone would occur under natural conditions</w:t>
@@ -2059,22 +2041,7 @@
       </w:pPr>
       <w:r>
         <w:lastRenderedPageBreak/>
-        <w:t xml:space="preserve">We do not have direct evidence indicating whether incubation temperature elevates embryonic corticosterone production in this species. </w:t>
-      </w:r>
-      <w:r>
-        <w:t>W</w:t>
-      </w:r>
-      <w:r>
-        <w:t>hile temperature is known to impose physiological costs on developing ectotherm embryos (</w:t>
-      </w:r>
-      <w:r>
-        <w:t>e.g.</w:t>
-      </w:r>
-      <w:r>
-        <w:t xml:space="preserve"> Leibold et al. 2026</w:t>
-      </w:r>
-      <w:r>
-        <w:t xml:space="preserve"> </w:t>
+        <w:t xml:space="preserve">We do not have direct evidence indicating whether incubation temperature elevates embryonic corticosterone production in this species. While temperature is known to impose physiological costs on developing ectotherm embryos (e.g. Leibold et al. 2026 </w:t>
       </w:r>
       <w:r>
         <w:rPr>
@@ -2084,178 +2051,133 @@
         <w:t>Proc. Roy. Soc. B: Biol. Sci.</w:t>
       </w:r>
       <w:r>
-        <w:t>), this is distinct from a</w:t>
-      </w:r>
-      <w:r>
-        <w:t>ctivating</w:t>
-      </w:r>
-      <w:r>
-        <w:t xml:space="preserve"> the </w:t>
-      </w:r>
-      <w:r>
-        <w:t>CORT</w:t>
-      </w:r>
-      <w:r>
-        <w:t xml:space="preserve"> stress-response pathway</w:t>
-      </w:r>
-      <w:r>
-        <w:t>, especially since o</w:t>
-      </w:r>
-      <w:r>
-        <w:t>ur incubation temperatures fall within the natural (likely not “stressful”) range</w:t>
-      </w:r>
-      <w:r>
+        <w:t xml:space="preserve">), this is distinct from activating the CORT stress-response pathway, especially since our incubation temperatures fall within the natural (likely not “stressful”) range experienced by this species (see </w:t>
+      </w:r>
+      <w:r>
+        <w:rPr>
+          <w:highlight w:val="yellow"/>
+        </w:rPr>
+        <w:t>LINES</w:t>
+      </w:r>
+      <w:r>
+        <w:t xml:space="preserve">). We therefore would not expect temperature alone to elevate embryonic CORT production, and treated temperature and CORT as independent factors in our design. We agree this remains an open question that has not been directly tested. </w:t>
+      </w:r>
+    </w:p>
+    <w:p>
+      <w:pPr>
+        <w:spacing w:line="276" w:lineRule="auto"/>
+        <w:jc w:val="both"/>
+      </w:pPr>
+      <w:r>
+        <w:t>As suggested, and to give better context for our experiments, we have included some information in the Introduction and the Methods section: “</w:t>
+      </w:r>
+      <w:r>
+        <w:t>Vertebrates respond to stressful situations through the activation of physiological processes including the production of glucocorticoid (GC) hormones, which are important metabolic regulators</w:t>
+      </w:r>
+      <w:r>
+        <w:t xml:space="preserve"> (Sapolsky et al., 2000)</w:t>
+      </w:r>
+      <w:r>
+        <w:t xml:space="preserve"> that can be transmitted from females to their offspring </w:t>
+      </w:r>
+      <w:r>
+        <w:t>(Hayward et al., 2004; Almasi et al., 2012)</w:t>
+      </w:r>
+      <w:r>
+        <w:t>.</w:t>
+      </w:r>
+      <w:r>
+        <w:t>” (</w:t>
+      </w:r>
+      <w:r>
+        <w:rPr>
+          <w:highlight w:val="yellow"/>
+        </w:rPr>
+        <w:t>LINES</w:t>
+      </w:r>
+      <w:r>
+        <w:t>); “</w:t>
+      </w:r>
+      <w:r>
+        <w:t>In this s</w:t>
+      </w:r>
+      <w:r>
+        <w:t>t</w:t>
+      </w:r>
+      <w:r>
+        <w:t>udy, however, some control eggs had overlapping yolk CORT levels than those of CORT-treated eggs, indicating that the concentrations achieved by our treatment fall within levels that can occur without experimental manipulation.</w:t>
+      </w:r>
+      <w:r>
+        <w:t>” (</w:t>
+      </w:r>
+      <w:r>
+        <w:rPr>
+          <w:highlight w:val="yellow"/>
+        </w:rPr>
+        <w:t>LINES</w:t>
+      </w:r>
+      <w:r>
+        <w:t>)</w:t>
+      </w:r>
+    </w:p>
+    <w:p>
+      <w:pPr>
+        <w:spacing w:line="276" w:lineRule="auto"/>
+        <w:jc w:val="both"/>
+      </w:pPr>
+    </w:p>
+    <w:p>
+      <w:pPr>
+        <w:spacing w:line="276" w:lineRule="auto"/>
+        <w:jc w:val="both"/>
+      </w:pPr>
+      <w:r>
+        <w:t xml:space="preserve">I have a similar concern regarding the mitochondrial measurements. I was </w:t>
+      </w:r>
+      <w:proofErr w:type="gramStart"/>
+      <w:r>
+        <w:t>really excited</w:t>
+      </w:r>
+      <w:proofErr w:type="gramEnd"/>
+      <w:r>
+        <w:t xml:space="preserve"> to read about the mitochondrial analyses, as this seems like an exciting and accessible approach to understand metabolism in cells. I agree that cognition is energetically costly and requires efficient mitochondrial respiration. However, I am not sure that the argument you are trying to make in the introduction is clear to me, especially on lines 51-53. You make a leap in logic suggesting higher neuron density is related to more mitochondrial respiration and thus more oxidative stress. Although I think I agree with you here, I don’t quite understand the full context behind what you are saying. How would higher cell density relate to </w:t>
+      </w:r>
+      <w:proofErr w:type="gramStart"/>
+      <w:r>
+        <w:t>more or less mitochondrial</w:t>
+      </w:r>
+      <w:proofErr w:type="gramEnd"/>
+      <w:r>
+        <w:t xml:space="preserve"> efficiency? Given that most of your measurements are related to mitochondrial function, I might take more time in the part of the introduction to discuss in further detail the mitochondrial physiology behind the argument you are trying to make, as right now I don’t see how they are connected in the text.</w:t>
+      </w:r>
+    </w:p>
+    <w:p>
+      <w:pPr>
+        <w:spacing w:line="276" w:lineRule="auto"/>
+        <w:jc w:val="both"/>
+      </w:pPr>
+      <w:r>
+        <w:rPr>
+          <w:b/>
+          <w:bCs/>
+        </w:rPr>
+        <w:t>RESPONSE:</w:t>
+      </w:r>
+      <w:r>
+        <w:rPr>
+          <w:b/>
+          <w:bCs/>
+        </w:rPr>
         <w:t xml:space="preserve"> </w:t>
       </w:r>
       <w:r>
-        <w:t xml:space="preserve">experienced by this species (see </w:t>
-      </w:r>
-      <w:r>
-        <w:rPr>
-          <w:highlight w:val="yellow"/>
-        </w:rPr>
-        <w:t>LINES</w:t>
-      </w:r>
-      <w:r>
-        <w:t xml:space="preserve">). We therefore would not expect temperature alone to elevate embryonic </w:t>
-      </w:r>
-      <w:r>
-        <w:t>CORT</w:t>
-      </w:r>
-      <w:r>
-        <w:t xml:space="preserve"> production, and treated temperature and </w:t>
-      </w:r>
-      <w:r>
-        <w:t>CORT</w:t>
-      </w:r>
-      <w:r>
-        <w:t xml:space="preserve"> as independent factors in our design. We agree this remains an open question that has not been directly tested.</w:t>
-      </w:r>
-      <w:r>
-        <w:t xml:space="preserve"> </w:t>
-      </w:r>
-    </w:p>
-    <w:p>
-      <w:pPr>
-        <w:spacing w:line="276" w:lineRule="auto"/>
-        <w:jc w:val="both"/>
-      </w:pPr>
-      <w:r>
-        <w:t>As suggested, and to give better context for our experiments, we have included some information in the Introduction and the Methods section: “</w:t>
-      </w:r>
-      <w:r>
-        <w:t>Vertebrates respond to stressful situations through the activation of physiological processes including the production of glucocorticoid (GC) hormones, which are important metabolic regulators</w:t>
-      </w:r>
-      <w:r>
-        <w:t xml:space="preserve"> (Sapolsky et al., 2000)</w:t>
-      </w:r>
-      <w:r>
-        <w:t xml:space="preserve"> that can be transmitted from females to their offspring </w:t>
-      </w:r>
-      <w:r>
-        <w:t>(Hayward et al., 2004; Almasi et al., 2012)</w:t>
-      </w:r>
-      <w:r>
-        <w:t>.</w:t>
-      </w:r>
-      <w:r>
-        <w:t>” (</w:t>
-      </w:r>
-      <w:r>
-        <w:rPr>
-          <w:highlight w:val="yellow"/>
-        </w:rPr>
-        <w:t>LINES</w:t>
-      </w:r>
-      <w:r>
-        <w:t>); “</w:t>
-      </w:r>
-      <w:r>
-        <w:t>In this s</w:t>
-      </w:r>
-      <w:r>
-        <w:t>t</w:t>
-      </w:r>
-      <w:r>
-        <w:t>udy, however, some control eggs had overlapping yolk CORT levels than those of CORT-treated eggs, indicating that the concentrations achieved by our treatment fall within levels that can occur without experimental manipulation.</w:t>
-      </w:r>
-      <w:r>
-        <w:t>” (</w:t>
-      </w:r>
-      <w:r>
-        <w:rPr>
-          <w:highlight w:val="yellow"/>
-        </w:rPr>
-        <w:t>LINES</w:t>
-      </w:r>
-      <w:r>
-        <w:t>)</w:t>
-      </w:r>
-    </w:p>
-    <w:p>
-      <w:pPr>
-        <w:spacing w:line="276" w:lineRule="auto"/>
-        <w:jc w:val="both"/>
-      </w:pPr>
-    </w:p>
-    <w:p>
-      <w:pPr>
-        <w:spacing w:line="276" w:lineRule="auto"/>
-        <w:jc w:val="both"/>
-      </w:pPr>
-      <w:r>
-        <w:t xml:space="preserve">I have a similar concern regarding the mitochondrial measurements. I was </w:t>
-      </w:r>
-      <w:proofErr w:type="gramStart"/>
-      <w:r>
-        <w:t>really excited</w:t>
-      </w:r>
-      <w:proofErr w:type="gramEnd"/>
-      <w:r>
-        <w:t xml:space="preserve"> to read about the mitochondrial analyses, as this seems like an exciting and accessible approach to understand metabolism in cells. I agree that cognition is energetically costly and requires efficient mitochondrial respiration. However, I am not sure that the argument you are trying to make in the introduction is clear to me, especially on lines 51-53. You make a leap in logic suggesting higher neuron density is related to more mitochondrial respiration and thus more oxidative stress. Although I think I agree with you here, I don’t quite understand the full context behind what you are saying. How would higher cell density relate to </w:t>
-      </w:r>
-      <w:proofErr w:type="gramStart"/>
-      <w:r>
-        <w:t>more or less mitochondrial</w:t>
-      </w:r>
-      <w:proofErr w:type="gramEnd"/>
-      <w:r>
-        <w:t xml:space="preserve"> efficiency? Given that most of your measurements are related to mitochondrial function, I might take more time in the part of the introduction to discuss in further detail the mitochondrial physiology behind the argument you are trying to make, as right now I don’t see how they are connected in the text.</w:t>
-      </w:r>
-    </w:p>
-    <w:p>
-      <w:pPr>
-        <w:spacing w:line="276" w:lineRule="auto"/>
-        <w:jc w:val="both"/>
-      </w:pPr>
-      <w:r>
-        <w:rPr>
-          <w:b/>
-          <w:bCs/>
-        </w:rPr>
-        <w:t>RESPONSE:</w:t>
-      </w:r>
-      <w:r>
-        <w:rPr>
-          <w:b/>
-          <w:bCs/>
-        </w:rPr>
-        <w:t xml:space="preserve"> </w:t>
-      </w:r>
-      <w:r>
         <w:t>We appreciate the reviewer’s feedback and agree that the text could be ambiguous. We have modified the text to improve clarity: “</w:t>
       </w:r>
       <w:r>
         <w:t>One of the most fundamental mechanisms through which early-life conditions can influence cognition is by affecting brain mitochondrial function</w:t>
       </w:r>
       <w:r>
-        <w:t xml:space="preserve"> (Du et al., 2009; Picard &amp; McEwen, 2014; Picard et al., 2018; </w:t>
-      </w:r>
-      <w:r>
-        <w:t>Siegel and Albers, 1994</w:t>
-      </w:r>
-      <w:r>
-        <w:t>)</w:t>
+        <w:t xml:space="preserve"> (Du et al., 2009; Picard &amp; McEwen, 2014; Picard et al., 2018; Siegel and Albers, 1994)</w:t>
       </w:r>
       <w:r>
         <w:t xml:space="preserve">. Cognitive processes are energetically demanding, relying heavily on </w:t>
@@ -2307,10 +2229,7 @@
         <w:t xml:space="preserve">Zhu et al., 2004). Excessive oxidative damage impairs neuron density and functionality </w:t>
       </w:r>
       <w:r>
-        <w:t>(</w:t>
-      </w:r>
-      <w:r>
-        <w:t xml:space="preserve">Du et al., 2009; </w:t>
+        <w:t xml:space="preserve">(Du et al., 2009; </w:t>
       </w:r>
       <w:r>
         <w:t>Gong et al., 2011</w:t>
@@ -2696,23 +2615,50 @@
         <w:t>RESPONSE:</w:t>
       </w:r>
       <w:r>
-        <w:t xml:space="preserve"> Sample size might be inducing big uncertainty around the intervals, especially in SEM models. However, we can get robust mean estimates that could be a good indicator of something going on. Yet, none of the mean estimates seems to indicate any relationship. A sample size of 80, however, seems enough for the models testing the effect of treatment. Regardless, all </w:t>
-      </w:r>
-      <w:proofErr w:type="spellStart"/>
-      <w:r>
-        <w:t>rhat</w:t>
-      </w:r>
-      <w:proofErr w:type="spellEnd"/>
-      <w:r>
-        <w:t xml:space="preserve"> values and everything show good convergence of the model, which could indicate that sample size is not a huge issue.</w:t>
-      </w:r>
-    </w:p>
-    <w:p>
-      <w:pPr>
-        <w:spacing w:line="276" w:lineRule="auto"/>
-        <w:jc w:val="both"/>
-      </w:pPr>
-      <w:r>
+        <w:t xml:space="preserve"> </w:t>
+      </w:r>
+      <w:r>
+        <w:t xml:space="preserve">We thank the reviewer for raising this concern. We welcome additional statistical review if the editor considers this warranted. In the meantime, we offer the following in response: our univariate models testing treatment effects on each variable independently detected significant effects for several variables (see Results), which we believe argues against the sample size being generally inadequate to detect true effects in this design </w:t>
+      </w:r>
+      <w:r>
+        <w:t>since</w:t>
+      </w:r>
+      <w:r>
+        <w:t xml:space="preserve"> a substantially underpowered design would be unlikely to detect significant effects at all. We agree that our structural equation models, which link multiple variables simultaneously, have comparatively lower power, and we have already acknowledged this limitation explicitly in the Discussion (see </w:t>
+      </w:r>
+      <w:r>
+        <w:rPr>
+          <w:highlight w:val="yellow"/>
+        </w:rPr>
+        <w:t>LINES</w:t>
+      </w:r>
+      <w:r>
+        <w:t xml:space="preserve">). All models showed good convergence diagnostics (R-hat values and other summary statistics; see </w:t>
+      </w:r>
+      <w:r>
+        <w:rPr>
+          <w:i/>
+          <w:iCs/>
+        </w:rPr>
+        <w:t>Supplementary Material</w:t>
+      </w:r>
+      <w:r>
+        <w:t xml:space="preserve">), indicating that the models were well-specified and appropriately sampled, though we recognise this </w:t>
+      </w:r>
+      <w:r>
+        <w:t>does not test for</w:t>
+      </w:r>
+      <w:r>
+        <w:t xml:space="preserve"> statistical power specifically.</w:t>
+      </w:r>
+    </w:p>
+    <w:p>
+      <w:pPr>
+        <w:spacing w:line="276" w:lineRule="auto"/>
+        <w:jc w:val="both"/>
+      </w:pPr>
+      <w:r>
+        <w:lastRenderedPageBreak/>
         <w:br/>
         <w:t>Minor comments:</w:t>
       </w:r>
@@ -2767,7 +2713,273 @@
           <w:b/>
           <w:bCs/>
         </w:rPr>
+        <w:t>RESPONSE:</w:t>
+      </w:r>
+      <w:r>
+        <w:rPr>
+          <w:b/>
+          <w:bCs/>
+        </w:rPr>
+        <w:t xml:space="preserve"> </w:t>
+      </w:r>
+      <w:r>
+        <w:t xml:space="preserve">We appreciate the reviewer’s attention to detail. Lizards were provided with UV lighting following the same cycles </w:t>
+      </w:r>
+      <w:proofErr w:type="spellStart"/>
+      <w:r>
+        <w:t>thatn</w:t>
+      </w:r>
+      <w:proofErr w:type="spellEnd"/>
+      <w:r>
+        <w:t xml:space="preserve"> the heat chord and heat lamp. We have included this information on the text: “</w:t>
+      </w:r>
+      <w:r>
+        <w:t>We also provided lizards with UV light for 12 h a day.</w:t>
+      </w:r>
+      <w:r>
+        <w:t>” (</w:t>
+      </w:r>
+      <w:r>
+        <w:rPr>
+          <w:highlight w:val="yellow"/>
+        </w:rPr>
+        <w:t>LINES</w:t>
+      </w:r>
+      <w:r>
+        <w:t>)</w:t>
+      </w:r>
+    </w:p>
+    <w:p>
+      <w:pPr>
+        <w:spacing w:line="276" w:lineRule="auto"/>
+        <w:jc w:val="both"/>
+        <w:rPr>
+          <w:b/>
+          <w:bCs/>
+        </w:rPr>
+      </w:pPr>
+    </w:p>
+    <w:p>
+      <w:pPr>
+        <w:spacing w:line="276" w:lineRule="auto"/>
+        <w:jc w:val="both"/>
+      </w:pPr>
+      <w:r>
+        <w:t xml:space="preserve">Line 136-137: This makes it seem like they were euthanized immediately following tests, but later methods suggest it was much later. Please make the wording </w:t>
+      </w:r>
+      <w:proofErr w:type="gramStart"/>
+      <w:r>
+        <w:t>more clear</w:t>
+      </w:r>
+      <w:proofErr w:type="gramEnd"/>
+      <w:r>
+        <w:t>.</w:t>
+      </w:r>
+    </w:p>
+    <w:p>
+      <w:pPr>
+        <w:spacing w:line="276" w:lineRule="auto"/>
+        <w:jc w:val="both"/>
+      </w:pPr>
+      <w:r>
+        <w:rPr>
+          <w:b/>
+          <w:bCs/>
+        </w:rPr>
+        <w:t>RESPONSE:</w:t>
+      </w:r>
+      <w:r>
+        <w:t xml:space="preserve"> We have clarified this in the text: “Two months after the tests, </w:t>
+      </w:r>
+      <w:r>
+        <w:t>animals were euthanised and metabolic function was analysed in various brain regions (see Brain mitochondrial function below).</w:t>
+      </w:r>
+      <w:r>
+        <w:t>” (</w:t>
+      </w:r>
+      <w:r>
+        <w:rPr>
+          <w:highlight w:val="yellow"/>
+        </w:rPr>
+        <w:t>LINES</w:t>
+      </w:r>
+      <w:r>
+        <w:t>)</w:t>
+      </w:r>
+    </w:p>
+    <w:p>
+      <w:pPr>
+        <w:spacing w:line="276" w:lineRule="auto"/>
+        <w:jc w:val="both"/>
+      </w:pPr>
+    </w:p>
+    <w:p>
+      <w:pPr>
+        <w:spacing w:line="276" w:lineRule="auto"/>
+        <w:jc w:val="both"/>
+      </w:pPr>
+      <w:r>
+        <w:t>Line 142: “pretty” should be “prey.”</w:t>
+      </w:r>
+    </w:p>
+    <w:p>
+      <w:pPr>
+        <w:spacing w:line="276" w:lineRule="auto"/>
+        <w:jc w:val="both"/>
+      </w:pPr>
+      <w:r>
+        <w:rPr>
+          <w:b/>
+          <w:bCs/>
+        </w:rPr>
+        <w:t>RESPONSE:</w:t>
+      </w:r>
+      <w:r>
+        <w:t xml:space="preserve"> Corrected</w:t>
+      </w:r>
+    </w:p>
+    <w:p>
+      <w:pPr>
+        <w:spacing w:line="276" w:lineRule="auto"/>
+        <w:jc w:val="both"/>
+      </w:pPr>
+    </w:p>
+    <w:p>
+      <w:pPr>
+        <w:spacing w:line="276" w:lineRule="auto"/>
+        <w:jc w:val="both"/>
+      </w:pPr>
+      <w:r>
+        <w:t>Figure 1 – the “Known prey” and “Unknown prey” labels should be moved to the left, as it seems like they are associated with panel D.</w:t>
+      </w:r>
+    </w:p>
+    <w:p>
+      <w:pPr>
+        <w:spacing w:line="276" w:lineRule="auto"/>
+        <w:jc w:val="both"/>
+      </w:pPr>
+      <w:r>
+        <w:rPr>
+          <w:b/>
+          <w:bCs/>
+        </w:rPr>
+        <w:t>RESPONSE:</w:t>
+      </w:r>
+      <w:r>
+        <w:rPr>
+          <w:b/>
+          <w:bCs/>
+        </w:rPr>
+        <w:t xml:space="preserve"> </w:t>
+      </w:r>
+      <w:r>
+        <w:t>We have modified the figure as suggested.</w:t>
+      </w:r>
+    </w:p>
+    <w:p>
+      <w:pPr>
+        <w:spacing w:line="276" w:lineRule="auto"/>
+        <w:jc w:val="both"/>
+      </w:pPr>
+    </w:p>
+    <w:p>
+      <w:pPr>
+        <w:spacing w:line="276" w:lineRule="auto"/>
+        <w:jc w:val="both"/>
+      </w:pPr>
+      <w:r>
+        <w:t>Line 265: This is the first mention of SEM, need to define acronym (like you did a few lines later).</w:t>
+      </w:r>
+    </w:p>
+    <w:p>
+      <w:pPr>
+        <w:spacing w:line="276" w:lineRule="auto"/>
+        <w:jc w:val="both"/>
+      </w:pPr>
+      <w:r>
+        <w:rPr>
+          <w:b/>
+          <w:bCs/>
+        </w:rPr>
+        <w:t>RESPONSE:</w:t>
+      </w:r>
+      <w:r>
+        <w:rPr>
+          <w:b/>
+          <w:bCs/>
+        </w:rPr>
+        <w:t xml:space="preserve"> </w:t>
+      </w:r>
+      <w:r>
+        <w:t>Corrected</w:t>
+      </w:r>
+    </w:p>
+    <w:p>
+      <w:pPr>
+        <w:spacing w:line="276" w:lineRule="auto"/>
+        <w:jc w:val="both"/>
+        <w:rPr>
+          <w:highlight w:val="red"/>
+        </w:rPr>
+      </w:pPr>
+      <w:r>
+        <w:br/>
+      </w:r>
+      <w:r>
+        <w:rPr>
+          <w:highlight w:val="red"/>
+        </w:rPr>
+        <w:t>Line 366-367: You might consider that the two regions you picked are developing in two different regions at two different times in development, thus it is interesting that neither show an effect of your treatments.</w:t>
+      </w:r>
+    </w:p>
+    <w:p>
+      <w:pPr>
+        <w:spacing w:line="276" w:lineRule="auto"/>
+        <w:jc w:val="both"/>
+        <w:rPr>
+          <w:b/>
+          <w:bCs/>
+        </w:rPr>
+      </w:pPr>
+      <w:r>
+        <w:rPr>
+          <w:b/>
+          <w:bCs/>
+          <w:highlight w:val="red"/>
+        </w:rPr>
+        <w:t>RESPONSE:</w:t>
+      </w:r>
+    </w:p>
+    <w:p>
+      <w:pPr>
+        <w:spacing w:line="276" w:lineRule="auto"/>
+        <w:jc w:val="both"/>
+        <w:rPr>
+          <w:highlight w:val="red"/>
+        </w:rPr>
+      </w:pPr>
+      <w:r>
         <w:lastRenderedPageBreak/>
+        <w:br/>
+      </w:r>
+      <w:r>
+        <w:rPr>
+          <w:highlight w:val="red"/>
+        </w:rPr>
+        <w:t>Line 430: All active foraging lizards, or just lizards in your specific clade?</w:t>
+      </w:r>
+    </w:p>
+    <w:p>
+      <w:pPr>
+        <w:spacing w:line="276" w:lineRule="auto"/>
+        <w:jc w:val="both"/>
+      </w:pPr>
+      <w:r>
+        <w:rPr>
+          <w:b/>
+          <w:bCs/>
+          <w:highlight w:val="red"/>
+        </w:rPr>
         <w:t>RESPONSE:</w:t>
       </w:r>
       <w:r>
@@ -2778,272 +2990,6 @@
         <w:t xml:space="preserve"> </w:t>
       </w:r>
       <w:r>
-        <w:t xml:space="preserve">We appreciate the reviewer’s attention to detail. Lizards were provided with UV lighting following the same cycles </w:t>
-      </w:r>
-      <w:proofErr w:type="spellStart"/>
-      <w:r>
-        <w:t>thatn</w:t>
-      </w:r>
-      <w:proofErr w:type="spellEnd"/>
-      <w:r>
-        <w:t xml:space="preserve"> the heat chord and heat lamp. We have included this information on the text: “</w:t>
-      </w:r>
-      <w:r>
-        <w:t>We also provided lizards with UV light for 12 h a day.</w:t>
-      </w:r>
-      <w:r>
-        <w:t>” (</w:t>
-      </w:r>
-      <w:r>
-        <w:rPr>
-          <w:highlight w:val="yellow"/>
-        </w:rPr>
-        <w:t>LINES</w:t>
-      </w:r>
-      <w:r>
-        <w:t>)</w:t>
-      </w:r>
-    </w:p>
-    <w:p>
-      <w:pPr>
-        <w:spacing w:line="276" w:lineRule="auto"/>
-        <w:jc w:val="both"/>
-        <w:rPr>
-          <w:b/>
-          <w:bCs/>
-        </w:rPr>
-      </w:pPr>
-    </w:p>
-    <w:p>
-      <w:pPr>
-        <w:spacing w:line="276" w:lineRule="auto"/>
-        <w:jc w:val="both"/>
-      </w:pPr>
-      <w:r>
-        <w:t xml:space="preserve">Line 136-137: This makes it seem like they were euthanized immediately following tests, but later methods suggest it was much later. Please make the wording </w:t>
-      </w:r>
-      <w:proofErr w:type="gramStart"/>
-      <w:r>
-        <w:t>more clear</w:t>
-      </w:r>
-      <w:proofErr w:type="gramEnd"/>
-      <w:r>
-        <w:t>.</w:t>
-      </w:r>
-    </w:p>
-    <w:p>
-      <w:pPr>
-        <w:spacing w:line="276" w:lineRule="auto"/>
-        <w:jc w:val="both"/>
-      </w:pPr>
-      <w:r>
-        <w:rPr>
-          <w:b/>
-          <w:bCs/>
-        </w:rPr>
-        <w:t>RESPONSE:</w:t>
-      </w:r>
-      <w:r>
-        <w:t xml:space="preserve"> We have clarified this in the text: “Two months after the tests, </w:t>
-      </w:r>
-      <w:r>
-        <w:t>animals were euthanised and metabolic function was analysed in various brain regions (see Brain mitochondrial function below).</w:t>
-      </w:r>
-      <w:r>
-        <w:t>” (</w:t>
-      </w:r>
-      <w:r>
-        <w:rPr>
-          <w:highlight w:val="yellow"/>
-        </w:rPr>
-        <w:t>LINES</w:t>
-      </w:r>
-      <w:r>
-        <w:t>)</w:t>
-      </w:r>
-    </w:p>
-    <w:p>
-      <w:pPr>
-        <w:spacing w:line="276" w:lineRule="auto"/>
-        <w:jc w:val="both"/>
-      </w:pPr>
-    </w:p>
-    <w:p>
-      <w:pPr>
-        <w:spacing w:line="276" w:lineRule="auto"/>
-        <w:jc w:val="both"/>
-      </w:pPr>
-      <w:r>
-        <w:t>Line 142: “pretty” should be “prey.”</w:t>
-      </w:r>
-    </w:p>
-    <w:p>
-      <w:pPr>
-        <w:spacing w:line="276" w:lineRule="auto"/>
-        <w:jc w:val="both"/>
-      </w:pPr>
-      <w:r>
-        <w:rPr>
-          <w:b/>
-          <w:bCs/>
-        </w:rPr>
-        <w:t>RESPONSE:</w:t>
-      </w:r>
-      <w:r>
-        <w:t xml:space="preserve"> Corrected</w:t>
-      </w:r>
-    </w:p>
-    <w:p>
-      <w:pPr>
-        <w:spacing w:line="276" w:lineRule="auto"/>
-        <w:jc w:val="both"/>
-      </w:pPr>
-    </w:p>
-    <w:p>
-      <w:pPr>
-        <w:spacing w:line="276" w:lineRule="auto"/>
-        <w:jc w:val="both"/>
-      </w:pPr>
-      <w:r>
-        <w:t>Figure 1 – the “Known prey” and “Unknown prey” labels should be moved to the left, as it seems like they are associated with panel D.</w:t>
-      </w:r>
-    </w:p>
-    <w:p>
-      <w:pPr>
-        <w:spacing w:line="276" w:lineRule="auto"/>
-        <w:jc w:val="both"/>
-      </w:pPr>
-      <w:r>
-        <w:rPr>
-          <w:b/>
-          <w:bCs/>
-        </w:rPr>
-        <w:t>RESPONSE:</w:t>
-      </w:r>
-      <w:r>
-        <w:rPr>
-          <w:b/>
-          <w:bCs/>
-        </w:rPr>
-        <w:t xml:space="preserve"> </w:t>
-      </w:r>
-      <w:r>
-        <w:t>We have modified the figure as suggested.</w:t>
-      </w:r>
-    </w:p>
-    <w:p>
-      <w:pPr>
-        <w:spacing w:line="276" w:lineRule="auto"/>
-        <w:jc w:val="both"/>
-      </w:pPr>
-    </w:p>
-    <w:p>
-      <w:pPr>
-        <w:spacing w:line="276" w:lineRule="auto"/>
-        <w:jc w:val="both"/>
-      </w:pPr>
-      <w:r>
-        <w:t>Line 265: This is the first mention of SEM, need to define acronym (like you did a few lines later).</w:t>
-      </w:r>
-    </w:p>
-    <w:p>
-      <w:pPr>
-        <w:spacing w:line="276" w:lineRule="auto"/>
-        <w:jc w:val="both"/>
-      </w:pPr>
-      <w:r>
-        <w:rPr>
-          <w:b/>
-          <w:bCs/>
-        </w:rPr>
-        <w:t>RESPONSE:</w:t>
-      </w:r>
-      <w:r>
-        <w:rPr>
-          <w:b/>
-          <w:bCs/>
-        </w:rPr>
-        <w:t xml:space="preserve"> </w:t>
-      </w:r>
-      <w:r>
-        <w:t>Corrected</w:t>
-      </w:r>
-    </w:p>
-    <w:p>
-      <w:pPr>
-        <w:spacing w:line="276" w:lineRule="auto"/>
-        <w:jc w:val="both"/>
-        <w:rPr>
-          <w:highlight w:val="red"/>
-        </w:rPr>
-      </w:pPr>
-      <w:r>
-        <w:br/>
-      </w:r>
-      <w:r>
-        <w:rPr>
-          <w:highlight w:val="red"/>
-        </w:rPr>
-        <w:t>Line 366-367: You might consider that the two regions you picked are developing in two different regions at two different times in development, thus it is interesting that neither show an effect of your treatments.</w:t>
-      </w:r>
-    </w:p>
-    <w:p>
-      <w:pPr>
-        <w:spacing w:line="276" w:lineRule="auto"/>
-        <w:jc w:val="both"/>
-        <w:rPr>
-          <w:b/>
-          <w:bCs/>
-        </w:rPr>
-      </w:pPr>
-      <w:r>
-        <w:rPr>
-          <w:b/>
-          <w:bCs/>
-          <w:highlight w:val="red"/>
-        </w:rPr>
-        <w:t>RESPONSE:</w:t>
-      </w:r>
-    </w:p>
-    <w:p>
-      <w:pPr>
-        <w:spacing w:line="276" w:lineRule="auto"/>
-        <w:jc w:val="both"/>
-        <w:rPr>
-          <w:highlight w:val="red"/>
-        </w:rPr>
-      </w:pPr>
-      <w:r>
-        <w:br/>
-      </w:r>
-      <w:r>
-        <w:rPr>
-          <w:highlight w:val="red"/>
-        </w:rPr>
-        <w:t>Line 430: All active foraging lizards, or just lizards in your specific clade?</w:t>
-      </w:r>
-    </w:p>
-    <w:p>
-      <w:pPr>
-        <w:spacing w:line="276" w:lineRule="auto"/>
-        <w:jc w:val="both"/>
-      </w:pPr>
-      <w:r>
-        <w:rPr>
-          <w:b/>
-          <w:bCs/>
-          <w:highlight w:val="red"/>
-        </w:rPr>
-        <w:t>RESPONSE:</w:t>
-      </w:r>
-      <w:r>
-        <w:rPr>
-          <w:b/>
-          <w:bCs/>
-        </w:rPr>
-        <w:t xml:space="preserve"> </w:t>
-      </w:r>
-      <w:r>
         <w:rPr>
           <w:highlight w:val="red"/>
         </w:rPr>
@@ -3062,7 +3008,6 @@
         <w:jc w:val="both"/>
       </w:pPr>
       <w:r>
-        <w:lastRenderedPageBreak/>
         <w:t>Line 444: I think you need “that are associated.”</w:t>
       </w:r>
     </w:p>

--- a/FuncEcol/resubmission/Rebuttal letter FE.docx
+++ b/FuncEcol/resubmission/Rebuttal letter FE.docx
@@ -2547,41 +2547,70 @@
       <w:pPr>
         <w:spacing w:line="276" w:lineRule="auto"/>
         <w:jc w:val="both"/>
+      </w:pPr>
+      <w:r>
+        <w:rPr>
+          <w:b/>
+          <w:bCs/>
+        </w:rPr>
+        <w:t>RESPONSE:</w:t>
+      </w:r>
+      <w:r>
+        <w:t xml:space="preserve"> </w:t>
+      </w:r>
+      <w:r>
+        <w:t xml:space="preserve">We appreciate this thoughtful concern and agree that examining additional integrative brain regions is a valuable direction for future work. We chose to focus on the olfactory bulb and optic tecta as an initial step, given that these regions represent the first point at which chemical and visual sensory information is processed. We considered that, if mitochondrial function impacts the regions responsible for taking information in, this could cascade into foraging decisions independently of the state and function of other regions of the brain. We also note that, in previous work in this species using the same mitochondrial measures, we found no relationship between mitochondrial physiology in the medial cortex and spatial learning performance, nor an effect of our treatments on medial cortex mitochondrial physiology (Recio et al. 2025, </w:t>
+      </w:r>
+      <w:r>
         <w:rPr>
           <w:i/>
           <w:iCs/>
         </w:rPr>
-      </w:pPr>
-      <w:r>
-        <w:rPr>
-          <w:b/>
-          <w:bCs/>
-        </w:rPr>
-        <w:t>RESPONSE:</w:t>
-      </w:r>
-      <w:r>
-        <w:rPr>
-          <w:b/>
-          <w:bCs/>
-        </w:rPr>
+        <w:t>J. Exp. Biol.</w:t>
+      </w:r>
+      <w:r>
+        <w:t xml:space="preserve">). </w:t>
+      </w:r>
+      <w:r>
+        <w:t>However, w</w:t>
+      </w:r>
+      <w:r>
+        <w:t>e have acknowledged that other regions could be involved in the behaviour we measured and expanded on this in the Discussion</w:t>
+      </w:r>
+      <w:proofErr w:type="gramStart"/>
+      <w:r>
+        <w:t xml:space="preserve">: </w:t>
+      </w:r>
+      <w:r>
         <w:t xml:space="preserve"> </w:t>
       </w:r>
       <w:r>
-        <w:t xml:space="preserve">Fair enough, but if the information doesn’t reach those regions, the process won’t work either, this is a first study, not including other regions doesn’t mean other regions are not important. We </w:t>
-      </w:r>
-      <w:proofErr w:type="spellStart"/>
-      <w:r>
-        <w:t>i</w:t>
-      </w:r>
-      <w:r>
-        <w:t>m</w:t>
-      </w:r>
-      <w:r>
-        <w:t>ght</w:t>
-      </w:r>
-      <w:proofErr w:type="spellEnd"/>
-      <w:r>
-        <w:t xml:space="preserve"> not be able to see the effect on other regions either if OB and OT do not transmit the information there, would we?</w:t>
+        <w:rPr>
+          <w:highlight w:val="red"/>
+        </w:rPr>
+        <w:t>“</w:t>
+      </w:r>
+      <w:proofErr w:type="gramEnd"/>
+      <w:r>
+        <w:rPr>
+          <w:highlight w:val="red"/>
+        </w:rPr>
+        <w:t>” (see</w:t>
+      </w:r>
+      <w:r>
+        <w:t xml:space="preserve"> </w:t>
+      </w:r>
+      <w:r>
+        <w:rPr>
+          <w:highlight w:val="yellow"/>
+        </w:rPr>
+        <w:t>LINES</w:t>
+      </w:r>
+      <w:r>
+        <w:t>)</w:t>
+      </w:r>
+      <w:r>
+        <w:t>.</w:t>
       </w:r>
     </w:p>
     <w:p>
@@ -2618,13 +2647,61 @@
         <w:t xml:space="preserve"> </w:t>
       </w:r>
       <w:r>
-        <w:t xml:space="preserve">We thank the reviewer for raising this concern. We welcome additional statistical review if the editor considers this warranted. In the meantime, we offer the following in response: our univariate models testing treatment effects on each variable independently detected significant effects for several variables (see Results), which we believe argues against the sample size being generally inadequate to detect true effects in this design </w:t>
-      </w:r>
-      <w:r>
-        <w:t>since</w:t>
-      </w:r>
-      <w:r>
-        <w:t xml:space="preserve"> a substantially underpowered design would be unlikely to detect significant effects at all. We agree that our structural equation models, which link multiple variables simultaneously, have comparatively lower power, and we have already acknowledged this limitation explicitly in the Discussion (see </w:t>
+        <w:t>We thank the reviewer for raising this concern</w:t>
+      </w:r>
+      <w:r>
+        <w:t>, and</w:t>
+      </w:r>
+      <w:r>
+        <w:t xml:space="preserve"> </w:t>
+      </w:r>
+      <w:r>
+        <w:t>w</w:t>
+      </w:r>
+      <w:r>
+        <w:t xml:space="preserve">e </w:t>
+      </w:r>
+      <w:r>
+        <w:t xml:space="preserve">will </w:t>
+      </w:r>
+      <w:r>
+        <w:t>welcome additional statistical review</w:t>
+      </w:r>
+      <w:r>
+        <w:t xml:space="preserve"> if considered necessary</w:t>
+      </w:r>
+      <w:r>
+        <w:t xml:space="preserve">. </w:t>
+      </w:r>
+      <w:r>
+        <w:t>In the meantime, w</w:t>
+      </w:r>
+      <w:r>
+        <w:t xml:space="preserve">e </w:t>
+      </w:r>
+      <w:r>
+        <w:t xml:space="preserve">kindly </w:t>
+      </w:r>
+      <w:r>
+        <w:t xml:space="preserve">offer the following in response: our univariate models testing treatment effects on each variable detected significant effects for several variables (see Results), which we believe argues against the sample size being generally inadequate to detect true effects in this </w:t>
+      </w:r>
+      <w:proofErr w:type="gramStart"/>
+      <w:r>
+        <w:t>design</w:t>
+      </w:r>
+      <w:r>
+        <w:t>;</w:t>
+      </w:r>
+      <w:r>
+        <w:t xml:space="preserve">  a</w:t>
+      </w:r>
+      <w:proofErr w:type="gramEnd"/>
+      <w:r>
+        <w:t xml:space="preserve"> substantially underpowered design would unlikely detect significant effects at all. We </w:t>
+      </w:r>
+      <w:r>
+        <w:lastRenderedPageBreak/>
+        <w:t xml:space="preserve">agree that our structural equation models, which link multiple variables simultaneously, have comparatively lower power, and we acknowledge this limitation explicitly in the Discussion (see </w:t>
       </w:r>
       <w:r>
         <w:rPr>
@@ -2633,7 +2710,13 @@
         <w:t>LINES</w:t>
       </w:r>
       <w:r>
-        <w:t xml:space="preserve">). All models showed good convergence diagnostics (R-hat values and other summary statistics; see </w:t>
+        <w:t xml:space="preserve">). </w:t>
+      </w:r>
+      <w:r>
+        <w:t>In addition, a</w:t>
+      </w:r>
+      <w:r>
+        <w:t xml:space="preserve">ll models showed good convergence diagnostics (R-hat values and other summary statistics; see </w:t>
       </w:r>
       <w:r>
         <w:rPr>
@@ -2643,36 +2726,316 @@
         <w:t>Supplementary Material</w:t>
       </w:r>
       <w:r>
-        <w:t xml:space="preserve">), indicating that the models were well-specified and appropriately sampled, though we recognise this </w:t>
-      </w:r>
-      <w:r>
-        <w:t>does not test for</w:t>
-      </w:r>
-      <w:r>
-        <w:t xml:space="preserve"> statistical power specifically.</w:t>
-      </w:r>
-    </w:p>
-    <w:p>
-      <w:pPr>
-        <w:spacing w:line="276" w:lineRule="auto"/>
-        <w:jc w:val="both"/>
+        <w:t xml:space="preserve">), </w:t>
+      </w:r>
+      <w:r>
+        <w:t xml:space="preserve">and although </w:t>
+      </w:r>
+      <w:r>
+        <w:t>th</w:t>
+      </w:r>
+      <w:r>
+        <w:t>ese diagnostics</w:t>
+      </w:r>
+      <w:r>
+        <w:t xml:space="preserve"> do not test for statistical power specifically</w:t>
+      </w:r>
+      <w:r>
+        <w:t>, they indicate</w:t>
+      </w:r>
+      <w:r>
+        <w:t xml:space="preserve"> that the models were well-specified and appropriately sampled.</w:t>
+      </w:r>
+    </w:p>
+    <w:p>
+      <w:pPr>
+        <w:spacing w:line="276" w:lineRule="auto"/>
+        <w:jc w:val="both"/>
+      </w:pPr>
+      <w:r>
+        <w:br/>
+        <w:t>Minor comments:</w:t>
+      </w:r>
+    </w:p>
+    <w:p>
+      <w:pPr>
+        <w:spacing w:line="276" w:lineRule="auto"/>
+        <w:jc w:val="both"/>
+      </w:pPr>
+      <w:r>
+        <w:t>Indents might be necessary for the manuscript.</w:t>
+      </w:r>
+    </w:p>
+    <w:p>
+      <w:r>
+        <w:rPr>
+          <w:b/>
+          <w:bCs/>
+          <w:highlight w:val="red"/>
+        </w:rPr>
+        <w:t>RESPONSE:</w:t>
+      </w:r>
+      <w:r>
+        <w:rPr>
+          <w:highlight w:val="red"/>
+        </w:rPr>
+        <w:t xml:space="preserve"> Thank you, we have added paragraph indents throughout the manuscript.</w:t>
+      </w:r>
+    </w:p>
+    <w:p>
+      <w:pPr>
+        <w:spacing w:line="276" w:lineRule="auto"/>
+        <w:jc w:val="both"/>
+      </w:pPr>
+    </w:p>
+    <w:p>
+      <w:pPr>
+        <w:spacing w:line="276" w:lineRule="auto"/>
+        <w:jc w:val="both"/>
+      </w:pPr>
+      <w:r>
+        <w:t>Line 97-98: Was any UV lighting provided for the species?</w:t>
+      </w:r>
+    </w:p>
+    <w:p>
+      <w:pPr>
+        <w:spacing w:line="276" w:lineRule="auto"/>
+        <w:jc w:val="both"/>
+      </w:pPr>
+      <w:r>
+        <w:rPr>
+          <w:b/>
+          <w:bCs/>
+        </w:rPr>
+        <w:t>RESPONSE:</w:t>
+      </w:r>
+      <w:r>
+        <w:rPr>
+          <w:b/>
+          <w:bCs/>
+        </w:rPr>
+        <w:t xml:space="preserve"> </w:t>
+      </w:r>
+      <w:r>
+        <w:t xml:space="preserve">We appreciate the reviewer’s attention to detail. Lizards were provided with UV lighting following the same cycles </w:t>
+      </w:r>
+      <w:proofErr w:type="spellStart"/>
+      <w:r>
+        <w:t>thatn</w:t>
+      </w:r>
+      <w:proofErr w:type="spellEnd"/>
+      <w:r>
+        <w:t xml:space="preserve"> the heat chord and heat lamp. We have included this information on the text: “</w:t>
+      </w:r>
+      <w:r>
+        <w:t>We also provided lizards with UV light for 12 h a day.</w:t>
+      </w:r>
+      <w:r>
+        <w:t>” (</w:t>
+      </w:r>
+      <w:r>
+        <w:rPr>
+          <w:highlight w:val="yellow"/>
+        </w:rPr>
+        <w:t>LINES</w:t>
+      </w:r>
+      <w:r>
+        <w:t>)</w:t>
+      </w:r>
+    </w:p>
+    <w:p>
+      <w:pPr>
+        <w:spacing w:line="276" w:lineRule="auto"/>
+        <w:jc w:val="both"/>
+        <w:rPr>
+          <w:b/>
+          <w:bCs/>
+        </w:rPr>
+      </w:pPr>
+    </w:p>
+    <w:p>
+      <w:pPr>
+        <w:spacing w:line="276" w:lineRule="auto"/>
+        <w:jc w:val="both"/>
+      </w:pPr>
+      <w:r>
+        <w:t xml:space="preserve">Line 136-137: This makes it seem like they were euthanized immediately following tests, but later methods suggest it was much later. Please make the wording </w:t>
+      </w:r>
+      <w:proofErr w:type="gramStart"/>
+      <w:r>
+        <w:t>more clear</w:t>
+      </w:r>
+      <w:proofErr w:type="gramEnd"/>
+      <w:r>
+        <w:t>.</w:t>
+      </w:r>
+    </w:p>
+    <w:p>
+      <w:pPr>
+        <w:spacing w:line="276" w:lineRule="auto"/>
+        <w:jc w:val="both"/>
+      </w:pPr>
+      <w:r>
+        <w:rPr>
+          <w:b/>
+          <w:bCs/>
+        </w:rPr>
+        <w:t>RESPONSE:</w:t>
+      </w:r>
+      <w:r>
+        <w:t xml:space="preserve"> We have clarified this in the text: “Two months after the tests, </w:t>
+      </w:r>
+      <w:r>
+        <w:t>animals were euthanised and metabolic function was analysed in various brain regions (see Brain mitochondrial function below).</w:t>
+      </w:r>
+      <w:r>
+        <w:t>” (</w:t>
+      </w:r>
+      <w:r>
+        <w:rPr>
+          <w:highlight w:val="yellow"/>
+        </w:rPr>
+        <w:t>LINES</w:t>
+      </w:r>
+      <w:r>
+        <w:t>)</w:t>
+      </w:r>
+    </w:p>
+    <w:p>
+      <w:pPr>
+        <w:spacing w:line="276" w:lineRule="auto"/>
+        <w:jc w:val="both"/>
+      </w:pPr>
+    </w:p>
+    <w:p>
+      <w:pPr>
+        <w:spacing w:line="276" w:lineRule="auto"/>
+        <w:jc w:val="both"/>
+      </w:pPr>
+      <w:r>
+        <w:t>Line 142: “pretty” should be “prey.”</w:t>
+      </w:r>
+    </w:p>
+    <w:p>
+      <w:pPr>
+        <w:spacing w:line="276" w:lineRule="auto"/>
+        <w:jc w:val="both"/>
+      </w:pPr>
+      <w:r>
+        <w:rPr>
+          <w:b/>
+          <w:bCs/>
+        </w:rPr>
+        <w:t>RESPONSE:</w:t>
+      </w:r>
+      <w:r>
+        <w:t xml:space="preserve"> Corrected</w:t>
+      </w:r>
+    </w:p>
+    <w:p>
+      <w:pPr>
+        <w:spacing w:line="276" w:lineRule="auto"/>
+        <w:jc w:val="both"/>
+      </w:pPr>
+    </w:p>
+    <w:p>
+      <w:pPr>
+        <w:spacing w:line="276" w:lineRule="auto"/>
+        <w:jc w:val="both"/>
+      </w:pPr>
+      <w:r>
+        <w:t>Figure 1 – the “Known prey” and “Unknown prey” labels should be moved to the left, as it seems like they are associated with panel D.</w:t>
+      </w:r>
+    </w:p>
+    <w:p>
+      <w:pPr>
+        <w:spacing w:line="276" w:lineRule="auto"/>
+        <w:jc w:val="both"/>
+      </w:pPr>
+      <w:r>
+        <w:rPr>
+          <w:b/>
+          <w:bCs/>
+        </w:rPr>
+        <w:t>RESPONSE:</w:t>
+      </w:r>
+      <w:r>
+        <w:rPr>
+          <w:b/>
+          <w:bCs/>
+        </w:rPr>
+        <w:t xml:space="preserve"> </w:t>
+      </w:r>
+      <w:r>
+        <w:t>We have modified the figure as suggested.</w:t>
+      </w:r>
+    </w:p>
+    <w:p>
+      <w:pPr>
+        <w:spacing w:line="276" w:lineRule="auto"/>
+        <w:jc w:val="both"/>
+      </w:pPr>
+    </w:p>
+    <w:p>
+      <w:pPr>
+        <w:spacing w:line="276" w:lineRule="auto"/>
+        <w:jc w:val="both"/>
+      </w:pPr>
+      <w:r>
+        <w:t>Line 265: This is the first mention of SEM, need to define acronym (like you did a few lines later).</w:t>
+      </w:r>
+    </w:p>
+    <w:p>
+      <w:pPr>
+        <w:spacing w:line="276" w:lineRule="auto"/>
+        <w:jc w:val="both"/>
+      </w:pPr>
+      <w:r>
+        <w:rPr>
+          <w:b/>
+          <w:bCs/>
+        </w:rPr>
+        <w:t>RESPONSE:</w:t>
+      </w:r>
+      <w:r>
+        <w:rPr>
+          <w:b/>
+          <w:bCs/>
+        </w:rPr>
+        <w:t xml:space="preserve"> </w:t>
+      </w:r>
+      <w:r>
+        <w:t>Corrected</w:t>
+      </w:r>
+    </w:p>
+    <w:p>
+      <w:pPr>
+        <w:spacing w:line="276" w:lineRule="auto"/>
+        <w:jc w:val="both"/>
+        <w:rPr>
+          <w:highlight w:val="red"/>
+        </w:rPr>
       </w:pPr>
       <w:r>
         <w:lastRenderedPageBreak/>
         <w:br/>
-        <w:t>Minor comments:</w:t>
-      </w:r>
-    </w:p>
-    <w:p>
-      <w:pPr>
-        <w:spacing w:line="276" w:lineRule="auto"/>
-        <w:jc w:val="both"/>
-      </w:pPr>
-      <w:r>
-        <w:t>Indents might be necessary for the manuscript.</w:t>
-      </w:r>
-    </w:p>
-    <w:p>
+      </w:r>
+      <w:r>
+        <w:rPr>
+          <w:highlight w:val="red"/>
+        </w:rPr>
+        <w:t>Line 366-367: You might consider that the two regions you picked are developing in two different regions at two different times in development, thus it is interesting that neither show an effect of your treatments.</w:t>
+      </w:r>
+    </w:p>
+    <w:p>
+      <w:pPr>
+        <w:spacing w:line="276" w:lineRule="auto"/>
+        <w:jc w:val="both"/>
+        <w:rPr>
+          <w:b/>
+          <w:bCs/>
+        </w:rPr>
+      </w:pPr>
       <w:r>
         <w:rPr>
           <w:b/>
@@ -2681,285 +3044,16 @@
         </w:rPr>
         <w:t>RESPONSE:</w:t>
       </w:r>
-      <w:r>
-        <w:rPr>
-          <w:highlight w:val="red"/>
-        </w:rPr>
-        <w:t xml:space="preserve"> Thank you, we have added paragraph indents throughout the manuscript.</w:t>
-      </w:r>
-    </w:p>
-    <w:p>
-      <w:pPr>
-        <w:spacing w:line="276" w:lineRule="auto"/>
-        <w:jc w:val="both"/>
-      </w:pPr>
-    </w:p>
-    <w:p>
-      <w:pPr>
-        <w:spacing w:line="276" w:lineRule="auto"/>
-        <w:jc w:val="both"/>
-      </w:pPr>
-      <w:r>
-        <w:t>Line 97-98: Was any UV lighting provided for the species?</w:t>
-      </w:r>
-    </w:p>
-    <w:p>
-      <w:pPr>
-        <w:spacing w:line="276" w:lineRule="auto"/>
-        <w:jc w:val="both"/>
-      </w:pPr>
-      <w:r>
-        <w:rPr>
-          <w:b/>
-          <w:bCs/>
-        </w:rPr>
-        <w:t>RESPONSE:</w:t>
-      </w:r>
-      <w:r>
-        <w:rPr>
-          <w:b/>
-          <w:bCs/>
-        </w:rPr>
-        <w:t xml:space="preserve"> </w:t>
-      </w:r>
-      <w:r>
-        <w:t xml:space="preserve">We appreciate the reviewer’s attention to detail. Lizards were provided with UV lighting following the same cycles </w:t>
-      </w:r>
-      <w:proofErr w:type="spellStart"/>
-      <w:r>
-        <w:t>thatn</w:t>
-      </w:r>
-      <w:proofErr w:type="spellEnd"/>
-      <w:r>
-        <w:t xml:space="preserve"> the heat chord and heat lamp. We have included this information on the text: “</w:t>
-      </w:r>
-      <w:r>
-        <w:t>We also provided lizards with UV light for 12 h a day.</w:t>
-      </w:r>
-      <w:r>
-        <w:t>” (</w:t>
-      </w:r>
-      <w:r>
-        <w:rPr>
-          <w:highlight w:val="yellow"/>
-        </w:rPr>
-        <w:t>LINES</w:t>
-      </w:r>
-      <w:r>
-        <w:t>)</w:t>
-      </w:r>
-    </w:p>
-    <w:p>
-      <w:pPr>
-        <w:spacing w:line="276" w:lineRule="auto"/>
-        <w:jc w:val="both"/>
-        <w:rPr>
-          <w:b/>
-          <w:bCs/>
-        </w:rPr>
-      </w:pPr>
-    </w:p>
-    <w:p>
-      <w:pPr>
-        <w:spacing w:line="276" w:lineRule="auto"/>
-        <w:jc w:val="both"/>
-      </w:pPr>
-      <w:r>
-        <w:t xml:space="preserve">Line 136-137: This makes it seem like they were euthanized immediately following tests, but later methods suggest it was much later. Please make the wording </w:t>
-      </w:r>
-      <w:proofErr w:type="gramStart"/>
-      <w:r>
-        <w:t>more clear</w:t>
-      </w:r>
-      <w:proofErr w:type="gramEnd"/>
-      <w:r>
-        <w:t>.</w:t>
-      </w:r>
-    </w:p>
-    <w:p>
-      <w:pPr>
-        <w:spacing w:line="276" w:lineRule="auto"/>
-        <w:jc w:val="both"/>
-      </w:pPr>
-      <w:r>
-        <w:rPr>
-          <w:b/>
-          <w:bCs/>
-        </w:rPr>
-        <w:t>RESPONSE:</w:t>
-      </w:r>
-      <w:r>
-        <w:t xml:space="preserve"> We have clarified this in the text: “Two months after the tests, </w:t>
-      </w:r>
-      <w:r>
-        <w:t>animals were euthanised and metabolic function was analysed in various brain regions (see Brain mitochondrial function below).</w:t>
-      </w:r>
-      <w:r>
-        <w:t>” (</w:t>
-      </w:r>
-      <w:r>
-        <w:rPr>
-          <w:highlight w:val="yellow"/>
-        </w:rPr>
-        <w:t>LINES</w:t>
-      </w:r>
-      <w:r>
-        <w:t>)</w:t>
-      </w:r>
-    </w:p>
-    <w:p>
-      <w:pPr>
-        <w:spacing w:line="276" w:lineRule="auto"/>
-        <w:jc w:val="both"/>
-      </w:pPr>
-    </w:p>
-    <w:p>
-      <w:pPr>
-        <w:spacing w:line="276" w:lineRule="auto"/>
-        <w:jc w:val="both"/>
-      </w:pPr>
-      <w:r>
-        <w:t>Line 142: “pretty” should be “prey.”</w:t>
-      </w:r>
-    </w:p>
-    <w:p>
-      <w:pPr>
-        <w:spacing w:line="276" w:lineRule="auto"/>
-        <w:jc w:val="both"/>
-      </w:pPr>
-      <w:r>
-        <w:rPr>
-          <w:b/>
-          <w:bCs/>
-        </w:rPr>
-        <w:t>RESPONSE:</w:t>
-      </w:r>
-      <w:r>
-        <w:t xml:space="preserve"> Corrected</w:t>
-      </w:r>
-    </w:p>
-    <w:p>
-      <w:pPr>
-        <w:spacing w:line="276" w:lineRule="auto"/>
-        <w:jc w:val="both"/>
-      </w:pPr>
-    </w:p>
-    <w:p>
-      <w:pPr>
-        <w:spacing w:line="276" w:lineRule="auto"/>
-        <w:jc w:val="both"/>
-      </w:pPr>
-      <w:r>
-        <w:t>Figure 1 – the “Known prey” and “Unknown prey” labels should be moved to the left, as it seems like they are associated with panel D.</w:t>
-      </w:r>
-    </w:p>
-    <w:p>
-      <w:pPr>
-        <w:spacing w:line="276" w:lineRule="auto"/>
-        <w:jc w:val="both"/>
-      </w:pPr>
-      <w:r>
-        <w:rPr>
-          <w:b/>
-          <w:bCs/>
-        </w:rPr>
-        <w:t>RESPONSE:</w:t>
-      </w:r>
-      <w:r>
-        <w:rPr>
-          <w:b/>
-          <w:bCs/>
-        </w:rPr>
-        <w:t xml:space="preserve"> </w:t>
-      </w:r>
-      <w:r>
-        <w:t>We have modified the figure as suggested.</w:t>
-      </w:r>
-    </w:p>
-    <w:p>
-      <w:pPr>
-        <w:spacing w:line="276" w:lineRule="auto"/>
-        <w:jc w:val="both"/>
-      </w:pPr>
-    </w:p>
-    <w:p>
-      <w:pPr>
-        <w:spacing w:line="276" w:lineRule="auto"/>
-        <w:jc w:val="both"/>
-      </w:pPr>
-      <w:r>
-        <w:t>Line 265: This is the first mention of SEM, need to define acronym (like you did a few lines later).</w:t>
-      </w:r>
-    </w:p>
-    <w:p>
-      <w:pPr>
-        <w:spacing w:line="276" w:lineRule="auto"/>
-        <w:jc w:val="both"/>
-      </w:pPr>
-      <w:r>
-        <w:rPr>
-          <w:b/>
-          <w:bCs/>
-        </w:rPr>
-        <w:t>RESPONSE:</w:t>
-      </w:r>
-      <w:r>
-        <w:rPr>
-          <w:b/>
-          <w:bCs/>
-        </w:rPr>
-        <w:t xml:space="preserve"> </w:t>
-      </w:r>
-      <w:r>
-        <w:t>Corrected</w:t>
-      </w:r>
-    </w:p>
-    <w:p>
-      <w:pPr>
-        <w:spacing w:line="276" w:lineRule="auto"/>
-        <w:jc w:val="both"/>
-        <w:rPr>
-          <w:highlight w:val="red"/>
-        </w:rPr>
-      </w:pPr>
-      <w:r>
-        <w:br/>
-      </w:r>
-      <w:r>
-        <w:rPr>
-          <w:highlight w:val="red"/>
-        </w:rPr>
-        <w:t>Line 366-367: You might consider that the two regions you picked are developing in two different regions at two different times in development, thus it is interesting that neither show an effect of your treatments.</w:t>
-      </w:r>
-    </w:p>
-    <w:p>
-      <w:pPr>
-        <w:spacing w:line="276" w:lineRule="auto"/>
-        <w:jc w:val="both"/>
-        <w:rPr>
-          <w:b/>
-          <w:bCs/>
-        </w:rPr>
-      </w:pPr>
-      <w:r>
-        <w:rPr>
-          <w:b/>
-          <w:bCs/>
-          <w:highlight w:val="red"/>
-        </w:rPr>
-        <w:t>RESPONSE:</w:t>
-      </w:r>
-    </w:p>
-    <w:p>
-      <w:pPr>
-        <w:spacing w:line="276" w:lineRule="auto"/>
-        <w:jc w:val="both"/>
-        <w:rPr>
-          <w:highlight w:val="red"/>
-        </w:rPr>
-      </w:pPr>
-      <w:r>
-        <w:lastRenderedPageBreak/>
+    </w:p>
+    <w:p>
+      <w:pPr>
+        <w:spacing w:line="276" w:lineRule="auto"/>
+        <w:jc w:val="both"/>
+        <w:rPr>
+          <w:highlight w:val="red"/>
+        </w:rPr>
+      </w:pPr>
+      <w:r>
         <w:br/>
       </w:r>
       <w:r>

--- a/FuncEcol/resubmission/Rebuttal letter FE.docx
+++ b/FuncEcol/resubmission/Rebuttal letter FE.docx
@@ -712,15 +712,251 @@
         <w:t>RESPONSE:</w:t>
       </w:r>
       <w:r>
-        <w:t xml:space="preserve"> Boldness not measured because we used the starting point as animals moving already in a “natural way”. Studies do not measure boldness that way. We are not measuring neophobia/neophilia either since animals were habituated to the mace. Motivation may be related, but it is unlikely, and latency to detect and latency to forage may be correlated, so it would be harder to disentangle if the animals are eating the cricket faster because they are more motivated or because they are better at perceiving it. We used the probability for that reason. What is the difference between detection and perception according to this idiot? Both are cognition! The difference is that we measure the </w:t>
-      </w:r>
-      <w:proofErr w:type="gramStart"/>
-      <w:r>
-        <w:t>response</w:t>
-      </w:r>
-      <w:proofErr w:type="gramEnd"/>
-      <w:r>
-        <w:t xml:space="preserve"> so we know the animal has detected the stimulus PLUS responds to it in the expected way, so we consider that perception matches the behaviour better (look for reference).</w:t>
+        <w:t xml:space="preserve"> </w:t>
+      </w:r>
+      <w:r>
+        <w:t xml:space="preserve">We thank the reviewer for this thoughtful comment, and </w:t>
+      </w:r>
+      <w:r>
+        <w:t xml:space="preserve">we </w:t>
+      </w:r>
+      <w:r>
+        <w:t>address each point below.</w:t>
+      </w:r>
+    </w:p>
+    <w:p>
+      <w:pPr>
+        <w:spacing w:line="276" w:lineRule="auto"/>
+        <w:jc w:val="both"/>
+      </w:pPr>
+      <w:r>
+        <w:t xml:space="preserve">On boldness: </w:t>
+      </w:r>
+      <w:r>
+        <w:t>Boldness is typically measured as the latency to resume normal activity following a disturbance (e.g., time to re-emerge or begin moving after the apparatus was set up). Our detection latency metric is measured from a different starting point: from resuming normal movement (≥5 seconds</w:t>
+      </w:r>
+      <w:r>
+        <w:t xml:space="preserve"> walking</w:t>
+      </w:r>
+      <w:r>
+        <w:t>) to</w:t>
+      </w:r>
+      <w:r>
+        <w:t xml:space="preserve"> clear</w:t>
+      </w:r>
+      <w:r>
+        <w:t xml:space="preserve"> investigation of the </w:t>
+      </w:r>
+      <w:r>
+        <w:t>apparatus</w:t>
+      </w:r>
+      <w:r>
+        <w:t>. As our metric begins only once normal activity has already resumed, it does not capture the timeframe in which boldness is typically expressed, and boldness should not directly influence the latency measure used here.</w:t>
+      </w:r>
+    </w:p>
+    <w:p>
+      <w:pPr>
+        <w:spacing w:line="276" w:lineRule="auto"/>
+        <w:jc w:val="both"/>
+      </w:pPr>
+      <w:r>
+        <w:t>On acoustic cues: Live prey (crickets and mealworms) produced potential acoustic cues in both chemical and visual trials, as prey remained alive throughout testing. However, in the chemical trials, prey was hidden behind a physical barrier, spatially separated from the filter paper bearing the chemical stimulus; if acoustic cues alone were driving detection, we would expect lizards to orient toward the sound source (the hidden prey). Instead, lizards directed attention specifically toward the filter paper. We also note that detection behaviour was similar across both cricket and mealworm trials, despite crickets generally being expected to produce more acoustic and vibrational cues than mealworms, which further argues against acoustic cues as a primary driver of detection. We agree, however, that we cannot fully exclude some contribution of acoustic cues, and we have added this as an explicit limitation in the Discussion</w:t>
+      </w:r>
+      <w:r>
+        <w:t xml:space="preserve">: </w:t>
+      </w:r>
+      <w:r>
+        <w:rPr>
+          <w:highlight w:val="red"/>
+        </w:rPr>
+        <w:t>“”</w:t>
+      </w:r>
+      <w:r>
+        <w:rPr>
+          <w:highlight w:val="red"/>
+        </w:rPr>
+        <w:t xml:space="preserve"> (see</w:t>
+      </w:r>
+      <w:r>
+        <w:t xml:space="preserve"> </w:t>
+      </w:r>
+      <w:r>
+        <w:rPr>
+          <w:highlight w:val="yellow"/>
+        </w:rPr>
+        <w:t>LINES</w:t>
+      </w:r>
+      <w:r>
+        <w:t>).</w:t>
+      </w:r>
+    </w:p>
+    <w:p>
+      <w:pPr>
+        <w:spacing w:line="276" w:lineRule="auto"/>
+        <w:jc w:val="both"/>
+      </w:pPr>
+      <w:r>
+        <w:t xml:space="preserve">On reporting raw latency values: We agree this is useful context and have added a supplementary table reporting raw detection latency values by treatment and cue type </w:t>
+      </w:r>
+      <w:r>
+        <w:t xml:space="preserve">in the Supplementary Material </w:t>
+      </w:r>
+      <w:r>
+        <w:t xml:space="preserve">(see </w:t>
+      </w:r>
+      <w:r>
+        <w:rPr>
+          <w:highlight w:val="red"/>
+        </w:rPr>
+        <w:t>LINES</w:t>
+      </w:r>
+      <w:r>
+        <w:t>)</w:t>
+      </w:r>
+      <w:r>
+        <w:t>.</w:t>
+      </w:r>
+      <w:r>
+        <w:t xml:space="preserve"> </w:t>
+      </w:r>
+      <w:r>
+        <w:t>I</w:t>
+      </w:r>
+      <w:r>
+        <w:t>n addition</w:t>
+      </w:r>
+      <w:r>
+        <w:t>,</w:t>
+      </w:r>
+      <w:r>
+        <w:t xml:space="preserve"> the model estimates</w:t>
+      </w:r>
+      <w:r>
+        <w:t xml:space="preserve"> for our motivation metric and its latency with prenatal conditions is</w:t>
+      </w:r>
+      <w:r>
+        <w:t xml:space="preserve"> already presented</w:t>
+      </w:r>
+      <w:r>
+        <w:t xml:space="preserve"> in the Supplementary Material (see </w:t>
+      </w:r>
+      <w:r>
+        <w:rPr>
+          <w:highlight w:val="yellow"/>
+        </w:rPr>
+        <w:t>Tables</w:t>
+      </w:r>
+      <w:r>
+        <w:t>)</w:t>
+      </w:r>
+      <w:r>
+        <w:t>.</w:t>
+      </w:r>
+    </w:p>
+    <w:p>
+      <w:pPr>
+        <w:spacing w:line="276" w:lineRule="auto"/>
+        <w:jc w:val="both"/>
+      </w:pPr>
+      <w:r>
+        <w:t xml:space="preserve">On correlating detection latency with a continuous latency-to-consume measure: Video recordings from this study are no longer available, and we are therefore unable to reconstruct a continuous latency-to-consume variable retrospectively; only the binary outcome (whether prey was consumed) was recorded and retained. </w:t>
+      </w:r>
+      <w:r>
+        <w:t>However, we</w:t>
+      </w:r>
+      <w:r>
+        <w:t xml:space="preserve"> note that even </w:t>
+      </w:r>
+      <w:r>
+        <w:t>if</w:t>
+      </w:r>
+      <w:r>
+        <w:t xml:space="preserve"> a continuous measure of consumption latency </w:t>
+      </w:r>
+      <w:r>
+        <w:t>was</w:t>
+      </w:r>
+      <w:r>
+        <w:t xml:space="preserve"> available, a correlation between detection latency and consumption latency would not</w:t>
+      </w:r>
+      <w:r>
+        <w:t xml:space="preserve"> disentangle</w:t>
+      </w:r>
+      <w:r>
+        <w:t xml:space="preserve"> between </w:t>
+      </w:r>
+      <w:r>
+        <w:lastRenderedPageBreak/>
+        <w:t xml:space="preserve">sensory and motivational </w:t>
+      </w:r>
+      <w:r>
+        <w:t xml:space="preserve">explanations. Lizards more motivated would be faster, as well as lizards better at detecting the cricket. As such, we believe that our factor (eaten/not eaten cricket) reflects better motivation to forage. </w:t>
+      </w:r>
+    </w:p>
+    <w:p>
+      <w:pPr>
+        <w:spacing w:line="276" w:lineRule="auto"/>
+        <w:jc w:val="both"/>
+      </w:pPr>
+      <w:r>
+        <w:t xml:space="preserve">On framing (cognition vs. prey detection): We respectfully disagree with the reviewer's suggestion to move away from </w:t>
+      </w:r>
+      <w:r>
+        <w:t xml:space="preserve">the cognitive </w:t>
+      </w:r>
+      <w:r>
+        <w:t xml:space="preserve">framing. </w:t>
+      </w:r>
+      <w:r>
+        <w:t xml:space="preserve">Not only </w:t>
+      </w:r>
+      <w:r>
+        <w:t xml:space="preserve">are </w:t>
+      </w:r>
+      <w:r>
+        <w:t>s</w:t>
+      </w:r>
+      <w:r>
+        <w:t xml:space="preserve">timulus detection and recognition traditionally considered cognitive processes, </w:t>
+      </w:r>
+      <w:r>
+        <w:t>but</w:t>
+      </w:r>
+      <w:r>
+        <w:t xml:space="preserve"> other cognitive processes, such as attention and decision-making (see comments by Reviewer 2), likely also influence the response we measured. We do agree, however, that "detection"—rather than "perception" or "recognition"—most precisely reflects the specific behavioural response measured in this study, even though detection itself remains a cognitive process. We chose "detection" specifically because clear, sustained exploration of the apparatus indicates that a stimulus has been detected, but we cannot determine whether it was recognised as prey</w:t>
+      </w:r>
+      <w:r>
+        <w:t>. To not make higher-order inferences,</w:t>
+      </w:r>
+      <w:r>
+        <w:t xml:space="preserve"> we avoided invoking recognition or discrimination, </w:t>
+      </w:r>
+      <w:r>
+        <w:t>although we acknowledge that other higher-order cognitive processes (as Reviewer 2 points out) could be involved.</w:t>
+      </w:r>
+      <w:r>
+        <w:t xml:space="preserve"> </w:t>
+      </w:r>
+      <w:r>
+        <w:rPr>
+          <w:highlight w:val="red"/>
+        </w:rPr>
+        <w:t xml:space="preserve">We </w:t>
+      </w:r>
+      <w:r>
+        <w:rPr>
+          <w:highlight w:val="red"/>
+        </w:rPr>
+        <w:t xml:space="preserve">also </w:t>
+      </w:r>
+      <w:r>
+        <w:rPr>
+          <w:highlight w:val="red"/>
+        </w:rPr>
+        <w:t>acknowledge that "detection" and "perception" have at times been used interchangeably in the manuscript despite not being synonymous, and we have revised the text throughout to distinguish these concepts clearly and consistently</w:t>
+      </w:r>
+      <w:r>
+        <w:t>.</w:t>
       </w:r>
     </w:p>
     <w:p>
@@ -823,11 +1059,11 @@
         <w:t>(Coomber et al., 1997; Sakata et al., 2000; Zhu et al., 2004)</w:t>
       </w:r>
       <w:r>
-        <w:t xml:space="preserve">. Given this region-specificity, it is possible that prenatal GCs and </w:t>
+        <w:t xml:space="preserve">. Given this region-specificity, it is possible that prenatal GCs and temperature could also combine differently depending on brain region, even when no </w:t>
       </w:r>
       <w:r>
         <w:lastRenderedPageBreak/>
-        <w:t>temperature could also combine differently depending on brain region, even when no interaction is evident in other tissues or brain regions. We therefore need further empirical evidence across brain regions and cognitive domains to understand how prenatal GCs and thermal environment shape physiology and cognition.</w:t>
+        <w:t>interaction is evident in other tissues or brain regions. We therefore need further empirical evidence across brain regions and cognitive domains to understand how prenatal GCs and thermal environment shape physiology and cognition.</w:t>
       </w:r>
       <w:r>
         <w:t xml:space="preserve">” (see </w:t>
@@ -1122,11 +1358,11 @@
       </w:r>
       <w:proofErr w:type="spellEnd"/>
       <w:r>
-        <w:t xml:space="preserve"> the distribution of observations in each channel at 10³ fluorescent </w:t>
+        <w:t xml:space="preserve"> the distribution of observations in each channel at 10³ fluorescent intensity and minimised off-scale events (&lt;10¹ or &gt;10⁵). Full details, including the specific </w:t>
       </w:r>
       <w:r>
         <w:lastRenderedPageBreak/>
-        <w:t xml:space="preserve">intensity and minimised off-scale events (&lt;10¹ or &gt;10⁵). Full details, including the specific voltages and channels used for each assay, are provided in the Supplementary Material (see </w:t>
+        <w:t xml:space="preserve">voltages and channels used for each assay, are provided in the Supplementary Material (see </w:t>
       </w:r>
       <w:r>
         <w:rPr>
@@ -1357,11 +1593,11 @@
         <w:t xml:space="preserve"> </w:t>
       </w:r>
       <w:r>
-        <w:t xml:space="preserve">We report the simplified models as our final </w:t>
+        <w:t xml:space="preserve">We report the simplified models as our final models, as this facilitated more manageable handling of posterior distributions for the </w:t>
       </w:r>
       <w:r>
         <w:lastRenderedPageBreak/>
-        <w:t>models, as this facilitated more manageable handling of posterior distributions for the figures and tables.</w:t>
+        <w:t>figures and tables.</w:t>
       </w:r>
       <w:r>
         <w:t xml:space="preserve"> However, the results of the preliminary models are reported fully in the Supplementary Material. </w:t>
@@ -2287,42 +2523,24 @@
       <w:pPr>
         <w:spacing w:line="276" w:lineRule="auto"/>
         <w:jc w:val="both"/>
-        <w:rPr>
-          <w:highlight w:val="red"/>
-        </w:rPr>
-      </w:pPr>
-      <w:r>
-        <w:rPr>
-          <w:highlight w:val="red"/>
-        </w:rPr>
+      </w:pPr>
+      <w:r>
         <w:t xml:space="preserve">My primary realm of expertise is in cognition and </w:t>
       </w:r>
       <w:proofErr w:type="spellStart"/>
       <w:r>
-        <w:rPr>
-          <w:highlight w:val="red"/>
-        </w:rPr>
         <w:t>behavior</w:t>
       </w:r>
       <w:proofErr w:type="spellEnd"/>
       <w:r>
-        <w:rPr>
-          <w:highlight w:val="red"/>
-        </w:rPr>
         <w:t xml:space="preserve">, and I recognize that you are using what appears to be a novel </w:t>
       </w:r>
       <w:proofErr w:type="spellStart"/>
       <w:r>
-        <w:rPr>
-          <w:highlight w:val="red"/>
-        </w:rPr>
         <w:t>behavioral</w:t>
       </w:r>
       <w:proofErr w:type="spellEnd"/>
       <w:r>
-        <w:rPr>
-          <w:highlight w:val="red"/>
-        </w:rPr>
         <w:t xml:space="preserve"> perception assay in this experiment. I believe it is novel because I do not see cited sources for similar assays published in the literature. I am not sure this assay directly measures perception. Perception is by definition some sort of short-term internal representation of a stimulus, which is only part of what this assay is measuring. Other cognitive processes, including attention, decision-making, and even some form of learning and memory are also part of the performance outcomes of this assay, as I see it. The timeframe that animals are tested requires them to first perceive a stimulus, but then internal processes are involved in the attention paid to that stimulus and the decision made to approach. The very basis of the assay, familiar vs unfamiliar prey, is based on previous experience, and thus learning and memory. Thus, although I see this as definitely a type of cognitive assay testing decision-making during foraging, I am not sure it is apt to call it an assay measuring perception, which is how it is framed in this paper. I would like to see the authors address this in the paper and perhaps change the framing.</w:t>
       </w:r>
     </w:p>
@@ -2330,15 +2548,11 @@
       <w:pPr>
         <w:spacing w:line="276" w:lineRule="auto"/>
         <w:jc w:val="both"/>
-        <w:rPr>
-          <w:highlight w:val="red"/>
-        </w:rPr>
-      </w:pPr>
-      <w:r>
-        <w:rPr>
-          <w:b/>
-          <w:bCs/>
-          <w:highlight w:val="red"/>
+      </w:pPr>
+      <w:r>
+        <w:rPr>
+          <w:b/>
+          <w:bCs/>
         </w:rPr>
         <w:t>RESPONSE:</w:t>
       </w:r>
@@ -2346,15 +2560,118 @@
         <w:rPr>
           <w:b/>
           <w:bCs/>
-          <w:highlight w:val="red"/>
         </w:rPr>
         <w:t xml:space="preserve"> </w:t>
       </w:r>
       <w:r>
-        <w:rPr>
-          <w:highlight w:val="red"/>
-        </w:rPr>
-        <w:t>Include citations (although I feel we had included several). I think perception and detection are being mixed here. Perception is the lowest point we can detect here, since recognition or discrimination would require other stimuli too. We obviously cannot measure other aspects, but this is widely recognised in the literature, at least for reptiles.</w:t>
+        <w:t>We thank the reviewer for this detailed and thoughtful comment; we address the reviewer's concerns below.</w:t>
+      </w:r>
+    </w:p>
+    <w:p>
+      <w:pPr>
+        <w:spacing w:line="276" w:lineRule="auto"/>
+        <w:jc w:val="both"/>
+      </w:pPr>
+      <w:r>
+        <w:t xml:space="preserve">Comparable behavioural assays measuring latency to detect or respond to chemical and visual prey stimuli have been used previously in lizards. For example, </w:t>
+      </w:r>
+      <w:proofErr w:type="spellStart"/>
+      <w:r>
+        <w:t>Desfilis</w:t>
+      </w:r>
+      <w:proofErr w:type="spellEnd"/>
+      <w:r>
+        <w:t xml:space="preserve"> et al. (2003, </w:t>
+      </w:r>
+      <w:r>
+        <w:rPr>
+          <w:i/>
+          <w:iCs/>
+        </w:rPr>
+        <w:t>J. Comp. Psychol.</w:t>
+      </w:r>
+      <w:r>
+        <w:t xml:space="preserve">) used contacts with a vessel as a measure of interest/discrimination, and Recio et al. (2021, </w:t>
+      </w:r>
+      <w:r>
+        <w:rPr>
+          <w:i/>
+          <w:iCs/>
+        </w:rPr>
+        <w:t>Amphibia-Reptilia</w:t>
+      </w:r>
+      <w:r>
+        <w:t>) used latency to approach the apparatus as a comparable measure. Our own measure—sustained exploration of the stimulus location—is consistent with this precedent for using approach- or exploration-based behaviours as indicators of stimulus detection.</w:t>
+      </w:r>
+    </w:p>
+    <w:p>
+      <w:pPr>
+        <w:spacing w:line="276" w:lineRule="auto"/>
+        <w:jc w:val="both"/>
+      </w:pPr>
+      <w:r>
+        <w:t xml:space="preserve">We agree that attention and decision-making likely also contribute to the response measured here, alongside detection itself, and we do not intend to claim that our assay isolates a single cognitive process. We believe, however, that framing this response using the narrower and more conservative term "detection" is preferable to invoking a specific higher-order cognitive process (such as perception or discrimination) that our assay </w:t>
+      </w:r>
+      <w:r>
+        <w:lastRenderedPageBreak/>
+        <w:t>design cannot directly confirm (see also our response to a related comment from Reviewer 1, above).</w:t>
+      </w:r>
+    </w:p>
+    <w:p>
+      <w:pPr>
+        <w:spacing w:line="276" w:lineRule="auto"/>
+        <w:jc w:val="both"/>
+      </w:pPr>
+      <w:r>
+        <w:t xml:space="preserve">Regarding learning and memory specifically: our preliminary models, which included prey familiarity as a covariate, did not find a significant effect of familiarity on detection latency (see Supplementary Material, </w:t>
+      </w:r>
+      <w:r>
+        <w:rPr>
+          <w:highlight w:val="yellow"/>
+        </w:rPr>
+        <w:t>LINES</w:t>
+      </w:r>
+      <w:r>
+        <w:t>). This suggests that learning- or memory-based recognition of specific prey identity was not a major driver of the response measured here, though we cannot rule out some contribution.</w:t>
+      </w:r>
+    </w:p>
+    <w:p>
+      <w:pPr>
+        <w:spacing w:line="276" w:lineRule="auto"/>
+        <w:jc w:val="both"/>
+      </w:pPr>
+      <w:r>
+        <w:t>We agree that "perception" and "detection" have at times been used interchangeably in the manuscript despite not being synonymous, and that "perception" may imply a specific internal representational process our assay cannot directly confirm</w:t>
+      </w:r>
+      <w:r>
+        <w:t xml:space="preserve"> (see above)</w:t>
+      </w:r>
+      <w:r>
+        <w:t xml:space="preserve">. We have revised the manuscript throughout to consistently use "detection" </w:t>
+      </w:r>
+      <w:r>
+        <w:t>instead and</w:t>
+      </w:r>
+      <w:r>
+        <w:t xml:space="preserve"> have added an explicit acknowledgment in the Discussion that our assay reflects the combined output of multiple processes and does not isolate detection as a fully distinct one: </w:t>
+      </w:r>
+      <w:r>
+        <w:rPr>
+          <w:highlight w:val="red"/>
+        </w:rPr>
+        <w:t>"" (see</w:t>
+      </w:r>
+      <w:r>
+        <w:t xml:space="preserve"> </w:t>
+      </w:r>
+      <w:r>
+        <w:rPr>
+          <w:highlight w:val="yellow"/>
+        </w:rPr>
+        <w:t>LINES</w:t>
+      </w:r>
+      <w:r>
+        <w:t>).</w:t>
       </w:r>
     </w:p>
     <w:p>
@@ -2390,718 +2707,704 @@
         <w:rPr>
           <w:highlight w:val="red"/>
         </w:rPr>
-        <w:t xml:space="preserve"> of the lizards </w:t>
+        <w:t xml:space="preserve"> of the lizards in regard to their hatching (Lines 114-125). Given the potential “catch up” effect you describe later (lines 371-372), it seems pertinent to include this information. I am concerned that this study is framed as a developmental effects study, but it seems like many of the analyses took place a very </w:t>
       </w:r>
       <w:proofErr w:type="gramStart"/>
       <w:r>
         <w:rPr>
           <w:highlight w:val="red"/>
         </w:rPr>
-        <w:t>in regard to</w:t>
+        <w:t>long time</w:t>
       </w:r>
       <w:proofErr w:type="gramEnd"/>
       <w:r>
         <w:rPr>
           <w:highlight w:val="red"/>
         </w:rPr>
-        <w:t xml:space="preserve"> their hatching (Lines 114-125). Given the potential “catch up” effect you describe later (lines 371-372), it seems pertinent to include this information. I am concerned that this study is framed as a developmental effects study, but it seems like many of the analyses took place a very </w:t>
+        <w:t xml:space="preserve"> following hatching. This misses a critical period of the skink’s life where effects might be observed, and it seems odd to me that this was not </w:t>
       </w:r>
       <w:proofErr w:type="gramStart"/>
       <w:r>
         <w:rPr>
           <w:highlight w:val="red"/>
         </w:rPr>
-        <w:t>long time</w:t>
+        <w:t>taken into account</w:t>
       </w:r>
       <w:proofErr w:type="gramEnd"/>
       <w:r>
         <w:rPr>
           <w:highlight w:val="red"/>
         </w:rPr>
-        <w:t xml:space="preserve"> following hatching. This misses a critical period of the skink’s life where effects might be observed, and it seems odd to me that this was not </w:t>
+        <w:t xml:space="preserve"> in the study design. I understand this aspect of the data can no longer be changed, so I am only requesting the authors be more explicit in their timeline </w:t>
       </w:r>
       <w:proofErr w:type="gramStart"/>
       <w:r>
         <w:rPr>
           <w:highlight w:val="red"/>
         </w:rPr>
-        <w:t>taken into account</w:t>
+        <w:t>so as to</w:t>
       </w:r>
       <w:proofErr w:type="gramEnd"/>
       <w:r>
         <w:rPr>
           <w:highlight w:val="red"/>
         </w:rPr>
-        <w:t xml:space="preserve"> in the study design. I understand this aspect of the data can no longer be changed, so I am only requesting the authors be more explicit in their timeline </w:t>
+        <w:t xml:space="preserve"> better understand the context of the study.</w:t>
+      </w:r>
+    </w:p>
+    <w:p>
+      <w:pPr>
+        <w:spacing w:line="276" w:lineRule="auto"/>
+        <w:jc w:val="both"/>
+      </w:pPr>
+      <w:r>
+        <w:rPr>
+          <w:b/>
+          <w:bCs/>
+          <w:highlight w:val="red"/>
+        </w:rPr>
+        <w:t>RESPONSE:</w:t>
+      </w:r>
+      <w:r>
+        <w:rPr>
+          <w:highlight w:val="red"/>
+        </w:rPr>
+        <w:t xml:space="preserve"> Include data on the age. It </w:t>
+      </w:r>
+      <w:r>
+        <w:rPr>
+          <w:highlight w:val="red"/>
+        </w:rPr>
+        <w:t>misses</w:t>
+      </w:r>
+      <w:r>
+        <w:rPr>
+          <w:highlight w:val="red"/>
+        </w:rPr>
+        <w:t xml:space="preserve"> a critical period, but it would too if we measured them earlier…</w:t>
+      </w:r>
+    </w:p>
+    <w:p>
+      <w:pPr>
+        <w:spacing w:line="276" w:lineRule="auto"/>
+        <w:jc w:val="both"/>
+      </w:pPr>
+      <w:r>
+        <w:t> </w:t>
+      </w:r>
+      <w:r>
+        <w:br/>
+        <w:t xml:space="preserve">Although I understand that the olfactory bulb and optic tecta (Line 184-185) are associated with sensory inputs, I am not sure I completely agree that they are associated with the entire perceptive process being measured in this study. These brain regions are primarily responsible for taking information in from the environment and then relaying it to other integrative </w:t>
+      </w:r>
+      <w:proofErr w:type="spellStart"/>
+      <w:r>
+        <w:t>centers</w:t>
+      </w:r>
+      <w:proofErr w:type="spellEnd"/>
+      <w:r>
+        <w:t xml:space="preserve"> of the brain to generate foraging </w:t>
+      </w:r>
+      <w:proofErr w:type="spellStart"/>
+      <w:r>
+        <w:t>behavior</w:t>
+      </w:r>
+      <w:proofErr w:type="spellEnd"/>
+      <w:r>
+        <w:t xml:space="preserve"> based on internal state. Therefore, I am not sure if these brain regions were the best to choose for this study, or at least not as the only regions examined. I might expect to see the </w:t>
+      </w:r>
+      <w:proofErr w:type="spellStart"/>
+      <w:r>
+        <w:t>behavior</w:t>
+      </w:r>
+      <w:proofErr w:type="spellEnd"/>
+      <w:r>
+        <w:t xml:space="preserve"> assay used here to put more demands on telencephalic regions or midbrain regions associated with hunger and foraging </w:t>
+      </w:r>
+      <w:proofErr w:type="spellStart"/>
+      <w:r>
+        <w:t>behavior</w:t>
+      </w:r>
+      <w:proofErr w:type="spellEnd"/>
+      <w:r>
+        <w:t xml:space="preserve">, rather than the olfactory bulb and optic tectum. Thus, it might not be surprising (Line 348) that you don’t see a connection between brain and </w:t>
+      </w:r>
+      <w:proofErr w:type="spellStart"/>
+      <w:r>
+        <w:t>behavior</w:t>
+      </w:r>
+      <w:proofErr w:type="spellEnd"/>
+      <w:r>
+        <w:t xml:space="preserve"> when focused on these regions. In the future, I might consider </w:t>
+      </w:r>
+      <w:proofErr w:type="spellStart"/>
+      <w:r>
+        <w:t>analyzing</w:t>
+      </w:r>
+      <w:proofErr w:type="spellEnd"/>
+      <w:r>
+        <w:t xml:space="preserve"> </w:t>
+      </w:r>
+      <w:r>
+        <w:lastRenderedPageBreak/>
+        <w:t>additional brain regions, particularly in the context of cognition, and perhaps acknowledge that other brain regions may have been more appropriate in this study.</w:t>
+      </w:r>
+    </w:p>
+    <w:p>
+      <w:pPr>
+        <w:spacing w:line="276" w:lineRule="auto"/>
+        <w:jc w:val="both"/>
+      </w:pPr>
+      <w:r>
+        <w:rPr>
+          <w:b/>
+          <w:bCs/>
+        </w:rPr>
+        <w:t>RESPONSE:</w:t>
+      </w:r>
+      <w:r>
+        <w:t xml:space="preserve"> </w:t>
+      </w:r>
+      <w:r>
+        <w:t xml:space="preserve">We appreciate this thoughtful concern and agree that examining additional integrative brain regions is a valuable direction for future work. We chose to focus on the olfactory bulb and optic tecta as an initial step, given that these regions represent the first point at which chemical and visual sensory information is processed. We considered that, if mitochondrial function impacts the regions responsible for taking information in, this could cascade into foraging decisions independently of the state and function of other regions of the brain. We also note that, in previous work in this species using the same mitochondrial measures, we found no relationship between mitochondrial physiology in the medial cortex and spatial learning performance, nor an effect of our treatments on medial cortex mitochondrial physiology (Recio et al. 2025, </w:t>
+      </w:r>
+      <w:r>
+        <w:rPr>
+          <w:i/>
+          <w:iCs/>
+        </w:rPr>
+        <w:t>J. Exp. Biol.</w:t>
+      </w:r>
+      <w:r>
+        <w:t xml:space="preserve">). </w:t>
+      </w:r>
+      <w:r>
+        <w:t>However, w</w:t>
+      </w:r>
+      <w:r>
+        <w:t>e have acknowledged that other regions could be involved in the behaviour we measured and expanded on this in the Discussion</w:t>
       </w:r>
       <w:proofErr w:type="gramStart"/>
       <w:r>
-        <w:rPr>
-          <w:highlight w:val="red"/>
-        </w:rPr>
-        <w:t>so as to</w:t>
+        <w:t xml:space="preserve">: </w:t>
+      </w:r>
+      <w:r>
+        <w:t xml:space="preserve"> </w:t>
+      </w:r>
+      <w:r>
+        <w:rPr>
+          <w:highlight w:val="red"/>
+        </w:rPr>
+        <w:t>“</w:t>
       </w:r>
       <w:proofErr w:type="gramEnd"/>
       <w:r>
         <w:rPr>
           <w:highlight w:val="red"/>
         </w:rPr>
-        <w:t xml:space="preserve"> better understand the context of the study.</w:t>
-      </w:r>
-    </w:p>
-    <w:p>
-      <w:pPr>
-        <w:spacing w:line="276" w:lineRule="auto"/>
-        <w:jc w:val="both"/>
-      </w:pPr>
-      <w:r>
-        <w:rPr>
-          <w:b/>
-          <w:bCs/>
-          <w:highlight w:val="red"/>
+        <w:t>” (see</w:t>
+      </w:r>
+      <w:r>
+        <w:t xml:space="preserve"> </w:t>
+      </w:r>
+      <w:r>
+        <w:rPr>
+          <w:highlight w:val="yellow"/>
+        </w:rPr>
+        <w:t>LINES</w:t>
+      </w:r>
+      <w:r>
+        <w:t>)</w:t>
+      </w:r>
+      <w:r>
+        <w:t>.</w:t>
+      </w:r>
+    </w:p>
+    <w:p>
+      <w:pPr>
+        <w:spacing w:line="276" w:lineRule="auto"/>
+        <w:jc w:val="both"/>
+      </w:pPr>
+      <w:r>
+        <w:br/>
+        <w:t xml:space="preserve">My final concern is related to the statistical methods. I am not an expert in these methods, but given the study design with several groups, I am concerned that the sample size is not adequate to prevent false negative results. I would suggest review by an expert in these methods </w:t>
+      </w:r>
+      <w:proofErr w:type="gramStart"/>
+      <w:r>
+        <w:t>in order to</w:t>
+      </w:r>
+      <w:proofErr w:type="gramEnd"/>
+      <w:r>
+        <w:t xml:space="preserve"> provide additional insight into this possibility.</w:t>
+      </w:r>
+    </w:p>
+    <w:p>
+      <w:pPr>
+        <w:spacing w:line="276" w:lineRule="auto"/>
+        <w:jc w:val="both"/>
+      </w:pPr>
+      <w:r>
+        <w:rPr>
+          <w:b/>
+          <w:bCs/>
+        </w:rPr>
+        <w:t>RESPONSE:</w:t>
+      </w:r>
+      <w:r>
+        <w:t xml:space="preserve"> </w:t>
+      </w:r>
+      <w:r>
+        <w:t>We thank the reviewer for raising this concern</w:t>
+      </w:r>
+      <w:r>
+        <w:t>, and</w:t>
+      </w:r>
+      <w:r>
+        <w:t xml:space="preserve"> </w:t>
+      </w:r>
+      <w:r>
+        <w:t>w</w:t>
+      </w:r>
+      <w:r>
+        <w:t xml:space="preserve">e </w:t>
+      </w:r>
+      <w:r>
+        <w:t xml:space="preserve">will </w:t>
+      </w:r>
+      <w:r>
+        <w:t>welcome additional statistical review</w:t>
+      </w:r>
+      <w:r>
+        <w:t xml:space="preserve"> if considered necessary</w:t>
+      </w:r>
+      <w:r>
+        <w:t xml:space="preserve">. </w:t>
+      </w:r>
+      <w:r>
+        <w:t>In the meantime, w</w:t>
+      </w:r>
+      <w:r>
+        <w:t xml:space="preserve">e </w:t>
+      </w:r>
+      <w:r>
+        <w:t xml:space="preserve">kindly </w:t>
+      </w:r>
+      <w:r>
+        <w:t xml:space="preserve">offer the following in response: our univariate models testing treatment effects on each variable detected significant effects for several variables (see Results), which we believe argues against the sample size being generally inadequate to detect true effects in this </w:t>
+      </w:r>
+      <w:proofErr w:type="gramStart"/>
+      <w:r>
+        <w:t>design</w:t>
+      </w:r>
+      <w:r>
+        <w:t>;</w:t>
+      </w:r>
+      <w:r>
+        <w:t xml:space="preserve">  a</w:t>
+      </w:r>
+      <w:proofErr w:type="gramEnd"/>
+      <w:r>
+        <w:t xml:space="preserve"> substantially underpowered design would unlikely detect significant effects at all. We agree that our structural equation models, which link multiple variables simultaneously, have comparatively lower power, and we acknowledge this limitation explicitly in the Discussion (see </w:t>
+      </w:r>
+      <w:r>
+        <w:rPr>
+          <w:highlight w:val="yellow"/>
+        </w:rPr>
+        <w:t>LINES</w:t>
+      </w:r>
+      <w:r>
+        <w:t xml:space="preserve">). </w:t>
+      </w:r>
+      <w:r>
+        <w:t>In addition, a</w:t>
+      </w:r>
+      <w:r>
+        <w:t xml:space="preserve">ll models showed good convergence diagnostics (R-hat values and other summary statistics; see </w:t>
+      </w:r>
+      <w:r>
+        <w:rPr>
+          <w:i/>
+          <w:iCs/>
+        </w:rPr>
+        <w:t>Supplementary Material</w:t>
+      </w:r>
+      <w:r>
+        <w:t xml:space="preserve">), </w:t>
+      </w:r>
+      <w:r>
+        <w:t xml:space="preserve">and although </w:t>
+      </w:r>
+      <w:r>
+        <w:t>th</w:t>
+      </w:r>
+      <w:r>
+        <w:t>ese diagnostics</w:t>
+      </w:r>
+      <w:r>
+        <w:t xml:space="preserve"> do not test for statistical power specifically</w:t>
+      </w:r>
+      <w:r>
+        <w:t>, they indicate</w:t>
+      </w:r>
+      <w:r>
+        <w:t xml:space="preserve"> that the models were well-specified and appropriately sampled.</w:t>
+      </w:r>
+    </w:p>
+    <w:p>
+      <w:pPr>
+        <w:spacing w:line="276" w:lineRule="auto"/>
+        <w:jc w:val="both"/>
+      </w:pPr>
+      <w:r>
+        <w:br/>
+        <w:t>Minor comments:</w:t>
+      </w:r>
+    </w:p>
+    <w:p>
+      <w:pPr>
+        <w:spacing w:line="276" w:lineRule="auto"/>
+        <w:jc w:val="both"/>
+      </w:pPr>
+      <w:r>
+        <w:t>Indents might be necessary for the manuscript.</w:t>
+      </w:r>
+    </w:p>
+    <w:p>
+      <w:r>
+        <w:rPr>
+          <w:b/>
+          <w:bCs/>
+          <w:highlight w:val="red"/>
+        </w:rPr>
+        <w:t>RESPONSE:</w:t>
+      </w:r>
+      <w:r>
+        <w:rPr>
+          <w:highlight w:val="red"/>
+        </w:rPr>
+        <w:t xml:space="preserve"> Thank you, we have added paragraph indents throughout the manuscript.</w:t>
+      </w:r>
+    </w:p>
+    <w:p>
+      <w:pPr>
+        <w:spacing w:line="276" w:lineRule="auto"/>
+        <w:jc w:val="both"/>
+      </w:pPr>
+    </w:p>
+    <w:p>
+      <w:pPr>
+        <w:spacing w:line="276" w:lineRule="auto"/>
+        <w:jc w:val="both"/>
+      </w:pPr>
+      <w:r>
+        <w:t>Line 97-98: Was any UV lighting provided for the species?</w:t>
+      </w:r>
+    </w:p>
+    <w:p>
+      <w:pPr>
+        <w:spacing w:line="276" w:lineRule="auto"/>
+        <w:jc w:val="both"/>
+      </w:pPr>
+      <w:r>
+        <w:rPr>
+          <w:b/>
+          <w:bCs/>
         </w:rPr>
         <w:lastRenderedPageBreak/>
         <w:t>RESPONSE:</w:t>
       </w:r>
       <w:r>
         <w:rPr>
-          <w:highlight w:val="red"/>
-        </w:rPr>
-        <w:t xml:space="preserve"> Include data on the age. It </w:t>
-      </w:r>
-      <w:r>
-        <w:rPr>
-          <w:highlight w:val="red"/>
-        </w:rPr>
-        <w:t>misses</w:t>
-      </w:r>
-      <w:r>
-        <w:rPr>
-          <w:highlight w:val="red"/>
-        </w:rPr>
-        <w:t xml:space="preserve"> a critical period, but it would too if we measured them earlier…</w:t>
-      </w:r>
-    </w:p>
-    <w:p>
-      <w:pPr>
-        <w:spacing w:line="276" w:lineRule="auto"/>
-        <w:jc w:val="both"/>
-      </w:pPr>
-      <w:r>
-        <w:t> </w:t>
-      </w:r>
+          <w:b/>
+          <w:bCs/>
+        </w:rPr>
+        <w:t xml:space="preserve"> </w:t>
+      </w:r>
+      <w:r>
+        <w:t xml:space="preserve">We appreciate the reviewer’s attention to detail. Lizards were provided with UV lighting following the same cycles </w:t>
+      </w:r>
+      <w:proofErr w:type="spellStart"/>
+      <w:r>
+        <w:t>thatn</w:t>
+      </w:r>
+      <w:proofErr w:type="spellEnd"/>
+      <w:r>
+        <w:t xml:space="preserve"> the heat chord and heat lamp. We have included this information on the text: “</w:t>
+      </w:r>
+      <w:r>
+        <w:t>We also provided lizards with UV light for 12 h a day.</w:t>
+      </w:r>
+      <w:r>
+        <w:t>” (</w:t>
+      </w:r>
+      <w:r>
+        <w:rPr>
+          <w:highlight w:val="yellow"/>
+        </w:rPr>
+        <w:t>LINES</w:t>
+      </w:r>
+      <w:r>
+        <w:t>)</w:t>
+      </w:r>
+    </w:p>
+    <w:p>
+      <w:pPr>
+        <w:spacing w:line="276" w:lineRule="auto"/>
+        <w:jc w:val="both"/>
+        <w:rPr>
+          <w:b/>
+          <w:bCs/>
+        </w:rPr>
+      </w:pPr>
+    </w:p>
+    <w:p>
+      <w:pPr>
+        <w:spacing w:line="276" w:lineRule="auto"/>
+        <w:jc w:val="both"/>
+      </w:pPr>
+      <w:r>
+        <w:t xml:space="preserve">Line 136-137: This makes it seem like they were euthanized immediately following tests, but later methods suggest it was much later. Please make the wording </w:t>
+      </w:r>
+      <w:proofErr w:type="gramStart"/>
+      <w:r>
+        <w:t>more clear</w:t>
+      </w:r>
+      <w:proofErr w:type="gramEnd"/>
+      <w:r>
+        <w:t>.</w:t>
+      </w:r>
+    </w:p>
+    <w:p>
+      <w:pPr>
+        <w:spacing w:line="276" w:lineRule="auto"/>
+        <w:jc w:val="both"/>
+      </w:pPr>
+      <w:r>
+        <w:rPr>
+          <w:b/>
+          <w:bCs/>
+        </w:rPr>
+        <w:t>RESPONSE:</w:t>
+      </w:r>
+      <w:r>
+        <w:t xml:space="preserve"> We have clarified this in the text: “Two months after the tests, </w:t>
+      </w:r>
+      <w:r>
+        <w:t>animals were euthanised and metabolic function was analysed in various brain regions (see Brain mitochondrial function below).</w:t>
+      </w:r>
+      <w:r>
+        <w:t>” (</w:t>
+      </w:r>
+      <w:r>
+        <w:rPr>
+          <w:highlight w:val="yellow"/>
+        </w:rPr>
+        <w:t>LINES</w:t>
+      </w:r>
+      <w:r>
+        <w:t>)</w:t>
+      </w:r>
+    </w:p>
+    <w:p>
+      <w:pPr>
+        <w:spacing w:line="276" w:lineRule="auto"/>
+        <w:jc w:val="both"/>
+      </w:pPr>
+    </w:p>
+    <w:p>
+      <w:pPr>
+        <w:spacing w:line="276" w:lineRule="auto"/>
+        <w:jc w:val="both"/>
+      </w:pPr>
+      <w:r>
+        <w:t>Line 142: “pretty” should be “prey.”</w:t>
+      </w:r>
+    </w:p>
+    <w:p>
+      <w:pPr>
+        <w:spacing w:line="276" w:lineRule="auto"/>
+        <w:jc w:val="both"/>
+      </w:pPr>
+      <w:r>
+        <w:rPr>
+          <w:b/>
+          <w:bCs/>
+        </w:rPr>
+        <w:t>RESPONSE:</w:t>
+      </w:r>
+      <w:r>
+        <w:t xml:space="preserve"> Corrected</w:t>
+      </w:r>
+    </w:p>
+    <w:p>
+      <w:pPr>
+        <w:spacing w:line="276" w:lineRule="auto"/>
+        <w:jc w:val="both"/>
+      </w:pPr>
+    </w:p>
+    <w:p>
+      <w:pPr>
+        <w:spacing w:line="276" w:lineRule="auto"/>
+        <w:jc w:val="both"/>
+      </w:pPr>
+      <w:r>
+        <w:t>Figure 1 – the “Known prey” and “Unknown prey” labels should be moved to the left, as it seems like they are associated with panel D.</w:t>
+      </w:r>
+    </w:p>
+    <w:p>
+      <w:pPr>
+        <w:spacing w:line="276" w:lineRule="auto"/>
+        <w:jc w:val="both"/>
+      </w:pPr>
+      <w:r>
+        <w:rPr>
+          <w:b/>
+          <w:bCs/>
+        </w:rPr>
+        <w:t>RESPONSE:</w:t>
+      </w:r>
+      <w:r>
+        <w:rPr>
+          <w:b/>
+          <w:bCs/>
+        </w:rPr>
+        <w:t xml:space="preserve"> </w:t>
+      </w:r>
+      <w:r>
+        <w:t>We have modified the figure as suggested.</w:t>
+      </w:r>
+    </w:p>
+    <w:p>
+      <w:pPr>
+        <w:spacing w:line="276" w:lineRule="auto"/>
+        <w:jc w:val="both"/>
+      </w:pPr>
+    </w:p>
+    <w:p>
+      <w:pPr>
+        <w:spacing w:line="276" w:lineRule="auto"/>
+        <w:jc w:val="both"/>
+      </w:pPr>
+      <w:r>
+        <w:t>Line 265: This is the first mention of SEM, need to define acronym (like you did a few lines later).</w:t>
+      </w:r>
+    </w:p>
+    <w:p>
+      <w:pPr>
+        <w:spacing w:line="276" w:lineRule="auto"/>
+        <w:jc w:val="both"/>
+      </w:pPr>
+      <w:r>
+        <w:rPr>
+          <w:b/>
+          <w:bCs/>
+        </w:rPr>
+        <w:t>RESPONSE:</w:t>
+      </w:r>
+      <w:r>
+        <w:rPr>
+          <w:b/>
+          <w:bCs/>
+        </w:rPr>
+        <w:t xml:space="preserve"> </w:t>
+      </w:r>
+      <w:r>
+        <w:t>Corrected</w:t>
+      </w:r>
+    </w:p>
+    <w:p>
+      <w:pPr>
+        <w:spacing w:line="276" w:lineRule="auto"/>
+        <w:jc w:val="both"/>
+        <w:rPr>
+          <w:highlight w:val="red"/>
+        </w:rPr>
+      </w:pPr>
       <w:r>
         <w:br/>
-        <w:t xml:space="preserve">Although I understand that the olfactory bulb and optic tecta (Line 184-185) are associated with sensory inputs, I am not sure I completely agree that they are associated with the entire perceptive process being measured in this study. These brain regions are primarily responsible for taking information in from the environment and then relaying it to other integrative </w:t>
-      </w:r>
-      <w:proofErr w:type="spellStart"/>
-      <w:r>
-        <w:t>centers</w:t>
-      </w:r>
-      <w:proofErr w:type="spellEnd"/>
-      <w:r>
-        <w:t xml:space="preserve"> of the brain to generate foraging </w:t>
-      </w:r>
-      <w:proofErr w:type="spellStart"/>
-      <w:r>
-        <w:t>behavior</w:t>
-      </w:r>
-      <w:proofErr w:type="spellEnd"/>
-      <w:r>
-        <w:t xml:space="preserve"> based on internal state. Therefore, I am not sure if these brain regions were the best to choose for this study, or at least not as the only regions examined. I might expect to see the </w:t>
-      </w:r>
-      <w:proofErr w:type="spellStart"/>
-      <w:r>
-        <w:t>behavior</w:t>
-      </w:r>
-      <w:proofErr w:type="spellEnd"/>
-      <w:r>
-        <w:t xml:space="preserve"> assay used here to put more demands on telencephalic regions or midbrain regions associated with hunger and foraging </w:t>
-      </w:r>
-      <w:proofErr w:type="spellStart"/>
-      <w:r>
-        <w:t>behavior</w:t>
-      </w:r>
-      <w:proofErr w:type="spellEnd"/>
-      <w:r>
-        <w:t xml:space="preserve">, rather than the olfactory bulb and optic tectum. Thus, it might not be surprising (Line 348) that you don’t see a connection between brain and </w:t>
-      </w:r>
-      <w:proofErr w:type="spellStart"/>
-      <w:r>
-        <w:t>behavior</w:t>
-      </w:r>
-      <w:proofErr w:type="spellEnd"/>
-      <w:r>
-        <w:t xml:space="preserve"> when focused on these regions. In the future, I might consider </w:t>
-      </w:r>
-      <w:proofErr w:type="spellStart"/>
-      <w:r>
-        <w:t>analyzing</w:t>
-      </w:r>
-      <w:proofErr w:type="spellEnd"/>
-      <w:r>
-        <w:t xml:space="preserve"> additional brain regions, particularly in the context of cognition, and perhaps acknowledge that other brain regions may have been more appropriate in this study.</w:t>
-      </w:r>
-    </w:p>
-    <w:p>
-      <w:pPr>
-        <w:spacing w:line="276" w:lineRule="auto"/>
-        <w:jc w:val="both"/>
-      </w:pPr>
-      <w:r>
-        <w:rPr>
-          <w:b/>
-          <w:bCs/>
+      </w:r>
+      <w:r>
+        <w:rPr>
+          <w:highlight w:val="red"/>
+        </w:rPr>
+        <w:t>Line 366-367: You might consider that the two regions you picked are developing in two different regions at two different times in development, thus it is interesting that neither show an effect of your treatments.</w:t>
+      </w:r>
+    </w:p>
+    <w:p>
+      <w:pPr>
+        <w:spacing w:line="276" w:lineRule="auto"/>
+        <w:jc w:val="both"/>
+        <w:rPr>
+          <w:b/>
+          <w:bCs/>
+        </w:rPr>
+      </w:pPr>
+      <w:r>
+        <w:rPr>
+          <w:b/>
+          <w:bCs/>
+          <w:highlight w:val="red"/>
         </w:rPr>
         <w:t>RESPONSE:</w:t>
       </w:r>
-      <w:r>
+    </w:p>
+    <w:p>
+      <w:pPr>
+        <w:spacing w:line="276" w:lineRule="auto"/>
+        <w:jc w:val="both"/>
+        <w:rPr>
+          <w:highlight w:val="red"/>
+        </w:rPr>
+      </w:pPr>
+      <w:r>
+        <w:br/>
+      </w:r>
+      <w:r>
+        <w:rPr>
+          <w:highlight w:val="red"/>
+        </w:rPr>
+        <w:t>Line 430: All active foraging lizards, or just lizards in your specific clade?</w:t>
+      </w:r>
+    </w:p>
+    <w:p>
+      <w:pPr>
+        <w:spacing w:line="276" w:lineRule="auto"/>
+        <w:jc w:val="both"/>
+      </w:pPr>
+      <w:r>
+        <w:rPr>
+          <w:b/>
+          <w:bCs/>
+          <w:highlight w:val="red"/>
+        </w:rPr>
+        <w:t>RESPONSE:</w:t>
+      </w:r>
+      <w:r>
+        <w:rPr>
+          <w:b/>
+          <w:bCs/>
+        </w:rPr>
         <w:t xml:space="preserve"> </w:t>
       </w:r>
       <w:r>
-        <w:t xml:space="preserve">We appreciate this thoughtful concern and agree that examining additional integrative brain regions is a valuable direction for future work. We chose to focus on the olfactory bulb and optic tecta as an initial step, given that these regions represent the first point at which chemical and visual sensory information is processed. We considered that, if mitochondrial function impacts the regions responsible for taking information in, this could cascade into foraging decisions independently of the state and function of other regions of the brain. We also note that, in previous work in this species using the same mitochondrial measures, we found no relationship between mitochondrial physiology in the medial cortex and spatial learning performance, nor an effect of our treatments on medial cortex mitochondrial physiology (Recio et al. 2025, </w:t>
-      </w:r>
-      <w:r>
-        <w:rPr>
-          <w:i/>
-          <w:iCs/>
-        </w:rPr>
-        <w:t>J. Exp. Biol.</w:t>
-      </w:r>
-      <w:r>
-        <w:t xml:space="preserve">). </w:t>
-      </w:r>
-      <w:r>
-        <w:t>However, w</w:t>
-      </w:r>
-      <w:r>
-        <w:t>e have acknowledged that other regions could be involved in the behaviour we measured and expanded on this in the Discussion</w:t>
-      </w:r>
-      <w:proofErr w:type="gramStart"/>
-      <w:r>
-        <w:t xml:space="preserve">: </w:t>
-      </w:r>
-      <w:r>
-        <w:t xml:space="preserve"> </w:t>
-      </w:r>
-      <w:r>
-        <w:rPr>
-          <w:highlight w:val="red"/>
-        </w:rPr>
-        <w:t>“</w:t>
-      </w:r>
-      <w:proofErr w:type="gramEnd"/>
-      <w:r>
-        <w:rPr>
-          <w:highlight w:val="red"/>
-        </w:rPr>
-        <w:t>” (see</w:t>
-      </w:r>
-      <w:r>
-        <w:t xml:space="preserve"> </w:t>
-      </w:r>
-      <w:r>
-        <w:rPr>
-          <w:highlight w:val="yellow"/>
-        </w:rPr>
-        <w:t>LINES</w:t>
-      </w:r>
-      <w:r>
-        <w:t>)</w:t>
-      </w:r>
-      <w:r>
-        <w:t>.</w:t>
-      </w:r>
-    </w:p>
-    <w:p>
-      <w:pPr>
-        <w:spacing w:line="276" w:lineRule="auto"/>
-        <w:jc w:val="both"/>
-      </w:pPr>
-      <w:r>
-        <w:br/>
-        <w:t xml:space="preserve">My final concern is related to the statistical methods. I am not an expert in these methods, but given the study design with several groups, I am concerned that the sample size is not adequate to prevent false negative results. I would suggest review by an expert in these methods </w:t>
-      </w:r>
-      <w:proofErr w:type="gramStart"/>
-      <w:r>
-        <w:t>in order to</w:t>
-      </w:r>
-      <w:proofErr w:type="gramEnd"/>
-      <w:r>
-        <w:t xml:space="preserve"> provide additional insight into this possibility.</w:t>
-      </w:r>
-    </w:p>
-    <w:p>
-      <w:pPr>
-        <w:spacing w:line="276" w:lineRule="auto"/>
-        <w:jc w:val="both"/>
-      </w:pPr>
-      <w:r>
-        <w:rPr>
-          <w:b/>
-          <w:bCs/>
-        </w:rPr>
-        <w:t>RESPONSE:</w:t>
-      </w:r>
-      <w:r>
-        <w:t xml:space="preserve"> </w:t>
-      </w:r>
-      <w:r>
-        <w:t>We thank the reviewer for raising this concern</w:t>
-      </w:r>
-      <w:r>
-        <w:t>, and</w:t>
-      </w:r>
-      <w:r>
-        <w:t xml:space="preserve"> </w:t>
-      </w:r>
-      <w:r>
-        <w:t>w</w:t>
-      </w:r>
-      <w:r>
-        <w:t xml:space="preserve">e </w:t>
-      </w:r>
-      <w:r>
-        <w:t xml:space="preserve">will </w:t>
-      </w:r>
-      <w:r>
-        <w:t>welcome additional statistical review</w:t>
-      </w:r>
-      <w:r>
-        <w:t xml:space="preserve"> if considered necessary</w:t>
-      </w:r>
-      <w:r>
-        <w:t xml:space="preserve">. </w:t>
-      </w:r>
-      <w:r>
-        <w:t>In the meantime, w</w:t>
-      </w:r>
-      <w:r>
-        <w:t xml:space="preserve">e </w:t>
-      </w:r>
-      <w:r>
-        <w:t xml:space="preserve">kindly </w:t>
-      </w:r>
-      <w:r>
-        <w:t xml:space="preserve">offer the following in response: our univariate models testing treatment effects on each variable detected significant effects for several variables (see Results), which we believe argues against the sample size being generally inadequate to detect true effects in this </w:t>
-      </w:r>
-      <w:proofErr w:type="gramStart"/>
-      <w:r>
-        <w:t>design</w:t>
-      </w:r>
-      <w:r>
-        <w:t>;</w:t>
-      </w:r>
-      <w:r>
-        <w:t xml:space="preserve">  a</w:t>
-      </w:r>
-      <w:proofErr w:type="gramEnd"/>
-      <w:r>
-        <w:t xml:space="preserve"> substantially underpowered design would unlikely detect significant effects at all. We </w:t>
-      </w:r>
+        <w:rPr>
+          <w:highlight w:val="red"/>
+        </w:rPr>
+        <w:t>We have modified the discussion entirely as per recommendation of Reviewer 1, so the sentence mentioned here is no longer on the manuscript. However, the study referenced on that sentence is done on Lacertidae, but with reports on other taxa that suggest the trait is more generalised than in that specific family.</w:t>
+      </w:r>
+    </w:p>
+    <w:p>
+      <w:pPr>
+        <w:spacing w:line="276" w:lineRule="auto"/>
+        <w:jc w:val="both"/>
+      </w:pPr>
+    </w:p>
+    <w:p>
+      <w:pPr>
+        <w:spacing w:line="276" w:lineRule="auto"/>
+        <w:jc w:val="both"/>
+      </w:pPr>
       <w:r>
         <w:lastRenderedPageBreak/>
-        <w:t xml:space="preserve">agree that our structural equation models, which link multiple variables simultaneously, have comparatively lower power, and we acknowledge this limitation explicitly in the Discussion (see </w:t>
-      </w:r>
-      <w:r>
-        <w:rPr>
-          <w:highlight w:val="yellow"/>
-        </w:rPr>
-        <w:t>LINES</w:t>
-      </w:r>
-      <w:r>
-        <w:t xml:space="preserve">). </w:t>
-      </w:r>
-      <w:r>
-        <w:t>In addition, a</w:t>
-      </w:r>
-      <w:r>
-        <w:t xml:space="preserve">ll models showed good convergence diagnostics (R-hat values and other summary statistics; see </w:t>
-      </w:r>
-      <w:r>
-        <w:rPr>
-          <w:i/>
-          <w:iCs/>
-        </w:rPr>
-        <w:t>Supplementary Material</w:t>
-      </w:r>
-      <w:r>
-        <w:t xml:space="preserve">), </w:t>
-      </w:r>
-      <w:r>
-        <w:t xml:space="preserve">and although </w:t>
-      </w:r>
-      <w:r>
-        <w:t>th</w:t>
-      </w:r>
-      <w:r>
-        <w:t>ese diagnostics</w:t>
-      </w:r>
-      <w:r>
-        <w:t xml:space="preserve"> do not test for statistical power specifically</w:t>
-      </w:r>
-      <w:r>
-        <w:t>, they indicate</w:t>
-      </w:r>
-      <w:r>
-        <w:t xml:space="preserve"> that the models were well-specified and appropriately sampled.</w:t>
-      </w:r>
-    </w:p>
-    <w:p>
-      <w:pPr>
-        <w:spacing w:line="276" w:lineRule="auto"/>
-        <w:jc w:val="both"/>
-      </w:pPr>
-      <w:r>
-        <w:br/>
-        <w:t>Minor comments:</w:t>
-      </w:r>
-    </w:p>
-    <w:p>
-      <w:pPr>
-        <w:spacing w:line="276" w:lineRule="auto"/>
-        <w:jc w:val="both"/>
-      </w:pPr>
-      <w:r>
-        <w:t>Indents might be necessary for the manuscript.</w:t>
-      </w:r>
-    </w:p>
-    <w:p>
-      <w:r>
-        <w:rPr>
-          <w:b/>
-          <w:bCs/>
-          <w:highlight w:val="red"/>
-        </w:rPr>
-        <w:t>RESPONSE:</w:t>
-      </w:r>
-      <w:r>
-        <w:rPr>
-          <w:highlight w:val="red"/>
-        </w:rPr>
-        <w:t xml:space="preserve"> Thank you, we have added paragraph indents throughout the manuscript.</w:t>
-      </w:r>
-    </w:p>
-    <w:p>
-      <w:pPr>
-        <w:spacing w:line="276" w:lineRule="auto"/>
-        <w:jc w:val="both"/>
-      </w:pPr>
-    </w:p>
-    <w:p>
-      <w:pPr>
-        <w:spacing w:line="276" w:lineRule="auto"/>
-        <w:jc w:val="both"/>
-      </w:pPr>
-      <w:r>
-        <w:t>Line 97-98: Was any UV lighting provided for the species?</w:t>
-      </w:r>
-    </w:p>
-    <w:p>
-      <w:pPr>
-        <w:spacing w:line="276" w:lineRule="auto"/>
-        <w:jc w:val="both"/>
-      </w:pPr>
-      <w:r>
-        <w:rPr>
-          <w:b/>
-          <w:bCs/>
-        </w:rPr>
-        <w:t>RESPONSE:</w:t>
-      </w:r>
-      <w:r>
-        <w:rPr>
-          <w:b/>
-          <w:bCs/>
-        </w:rPr>
-        <w:t xml:space="preserve"> </w:t>
-      </w:r>
-      <w:r>
-        <w:t xml:space="preserve">We appreciate the reviewer’s attention to detail. Lizards were provided with UV lighting following the same cycles </w:t>
-      </w:r>
-      <w:proofErr w:type="spellStart"/>
-      <w:r>
-        <w:t>thatn</w:t>
-      </w:r>
-      <w:proofErr w:type="spellEnd"/>
-      <w:r>
-        <w:t xml:space="preserve"> the heat chord and heat lamp. We have included this information on the text: “</w:t>
-      </w:r>
-      <w:r>
-        <w:t>We also provided lizards with UV light for 12 h a day.</w:t>
-      </w:r>
-      <w:r>
-        <w:t>” (</w:t>
-      </w:r>
-      <w:r>
-        <w:rPr>
-          <w:highlight w:val="yellow"/>
-        </w:rPr>
-        <w:t>LINES</w:t>
-      </w:r>
-      <w:r>
-        <w:t>)</w:t>
-      </w:r>
-    </w:p>
-    <w:p>
-      <w:pPr>
-        <w:spacing w:line="276" w:lineRule="auto"/>
-        <w:jc w:val="both"/>
-        <w:rPr>
-          <w:b/>
-          <w:bCs/>
-        </w:rPr>
-      </w:pPr>
-    </w:p>
-    <w:p>
-      <w:pPr>
-        <w:spacing w:line="276" w:lineRule="auto"/>
-        <w:jc w:val="both"/>
-      </w:pPr>
-      <w:r>
-        <w:t xml:space="preserve">Line 136-137: This makes it seem like they were euthanized immediately following tests, but later methods suggest it was much later. Please make the wording </w:t>
-      </w:r>
-      <w:proofErr w:type="gramStart"/>
-      <w:r>
-        <w:t>more clear</w:t>
-      </w:r>
-      <w:proofErr w:type="gramEnd"/>
-      <w:r>
-        <w:t>.</w:t>
-      </w:r>
-    </w:p>
-    <w:p>
-      <w:pPr>
-        <w:spacing w:line="276" w:lineRule="auto"/>
-        <w:jc w:val="both"/>
-      </w:pPr>
-      <w:r>
-        <w:rPr>
-          <w:b/>
-          <w:bCs/>
-        </w:rPr>
-        <w:t>RESPONSE:</w:t>
-      </w:r>
-      <w:r>
-        <w:t xml:space="preserve"> We have clarified this in the text: “Two months after the tests, </w:t>
-      </w:r>
-      <w:r>
-        <w:t>animals were euthanised and metabolic function was analysed in various brain regions (see Brain mitochondrial function below).</w:t>
-      </w:r>
-      <w:r>
-        <w:t>” (</w:t>
-      </w:r>
-      <w:r>
-        <w:rPr>
-          <w:highlight w:val="yellow"/>
-        </w:rPr>
-        <w:t>LINES</w:t>
-      </w:r>
-      <w:r>
-        <w:t>)</w:t>
-      </w:r>
-    </w:p>
-    <w:p>
-      <w:pPr>
-        <w:spacing w:line="276" w:lineRule="auto"/>
-        <w:jc w:val="both"/>
-      </w:pPr>
-    </w:p>
-    <w:p>
-      <w:pPr>
-        <w:spacing w:line="276" w:lineRule="auto"/>
-        <w:jc w:val="both"/>
-      </w:pPr>
-      <w:r>
-        <w:t>Line 142: “pretty” should be “prey.”</w:t>
-      </w:r>
-    </w:p>
-    <w:p>
-      <w:pPr>
-        <w:spacing w:line="276" w:lineRule="auto"/>
-        <w:jc w:val="both"/>
-      </w:pPr>
-      <w:r>
-        <w:rPr>
-          <w:b/>
-          <w:bCs/>
-        </w:rPr>
-        <w:t>RESPONSE:</w:t>
-      </w:r>
-      <w:r>
-        <w:t xml:space="preserve"> Corrected</w:t>
-      </w:r>
-    </w:p>
-    <w:p>
-      <w:pPr>
-        <w:spacing w:line="276" w:lineRule="auto"/>
-        <w:jc w:val="both"/>
-      </w:pPr>
-    </w:p>
-    <w:p>
-      <w:pPr>
-        <w:spacing w:line="276" w:lineRule="auto"/>
-        <w:jc w:val="both"/>
-      </w:pPr>
-      <w:r>
-        <w:t>Figure 1 – the “Known prey” and “Unknown prey” labels should be moved to the left, as it seems like they are associated with panel D.</w:t>
-      </w:r>
-    </w:p>
-    <w:p>
-      <w:pPr>
-        <w:spacing w:line="276" w:lineRule="auto"/>
-        <w:jc w:val="both"/>
-      </w:pPr>
-      <w:r>
-        <w:rPr>
-          <w:b/>
-          <w:bCs/>
-        </w:rPr>
-        <w:t>RESPONSE:</w:t>
-      </w:r>
-      <w:r>
-        <w:rPr>
-          <w:b/>
-          <w:bCs/>
-        </w:rPr>
-        <w:t xml:space="preserve"> </w:t>
-      </w:r>
-      <w:r>
-        <w:t>We have modified the figure as suggested.</w:t>
-      </w:r>
-    </w:p>
-    <w:p>
-      <w:pPr>
-        <w:spacing w:line="276" w:lineRule="auto"/>
-        <w:jc w:val="both"/>
-      </w:pPr>
-    </w:p>
-    <w:p>
-      <w:pPr>
-        <w:spacing w:line="276" w:lineRule="auto"/>
-        <w:jc w:val="both"/>
-      </w:pPr>
-      <w:r>
-        <w:t>Line 265: This is the first mention of SEM, need to define acronym (like you did a few lines later).</w:t>
-      </w:r>
-    </w:p>
-    <w:p>
-      <w:pPr>
-        <w:spacing w:line="276" w:lineRule="auto"/>
-        <w:jc w:val="both"/>
-      </w:pPr>
-      <w:r>
-        <w:rPr>
-          <w:b/>
-          <w:bCs/>
-        </w:rPr>
-        <w:t>RESPONSE:</w:t>
-      </w:r>
-      <w:r>
-        <w:rPr>
-          <w:b/>
-          <w:bCs/>
-        </w:rPr>
-        <w:t xml:space="preserve"> </w:t>
-      </w:r>
-      <w:r>
-        <w:t>Corrected</w:t>
-      </w:r>
-    </w:p>
-    <w:p>
-      <w:pPr>
-        <w:spacing w:line="276" w:lineRule="auto"/>
-        <w:jc w:val="both"/>
-        <w:rPr>
-          <w:highlight w:val="red"/>
-        </w:rPr>
-      </w:pPr>
-      <w:r>
-        <w:lastRenderedPageBreak/>
-        <w:br/>
-      </w:r>
-      <w:r>
-        <w:rPr>
-          <w:highlight w:val="red"/>
-        </w:rPr>
-        <w:t>Line 366-367: You might consider that the two regions you picked are developing in two different regions at two different times in development, thus it is interesting that neither show an effect of your treatments.</w:t>
-      </w:r>
-    </w:p>
-    <w:p>
-      <w:pPr>
-        <w:spacing w:line="276" w:lineRule="auto"/>
-        <w:jc w:val="both"/>
-        <w:rPr>
-          <w:b/>
-          <w:bCs/>
-        </w:rPr>
-      </w:pPr>
-      <w:r>
-        <w:rPr>
-          <w:b/>
-          <w:bCs/>
-          <w:highlight w:val="red"/>
-        </w:rPr>
-        <w:t>RESPONSE:</w:t>
-      </w:r>
-    </w:p>
-    <w:p>
-      <w:pPr>
-        <w:spacing w:line="276" w:lineRule="auto"/>
-        <w:jc w:val="both"/>
-        <w:rPr>
-          <w:highlight w:val="red"/>
-        </w:rPr>
-      </w:pPr>
-      <w:r>
-        <w:br/>
-      </w:r>
-      <w:r>
-        <w:rPr>
-          <w:highlight w:val="red"/>
-        </w:rPr>
-        <w:t>Line 430: All active foraging lizards, or just lizards in your specific clade?</w:t>
-      </w:r>
-    </w:p>
-    <w:p>
-      <w:pPr>
-        <w:spacing w:line="276" w:lineRule="auto"/>
-        <w:jc w:val="both"/>
-      </w:pPr>
-      <w:r>
-        <w:rPr>
-          <w:b/>
-          <w:bCs/>
-          <w:highlight w:val="red"/>
-        </w:rPr>
-        <w:t>RESPONSE:</w:t>
-      </w:r>
-      <w:r>
-        <w:rPr>
-          <w:b/>
-          <w:bCs/>
-        </w:rPr>
-        <w:t xml:space="preserve"> </w:t>
-      </w:r>
-      <w:r>
-        <w:rPr>
-          <w:highlight w:val="red"/>
-        </w:rPr>
-        <w:t>We have modified the discussion entirely as per recommendation of Reviewer 1, so the sentence mentioned here is no longer on the manuscript. However, the study referenced on that sentence is done on Lacertidae, but with reports on other taxa that suggest the trait is more generalised than in that specific family.</w:t>
-      </w:r>
-    </w:p>
-    <w:p>
-      <w:pPr>
-        <w:spacing w:line="276" w:lineRule="auto"/>
-        <w:jc w:val="both"/>
-      </w:pPr>
-    </w:p>
-    <w:p>
-      <w:pPr>
-        <w:spacing w:line="276" w:lineRule="auto"/>
-        <w:jc w:val="both"/>
-      </w:pPr>
-      <w:r>
         <w:t>Line 444: I think you need “that are associated.”</w:t>
       </w:r>
     </w:p>

--- a/FuncEcol/resubmission/Rebuttal letter FE.docx
+++ b/FuncEcol/resubmission/Rebuttal letter FE.docx
@@ -626,15 +626,37 @@
         <w:rPr>
           <w:b/>
           <w:bCs/>
-          <w:highlight w:val="red"/>
         </w:rPr>
         <w:t>RESPONSE:</w:t>
       </w:r>
       <w:r>
-        <w:rPr>
-          <w:highlight w:val="red"/>
-        </w:rPr>
-        <w:t xml:space="preserve"> We did not, but there were no differences in age by treatment (I think). Maybe mention it as a future study and include something on the discussion (already done it)</w:t>
+        <w:t xml:space="preserve"> </w:t>
+      </w:r>
+      <w:r>
+        <w:t>We appreciate this suggestion. An age</w:t>
+      </w:r>
+      <w:r>
+        <w:t>-</w:t>
+      </w:r>
+      <w:r>
+        <w:t xml:space="preserve">treatment interaction would address whether treatment effects change with age, which is conceptually distinct from our primary question of whether treatment affects the traits measured. While this is an interesting question for future work, we consider it beyond the scope of the present study, </w:t>
+      </w:r>
+      <w:proofErr w:type="gramStart"/>
+      <w:r>
+        <w:t>similar to</w:t>
+      </w:r>
+      <w:proofErr w:type="gramEnd"/>
+      <w:r>
+        <w:t xml:space="preserve"> a sex</w:t>
+      </w:r>
+      <w:r>
+        <w:t>-</w:t>
+      </w:r>
+      <w:r>
+        <w:t>treatment interaction, which we also did not test for the same reason. We also note that adding further interaction terms would reduce statistical power for our primary comparisons of interest, given our existing sample size.</w:t>
+      </w:r>
+      <w:r>
+        <w:t xml:space="preserve"> </w:t>
       </w:r>
     </w:p>
     <w:p>
@@ -660,7 +682,11 @@
       </w:r>
       <w:proofErr w:type="gramEnd"/>
       <w:r>
-        <w:t xml:space="preserve"> to detect (especially if there were acoustic cues). The authors need to include some more details here. For example, it would help to plot the raw data or give a range to know what the detection latency </w:t>
+        <w:t xml:space="preserve"> to detect (especially if there were acoustic cues). The authors need to include some more details here. For example, it would help to plot the raw data or give a range to know what </w:t>
+      </w:r>
+      <w:r>
+        <w:lastRenderedPageBreak/>
+        <w:t xml:space="preserve">the detection latency </w:t>
       </w:r>
       <w:proofErr w:type="gramStart"/>
       <w:r>
@@ -684,276 +710,179 @@
       </w:r>
       <w:proofErr w:type="gramEnd"/>
       <w:r>
-        <w:t xml:space="preserve"> time, that might suggest motivation. I know the authors included whether they ate the cricket as a covariate in the detection model, but because they did model elimination, the authors never report any statistics associated with it. I would also test for a correlation between detection latency </w:t>
-      </w:r>
+        <w:t xml:space="preserve"> time, that might suggest motivation. I know the authors included whether they ate the cricket as a covariate in the detection model, but because they did model elimination, the authors never report any statistics associated with it. I would also test for a correlation between detection latency and latency to consume the cricket (as a continuous time variable, not as a binary variable)- to me, that would be a better indicator of the relationship between </w:t>
+      </w:r>
+      <w:proofErr w:type="spellStart"/>
+      <w:r>
+        <w:t>behavior</w:t>
+      </w:r>
+      <w:proofErr w:type="spellEnd"/>
+      <w:r>
+        <w:t xml:space="preserve"> and motivation. I know that the authors address this in the discussion, but it would be good to more fully evaluate if it is truly supported statistically (because I think they have the power to do it). Further, I’m not sure if it makes sense to pitch the whole paper around cognition, if that is not what is truly being tested here. I think talking about it in terms of prey detection – which could be a combination of sensory processing and motivation – might be more neutral.</w:t>
+      </w:r>
+    </w:p>
+    <w:p>
+      <w:pPr>
+        <w:spacing w:line="276" w:lineRule="auto"/>
+        <w:jc w:val="both"/>
+      </w:pPr>
+      <w:r>
+        <w:rPr>
+          <w:b/>
+          <w:bCs/>
+        </w:rPr>
+        <w:t>RESPONSE:</w:t>
+      </w:r>
+      <w:r>
+        <w:t xml:space="preserve"> </w:t>
+      </w:r>
+      <w:r>
+        <w:t>We thank the reviewer for this thoughtful comment, and we address each point below.</w:t>
+      </w:r>
+    </w:p>
+    <w:p>
+      <w:pPr>
+        <w:spacing w:line="276" w:lineRule="auto"/>
+        <w:jc w:val="both"/>
+      </w:pPr>
+      <w:r>
+        <w:t xml:space="preserve">On boldness: </w:t>
+      </w:r>
+      <w:r>
+        <w:t>Boldness is typically measured as the latency to resume normal activity following a disturbance (e.g., time to re-emerge or begin moving after the apparatus was set up). Our detection latency metric is measured from a different starting point: from resuming normal movement (≥5 seconds</w:t>
+      </w:r>
+      <w:r>
+        <w:t xml:space="preserve"> walking</w:t>
+      </w:r>
+      <w:r>
+        <w:t>) to</w:t>
+      </w:r>
+      <w:r>
+        <w:t xml:space="preserve"> clear</w:t>
+      </w:r>
+      <w:r>
+        <w:t xml:space="preserve"> investigation of the </w:t>
+      </w:r>
+      <w:r>
+        <w:t>apparatus</w:t>
+      </w:r>
+      <w:r>
+        <w:t>. As our metric begins only once normal activity has already resumed, it does not capture the timeframe in which boldness is typically expressed, and boldness should not directly influence the latency measure used here.</w:t>
+      </w:r>
+    </w:p>
+    <w:p>
+      <w:pPr>
+        <w:spacing w:line="276" w:lineRule="auto"/>
+        <w:jc w:val="both"/>
+      </w:pPr>
+      <w:r>
+        <w:t xml:space="preserve">On acoustic cues: Live prey (crickets and mealworms) produced potential acoustic cues in both chemical and visual trials, as prey remained alive throughout testing. However, in the chemical trials, prey was hidden behind a physical barrier, spatially separated from the filter paper bearing the chemical stimulus; if acoustic cues alone were driving detection, we would expect lizards to orient toward the sound source (the hidden prey). Instead, lizards directed attention specifically toward the filter paper. We also note that detection behaviour was similar across both cricket and mealworm trials, despite crickets generally being expected to produce more acoustic and vibrational cues than mealworms, which further argues against acoustic cues as a primary driver of detection. We agree, however, that we cannot fully exclude some contribution of acoustic cues, and we have added this as an explicit limitation in the Discussion: </w:t>
+      </w:r>
+      <w:r>
+        <w:rPr>
+          <w:highlight w:val="red"/>
+        </w:rPr>
+        <w:t>“” (see</w:t>
+      </w:r>
+      <w:r>
+        <w:t xml:space="preserve"> </w:t>
+      </w:r>
+      <w:r>
+        <w:rPr>
+          <w:highlight w:val="yellow"/>
+        </w:rPr>
+        <w:t>LINES</w:t>
+      </w:r>
+      <w:r>
+        <w:t>).</w:t>
+      </w:r>
+    </w:p>
+    <w:p>
+      <w:pPr>
+        <w:spacing w:line="276" w:lineRule="auto"/>
+        <w:jc w:val="both"/>
+      </w:pPr>
+      <w:r>
+        <w:t xml:space="preserve">On reporting raw latency values: We agree this is useful context and have added a supplementary table reporting raw detection latency values by treatment and cue type in the Supplementary Material (see </w:t>
+      </w:r>
+      <w:r>
+        <w:rPr>
+          <w:highlight w:val="red"/>
+        </w:rPr>
+        <w:t>LINES</w:t>
+      </w:r>
+      <w:r>
+        <w:t xml:space="preserve">). In addition, the model estimates for our motivation metric and its latency with prenatal conditions is already presented in the Supplementary Material (see </w:t>
+      </w:r>
+      <w:r>
+        <w:rPr>
+          <w:highlight w:val="yellow"/>
+        </w:rPr>
+        <w:t>Tables</w:t>
+      </w:r>
+      <w:r>
+        <w:t>).</w:t>
+      </w:r>
+    </w:p>
+    <w:p>
+      <w:pPr>
+        <w:spacing w:line="276" w:lineRule="auto"/>
+        <w:jc w:val="both"/>
+      </w:pPr>
       <w:r>
         <w:lastRenderedPageBreak/>
-        <w:t xml:space="preserve">and latency to consume the cricket (as a continuous time variable, not as a binary variable)- to me, that would be a better indicator of the relationship between </w:t>
-      </w:r>
-      <w:proofErr w:type="spellStart"/>
-      <w:r>
-        <w:t>behavior</w:t>
-      </w:r>
-      <w:proofErr w:type="spellEnd"/>
-      <w:r>
-        <w:t xml:space="preserve"> and motivation. I know that the authors address this in the discussion, but it would be good to more fully evaluate if it is truly supported statistically (because I think they have the power to do it). Further, I’m not sure if it makes sense to pitch the whole paper around cognition, if that is not what is truly being tested here. I think talking about it in terms of prey detection – which could be a combination of sensory processing and motivation – might be more neutral.</w:t>
-      </w:r>
-    </w:p>
-    <w:p>
-      <w:pPr>
-        <w:spacing w:line="276" w:lineRule="auto"/>
-        <w:jc w:val="both"/>
-      </w:pPr>
-      <w:r>
-        <w:rPr>
-          <w:b/>
-          <w:bCs/>
-        </w:rPr>
-        <w:t>RESPONSE:</w:t>
-      </w:r>
-      <w:r>
-        <w:t xml:space="preserve"> </w:t>
-      </w:r>
-      <w:r>
-        <w:t xml:space="preserve">We thank the reviewer for this thoughtful comment, and </w:t>
-      </w:r>
-      <w:r>
-        <w:t xml:space="preserve">we </w:t>
-      </w:r>
-      <w:r>
-        <w:t>address each point below.</w:t>
-      </w:r>
-    </w:p>
-    <w:p>
-      <w:pPr>
-        <w:spacing w:line="276" w:lineRule="auto"/>
-        <w:jc w:val="both"/>
-      </w:pPr>
-      <w:r>
-        <w:t xml:space="preserve">On boldness: </w:t>
-      </w:r>
-      <w:r>
-        <w:t>Boldness is typically measured as the latency to resume normal activity following a disturbance (e.g., time to re-emerge or begin moving after the apparatus was set up). Our detection latency metric is measured from a different starting point: from resuming normal movement (≥5 seconds</w:t>
-      </w:r>
-      <w:r>
-        <w:t xml:space="preserve"> walking</w:t>
-      </w:r>
-      <w:r>
-        <w:t>) to</w:t>
-      </w:r>
-      <w:r>
-        <w:t xml:space="preserve"> clear</w:t>
-      </w:r>
-      <w:r>
-        <w:t xml:space="preserve"> investigation of the </w:t>
-      </w:r>
-      <w:r>
-        <w:t>apparatus</w:t>
-      </w:r>
-      <w:r>
-        <w:t>. As our metric begins only once normal activity has already resumed, it does not capture the timeframe in which boldness is typically expressed, and boldness should not directly influence the latency measure used here.</w:t>
-      </w:r>
-    </w:p>
-    <w:p>
-      <w:pPr>
-        <w:spacing w:line="276" w:lineRule="auto"/>
-        <w:jc w:val="both"/>
-      </w:pPr>
-      <w:r>
-        <w:t>On acoustic cues: Live prey (crickets and mealworms) produced potential acoustic cues in both chemical and visual trials, as prey remained alive throughout testing. However, in the chemical trials, prey was hidden behind a physical barrier, spatially separated from the filter paper bearing the chemical stimulus; if acoustic cues alone were driving detection, we would expect lizards to orient toward the sound source (the hidden prey). Instead, lizards directed attention specifically toward the filter paper. We also note that detection behaviour was similar across both cricket and mealworm trials, despite crickets generally being expected to produce more acoustic and vibrational cues than mealworms, which further argues against acoustic cues as a primary driver of detection. We agree, however, that we cannot fully exclude some contribution of acoustic cues, and we have added this as an explicit limitation in the Discussion</w:t>
-      </w:r>
-      <w:r>
-        <w:t xml:space="preserve">: </w:t>
+        <w:t xml:space="preserve">On correlating detection latency with a continuous latency-to-consume measure: Video recordings from this study are no longer available, and we are therefore unable to reconstruct a continuous latency-to-consume variable retrospectively; only the binary outcome (whether prey was consumed) was recorded and retained. However, we note that even if a continuous measure of consumption latency was available, a correlation between detection latency and consumption latency would not disentangle between sensory and motivational explanations. Lizards more motivated would be faster, as well as lizards better at detecting the cricket. As such, we believe that our factor (eaten/not eaten cricket) reflects better motivation to forage. </w:t>
+      </w:r>
+    </w:p>
+    <w:p>
+      <w:pPr>
+        <w:spacing w:line="276" w:lineRule="auto"/>
+        <w:jc w:val="both"/>
+      </w:pPr>
+      <w:r>
+        <w:t xml:space="preserve">On framing (cognition vs. prey detection): We respectfully disagree with the reviewer's suggestion to move away from </w:t>
+      </w:r>
+      <w:r>
+        <w:t xml:space="preserve">the cognitive </w:t>
+      </w:r>
+      <w:r>
+        <w:t xml:space="preserve">framing. </w:t>
+      </w:r>
+      <w:r>
+        <w:t xml:space="preserve">Not only </w:t>
+      </w:r>
+      <w:r>
+        <w:t xml:space="preserve">are </w:t>
+      </w:r>
+      <w:r>
+        <w:t>s</w:t>
+      </w:r>
+      <w:r>
+        <w:t xml:space="preserve">timulus detection and recognition traditionally considered cognitive processes, </w:t>
+      </w:r>
+      <w:r>
+        <w:t>but</w:t>
+      </w:r>
+      <w:r>
+        <w:t xml:space="preserve"> other cognitive processes, such as attention and decision-making (see comments by Reviewer 2), likely also influence the response we measured. We do agree, however, that "detection"—rather than "perception" or "recognition"—most precisely reflects the specific behavioural response measured in this study, even though detection itself remains a cognitive process. We chose "detection" specifically because clear, sustained exploration of the apparatus indicates that a stimulus has been detected, but we cannot determine whether it was recognised as prey</w:t>
+      </w:r>
+      <w:r>
+        <w:t>. To not make higher-order inferences,</w:t>
+      </w:r>
+      <w:r>
+        <w:t xml:space="preserve"> we avoided invoking recognition or discrimination, </w:t>
+      </w:r>
+      <w:r>
+        <w:t>although we acknowledge that other higher-order cognitive processes (as Reviewer 2 points out) could be involved.</w:t>
+      </w:r>
+      <w:r>
+        <w:t xml:space="preserve"> </w:t>
       </w:r>
       <w:r>
         <w:rPr>
           <w:highlight w:val="red"/>
         </w:rPr>
-        <w:t>“”</w:t>
-      </w:r>
-      <w:r>
-        <w:rPr>
-          <w:highlight w:val="red"/>
-        </w:rPr>
-        <w:t xml:space="preserve"> (see</w:t>
-      </w:r>
-      <w:r>
-        <w:t xml:space="preserve"> </w:t>
-      </w:r>
-      <w:r>
-        <w:rPr>
-          <w:highlight w:val="yellow"/>
-        </w:rPr>
-        <w:t>LINES</w:t>
-      </w:r>
-      <w:r>
-        <w:t>).</w:t>
-      </w:r>
-    </w:p>
-    <w:p>
-      <w:pPr>
-        <w:spacing w:line="276" w:lineRule="auto"/>
-        <w:jc w:val="both"/>
-      </w:pPr>
-      <w:r>
-        <w:t xml:space="preserve">On reporting raw latency values: We agree this is useful context and have added a supplementary table reporting raw detection latency values by treatment and cue type </w:t>
-      </w:r>
-      <w:r>
-        <w:t xml:space="preserve">in the Supplementary Material </w:t>
-      </w:r>
-      <w:r>
-        <w:t xml:space="preserve">(see </w:t>
-      </w:r>
-      <w:r>
-        <w:rPr>
-          <w:highlight w:val="red"/>
-        </w:rPr>
-        <w:t>LINES</w:t>
-      </w:r>
-      <w:r>
-        <w:t>)</w:t>
-      </w:r>
-      <w:r>
-        <w:t>.</w:t>
-      </w:r>
-      <w:r>
-        <w:t xml:space="preserve"> </w:t>
-      </w:r>
-      <w:r>
-        <w:t>I</w:t>
-      </w:r>
-      <w:r>
-        <w:t>n addition</w:t>
-      </w:r>
-      <w:r>
-        <w:t>,</w:t>
-      </w:r>
-      <w:r>
-        <w:t xml:space="preserve"> the model estimates</w:t>
-      </w:r>
-      <w:r>
-        <w:t xml:space="preserve"> for our motivation metric and its latency with prenatal conditions is</w:t>
-      </w:r>
-      <w:r>
-        <w:t xml:space="preserve"> already presented</w:t>
-      </w:r>
-      <w:r>
-        <w:t xml:space="preserve"> in the Supplementary Material (see </w:t>
-      </w:r>
-      <w:r>
-        <w:rPr>
-          <w:highlight w:val="yellow"/>
-        </w:rPr>
-        <w:t>Tables</w:t>
-      </w:r>
-      <w:r>
-        <w:t>)</w:t>
-      </w:r>
-      <w:r>
-        <w:t>.</w:t>
-      </w:r>
-    </w:p>
-    <w:p>
-      <w:pPr>
-        <w:spacing w:line="276" w:lineRule="auto"/>
-        <w:jc w:val="both"/>
-      </w:pPr>
-      <w:r>
-        <w:t xml:space="preserve">On correlating detection latency with a continuous latency-to-consume measure: Video recordings from this study are no longer available, and we are therefore unable to reconstruct a continuous latency-to-consume variable retrospectively; only the binary outcome (whether prey was consumed) was recorded and retained. </w:t>
-      </w:r>
-      <w:r>
-        <w:t>However, we</w:t>
-      </w:r>
-      <w:r>
-        <w:t xml:space="preserve"> note that even </w:t>
-      </w:r>
-      <w:r>
-        <w:t>if</w:t>
-      </w:r>
-      <w:r>
-        <w:t xml:space="preserve"> a continuous measure of consumption latency </w:t>
-      </w:r>
-      <w:r>
-        <w:t>was</w:t>
-      </w:r>
-      <w:r>
-        <w:t xml:space="preserve"> available, a correlation between detection latency and consumption latency would not</w:t>
-      </w:r>
-      <w:r>
-        <w:t xml:space="preserve"> disentangle</w:t>
-      </w:r>
-      <w:r>
-        <w:t xml:space="preserve"> between </w:t>
-      </w:r>
-      <w:r>
-        <w:lastRenderedPageBreak/>
-        <w:t xml:space="preserve">sensory and motivational </w:t>
-      </w:r>
-      <w:r>
-        <w:t xml:space="preserve">explanations. Lizards more motivated would be faster, as well as lizards better at detecting the cricket. As such, we believe that our factor (eaten/not eaten cricket) reflects better motivation to forage. </w:t>
-      </w:r>
-    </w:p>
-    <w:p>
-      <w:pPr>
-        <w:spacing w:line="276" w:lineRule="auto"/>
-        <w:jc w:val="both"/>
-      </w:pPr>
-      <w:r>
-        <w:t xml:space="preserve">On framing (cognition vs. prey detection): We respectfully disagree with the reviewer's suggestion to move away from </w:t>
-      </w:r>
-      <w:r>
-        <w:t xml:space="preserve">the cognitive </w:t>
-      </w:r>
-      <w:r>
-        <w:t xml:space="preserve">framing. </w:t>
-      </w:r>
-      <w:r>
-        <w:t xml:space="preserve">Not only </w:t>
-      </w:r>
-      <w:r>
-        <w:t xml:space="preserve">are </w:t>
-      </w:r>
-      <w:r>
-        <w:t>s</w:t>
-      </w:r>
-      <w:r>
-        <w:t xml:space="preserve">timulus detection and recognition traditionally considered cognitive processes, </w:t>
-      </w:r>
-      <w:r>
-        <w:t>but</w:t>
-      </w:r>
-      <w:r>
-        <w:t xml:space="preserve"> other cognitive processes, such as attention and decision-making (see comments by Reviewer 2), likely also influence the response we measured. We do agree, however, that "detection"—rather than "perception" or "recognition"—most precisely reflects the specific behavioural response measured in this study, even though detection itself remains a cognitive process. We chose "detection" specifically because clear, sustained exploration of the apparatus indicates that a stimulus has been detected, but we cannot determine whether it was recognised as prey</w:t>
-      </w:r>
-      <w:r>
-        <w:t>. To not make higher-order inferences,</w:t>
-      </w:r>
-      <w:r>
-        <w:t xml:space="preserve"> we avoided invoking recognition or discrimination, </w:t>
-      </w:r>
-      <w:r>
-        <w:t>although we acknowledge that other higher-order cognitive processes (as Reviewer 2 points out) could be involved.</w:t>
-      </w:r>
-      <w:r>
-        <w:t xml:space="preserve"> </w:t>
-      </w:r>
-      <w:r>
-        <w:rPr>
-          <w:highlight w:val="red"/>
-        </w:rPr>
-        <w:t xml:space="preserve">We </w:t>
-      </w:r>
-      <w:r>
-        <w:rPr>
-          <w:highlight w:val="red"/>
-        </w:rPr>
-        <w:t xml:space="preserve">also </w:t>
-      </w:r>
-      <w:r>
-        <w:rPr>
-          <w:highlight w:val="red"/>
-        </w:rPr>
-        <w:t>acknowledge that "detection" and "perception" have at times been used interchangeably in the manuscript despite not being synonymous, and we have revised the text throughout to distinguish these concepts clearly and consistently</w:t>
+        <w:t>We also acknowledge that "detection" and "perception" have at times been used interchangeably in the manuscript despite not being synonymous, and we have revised the text throughout to distinguish these concepts clearly and consistently</w:t>
       </w:r>
       <w:r>
         <w:t>.</w:t>
@@ -1044,7 +973,11 @@
         <w:t xml:space="preserve"> the interactive effects of prenatal GCs and temperature on mitochondrial function remain poorly understood. Evidence in lizards suggests that there are no interactive effects of prenatal GCs and temperature on mitochondrial respiration in the liver</w:t>
       </w:r>
       <w:r>
-        <w:t xml:space="preserve"> (Crino et al., 2024)</w:t>
+        <w:t xml:space="preserve"> (Crino et al., </w:t>
+      </w:r>
+      <w:r>
+        <w:lastRenderedPageBreak/>
+        <w:t>2024)</w:t>
       </w:r>
       <w:r>
         <w:t>, and that mitochondrial physiology in the medial cortex is robust to both factors</w:t>
@@ -1059,11 +992,7 @@
         <w:t>(Coomber et al., 1997; Sakata et al., 2000; Zhu et al., 2004)</w:t>
       </w:r>
       <w:r>
-        <w:t xml:space="preserve">. Given this region-specificity, it is possible that prenatal GCs and temperature could also combine differently depending on brain region, even when no </w:t>
-      </w:r>
-      <w:r>
-        <w:lastRenderedPageBreak/>
-        <w:t>interaction is evident in other tissues or brain regions. We therefore need further empirical evidence across brain regions and cognitive domains to understand how prenatal GCs and thermal environment shape physiology and cognition.</w:t>
+        <w:t>. Given this region-specificity, it is possible that prenatal GCs and temperature could also combine differently depending on brain region, even when no interaction is evident in other tissues or brain regions. We therefore need further empirical evidence across brain regions and cognitive domains to understand how prenatal GCs and thermal environment shape physiology and cognition.</w:t>
       </w:r>
       <w:r>
         <w:t xml:space="preserve">” (see </w:t>
@@ -1326,6 +1255,7 @@
         <w:jc w:val="both"/>
       </w:pPr>
       <w:r>
+        <w:lastRenderedPageBreak/>
         <w:br/>
         <w:t>Line 222-224 – how were they determined? What criteria?</w:t>
       </w:r>
@@ -1358,11 +1288,7 @@
       </w:r>
       <w:proofErr w:type="spellEnd"/>
       <w:r>
-        <w:t xml:space="preserve"> the distribution of observations in each channel at 10³ fluorescent intensity and minimised off-scale events (&lt;10¹ or &gt;10⁵). Full details, including the specific </w:t>
-      </w:r>
-      <w:r>
-        <w:lastRenderedPageBreak/>
-        <w:t xml:space="preserve">voltages and channels used for each assay, are provided in the Supplementary Material (see </w:t>
+        <w:t xml:space="preserve"> the distribution of observations in each channel at 10³ fluorescent intensity and minimised off-scale events (&lt;10¹ or &gt;10⁵). Full details, including the specific voltages and channels used for each assay, are provided in the Supplementary Material (see </w:t>
       </w:r>
       <w:r>
         <w:rPr>
@@ -1587,17 +1513,17 @@
         <w:t>the lack of effect of our factors of interest in the preliminary models</w:t>
       </w:r>
       <w:r>
-        <w:t xml:space="preserve"> could reflect a Type II error driven by excess model complexity (e.g., inflated uncertainty from non-focal covariates). We therefore conducted a sensitivity analysis, running simplified models excluding non-focal, non-significant covariates while always retaining our factors of interest, to check whether estimates and uncertainty around our factors of interest were robust to covariate specification.</w:t>
-      </w:r>
-      <w:r>
-        <w:t xml:space="preserve"> </w:t>
-      </w:r>
-      <w:r>
-        <w:t xml:space="preserve">We report the simplified models as our final models, as this facilitated more manageable handling of posterior distributions for the </w:t>
+        <w:t xml:space="preserve"> could </w:t>
       </w:r>
       <w:r>
         <w:lastRenderedPageBreak/>
-        <w:t>figures and tables.</w:t>
+        <w:t>reflect a Type II error driven by excess model complexity (e.g., inflated uncertainty from non-focal covariates). We therefore conducted a sensitivity analysis, running simplified models excluding non-focal, non-significant covariates while always retaining our factors of interest, to check whether estimates and uncertainty around our factors of interest were robust to covariate specification.</w:t>
+      </w:r>
+      <w:r>
+        <w:t xml:space="preserve"> </w:t>
+      </w:r>
+      <w:r>
+        <w:t>We report the simplified models as our final models, as this facilitated more manageable handling of posterior distributions for the figures and tables.</w:t>
       </w:r>
       <w:r>
         <w:t xml:space="preserve"> However, the results of the preliminary models are reported fully in the Supplementary Material. </w:t>
@@ -1897,37 +1823,37 @@
           <w:bCs/>
           <w:highlight w:val="red"/>
         </w:rPr>
-        <w:t>RESPONSE:</w:t>
-      </w:r>
-    </w:p>
-    <w:p>
-      <w:pPr>
-        <w:spacing w:line="276" w:lineRule="auto"/>
-        <w:jc w:val="both"/>
-      </w:pPr>
-      <w:r>
-        <w:rPr>
-          <w:highlight w:val="red"/>
-        </w:rPr>
-        <w:br/>
-      </w:r>
-      <w:r>
-        <w:t>Line 462-463- did you test for an age by treatment interaction?</w:t>
-      </w:r>
-    </w:p>
-    <w:p>
-      <w:pPr>
-        <w:spacing w:line="276" w:lineRule="auto"/>
-        <w:jc w:val="both"/>
-      </w:pPr>
-      <w:r>
-        <w:rPr>
-          <w:b/>
-          <w:bCs/>
-        </w:rPr>
         <w:lastRenderedPageBreak/>
         <w:t>RESPONSE:</w:t>
       </w:r>
+    </w:p>
+    <w:p>
+      <w:pPr>
+        <w:spacing w:line="276" w:lineRule="auto"/>
+        <w:jc w:val="both"/>
+      </w:pPr>
+      <w:r>
+        <w:rPr>
+          <w:highlight w:val="red"/>
+        </w:rPr>
+        <w:br/>
+      </w:r>
+      <w:r>
+        <w:t>Line 462-463- did you test for an age by treatment interaction?</w:t>
+      </w:r>
+    </w:p>
+    <w:p>
+      <w:pPr>
+        <w:spacing w:line="276" w:lineRule="auto"/>
+        <w:jc w:val="both"/>
+      </w:pPr>
+      <w:r>
+        <w:rPr>
+          <w:b/>
+          <w:bCs/>
+        </w:rPr>
+        <w:t>RESPONSE:</w:t>
+      </w:r>
       <w:r>
         <w:rPr>
           <w:b/>
@@ -2647,13 +2573,7 @@
         <w:t xml:space="preserve"> (see above)</w:t>
       </w:r>
       <w:r>
-        <w:t xml:space="preserve">. We have revised the manuscript throughout to consistently use "detection" </w:t>
-      </w:r>
-      <w:r>
-        <w:t>instead and</w:t>
-      </w:r>
-      <w:r>
-        <w:t xml:space="preserve"> have added an explicit acknowledgment in the Discussion that our assay reflects the combined output of multiple processes and does not isolate detection as a fully distinct one: </w:t>
+        <w:t xml:space="preserve">. We have revised the manuscript throughout to consistently use "detection" instead and have added an explicit acknowledgment in the Discussion that our assay reflects the combined output of multiple processes and does not isolate detection as a fully distinct one: </w:t>
       </w:r>
       <w:r>
         <w:rPr>
@@ -2678,10 +2598,13 @@
       <w:pPr>
         <w:spacing w:line="276" w:lineRule="auto"/>
         <w:jc w:val="both"/>
+      </w:pPr>
+      <w:r>
         <w:rPr>
           <w:highlight w:val="red"/>
         </w:rPr>
-      </w:pPr>
+        <w:br/>
+      </w:r>
       <w:r>
         <w:rPr>
           <w:highlight w:val="red"/>
@@ -2689,99 +2612,186 @@
         <w:br/>
       </w:r>
       <w:r>
+        <w:t xml:space="preserve">It is unclear to me when you tested the </w:t>
+      </w:r>
+      <w:proofErr w:type="spellStart"/>
+      <w:r>
+        <w:t>behavior</w:t>
+      </w:r>
+      <w:proofErr w:type="spellEnd"/>
+      <w:r>
+        <w:t xml:space="preserve"> of the lizards in regard to their hatching (Lines 114-125). Given the potential “catch up” effect you describe later (lines 371-372), it seems pertinent to include this information. I am concerned that this study is framed as a developmental effects study, but it seems like many of the analyses took place a very </w:t>
+      </w:r>
+      <w:proofErr w:type="gramStart"/>
+      <w:r>
+        <w:t>long time</w:t>
+      </w:r>
+      <w:proofErr w:type="gramEnd"/>
+      <w:r>
+        <w:t xml:space="preserve"> following hatching. This misses a critical period of the skink’s life where effects might be observed, and it seems odd to me that this was not </w:t>
+      </w:r>
+      <w:proofErr w:type="gramStart"/>
+      <w:r>
+        <w:t>taken into account</w:t>
+      </w:r>
+      <w:proofErr w:type="gramEnd"/>
+      <w:r>
+        <w:t xml:space="preserve"> in the study design. I understand this aspect of the data can no longer be changed, so I am only requesting the authors be more explicit in their timeline </w:t>
+      </w:r>
+      <w:proofErr w:type="gramStart"/>
+      <w:r>
+        <w:t>so as to</w:t>
+      </w:r>
+      <w:proofErr w:type="gramEnd"/>
+      <w:r>
+        <w:t xml:space="preserve"> better understand the context of the study.</w:t>
+      </w:r>
+    </w:p>
+    <w:p>
+      <w:pPr>
+        <w:spacing w:line="276" w:lineRule="auto"/>
+        <w:jc w:val="both"/>
+      </w:pPr>
+      <w:r>
+        <w:rPr>
+          <w:b/>
+          <w:bCs/>
+        </w:rPr>
+        <w:t>RESPONSE:</w:t>
+      </w:r>
+      <w:r>
+        <w:t xml:space="preserve"> </w:t>
+      </w:r>
+      <w:r>
+        <w:t xml:space="preserve">We appreciate this suggestion and agree that including explicit information on age at testing </w:t>
+      </w:r>
+      <w:r>
+        <w:t xml:space="preserve">and euthanasia </w:t>
+      </w:r>
+      <w:r>
+        <w:t xml:space="preserve">improves the transparency and clarity of our study timeline. We have added a table reporting mean age and 95% confidence intervals at </w:t>
+      </w:r>
+      <w:r>
+        <w:t xml:space="preserve">both time points </w:t>
+      </w:r>
+      <w:r>
+        <w:t xml:space="preserve">for each treatment combination </w:t>
+      </w:r>
+      <w:r>
+        <w:t xml:space="preserve">(Table S2 in </w:t>
+      </w:r>
+      <w:r>
+        <w:t>Supplementary Material) and have clarified the relevant timeline in the Methods</w:t>
+      </w:r>
+      <w:r>
+        <w:t>: “</w:t>
+      </w:r>
+      <w:r>
+        <w:t xml:space="preserve">Approximately 225 days after hatching (age per treatment on Table S2 in </w:t>
+      </w:r>
+      <w:r>
+        <w:rPr>
+          <w:i/>
+          <w:iCs/>
+        </w:rPr>
+        <w:t>Supplementary Material</w:t>
+      </w:r>
+      <w:r>
+        <w:t>) lizards were subjected to the prey detection tests.</w:t>
+      </w:r>
+      <w:r>
+        <w:t>”</w:t>
+      </w:r>
+      <w:r>
+        <w:t xml:space="preserve"> (see </w:t>
+      </w:r>
+      <w:r>
+        <w:rPr>
+          <w:highlight w:val="yellow"/>
+        </w:rPr>
+        <w:t>LINES</w:t>
+      </w:r>
+      <w:r>
+        <w:t>).</w:t>
+      </w:r>
+    </w:p>
+    <w:p>
+      <w:pPr>
+        <w:spacing w:line="276" w:lineRule="auto"/>
+        <w:jc w:val="both"/>
+      </w:pPr>
+      <w:r>
+        <w:t xml:space="preserve">We agree that our study </w:t>
+      </w:r>
+      <w:r>
+        <w:t>did not</w:t>
+      </w:r>
+      <w:r>
+        <w:t xml:space="preserve"> capture the critical developmental period immediately following hatching. However, we note that developmental effects remain developmental in origin even when their consequences are observed, or persist, later in life</w:t>
+      </w:r>
+      <w:r>
+        <w:t>.</w:t>
+      </w:r>
+      <w:r>
+        <w:t xml:space="preserve"> </w:t>
+      </w:r>
+      <w:r>
+        <w:t>Given that</w:t>
+      </w:r>
+      <w:r>
+        <w:t xml:space="preserve"> all lizards were raised under common conditions following </w:t>
+      </w:r>
+      <w:r>
+        <w:t>hatching</w:t>
+      </w:r>
+      <w:r>
+        <w:t xml:space="preserve">, any differences detected between treatment groups at the point of measurement are attributable to the </w:t>
+      </w:r>
+      <w:r>
+        <w:t>prenatal</w:t>
+      </w:r>
+      <w:r>
+        <w:t xml:space="preserve"> manipulation rather than to differential later-life environments. We also note that measuring at any single life stage—including immediately post-hatching—would </w:t>
+      </w:r>
+      <w:r>
+        <w:lastRenderedPageBreak/>
+        <w:t>similarly miss other periods of the skink's life during which effects might</w:t>
+      </w:r>
+      <w:r>
+        <w:t>;</w:t>
+      </w:r>
+      <w:r>
+        <w:t xml:space="preserve"> no single timepoint can capture the full developmental trajectory, and this is a limitation shared by studies assessing outcomes at any given life stage. </w:t>
+      </w:r>
+      <w:r>
+        <w:t>In addition, w</w:t>
+      </w:r>
+      <w:r>
+        <w:t>e also note that tissue collection from very young hatchlings for the brain regions examined here was not feasible given their small size, which was an important logistical constraint on our study design.</w:t>
+      </w:r>
+      <w:r>
+        <w:t xml:space="preserve"> </w:t>
+      </w:r>
+      <w:r>
+        <w:t xml:space="preserve">We have added a statement acknowledging this limitation, and the value of assessing multiple life stages in future work, to the Discussion: </w:t>
+      </w:r>
+      <w:r>
         <w:rPr>
           <w:highlight w:val="red"/>
         </w:rPr>
-        <w:br/>
-        <w:t xml:space="preserve">It is unclear to me when you tested the </w:t>
-      </w:r>
-      <w:proofErr w:type="spellStart"/>
-      <w:r>
-        <w:rPr>
-          <w:highlight w:val="red"/>
-        </w:rPr>
-        <w:t>behavior</w:t>
-      </w:r>
-      <w:proofErr w:type="spellEnd"/>
-      <w:r>
-        <w:rPr>
-          <w:highlight w:val="red"/>
-        </w:rPr>
-        <w:t xml:space="preserve"> of the lizards in regard to their hatching (Lines 114-125). Given the potential “catch up” effect you describe later (lines 371-372), it seems pertinent to include this information. I am concerned that this study is framed as a developmental effects study, but it seems like many of the analyses took place a very </w:t>
-      </w:r>
-      <w:proofErr w:type="gramStart"/>
-      <w:r>
-        <w:rPr>
-          <w:highlight w:val="red"/>
-        </w:rPr>
-        <w:t>long time</w:t>
-      </w:r>
-      <w:proofErr w:type="gramEnd"/>
-      <w:r>
-        <w:rPr>
-          <w:highlight w:val="red"/>
-        </w:rPr>
-        <w:t xml:space="preserve"> following hatching. This misses a critical period of the skink’s life where effects might be observed, and it seems odd to me that this was not </w:t>
-      </w:r>
-      <w:proofErr w:type="gramStart"/>
-      <w:r>
-        <w:rPr>
-          <w:highlight w:val="red"/>
-        </w:rPr>
-        <w:t>taken into account</w:t>
-      </w:r>
-      <w:proofErr w:type="gramEnd"/>
-      <w:r>
-        <w:rPr>
-          <w:highlight w:val="red"/>
-        </w:rPr>
-        <w:t xml:space="preserve"> in the study design. I understand this aspect of the data can no longer be changed, so I am only requesting the authors be more explicit in their timeline </w:t>
-      </w:r>
-      <w:proofErr w:type="gramStart"/>
-      <w:r>
-        <w:rPr>
-          <w:highlight w:val="red"/>
-        </w:rPr>
-        <w:t>so as to</w:t>
-      </w:r>
-      <w:proofErr w:type="gramEnd"/>
-      <w:r>
-        <w:rPr>
-          <w:highlight w:val="red"/>
-        </w:rPr>
-        <w:t xml:space="preserve"> better understand the context of the study.</w:t>
-      </w:r>
-    </w:p>
-    <w:p>
-      <w:pPr>
-        <w:spacing w:line="276" w:lineRule="auto"/>
-        <w:jc w:val="both"/>
-      </w:pPr>
-      <w:r>
-        <w:rPr>
-          <w:b/>
-          <w:bCs/>
-          <w:highlight w:val="red"/>
-        </w:rPr>
-        <w:t>RESPONSE:</w:t>
-      </w:r>
-      <w:r>
-        <w:rPr>
-          <w:highlight w:val="red"/>
-        </w:rPr>
-        <w:t xml:space="preserve"> Include data on the age. It </w:t>
-      </w:r>
-      <w:r>
-        <w:rPr>
-          <w:highlight w:val="red"/>
-        </w:rPr>
-        <w:t>misses</w:t>
-      </w:r>
-      <w:r>
-        <w:rPr>
-          <w:highlight w:val="red"/>
-        </w:rPr>
-        <w:t xml:space="preserve"> a critical period, but it would too if we measured them earlier…</w:t>
+        <w:t>“” (see</w:t>
+      </w:r>
+      <w:r>
+        <w:t xml:space="preserve"> </w:t>
+      </w:r>
+      <w:r>
+        <w:rPr>
+          <w:highlight w:val="yellow"/>
+        </w:rPr>
+        <w:t>LINES</w:t>
+      </w:r>
+      <w:r>
+        <w:t>).</w:t>
       </w:r>
     </w:p>
     <w:p>
@@ -2842,11 +2852,7 @@
       </w:r>
       <w:proofErr w:type="spellEnd"/>
       <w:r>
-        <w:t xml:space="preserve"> </w:t>
-      </w:r>
-      <w:r>
-        <w:lastRenderedPageBreak/>
-        <w:t>additional brain regions, particularly in the context of cognition, and perhaps acknowledge that other brain regions may have been more appropriate in this study.</w:t>
+        <w:t xml:space="preserve"> additional brain regions, particularly in the context of cognition, and perhaps acknowledge that other brain regions may have been more appropriate in this study.</w:t>
       </w:r>
     </w:p>
     <w:p>
@@ -2947,6 +2953,7 @@
           <w:b/>
           <w:bCs/>
         </w:rPr>
+        <w:lastRenderedPageBreak/>
         <w:t>RESPONSE:</w:t>
       </w:r>
       <w:r>
@@ -3109,6 +3116,156 @@
           <w:b/>
           <w:bCs/>
         </w:rPr>
+        <w:t>RESPONSE:</w:t>
+      </w:r>
+      <w:r>
+        <w:rPr>
+          <w:b/>
+          <w:bCs/>
+        </w:rPr>
+        <w:t xml:space="preserve"> </w:t>
+      </w:r>
+      <w:r>
+        <w:t xml:space="preserve">We appreciate the reviewer’s attention to detail. Lizards were provided with UV lighting following the same cycles </w:t>
+      </w:r>
+      <w:proofErr w:type="spellStart"/>
+      <w:r>
+        <w:t>thatn</w:t>
+      </w:r>
+      <w:proofErr w:type="spellEnd"/>
+      <w:r>
+        <w:t xml:space="preserve"> the heat chord and heat lamp. We have included this information on the text: “</w:t>
+      </w:r>
+      <w:r>
+        <w:t>We also provided lizards with UV light for 12 h a day.</w:t>
+      </w:r>
+      <w:r>
+        <w:t>” (</w:t>
+      </w:r>
+      <w:r>
+        <w:rPr>
+          <w:highlight w:val="yellow"/>
+        </w:rPr>
+        <w:t>LINES</w:t>
+      </w:r>
+      <w:r>
+        <w:t>)</w:t>
+      </w:r>
+    </w:p>
+    <w:p>
+      <w:pPr>
+        <w:spacing w:line="276" w:lineRule="auto"/>
+        <w:jc w:val="both"/>
+        <w:rPr>
+          <w:b/>
+          <w:bCs/>
+        </w:rPr>
+      </w:pPr>
+    </w:p>
+    <w:p>
+      <w:pPr>
+        <w:spacing w:line="276" w:lineRule="auto"/>
+        <w:jc w:val="both"/>
+      </w:pPr>
+      <w:r>
+        <w:t xml:space="preserve">Line 136-137: This makes it seem like they were euthanized immediately following tests, but later methods suggest it was much later. Please make the wording </w:t>
+      </w:r>
+      <w:proofErr w:type="gramStart"/>
+      <w:r>
+        <w:t>more clear</w:t>
+      </w:r>
+      <w:proofErr w:type="gramEnd"/>
+      <w:r>
+        <w:t>.</w:t>
+      </w:r>
+    </w:p>
+    <w:p>
+      <w:pPr>
+        <w:spacing w:line="276" w:lineRule="auto"/>
+        <w:jc w:val="both"/>
+      </w:pPr>
+      <w:r>
+        <w:rPr>
+          <w:b/>
+          <w:bCs/>
+        </w:rPr>
+        <w:t>RESPONSE:</w:t>
+      </w:r>
+      <w:r>
+        <w:t xml:space="preserve"> We have clarified this in the text: “Two months after the tests, </w:t>
+      </w:r>
+      <w:r>
+        <w:t>animals were euthanised and metabolic function was analysed in various brain regions (see Brain mitochondrial function below).</w:t>
+      </w:r>
+      <w:r>
+        <w:t>” (</w:t>
+      </w:r>
+      <w:r>
+        <w:rPr>
+          <w:highlight w:val="yellow"/>
+        </w:rPr>
+        <w:t>LINES</w:t>
+      </w:r>
+      <w:r>
+        <w:t>)</w:t>
+      </w:r>
+    </w:p>
+    <w:p>
+      <w:pPr>
+        <w:spacing w:line="276" w:lineRule="auto"/>
+        <w:jc w:val="both"/>
+      </w:pPr>
+    </w:p>
+    <w:p>
+      <w:pPr>
+        <w:spacing w:line="276" w:lineRule="auto"/>
+        <w:jc w:val="both"/>
+      </w:pPr>
+      <w:r>
+        <w:t>Line 142: “pretty” should be “prey.”</w:t>
+      </w:r>
+    </w:p>
+    <w:p>
+      <w:pPr>
+        <w:spacing w:line="276" w:lineRule="auto"/>
+        <w:jc w:val="both"/>
+      </w:pPr>
+      <w:r>
+        <w:rPr>
+          <w:b/>
+          <w:bCs/>
+        </w:rPr>
+        <w:t>RESPONSE:</w:t>
+      </w:r>
+      <w:r>
+        <w:t xml:space="preserve"> Corrected</w:t>
+      </w:r>
+    </w:p>
+    <w:p>
+      <w:pPr>
+        <w:spacing w:line="276" w:lineRule="auto"/>
+        <w:jc w:val="both"/>
+      </w:pPr>
+    </w:p>
+    <w:p>
+      <w:pPr>
+        <w:spacing w:line="276" w:lineRule="auto"/>
+        <w:jc w:val="both"/>
+      </w:pPr>
+      <w:r>
+        <w:t>Figure 1 – the “Known prey” and “Unknown prey” labels should be moved to the left, as it seems like they are associated with panel D.</w:t>
+      </w:r>
+    </w:p>
+    <w:p>
+      <w:pPr>
+        <w:spacing w:line="276" w:lineRule="auto"/>
+        <w:jc w:val="both"/>
+      </w:pPr>
+      <w:r>
+        <w:rPr>
+          <w:b/>
+          <w:bCs/>
+        </w:rPr>
         <w:lastRenderedPageBreak/>
         <w:t>RESPONSE:</w:t>
       </w:r>
@@ -3120,57 +3277,22 @@
         <w:t xml:space="preserve"> </w:t>
       </w:r>
       <w:r>
-        <w:t xml:space="preserve">We appreciate the reviewer’s attention to detail. Lizards were provided with UV lighting following the same cycles </w:t>
-      </w:r>
-      <w:proofErr w:type="spellStart"/>
-      <w:r>
-        <w:t>thatn</w:t>
-      </w:r>
-      <w:proofErr w:type="spellEnd"/>
-      <w:r>
-        <w:t xml:space="preserve"> the heat chord and heat lamp. We have included this information on the text: “</w:t>
-      </w:r>
-      <w:r>
-        <w:t>We also provided lizards with UV light for 12 h a day.</w:t>
-      </w:r>
-      <w:r>
-        <w:t>” (</w:t>
-      </w:r>
-      <w:r>
-        <w:rPr>
-          <w:highlight w:val="yellow"/>
-        </w:rPr>
-        <w:t>LINES</w:t>
-      </w:r>
-      <w:r>
-        <w:t>)</w:t>
-      </w:r>
-    </w:p>
-    <w:p>
-      <w:pPr>
-        <w:spacing w:line="276" w:lineRule="auto"/>
-        <w:jc w:val="both"/>
-        <w:rPr>
-          <w:b/>
-          <w:bCs/>
-        </w:rPr>
-      </w:pPr>
-    </w:p>
-    <w:p>
-      <w:pPr>
-        <w:spacing w:line="276" w:lineRule="auto"/>
-        <w:jc w:val="both"/>
-      </w:pPr>
-      <w:r>
-        <w:t xml:space="preserve">Line 136-137: This makes it seem like they were euthanized immediately following tests, but later methods suggest it was much later. Please make the wording </w:t>
-      </w:r>
-      <w:proofErr w:type="gramStart"/>
-      <w:r>
-        <w:t>more clear</w:t>
-      </w:r>
-      <w:proofErr w:type="gramEnd"/>
-      <w:r>
-        <w:t>.</w:t>
+        <w:t>We have modified the figure as suggested.</w:t>
+      </w:r>
+    </w:p>
+    <w:p>
+      <w:pPr>
+        <w:spacing w:line="276" w:lineRule="auto"/>
+        <w:jc w:val="both"/>
+      </w:pPr>
+    </w:p>
+    <w:p>
+      <w:pPr>
+        <w:spacing w:line="276" w:lineRule="auto"/>
+        <w:jc w:val="both"/>
+      </w:pPr>
+      <w:r>
+        <w:t>Line 265: This is the first mention of SEM, need to define acronym (like you did a few lines later).</w:t>
       </w:r>
     </w:p>
     <w:p>
@@ -3186,79 +3308,80 @@
         <w:t>RESPONSE:</w:t>
       </w:r>
       <w:r>
-        <w:t xml:space="preserve"> We have clarified this in the text: “Two months after the tests, </w:t>
-      </w:r>
-      <w:r>
-        <w:t>animals were euthanised and metabolic function was analysed in various brain regions (see Brain mitochondrial function below).</w:t>
-      </w:r>
-      <w:r>
-        <w:t>” (</w:t>
-      </w:r>
-      <w:r>
-        <w:rPr>
-          <w:highlight w:val="yellow"/>
-        </w:rPr>
-        <w:t>LINES</w:t>
-      </w:r>
-      <w:r>
-        <w:t>)</w:t>
-      </w:r>
-    </w:p>
-    <w:p>
-      <w:pPr>
-        <w:spacing w:line="276" w:lineRule="auto"/>
-        <w:jc w:val="both"/>
-      </w:pPr>
-    </w:p>
-    <w:p>
-      <w:pPr>
-        <w:spacing w:line="276" w:lineRule="auto"/>
-        <w:jc w:val="both"/>
-      </w:pPr>
-      <w:r>
-        <w:t>Line 142: “pretty” should be “prey.”</w:t>
-      </w:r>
-    </w:p>
-    <w:p>
-      <w:pPr>
-        <w:spacing w:line="276" w:lineRule="auto"/>
-        <w:jc w:val="both"/>
-      </w:pPr>
-      <w:r>
-        <w:rPr>
-          <w:b/>
-          <w:bCs/>
+        <w:rPr>
+          <w:b/>
+          <w:bCs/>
+        </w:rPr>
+        <w:t xml:space="preserve"> </w:t>
+      </w:r>
+      <w:r>
+        <w:t>Corrected</w:t>
+      </w:r>
+    </w:p>
+    <w:p>
+      <w:pPr>
+        <w:spacing w:line="276" w:lineRule="auto"/>
+        <w:jc w:val="both"/>
+        <w:rPr>
+          <w:highlight w:val="red"/>
+        </w:rPr>
+      </w:pPr>
+      <w:r>
+        <w:br/>
+      </w:r>
+      <w:r>
+        <w:rPr>
+          <w:highlight w:val="red"/>
+        </w:rPr>
+        <w:t>Line 366-367: You might consider that the two regions you picked are developing in two different regions at two different times in development, thus it is interesting that neither show an effect of your treatments.</w:t>
+      </w:r>
+    </w:p>
+    <w:p>
+      <w:pPr>
+        <w:spacing w:line="276" w:lineRule="auto"/>
+        <w:jc w:val="both"/>
+        <w:rPr>
+          <w:b/>
+          <w:bCs/>
+        </w:rPr>
+      </w:pPr>
+      <w:r>
+        <w:rPr>
+          <w:b/>
+          <w:bCs/>
+          <w:highlight w:val="red"/>
         </w:rPr>
         <w:t>RESPONSE:</w:t>
       </w:r>
-      <w:r>
-        <w:t xml:space="preserve"> Corrected</w:t>
-      </w:r>
-    </w:p>
-    <w:p>
-      <w:pPr>
-        <w:spacing w:line="276" w:lineRule="auto"/>
-        <w:jc w:val="both"/>
-      </w:pPr>
-    </w:p>
-    <w:p>
-      <w:pPr>
-        <w:spacing w:line="276" w:lineRule="auto"/>
-        <w:jc w:val="both"/>
-      </w:pPr>
-      <w:r>
-        <w:t>Figure 1 – the “Known prey” and “Unknown prey” labels should be moved to the left, as it seems like they are associated with panel D.</w:t>
-      </w:r>
-    </w:p>
-    <w:p>
-      <w:pPr>
-        <w:spacing w:line="276" w:lineRule="auto"/>
-        <w:jc w:val="both"/>
-      </w:pPr>
-      <w:r>
-        <w:rPr>
-          <w:b/>
-          <w:bCs/>
+    </w:p>
+    <w:p>
+      <w:pPr>
+        <w:spacing w:line="276" w:lineRule="auto"/>
+        <w:jc w:val="both"/>
+        <w:rPr>
+          <w:highlight w:val="red"/>
+        </w:rPr>
+      </w:pPr>
+      <w:r>
+        <w:br/>
+      </w:r>
+      <w:r>
+        <w:rPr>
+          <w:highlight w:val="red"/>
+        </w:rPr>
+        <w:t>Line 430: All active foraging lizards, or just lizards in your specific clade?</w:t>
+      </w:r>
+    </w:p>
+    <w:p>
+      <w:pPr>
+        <w:spacing w:line="276" w:lineRule="auto"/>
+        <w:jc w:val="both"/>
+      </w:pPr>
+      <w:r>
+        <w:rPr>
+          <w:b/>
+          <w:bCs/>
+          <w:highlight w:val="red"/>
         </w:rPr>
         <w:t>RESPONSE:</w:t>
       </w:r>
@@ -3270,125 +3393,9 @@
         <w:t xml:space="preserve"> </w:t>
       </w:r>
       <w:r>
-        <w:t>We have modified the figure as suggested.</w:t>
-      </w:r>
-    </w:p>
-    <w:p>
-      <w:pPr>
-        <w:spacing w:line="276" w:lineRule="auto"/>
-        <w:jc w:val="both"/>
-      </w:pPr>
-    </w:p>
-    <w:p>
-      <w:pPr>
-        <w:spacing w:line="276" w:lineRule="auto"/>
-        <w:jc w:val="both"/>
-      </w:pPr>
-      <w:r>
-        <w:t>Line 265: This is the first mention of SEM, need to define acronym (like you did a few lines later).</w:t>
-      </w:r>
-    </w:p>
-    <w:p>
-      <w:pPr>
-        <w:spacing w:line="276" w:lineRule="auto"/>
-        <w:jc w:val="both"/>
-      </w:pPr>
-      <w:r>
-        <w:rPr>
-          <w:b/>
-          <w:bCs/>
-        </w:rPr>
-        <w:t>RESPONSE:</w:t>
-      </w:r>
-      <w:r>
-        <w:rPr>
-          <w:b/>
-          <w:bCs/>
-        </w:rPr>
-        <w:t xml:space="preserve"> </w:t>
-      </w:r>
-      <w:r>
-        <w:t>Corrected</w:t>
-      </w:r>
-    </w:p>
-    <w:p>
-      <w:pPr>
-        <w:spacing w:line="276" w:lineRule="auto"/>
-        <w:jc w:val="both"/>
         <w:rPr>
           <w:highlight w:val="red"/>
         </w:rPr>
-      </w:pPr>
-      <w:r>
-        <w:br/>
-      </w:r>
-      <w:r>
-        <w:rPr>
-          <w:highlight w:val="red"/>
-        </w:rPr>
-        <w:t>Line 366-367: You might consider that the two regions you picked are developing in two different regions at two different times in development, thus it is interesting that neither show an effect of your treatments.</w:t>
-      </w:r>
-    </w:p>
-    <w:p>
-      <w:pPr>
-        <w:spacing w:line="276" w:lineRule="auto"/>
-        <w:jc w:val="both"/>
-        <w:rPr>
-          <w:b/>
-          <w:bCs/>
-        </w:rPr>
-      </w:pPr>
-      <w:r>
-        <w:rPr>
-          <w:b/>
-          <w:bCs/>
-          <w:highlight w:val="red"/>
-        </w:rPr>
-        <w:t>RESPONSE:</w:t>
-      </w:r>
-    </w:p>
-    <w:p>
-      <w:pPr>
-        <w:spacing w:line="276" w:lineRule="auto"/>
-        <w:jc w:val="both"/>
-        <w:rPr>
-          <w:highlight w:val="red"/>
-        </w:rPr>
-      </w:pPr>
-      <w:r>
-        <w:br/>
-      </w:r>
-      <w:r>
-        <w:rPr>
-          <w:highlight w:val="red"/>
-        </w:rPr>
-        <w:t>Line 430: All active foraging lizards, or just lizards in your specific clade?</w:t>
-      </w:r>
-    </w:p>
-    <w:p>
-      <w:pPr>
-        <w:spacing w:line="276" w:lineRule="auto"/>
-        <w:jc w:val="both"/>
-      </w:pPr>
-      <w:r>
-        <w:rPr>
-          <w:b/>
-          <w:bCs/>
-          <w:highlight w:val="red"/>
-        </w:rPr>
-        <w:t>RESPONSE:</w:t>
-      </w:r>
-      <w:r>
-        <w:rPr>
-          <w:b/>
-          <w:bCs/>
-        </w:rPr>
-        <w:t xml:space="preserve"> </w:t>
-      </w:r>
-      <w:r>
-        <w:rPr>
-          <w:highlight w:val="red"/>
-        </w:rPr>
         <w:t>We have modified the discussion entirely as per recommendation of Reviewer 1, so the sentence mentioned here is no longer on the manuscript. However, the study referenced on that sentence is done on Lacertidae, but with reports on other taxa that suggest the trait is more generalised than in that specific family.</w:t>
       </w:r>
     </w:p>
@@ -3404,7 +3411,6 @@
         <w:jc w:val="both"/>
       </w:pPr>
       <w:r>
-        <w:lastRenderedPageBreak/>
         <w:t>Line 444: I think you need “that are associated.”</w:t>
       </w:r>
     </w:p>

--- a/FuncEcol/resubmission/Rebuttal letter FE.docx
+++ b/FuncEcol/resubmission/Rebuttal letter FE.docx
@@ -1,6 +1,6 @@
 
 <file path=word/document.xml><?xml version="1.0" encoding="utf-8"?>
-<w:document xmlns:wpc="http://schemas.microsoft.com/office/word/2010/wordprocessingCanvas" xmlns:cx="http://schemas.microsoft.com/office/drawing/2014/chartex" xmlns:cx1="http://schemas.microsoft.com/office/drawing/2015/9/8/chartex" xmlns:cx2="http://schemas.microsoft.com/office/drawing/2015/10/21/chartex" xmlns:cx3="http://schemas.microsoft.com/office/drawing/2016/5/9/chartex" xmlns:cx4="http://schemas.microsoft.com/office/drawing/2016/5/10/chartex" xmlns:cx5="http://schemas.microsoft.com/office/drawing/2016/5/11/chartex" xmlns:cx6="http://schemas.microsoft.com/office/drawing/2016/5/12/chartex" xmlns:cx7="http://schemas.microsoft.com/office/drawing/2016/5/13/chartex" xmlns:cx8="http://schemas.microsoft.com/office/drawing/2016/5/14/chartex" xmlns:mc="http://schemas.openxmlformats.org/markup-compatibility/2006" xmlns:aink="http://schemas.microsoft.com/office/drawing/2016/ink" xmlns:am3d="http://schemas.microsoft.com/office/drawing/2017/model3d" xmlns:o="urn:schemas-microsoft-com:office:office" xmlns:oel="http://schemas.microsoft.com/office/2019/extlst" xmlns:r="http://schemas.openxmlformats.org/officeDocument/2006/relationships" xmlns:m="http://schemas.openxmlformats.org/officeDocument/2006/math" xmlns:v="urn:schemas-microsoft-com:vml" xmlns:wp14="http://schemas.microsoft.com/office/word/2010/wordprocessingDrawing" xmlns:wp="http://schemas.openxmlformats.org/drawingml/2006/wordprocessingDrawing" xmlns:w10="urn:schemas-microsoft-com:office:word" xmlns:w="http://schemas.openxmlformats.org/wordprocessingml/2006/main" xmlns:w14="http://schemas.microsoft.com/office/word/2010/wordml" xmlns:w15="http://schemas.microsoft.com/office/word/2012/wordml" xmlns:w16cex="http://schemas.microsoft.com/office/word/2018/wordml/cex" xmlns:w16cid="http://schemas.microsoft.com/office/word/2016/wordml/cid" xmlns:w16="http://schemas.microsoft.com/office/word/2018/wordml" xmlns:w16du="http://schemas.microsoft.com/office/word/2023/wordml/word16du" xmlns:w16sdtdh="http://schemas.microsoft.com/office/word/2020/wordml/sdtdatahash" xmlns:w16sdtfl="http://schemas.microsoft.com/office/word/2024/wordml/sdtformatlock" xmlns:w16se="http://schemas.microsoft.com/office/word/2015/wordml/symex" xmlns:wpg="http://schemas.microsoft.com/office/word/2010/wordprocessingGroup" xmlns:wpi="http://schemas.microsoft.com/office/word/2010/wordprocessingInk" xmlns:wne="http://schemas.microsoft.com/office/word/2006/wordml" xmlns:wps="http://schemas.microsoft.com/office/word/2010/wordprocessingShape" mc:Ignorable="w14 w15 w16se w16cid w16 w16cex w16sdtdh w16sdtfl w16du wp14">
+<w:document xmlns:wpc="http://schemas.microsoft.com/office/word/2010/wordprocessingCanvas" xmlns:cx="http://schemas.microsoft.com/office/drawing/2014/chartex" xmlns:cx1="http://schemas.microsoft.com/office/drawing/2015/9/8/chartex" xmlns:cx2="http://schemas.microsoft.com/office/drawing/2015/10/21/chartex" xmlns:cx3="http://schemas.microsoft.com/office/drawing/2016/5/9/chartex" xmlns:cx4="http://schemas.microsoft.com/office/drawing/2016/5/10/chartex" xmlns:cx5="http://schemas.microsoft.com/office/drawing/2016/5/11/chartex" xmlns:cx6="http://schemas.microsoft.com/office/drawing/2016/5/12/chartex" xmlns:cx7="http://schemas.microsoft.com/office/drawing/2016/5/13/chartex" xmlns:cx8="http://schemas.microsoft.com/office/drawing/2016/5/14/chartex" xmlns:mc="http://schemas.openxmlformats.org/markup-compatibility/2006" xmlns:m="http://schemas.openxmlformats.org/officeDocument/2006/math" xmlns:aink="http://schemas.microsoft.com/office/drawing/2016/ink" xmlns:am3d="http://schemas.microsoft.com/office/drawing/2017/model3d" xmlns:oel="http://schemas.microsoft.com/office/2019/extlst" xmlns:r="http://schemas.openxmlformats.org/officeDocument/2006/relationships" xmlns:wp14="http://schemas.microsoft.com/office/word/2010/wordprocessingDrawing" xmlns:wp="http://schemas.openxmlformats.org/drawingml/2006/wordprocessingDrawing" xmlns:wpg="http://schemas.microsoft.com/office/word/2010/wordprocessingGroup" xmlns:wpi="http://schemas.microsoft.com/office/word/2010/wordprocessingInk" xmlns:wps="http://schemas.microsoft.com/office/word/2010/wordprocessingShape" xmlns:o="urn:schemas-microsoft-com:office:office" xmlns:v="urn:schemas-microsoft-com:vml" xmlns:w10="urn:schemas-microsoft-com:office:word" xmlns:w="http://schemas.openxmlformats.org/wordprocessingml/2006/main" xmlns:w14="http://schemas.microsoft.com/office/word/2010/wordml" xmlns:w15="http://schemas.microsoft.com/office/word/2012/wordml" xmlns:w16cex="http://schemas.microsoft.com/office/word/2018/wordml/cex" xmlns:w16cid="http://schemas.microsoft.com/office/word/2016/wordml/cid" xmlns:w16="http://schemas.microsoft.com/office/word/2018/wordml" xmlns:w16sdtdh="http://schemas.microsoft.com/office/word/2020/wordml/sdtdatahash" xmlns:w16sdtfl="http://schemas.microsoft.com/office/word/2024/wordml/sdtformatlock" xmlns:w16se="http://schemas.microsoft.com/office/word/2015/wordml/symex" xmlns:w16du="http://schemas.microsoft.com/office/word/2023/wordml/word16du" xmlns:wne="http://schemas.microsoft.com/office/word/2006/wordml" mc:Ignorable="w14 w15 w16se w16cid w16 w16cex w16sdtdh w16sdtfl w16du wp14">
   <w:body>
     <w:p>
       <w:pPr>
@@ -186,17 +186,24 @@
         <w:rPr>
           <w:b/>
           <w:bCs/>
-          <w:highlight w:val="red"/>
         </w:rPr>
         <w:t xml:space="preserve">RESPONSE: </w:t>
       </w:r>
       <w:r>
-        <w:rPr>
-          <w:highlight w:val="red"/>
-        </w:rPr>
         <w:t>We do appreciate the reviewer’s</w:t>
       </w:r>
       <w:r>
+        <w:t xml:space="preserve"> thoughtful </w:t>
+      </w:r>
+      <w:proofErr w:type="gramStart"/>
+      <w:r>
+        <w:t>feedback</w:t>
+      </w:r>
+      <w:proofErr w:type="gramEnd"/>
+      <w:r>
+        <w:t xml:space="preserve"> and we address each comment below.</w:t>
+      </w:r>
+      <w:r>
         <w:t xml:space="preserve"> </w:t>
       </w:r>
     </w:p>
@@ -234,7 +241,43 @@
         <w:t xml:space="preserve"> </w:t>
       </w:r>
       <w:r>
-        <w:t xml:space="preserve">We appreciate the reviewer's feedback and agree the original framing could be misleading. To clarify directly: we do not intend to claim that our thermal treatments elevate glucocorticoid levels in the eggs. </w:t>
+        <w:t>We appreciate the reviewer's feedback and agree the original framing could be misleading.</w:t>
+      </w:r>
+      <w:r>
+        <w:t xml:space="preserve"> </w:t>
+      </w:r>
+      <w:r>
+        <w:t xml:space="preserve">While temperature can impose physiological costs on developing ectotherm embryos more broadly, this is distinct from activating the </w:t>
+      </w:r>
+      <w:r>
+        <w:t>glucocorticoid</w:t>
+      </w:r>
+      <w:r>
+        <w:t xml:space="preserve"> stress-response pathway.</w:t>
+      </w:r>
+      <w:r>
+        <w:t xml:space="preserve"> We do not have evidence that our thermal conditions elevate </w:t>
+      </w:r>
+      <w:r>
+        <w:t>corticosterone in the eggs, but, since o</w:t>
+      </w:r>
+      <w:r>
+        <w:t xml:space="preserve">ur incubation temperatures fall within the natural range experienced by this species (see </w:t>
+      </w:r>
+      <w:r>
+        <w:rPr>
+          <w:highlight w:val="yellow"/>
+        </w:rPr>
+        <w:t>LINES</w:t>
+      </w:r>
+      <w:r>
+        <w:t>)</w:t>
+      </w:r>
+      <w:r>
+        <w:t>, we consider it unlikely.</w:t>
+      </w:r>
+      <w:r>
+        <w:t xml:space="preserve"> </w:t>
       </w:r>
       <w:r>
         <w:t>W</w:t>
@@ -273,7 +316,11 @@
       </w:r>
       <w:proofErr w:type="gramEnd"/>
       <w:r>
-        <w:t xml:space="preserve"> terms of helping to draw conclusions. For example, how does this contribute to our broader understanding of how early life environments affect later life traits? Our understanding of multiple stressors? What are the connections to what is known in other species?</w:t>
+        <w:t xml:space="preserve"> terms of helping to draw conclusions. For example, how does this contribute to our broader understanding of how early life </w:t>
+      </w:r>
+      <w:r>
+        <w:lastRenderedPageBreak/>
+        <w:t>environments affect later life traits? Our understanding of multiple stressors? What are the connections to what is known in other species?</w:t>
       </w:r>
     </w:p>
     <w:p>
@@ -322,7 +369,6 @@
         </w:rPr>
       </w:pPr>
       <w:r>
-        <w:lastRenderedPageBreak/>
         <w:br/>
         <w:t>3.      There are some important methodological details missing (see also below). For example, how many eggs were produced and did the treatments affect hatch rates? How many different sets of parents contributed eggs?</w:t>
       </w:r>
@@ -447,7 +493,13 @@
         <w:t>,</w:t>
       </w:r>
       <w:r>
-        <w:t xml:space="preserve"> we considered the number of clutches to represent the number of unique parents, and have added this reasoning to the text</w:t>
+        <w:t xml:space="preserve"> we considered the number of clutches to represent the number of unique parents, and have added this </w:t>
+      </w:r>
+      <w:r>
+        <w:t>information</w:t>
+      </w:r>
+      <w:r>
+        <w:t xml:space="preserve"> to the text</w:t>
       </w:r>
       <w:r>
         <w:t>: “</w:t>
@@ -567,7 +619,13 @@
         <w:t>L. delicata</w:t>
       </w:r>
       <w:r>
-        <w:t>. We acknowledge this raises the possibility that surviving corticosterone-exposed hatchlings represent a non-random subset of that treatment group (e.g., more resilient individuals), which we now note as a limitation in the Discussion</w:t>
+        <w:t>. We acknowledge this raises the possibility that surviving corticosterone-exposed hatchlings represent a non-random subset of that treatment group (e.g., more resilient individuals), w</w:t>
+      </w:r>
+      <w:r>
+        <w:t>e have included this</w:t>
+      </w:r>
+      <w:r>
+        <w:t xml:space="preserve"> in the Discussion</w:t>
       </w:r>
       <w:r>
         <w:t>:</w:t>
@@ -639,21 +697,13 @@
         <w:t>-</w:t>
       </w:r>
       <w:r>
-        <w:t xml:space="preserve">treatment interaction would address whether treatment effects change with age, which is conceptually distinct from our primary question of whether treatment affects the traits measured. While this is an interesting question for future work, we consider it beyond the scope of the present study, </w:t>
-      </w:r>
-      <w:proofErr w:type="gramStart"/>
-      <w:r>
-        <w:t>similar to</w:t>
-      </w:r>
-      <w:proofErr w:type="gramEnd"/>
-      <w:r>
-        <w:t xml:space="preserve"> a sex</w:t>
-      </w:r>
-      <w:r>
-        <w:t>-</w:t>
-      </w:r>
-      <w:r>
-        <w:t>treatment interaction, which we also did not test for the same reason. We also note that adding further interaction terms would reduce statistical power for our primary comparisons of interest, given our existing sample size.</w:t>
+        <w:t xml:space="preserve">treatment interaction would address whether treatment effects change with age, which is conceptually distinct from our primary question of whether </w:t>
+      </w:r>
+      <w:r>
+        <w:t>prenatal conditions</w:t>
+      </w:r>
+      <w:r>
+        <w:t xml:space="preserve"> affect the traits measured. While this is an interesting question for future work, we consider it beyond the scope of the present study. We also note that adding further interaction terms would reduce statistical power for our primary comparisons of interest.</w:t>
       </w:r>
       <w:r>
         <w:t xml:space="preserve"> </w:t>
@@ -674,7 +724,11 @@
       </w:r>
       <w:proofErr w:type="gramEnd"/>
       <w:r>
-        <w:t xml:space="preserve"> cognition here, rather than motivation or boldness. If you are predicting that cortisol and temperature could upregulate metabolism, then both treatments could result in individuals who are more motivated to forage. It feels like you possibly created a stimulus that was </w:t>
+        <w:t xml:space="preserve"> cognition here, rather than motivation or boldness. If you are predicting that cortisol and temperature could </w:t>
+      </w:r>
+      <w:r>
+        <w:lastRenderedPageBreak/>
+        <w:t xml:space="preserve">upregulate metabolism, then both treatments could result in individuals who are more motivated to forage. It feels like you possibly created a stimulus that was </w:t>
       </w:r>
       <w:proofErr w:type="gramStart"/>
       <w:r>
@@ -682,116 +736,146 @@
       </w:r>
       <w:proofErr w:type="gramEnd"/>
       <w:r>
-        <w:t xml:space="preserve"> to detect (especially if there were acoustic cues). The authors need to include some more details here. For example, it would help to plot the raw data or give a range to know what </w:t>
+        <w:t xml:space="preserve"> to detect (especially if there were acoustic cues). The authors need to include some more details here. For example, it would help to plot the raw data or give a range to know what the detection latency </w:t>
+      </w:r>
+      <w:proofErr w:type="gramStart"/>
+      <w:r>
+        <w:t>actually is</w:t>
+      </w:r>
+      <w:proofErr w:type="gramEnd"/>
+      <w:r>
+        <w:t xml:space="preserve">- if it </w:t>
+      </w:r>
+      <w:proofErr w:type="gramStart"/>
+      <w:r>
+        <w:t>is</w:t>
+      </w:r>
+      <w:proofErr w:type="gramEnd"/>
+      <w:r>
+        <w:t xml:space="preserve"> a matter of minutes, that would suggest that it is sensory. However, if some individuals took a </w:t>
+      </w:r>
+      <w:proofErr w:type="gramStart"/>
+      <w:r>
+        <w:t>really long</w:t>
+      </w:r>
+      <w:proofErr w:type="gramEnd"/>
+      <w:r>
+        <w:t xml:space="preserve"> time, that might suggest motivation. I know the authors included whether they ate the cricket as a covariate in the detection model, but because they did model elimination, the authors never report any statistics associated with it. I would also test for a correlation between detection latency and latency to consume the cricket (as a continuous time variable, not as a binary variable)- to me, that would be a better indicator of the relationship between </w:t>
+      </w:r>
+      <w:proofErr w:type="spellStart"/>
+      <w:r>
+        <w:t>behavior</w:t>
+      </w:r>
+      <w:proofErr w:type="spellEnd"/>
+      <w:r>
+        <w:t xml:space="preserve"> and motivation. I know that the authors address this in the discussion, but it would be good to more fully evaluate if it is truly supported statistically (because I think they have the power to do it). Further, I’m not sure if it makes sense to pitch the whole paper around cognition, if that is not what is truly being tested here. I think talking about it in terms of prey detection – which could be a combination of sensory processing and motivation – might be more neutral.</w:t>
+      </w:r>
+    </w:p>
+    <w:p>
+      <w:pPr>
+        <w:spacing w:line="276" w:lineRule="auto"/>
+        <w:jc w:val="both"/>
+      </w:pPr>
+      <w:r>
+        <w:rPr>
+          <w:b/>
+          <w:bCs/>
+        </w:rPr>
+        <w:t>RESPONSE:</w:t>
+      </w:r>
+      <w:r>
+        <w:t xml:space="preserve"> </w:t>
+      </w:r>
+      <w:r>
+        <w:t>We thank the reviewer for this thoughtful comment, and we address each point below.</w:t>
+      </w:r>
+    </w:p>
+    <w:p>
+      <w:pPr>
+        <w:spacing w:line="276" w:lineRule="auto"/>
+        <w:jc w:val="both"/>
+      </w:pPr>
+      <w:r>
+        <w:t xml:space="preserve">On boldness: </w:t>
+      </w:r>
+      <w:r>
+        <w:t>Boldness is typically measured as the latency to resume normal activity following a disturbance (e.g., time to re-emerge or begin moving after the apparatus was set up). Our detection latency metric is measured from a different starting point: from resuming normal movement (≥5 seconds</w:t>
+      </w:r>
+      <w:r>
+        <w:t xml:space="preserve"> walking</w:t>
+      </w:r>
+      <w:r>
+        <w:t>) to</w:t>
+      </w:r>
+      <w:r>
+        <w:t xml:space="preserve"> clear</w:t>
+      </w:r>
+      <w:r>
+        <w:t xml:space="preserve"> investigation of the </w:t>
+      </w:r>
+      <w:r>
+        <w:t>apparatus</w:t>
+      </w:r>
+      <w:r>
+        <w:t>. As our metric begins only once normal activity has already resumed, it does not capture the timeframe in which boldness is typically expressed, and boldness should not directly influence the latency measure used here.</w:t>
+      </w:r>
+    </w:p>
+    <w:p>
+      <w:pPr>
+        <w:spacing w:line="276" w:lineRule="auto"/>
+        <w:jc w:val="both"/>
+      </w:pPr>
+      <w:r>
+        <w:t xml:space="preserve">On acoustic cues: Live prey (crickets and mealworms) produced potential acoustic cues in both chemical and visual trials, as prey remained alive throughout testing. However, in the chemical trials, prey was hidden behind a physical barrier, spatially separated from the filter paper bearing the chemical stimulus; if acoustic cues alone were driving detection, we would expect lizards to orient toward the sound source (the hidden prey). Instead, lizards directed attention specifically toward the filter paper. We also note that detection behaviour was similar across both cricket and mealworm trials, despite crickets generally being expected to produce more acoustic and vibrational cues than mealworms, which further argues against acoustic cues as a primary driver of detection. We agree, however, that we cannot fully exclude some contribution of acoustic cues, and we have added this as an explicit limitation in the Discussion: </w:t>
+      </w:r>
+      <w:r>
+        <w:rPr>
+          <w:highlight w:val="red"/>
+        </w:rPr>
+        <w:t>“” (see</w:t>
+      </w:r>
+      <w:r>
+        <w:t xml:space="preserve"> </w:t>
+      </w:r>
+      <w:r>
+        <w:rPr>
+          <w:highlight w:val="yellow"/>
+        </w:rPr>
+        <w:t>LINES</w:t>
+      </w:r>
+      <w:r>
+        <w:t>).</w:t>
+      </w:r>
+    </w:p>
+    <w:p>
+      <w:pPr>
+        <w:spacing w:line="276" w:lineRule="auto"/>
+        <w:jc w:val="both"/>
+      </w:pPr>
+      <w:r>
+        <w:t xml:space="preserve">On reporting raw latency values: We agree this is useful context and have added a supplementary table reporting raw detection latency values by treatment and cue type in </w:t>
       </w:r>
       <w:r>
         <w:lastRenderedPageBreak/>
-        <w:t xml:space="preserve">the detection latency </w:t>
-      </w:r>
-      <w:proofErr w:type="gramStart"/>
-      <w:r>
-        <w:t>actually is</w:t>
-      </w:r>
-      <w:proofErr w:type="gramEnd"/>
-      <w:r>
-        <w:t xml:space="preserve">- if it </w:t>
-      </w:r>
-      <w:proofErr w:type="gramStart"/>
-      <w:r>
-        <w:t>is</w:t>
-      </w:r>
-      <w:proofErr w:type="gramEnd"/>
-      <w:r>
-        <w:t xml:space="preserve"> a matter of minutes, that would suggest that it is sensory. However, if some individuals took a </w:t>
-      </w:r>
-      <w:proofErr w:type="gramStart"/>
-      <w:r>
-        <w:t>really long</w:t>
-      </w:r>
-      <w:proofErr w:type="gramEnd"/>
-      <w:r>
-        <w:t xml:space="preserve"> time, that might suggest motivation. I know the authors included whether they ate the cricket as a covariate in the detection model, but because they did model elimination, the authors never report any statistics associated with it. I would also test for a correlation between detection latency and latency to consume the cricket (as a continuous time variable, not as a binary variable)- to me, that would be a better indicator of the relationship between </w:t>
-      </w:r>
-      <w:proofErr w:type="spellStart"/>
-      <w:r>
-        <w:t>behavior</w:t>
-      </w:r>
-      <w:proofErr w:type="spellEnd"/>
-      <w:r>
-        <w:t xml:space="preserve"> and motivation. I know that the authors address this in the discussion, but it would be good to more fully evaluate if it is truly supported statistically (because I think they have the power to do it). Further, I’m not sure if it makes sense to pitch the whole paper around cognition, if that is not what is truly being tested here. I think talking about it in terms of prey detection – which could be a combination of sensory processing and motivation – might be more neutral.</w:t>
-      </w:r>
-    </w:p>
-    <w:p>
-      <w:pPr>
-        <w:spacing w:line="276" w:lineRule="auto"/>
-        <w:jc w:val="both"/>
-      </w:pPr>
-      <w:r>
-        <w:rPr>
-          <w:b/>
-          <w:bCs/>
-        </w:rPr>
-        <w:t>RESPONSE:</w:t>
-      </w:r>
-      <w:r>
-        <w:t xml:space="preserve"> </w:t>
-      </w:r>
-      <w:r>
-        <w:t>We thank the reviewer for this thoughtful comment, and we address each point below.</w:t>
-      </w:r>
-    </w:p>
-    <w:p>
-      <w:pPr>
-        <w:spacing w:line="276" w:lineRule="auto"/>
-        <w:jc w:val="both"/>
-      </w:pPr>
-      <w:r>
-        <w:t xml:space="preserve">On boldness: </w:t>
-      </w:r>
-      <w:r>
-        <w:t>Boldness is typically measured as the latency to resume normal activity following a disturbance (e.g., time to re-emerge or begin moving after the apparatus was set up). Our detection latency metric is measured from a different starting point: from resuming normal movement (≥5 seconds</w:t>
-      </w:r>
-      <w:r>
-        <w:t xml:space="preserve"> walking</w:t>
-      </w:r>
-      <w:r>
-        <w:t>) to</w:t>
-      </w:r>
-      <w:r>
-        <w:t xml:space="preserve"> clear</w:t>
-      </w:r>
-      <w:r>
-        <w:t xml:space="preserve"> investigation of the </w:t>
-      </w:r>
-      <w:r>
-        <w:t>apparatus</w:t>
-      </w:r>
-      <w:r>
-        <w:t>. As our metric begins only once normal activity has already resumed, it does not capture the timeframe in which boldness is typically expressed, and boldness should not directly influence the latency measure used here.</w:t>
-      </w:r>
-    </w:p>
-    <w:p>
-      <w:pPr>
-        <w:spacing w:line="276" w:lineRule="auto"/>
-        <w:jc w:val="both"/>
-      </w:pPr>
-      <w:r>
-        <w:t xml:space="preserve">On acoustic cues: Live prey (crickets and mealworms) produced potential acoustic cues in both chemical and visual trials, as prey remained alive throughout testing. However, in the chemical trials, prey was hidden behind a physical barrier, spatially separated from the filter paper bearing the chemical stimulus; if acoustic cues alone were driving detection, we would expect lizards to orient toward the sound source (the hidden prey). Instead, lizards directed attention specifically toward the filter paper. We also note that detection behaviour was similar across both cricket and mealworm trials, despite crickets generally being expected to produce more acoustic and vibrational cues than mealworms, which further argues against acoustic cues as a primary driver of detection. We agree, however, that we cannot fully exclude some contribution of acoustic cues, and we have added this as an explicit limitation in the Discussion: </w:t>
+        <w:t>the Supplementary Material (see</w:t>
+      </w:r>
+      <w:r>
+        <w:t xml:space="preserve"> </w:t>
       </w:r>
       <w:r>
         <w:rPr>
           <w:highlight w:val="red"/>
         </w:rPr>
-        <w:t>“” (see</w:t>
-      </w:r>
-      <w:r>
-        <w:t xml:space="preserve"> </w:t>
+        <w:t>Table S1</w:t>
+      </w:r>
+      <w:r>
+        <w:t xml:space="preserve">). In addition, the model estimates for our motivation metric and its latency with prenatal conditions is already presented in the Supplementary Material (see </w:t>
       </w:r>
       <w:r>
         <w:rPr>
           <w:highlight w:val="yellow"/>
         </w:rPr>
-        <w:t>LINES</w:t>
+        <w:t>Tables</w:t>
       </w:r>
       <w:r>
         <w:t>).</w:t>
@@ -803,35 +887,7 @@
         <w:jc w:val="both"/>
       </w:pPr>
       <w:r>
-        <w:t xml:space="preserve">On reporting raw latency values: We agree this is useful context and have added a supplementary table reporting raw detection latency values by treatment and cue type in the Supplementary Material (see </w:t>
-      </w:r>
-      <w:r>
-        <w:rPr>
-          <w:highlight w:val="red"/>
-        </w:rPr>
-        <w:t>LINES</w:t>
-      </w:r>
-      <w:r>
-        <w:t xml:space="preserve">). In addition, the model estimates for our motivation metric and its latency with prenatal conditions is already presented in the Supplementary Material (see </w:t>
-      </w:r>
-      <w:r>
-        <w:rPr>
-          <w:highlight w:val="yellow"/>
-        </w:rPr>
-        <w:t>Tables</w:t>
-      </w:r>
-      <w:r>
-        <w:t>).</w:t>
-      </w:r>
-    </w:p>
-    <w:p>
-      <w:pPr>
-        <w:spacing w:line="276" w:lineRule="auto"/>
-        <w:jc w:val="both"/>
-      </w:pPr>
-      <w:r>
-        <w:lastRenderedPageBreak/>
-        <w:t xml:space="preserve">On correlating detection latency with a continuous latency-to-consume measure: Video recordings from this study are no longer available, and we are therefore unable to reconstruct a continuous latency-to-consume variable retrospectively; only the binary outcome (whether prey was consumed) was recorded and retained. However, we note that even if a continuous measure of consumption latency was available, a correlation between detection latency and consumption latency would not disentangle between sensory and motivational explanations. Lizards more motivated would be faster, as well as lizards better at detecting the cricket. As such, we believe that our factor (eaten/not eaten cricket) reflects better motivation to forage. </w:t>
+        <w:t xml:space="preserve">On correlating detection latency with a continuous latency-to-consume measure: Video recordings are no available, and we are therefore unable to reconstruct a continuous latency-to-consume variable retrospectively; only the binary outcome (whether prey was consumed) was recorded and retained. However, we note that even if a continuous measure of consumption latency was available, a correlation between detection latency and consumption latency would not disentangle between sensory and motivational explanations. Lizards more motivated would be faster, as well as lizards better at detecting the cricket. As such, we believe that our factor (eaten/not eaten cricket) reflects better motivation to forage. </w:t>
       </w:r>
     </w:p>
     <w:p>
@@ -970,14 +1026,14 @@
       </w:r>
       <w:proofErr w:type="gramEnd"/>
       <w:r>
-        <w:t xml:space="preserve"> the interactive effects of prenatal GCs and temperature on mitochondrial function remain poorly understood. Evidence in lizards suggests that there are no interactive effects of prenatal GCs and temperature on mitochondrial respiration in the liver</w:t>
-      </w:r>
-      <w:r>
-        <w:t xml:space="preserve"> (Crino et al., </w:t>
+        <w:t xml:space="preserve"> the </w:t>
       </w:r>
       <w:r>
         <w:lastRenderedPageBreak/>
-        <w:t>2024)</w:t>
+        <w:t>interactive effects of prenatal GCs and temperature on mitochondrial function remain poorly understood. Evidence in lizards suggests that there are no interactive effects of prenatal GCs and temperature on mitochondrial respiration in the liver</w:t>
+      </w:r>
+      <w:r>
+        <w:t xml:space="preserve"> (Crino et al., 2024)</w:t>
       </w:r>
       <w:r>
         <w:t>, and that mitochondrial physiology in the medial cortex is robust to both factors</w:t>
@@ -1041,7 +1097,13 @@
         <w:t xml:space="preserve"> </w:t>
       </w:r>
       <w:r>
-        <w:t xml:space="preserve">We do not have data on the natural range of yolk CORT levels in wild </w:t>
+        <w:t xml:space="preserve">We do not have data on the natural range of yolk </w:t>
+      </w:r>
+      <w:r>
+        <w:t>corticosterone</w:t>
+      </w:r>
+      <w:r>
+        <w:t xml:space="preserve"> levels in wild </w:t>
       </w:r>
       <w:r>
         <w:rPr>
@@ -1075,7 +1137,13 @@
         <w:t xml:space="preserve">(not-treated) </w:t>
       </w:r>
       <w:r>
-        <w:t>eggs differed significantly on average, some control eggs had yolk CORT levels overlapping with the treated range, indicating that the concentrations achieved by our treatment are within the range of variation that can occur without experimental manipulation.</w:t>
+        <w:t xml:space="preserve">eggs differed significantly on average, some control eggs had yolk </w:t>
+      </w:r>
+      <w:r>
+        <w:t>corticosterone</w:t>
+      </w:r>
+      <w:r>
+        <w:t xml:space="preserve"> levels overlapping with the treated range, indicating that the concentrations achieved by our treatment are within the range of variation that can occur without experimental manipulation.</w:t>
       </w:r>
       <w:r>
         <w:t xml:space="preserve"> We have included this information in the Methods section: “</w:t>
@@ -1087,7 +1155,13 @@
         <w:t>t</w:t>
       </w:r>
       <w:r>
-        <w:t>udy, however, some control eggs had overlapping yolk CORT levels than those of CORT-treated eggs, indicating that the concentrations achieved by our treatment fall within levels that can occur without experimental manipulation.</w:t>
+        <w:t xml:space="preserve">udy, however, some control eggs had overlapping yolk CORT levels </w:t>
+      </w:r>
+      <w:r>
+        <w:t>with</w:t>
+      </w:r>
+      <w:r>
+        <w:t xml:space="preserve"> those of CORT-treated eggs, indicating that the concentrations achieved by our treatment fall within levels that can occur without experimental manipulation.</w:t>
       </w:r>
       <w:r>
         <w:t xml:space="preserve">” (see </w:t>
@@ -1197,6 +1271,7 @@
           <w:b/>
           <w:bCs/>
         </w:rPr>
+        <w:lastRenderedPageBreak/>
         <w:t>RESPONSE:</w:t>
       </w:r>
       <w:r>
@@ -1234,7 +1309,13 @@
         <w:t>). Th</w:t>
       </w:r>
       <w:r>
-        <w:t>e chemical and</w:t>
+        <w:t xml:space="preserve">e </w:t>
+      </w:r>
+      <w:r>
+        <w:t xml:space="preserve">anaesthetic </w:t>
+      </w:r>
+      <w:r>
+        <w:t>and</w:t>
       </w:r>
       <w:r>
         <w:t xml:space="preserve"> dose w</w:t>
@@ -1255,7 +1336,6 @@
         <w:jc w:val="both"/>
       </w:pPr>
       <w:r>
-        <w:lastRenderedPageBreak/>
         <w:br/>
         <w:t>Line 222-224 – how were they determined? What criteria?</w:t>
       </w:r>
@@ -1479,6 +1559,7 @@
           <w:b/>
           <w:bCs/>
         </w:rPr>
+        <w:lastRenderedPageBreak/>
         <w:t>RESPONSE:</w:t>
       </w:r>
       <w:r>
@@ -1513,11 +1594,7 @@
         <w:t>the lack of effect of our factors of interest in the preliminary models</w:t>
       </w:r>
       <w:r>
-        <w:t xml:space="preserve"> could </w:t>
-      </w:r>
-      <w:r>
-        <w:lastRenderedPageBreak/>
-        <w:t>reflect a Type II error driven by excess model complexity (e.g., inflated uncertainty from non-focal covariates). We therefore conducted a sensitivity analysis, running simplified models excluding non-focal, non-significant covariates while always retaining our factors of interest, to check whether estimates and uncertainty around our factors of interest were robust to covariate specification.</w:t>
+        <w:t xml:space="preserve"> could reflect a Type II error driven by excess model complexity (e.g., inflated uncertainty from non-focal covariates). We therefore conducted a sensitivity analysis, running simplified models excluding non-focal, non-significant covariates while always retaining our factors of interest, to check whether estimates and uncertainty around our factors of interest were robust to covariate specification.</w:t>
       </w:r>
       <w:r>
         <w:t xml:space="preserve"> </w:t>
@@ -1788,6 +1865,7 @@
           <w:bCs/>
           <w:highlight w:val="red"/>
         </w:rPr>
+        <w:lastRenderedPageBreak/>
         <w:t>RESPONSE:</w:t>
       </w:r>
     </w:p>
@@ -1823,1215 +1901,1199 @@
           <w:bCs/>
           <w:highlight w:val="red"/>
         </w:rPr>
+        <w:t>RESPONSE:</w:t>
+      </w:r>
+    </w:p>
+    <w:p>
+      <w:pPr>
+        <w:spacing w:line="276" w:lineRule="auto"/>
+        <w:jc w:val="both"/>
+      </w:pPr>
+      <w:r>
+        <w:rPr>
+          <w:highlight w:val="red"/>
+        </w:rPr>
+        <w:br/>
+      </w:r>
+      <w:r>
+        <w:t>Line 462-463- did you test for an age by treatment interaction?</w:t>
+      </w:r>
+    </w:p>
+    <w:p>
+      <w:pPr>
+        <w:spacing w:line="276" w:lineRule="auto"/>
+        <w:jc w:val="both"/>
+      </w:pPr>
+      <w:r>
+        <w:rPr>
+          <w:b/>
+          <w:bCs/>
+        </w:rPr>
+        <w:t>RESPONSE:</w:t>
+      </w:r>
+      <w:r>
+        <w:rPr>
+          <w:b/>
+          <w:bCs/>
+        </w:rPr>
+        <w:t xml:space="preserve"> </w:t>
+      </w:r>
+      <w:r>
+        <w:t>We did not test for an age-treatment interaction. Please find more detail</w:t>
+      </w:r>
+      <w:r>
+        <w:t>s</w:t>
+      </w:r>
+      <w:r>
+        <w:t xml:space="preserve"> in this regard in major comment 4 above.</w:t>
+      </w:r>
+      <w:r>
+        <w:t xml:space="preserve"> </w:t>
+      </w:r>
+    </w:p>
+    <w:p>
+      <w:pPr>
+        <w:spacing w:line="276" w:lineRule="auto"/>
+        <w:jc w:val="both"/>
+      </w:pPr>
+      <w:r>
+        <w:br/>
+        <w:t>All the figures are quite grainy –is there a way to improve resolution?</w:t>
+      </w:r>
+    </w:p>
+    <w:p>
+      <w:pPr>
+        <w:spacing w:line="276" w:lineRule="auto"/>
+        <w:jc w:val="both"/>
+        <w:rPr>
+          <w:b/>
+          <w:bCs/>
+        </w:rPr>
+      </w:pPr>
+      <w:r>
+        <w:rPr>
+          <w:b/>
+          <w:bCs/>
+        </w:rPr>
+        <w:t>RESPONSE:</w:t>
+      </w:r>
+      <w:r>
+        <w:rPr>
+          <w:b/>
+          <w:bCs/>
+        </w:rPr>
+        <w:t xml:space="preserve"> </w:t>
+      </w:r>
+      <w:r>
+        <w:t>We apologise for the inconvenience. Figures were originally saved as TIFF files at 600dpi; however, file size compression was needed to meet the platform's upload limits for the combined manuscript PDF used in review, which reduced image quality. For the resubmission, we will upload the figures as separate high-resolution files (as most journal submission systems allow larger file sizes for individual figure uploads than for the combined manuscript PDF), which should resolve this issue.</w:t>
+      </w:r>
+    </w:p>
+    <w:p>
+      <w:pPr>
+        <w:spacing w:line="276" w:lineRule="auto"/>
+        <w:jc w:val="both"/>
+      </w:pPr>
+      <w:r>
+        <w:br/>
+        <w:t>Figure 2 legend- there are no significant differences, correct? If so, I would remove the asterisks statement</w:t>
+      </w:r>
+    </w:p>
+    <w:p>
+      <w:pPr>
+        <w:spacing w:line="276" w:lineRule="auto"/>
+        <w:jc w:val="both"/>
+      </w:pPr>
+      <w:r>
+        <w:rPr>
+          <w:b/>
+          <w:bCs/>
+        </w:rPr>
+        <w:t>RESPONSE:</w:t>
+      </w:r>
+      <w:r>
+        <w:rPr>
+          <w:b/>
+          <w:bCs/>
+        </w:rPr>
+        <w:t xml:space="preserve"> </w:t>
+      </w:r>
+      <w:r>
+        <w:t xml:space="preserve">We have retained the statement for consistency across figure </w:t>
+      </w:r>
+      <w:r>
+        <w:t>legends but</w:t>
+      </w:r>
+      <w:r>
+        <w:t xml:space="preserve"> have added an explicit note confirming that no significant differences were detected in this </w:t>
+      </w:r>
+      <w:proofErr w:type="gramStart"/>
+      <w:r>
+        <w:t>particular figure</w:t>
+      </w:r>
+      <w:proofErr w:type="gramEnd"/>
+      <w:r>
+        <w:t xml:space="preserve"> to avoid any ambiguity</w:t>
+      </w:r>
+      <w:r>
+        <w:t>: “</w:t>
+      </w:r>
+      <w:r>
+        <w:t>No significant differences were detected in this figure.</w:t>
+      </w:r>
+      <w:r>
+        <w:t>” (</w:t>
+      </w:r>
+      <w:proofErr w:type="gramStart"/>
+      <w:r>
+        <w:t>see</w:t>
+      </w:r>
+      <w:proofErr w:type="gramEnd"/>
+      <w:r>
+        <w:t xml:space="preserve"> Fig 2. Caption).</w:t>
+      </w:r>
+    </w:p>
+    <w:p>
+      <w:pPr>
+        <w:spacing w:line="276" w:lineRule="auto"/>
+        <w:jc w:val="both"/>
+      </w:pPr>
+      <w:r>
+        <w:br/>
+        <w:t xml:space="preserve">Figure 2 and 3- what do the </w:t>
+      </w:r>
+      <w:proofErr w:type="spellStart"/>
+      <w:r>
+        <w:t>colored</w:t>
+      </w:r>
+      <w:proofErr w:type="spellEnd"/>
+      <w:r>
+        <w:t xml:space="preserve"> areas represent? 95% confidence intervals?</w:t>
+      </w:r>
+    </w:p>
+    <w:p>
+      <w:pPr>
+        <w:spacing w:line="276" w:lineRule="auto"/>
+        <w:jc w:val="both"/>
+      </w:pPr>
+      <w:r>
+        <w:rPr>
+          <w:b/>
+          <w:bCs/>
+        </w:rPr>
+        <w:t>RESPONSE:</w:t>
+      </w:r>
+      <w:r>
+        <w:rPr>
+          <w:b/>
+          <w:bCs/>
+        </w:rPr>
+        <w:t xml:space="preserve"> </w:t>
+      </w:r>
+      <w:r>
+        <w:t>In Figures 2, 3, and 4, the coloured areas represent the full posterior distribution (density) for each treatment, rather than a summarised interval such as a 95% credible interval. We have added this clarification to each figure caption.</w:t>
+      </w:r>
+    </w:p>
+    <w:p>
+      <w:pPr>
+        <w:spacing w:line="276" w:lineRule="auto"/>
+        <w:jc w:val="both"/>
+      </w:pPr>
+      <w:r>
+        <w:br/>
+      </w:r>
+      <w:r>
+        <w:br/>
+      </w:r>
+    </w:p>
+    <w:p>
+      <w:pPr>
+        <w:spacing w:line="276" w:lineRule="auto"/>
+        <w:jc w:val="both"/>
+      </w:pPr>
+      <w:r>
+        <w:br w:type="page"/>
+      </w:r>
+    </w:p>
+    <w:p>
+      <w:pPr>
+        <w:spacing w:line="276" w:lineRule="auto"/>
+        <w:jc w:val="both"/>
+      </w:pPr>
+      <w:r>
+        <w:lastRenderedPageBreak/>
+        <w:t>Reviewer: 2</w:t>
+      </w:r>
+    </w:p>
+    <w:p>
+      <w:pPr>
+        <w:spacing w:line="276" w:lineRule="auto"/>
+        <w:jc w:val="both"/>
+      </w:pPr>
+      <w:r>
+        <w:t xml:space="preserve">The authors present a complex laboratory study manipulating both incubation temperature and corticosterone levels in delicate skinks. They relate these treatments through sophisticated statistical </w:t>
+      </w:r>
+      <w:proofErr w:type="spellStart"/>
+      <w:r>
+        <w:t>modeling</w:t>
+      </w:r>
+      <w:proofErr w:type="spellEnd"/>
+      <w:r>
+        <w:t xml:space="preserve"> to both perceptual </w:t>
+      </w:r>
+      <w:proofErr w:type="spellStart"/>
+      <w:r>
+        <w:t>behavior</w:t>
+      </w:r>
+      <w:proofErr w:type="spellEnd"/>
+      <w:r>
+        <w:t xml:space="preserve"> and cellular physiology in the brain. In the end, the authors observed that chemical perception, but not visual, was impacted by corticosterone exposure, with no effect of temperature. They found that mitochondrial physiology, oxidative stress, and DNA damage were resilient to prenatal treatments, with oxidative stress and DNA damage impacted by an interaction between temperature and corticosterone exposure. Physiological variables were not related to </w:t>
+      </w:r>
+      <w:proofErr w:type="spellStart"/>
+      <w:r>
+        <w:t>behavioral</w:t>
+      </w:r>
+      <w:proofErr w:type="spellEnd"/>
+      <w:r>
+        <w:t xml:space="preserve"> outcomes. Overall, this study presents interesting results that only somewhat align with other literature on the subject, suggesting treatment-, </w:t>
+      </w:r>
+      <w:proofErr w:type="spellStart"/>
+      <w:r>
+        <w:t>behavior</w:t>
+      </w:r>
+      <w:proofErr w:type="spellEnd"/>
+      <w:r>
+        <w:t>-, or species-specific effects. I have some concerns with the paper, but it is well written as it currently stands. I am also not an expert in the specific statistical methods applied in this study nor am I an expert in the flow cytometry methods, and while I can offer some commentary, those methods should be critiqued by other investigators. I applaud the authors for taking a complicated and messy dataset and presenting it as best as they can.</w:t>
+      </w:r>
+    </w:p>
+    <w:p>
+      <w:pPr>
+        <w:spacing w:line="276" w:lineRule="auto"/>
+        <w:jc w:val="both"/>
+      </w:pPr>
+      <w:r>
+        <w:rPr>
+          <w:b/>
+          <w:bCs/>
+        </w:rPr>
+        <w:t>RESPONSE:</w:t>
+      </w:r>
+      <w:r>
+        <w:rPr>
+          <w:b/>
+          <w:bCs/>
+        </w:rPr>
+        <w:t xml:space="preserve"> </w:t>
+      </w:r>
+      <w:r>
+        <w:t xml:space="preserve">We thank the reviewer for their positive assessment of the manuscript and for their constructive comments, which we address </w:t>
+      </w:r>
+      <w:r>
+        <w:t>below</w:t>
+      </w:r>
+      <w:r>
+        <w:t>.</w:t>
+      </w:r>
+    </w:p>
+    <w:p>
+      <w:pPr>
+        <w:spacing w:line="276" w:lineRule="auto"/>
+        <w:jc w:val="both"/>
+      </w:pPr>
+    </w:p>
+    <w:p>
+      <w:pPr>
+        <w:spacing w:line="276" w:lineRule="auto"/>
+        <w:jc w:val="both"/>
+      </w:pPr>
+      <w:r>
+        <w:t>One concern I have is regarding the ecological relevance of prenatal corticosterone. I am not as familiar with the literature on corticosterone within the egg, and I am curious as to the justification of additional corticosterone added in the egg as the authors do in this study. In the wild, would hatchlings typically experience such conditions? Would stressors, such as temperature, already trigger corticosterone pathways in the developing embryo? Reading the introduction, I see some discussion of previous studies using similar manipulation, but not necessarily how relevant this type of context is to the developing lizard in the first place. I would suggest the authors add additional context in the introduction to better illustrate the ecological relevance of the corticosterone treatment to lizards in nature.</w:t>
+      </w:r>
+    </w:p>
+    <w:p>
+      <w:pPr>
+        <w:spacing w:line="276" w:lineRule="auto"/>
+        <w:jc w:val="both"/>
+      </w:pPr>
+      <w:r>
+        <w:rPr>
+          <w:b/>
+          <w:bCs/>
+        </w:rPr>
+        <w:t>RESPONSE:</w:t>
+      </w:r>
+      <w:r>
+        <w:t xml:space="preserve"> </w:t>
+      </w:r>
+      <w:r>
+        <w:t>We thank the reviewer for raising th</w:t>
+      </w:r>
+      <w:r>
+        <w:t>e</w:t>
+      </w:r>
+      <w:r>
+        <w:t>s</w:t>
+      </w:r>
+      <w:r>
+        <w:t>e</w:t>
+      </w:r>
+      <w:r>
+        <w:t xml:space="preserve"> important point</w:t>
+      </w:r>
+      <w:r>
+        <w:t xml:space="preserve">s, we address the reviewer’s concerns below. </w:t>
+      </w:r>
+    </w:p>
+    <w:p>
+      <w:pPr>
+        <w:spacing w:line="276" w:lineRule="auto"/>
+        <w:jc w:val="both"/>
+      </w:pPr>
+      <w:r>
+        <w:t xml:space="preserve">We do not have direct data on the natural range of yolk corticosterone in wild </w:t>
+      </w:r>
+      <w:r>
+        <w:rPr>
+          <w:rStyle w:val="Emphasis"/>
+        </w:rPr>
+        <w:t>L. delicata</w:t>
+      </w:r>
+      <w:r>
+        <w:t xml:space="preserve">. However, our previous work (Crino et al. 2024, </w:t>
+      </w:r>
+      <w:r>
+        <w:rPr>
+          <w:i/>
+          <w:iCs/>
+        </w:rPr>
+        <w:t>J. Exp. Biol.</w:t>
+      </w:r>
+      <w:r>
+        <w:t>) found that control (</w:t>
+      </w:r>
+      <w:proofErr w:type="spellStart"/>
+      <w:r>
+        <w:t>undosed</w:t>
+      </w:r>
+      <w:proofErr w:type="spellEnd"/>
+      <w:r>
+        <w:t xml:space="preserve">) eggs had yolk corticosterone concentrations overlapping with those treated. Those eggs came from wild-caught females that had spent most of their lives in the laboratory. </w:t>
+      </w:r>
+      <w:r>
+        <w:t xml:space="preserve">As lizards in laboratory housing do not face predation risk, food variability, or other ecological stressors typical of the wild, we consider it reasonable to expect that </w:t>
+      </w:r>
+      <w:r>
+        <w:lastRenderedPageBreak/>
+        <w:t>comparable or greater variation in yolk corticosterone would occur under natural conditions</w:t>
+      </w:r>
+      <w:r>
+        <w:t>.</w:t>
+      </w:r>
+    </w:p>
+    <w:p>
+      <w:pPr>
+        <w:spacing w:line="276" w:lineRule="auto"/>
+        <w:jc w:val="both"/>
+      </w:pPr>
+      <w:r>
+        <w:t xml:space="preserve">We do not have direct evidence indicating whether incubation temperature elevates embryonic corticosterone production in this species. While temperature is known to impose physiological costs on developing ectotherm embryos (e.g. Leibold et al. 2026 </w:t>
+      </w:r>
+      <w:r>
+        <w:rPr>
+          <w:i/>
+          <w:iCs/>
+        </w:rPr>
+        <w:t>Proc. Roy. Soc. B: Biol. Sci.</w:t>
+      </w:r>
+      <w:r>
+        <w:t xml:space="preserve">), this is distinct from activating the </w:t>
+      </w:r>
+      <w:r>
+        <w:t>corticosterone</w:t>
+      </w:r>
+      <w:r>
+        <w:t xml:space="preserve"> stress-response pathway, especially since our incubation temperatures fall within the natural (likely not “stressful”) range experienced by this species (see </w:t>
+      </w:r>
+      <w:r>
+        <w:rPr>
+          <w:highlight w:val="yellow"/>
+        </w:rPr>
+        <w:t>LINES</w:t>
+      </w:r>
+      <w:r>
+        <w:t xml:space="preserve">). We therefore would not expect temperature alone to elevate embryonic </w:t>
+      </w:r>
+      <w:r>
+        <w:t>corticosterone</w:t>
+      </w:r>
+      <w:r>
+        <w:t xml:space="preserve"> production, and treated temperature and </w:t>
+      </w:r>
+      <w:r>
+        <w:t>corticosterone</w:t>
+      </w:r>
+      <w:r>
+        <w:t xml:space="preserve"> as independent factors in our design. We agree this remains an open question that has not been directly tested. </w:t>
+      </w:r>
+    </w:p>
+    <w:p>
+      <w:pPr>
+        <w:spacing w:line="276" w:lineRule="auto"/>
+        <w:jc w:val="both"/>
+      </w:pPr>
+      <w:r>
+        <w:t>As suggested, and to give better context for our experiments, we have included some information in the Introduction and the Methods section: “</w:t>
+      </w:r>
+      <w:r>
+        <w:t>Vertebrates respond to stressful situations through the activation of physiological processes including the production of glucocorticoid (GC) hormones, which are important metabolic regulators</w:t>
+      </w:r>
+      <w:r>
+        <w:t xml:space="preserve"> (Sapolsky et al., 2000)</w:t>
+      </w:r>
+      <w:r>
+        <w:t xml:space="preserve"> that can be transmitted from females to their offspring </w:t>
+      </w:r>
+      <w:r>
+        <w:t>(Hayward et al., 2004; Almasi et al., 2012)</w:t>
+      </w:r>
+      <w:r>
+        <w:t>.</w:t>
+      </w:r>
+      <w:r>
+        <w:t>” (</w:t>
+      </w:r>
+      <w:r>
+        <w:rPr>
+          <w:highlight w:val="yellow"/>
+        </w:rPr>
+        <w:t>LINES</w:t>
+      </w:r>
+      <w:r>
+        <w:t>); “</w:t>
+      </w:r>
+      <w:r>
+        <w:t>In this s</w:t>
+      </w:r>
+      <w:r>
+        <w:t>t</w:t>
+      </w:r>
+      <w:r>
+        <w:t xml:space="preserve">udy, however, some control eggs had overlapping yolk CORT levels </w:t>
+      </w:r>
+      <w:r>
+        <w:t>with</w:t>
+      </w:r>
+      <w:r>
+        <w:t xml:space="preserve"> those of CORT-treated eggs, indicating that the concentrations achieved by our treatment fall within levels that can occur without experimental manipulation.</w:t>
+      </w:r>
+      <w:r>
+        <w:t>” (</w:t>
+      </w:r>
+      <w:r>
+        <w:rPr>
+          <w:highlight w:val="yellow"/>
+        </w:rPr>
+        <w:t>LINES</w:t>
+      </w:r>
+      <w:r>
+        <w:t>)</w:t>
+      </w:r>
+    </w:p>
+    <w:p>
+      <w:pPr>
+        <w:spacing w:line="276" w:lineRule="auto"/>
+        <w:jc w:val="both"/>
+      </w:pPr>
+    </w:p>
+    <w:p>
+      <w:pPr>
+        <w:spacing w:line="276" w:lineRule="auto"/>
+        <w:jc w:val="both"/>
+      </w:pPr>
+      <w:r>
+        <w:t xml:space="preserve">I have a similar concern regarding the mitochondrial measurements. I was </w:t>
+      </w:r>
+      <w:proofErr w:type="gramStart"/>
+      <w:r>
+        <w:t>really excited</w:t>
+      </w:r>
+      <w:proofErr w:type="gramEnd"/>
+      <w:r>
+        <w:t xml:space="preserve"> to read about the mitochondrial analyses, as this seems like an exciting and accessible approach to understand metabolism in cells. I agree that cognition is energetically costly and requires efficient mitochondrial respiration. However, I am not sure that the argument you are trying to make in the introduction is clear to me, especially on lines 51-53. You make a leap in logic suggesting higher neuron density is related to more mitochondrial respiration and thus more oxidative stress. Although I think I agree with you here, I don’t quite understand the full context behind what you are saying. How would higher cell density relate to </w:t>
+      </w:r>
+      <w:proofErr w:type="gramStart"/>
+      <w:r>
+        <w:t>more or less mitochondrial</w:t>
+      </w:r>
+      <w:proofErr w:type="gramEnd"/>
+      <w:r>
+        <w:t xml:space="preserve"> efficiency? Given that most of your measurements are related to mitochondrial function, I might take more time in the part of the introduction to discuss in further detail the mitochondrial physiology behind the argument you are trying to make, as right now I don’t see how they are connected in the text.</w:t>
+      </w:r>
+    </w:p>
+    <w:p>
+      <w:pPr>
+        <w:spacing w:line="276" w:lineRule="auto"/>
+        <w:jc w:val="both"/>
+      </w:pPr>
+      <w:r>
+        <w:rPr>
+          <w:b/>
+          <w:bCs/>
+        </w:rPr>
+        <w:t>RESPONSE:</w:t>
+      </w:r>
+      <w:r>
+        <w:rPr>
+          <w:b/>
+          <w:bCs/>
+        </w:rPr>
+        <w:t xml:space="preserve"> </w:t>
+      </w:r>
+      <w:r>
+        <w:t>We appreciate the reviewer’s feedback and agree that the text could be ambiguous. We have modified the text to improve clarity: “</w:t>
+      </w:r>
+      <w:r>
+        <w:t>One of the most fundamental mechanisms through which early-life conditions can influence cognition is by affecting brain mitochondrial function</w:t>
+      </w:r>
+      <w:r>
+        <w:t xml:space="preserve"> (Du et al., 2009; Picard &amp; McEwen, 2014; Picard et al., 2018; Siegel and Albers, 1994)</w:t>
+      </w:r>
+      <w:r>
+        <w:t xml:space="preserve">. Cognitive processes are energetically demanding, relying </w:t>
+      </w:r>
+      <w:r>
+        <w:lastRenderedPageBreak/>
+        <w:t xml:space="preserve">heavily on </w:t>
+      </w:r>
+      <w:r>
+        <w:t xml:space="preserve">efficient </w:t>
+      </w:r>
+      <w:r>
+        <w:t>mitochondrial respiration</w:t>
+      </w:r>
+      <w:r>
+        <w:t xml:space="preserve"> (</w:t>
+      </w:r>
+      <w:r>
+        <w:t>Alexandrov &amp; Pletnikov, 2022; Mann et al., 2021; McNay et al., 2000</w:t>
+      </w:r>
+      <w:r>
+        <w:t>)</w:t>
+      </w:r>
+      <w:r>
+        <w:t>. However, mitochondrial respiration inherently generates reactive oxygen species (ROS) as a byproduct, and when ROS production exceeds antioxidant capacity this results in oxidative stress and oxidative damage</w:t>
+      </w:r>
+      <w:r>
+        <w:t xml:space="preserve"> </w:t>
+      </w:r>
+      <w:r>
+        <w:t>(</w:t>
+      </w:r>
+      <w:r>
+        <w:t xml:space="preserve">Du et al., 2009; </w:t>
+      </w:r>
+      <w:r>
+        <w:t>Finkel &amp; Holbrook, 2000</w:t>
+      </w:r>
+      <w:r>
+        <w:t xml:space="preserve">; </w:t>
+      </w:r>
+      <w:r>
+        <w:t>Gong et al., 2011; Hoffmann &amp; Spengler, 2018</w:t>
+      </w:r>
+      <w:r>
+        <w:t xml:space="preserve">; </w:t>
+      </w:r>
+      <w:r>
+        <w:t xml:space="preserve">Zhu et al., 2004). Excessive oxidative damage impairs neuron density and functionality </w:t>
+      </w:r>
+      <w:r>
+        <w:t xml:space="preserve">(Du et al., 2009; </w:t>
+      </w:r>
+      <w:r>
+        <w:t>Gong et al., 2011</w:t>
+      </w:r>
+      <w:r>
+        <w:t xml:space="preserve">; </w:t>
+      </w:r>
+      <w:r>
+        <w:t>Zhu et al., 2004</w:t>
+      </w:r>
+      <w:r>
+        <w:t>)</w:t>
+      </w:r>
+      <w:r>
+        <w:t>, both of which are positively associated with high cognitive abilities</w:t>
+      </w:r>
+      <w:r>
+        <w:t xml:space="preserve"> (</w:t>
+      </w:r>
+      <w:r>
+        <w:t>Amiel et al., 2017; Lefebvre, 2011</w:t>
+      </w:r>
+      <w:r>
+        <w:t>)</w:t>
+      </w:r>
+      <w:r>
+        <w:t>. Impacts on mitochondrial function during early development may</w:t>
+      </w:r>
+      <w:r>
+        <w:t xml:space="preserve"> </w:t>
+      </w:r>
+      <w:r>
+        <w:t>therefore have significant consequences for cognitive abilities such as prey detection.</w:t>
+      </w:r>
+      <w:r>
+        <w:t>” (</w:t>
+      </w:r>
+      <w:r>
+        <w:rPr>
+          <w:highlight w:val="yellow"/>
+        </w:rPr>
+        <w:t>LINES</w:t>
+      </w:r>
+      <w:r>
+        <w:t>)</w:t>
+      </w:r>
+    </w:p>
+    <w:p>
+      <w:pPr>
+        <w:spacing w:line="276" w:lineRule="auto"/>
+        <w:jc w:val="both"/>
+      </w:pPr>
+    </w:p>
+    <w:p>
+      <w:pPr>
+        <w:spacing w:line="276" w:lineRule="auto"/>
+        <w:jc w:val="both"/>
+      </w:pPr>
+      <w:r>
+        <w:t xml:space="preserve">My primary realm of expertise is in cognition and </w:t>
+      </w:r>
+      <w:proofErr w:type="spellStart"/>
+      <w:r>
+        <w:t>behavior</w:t>
+      </w:r>
+      <w:proofErr w:type="spellEnd"/>
+      <w:r>
+        <w:t xml:space="preserve">, and I recognize that you are using what appears to be a novel </w:t>
+      </w:r>
+      <w:proofErr w:type="spellStart"/>
+      <w:r>
+        <w:t>behavioral</w:t>
+      </w:r>
+      <w:proofErr w:type="spellEnd"/>
+      <w:r>
+        <w:t xml:space="preserve"> perception assay in this experiment. I believe it is novel because I do not see cited sources for similar assays published in the literature. I am not sure this assay directly measures perception. Perception is by definition some sort of short-term internal representation of a stimulus, which is only part of what this assay is measuring. Other cognitive processes, including attention, decision-making, and even some form of learning and memory are also part of the performance outcomes of this assay, as I see it. The timeframe that animals are tested requires them to first perceive a stimulus, but then internal processes are involved in the attention paid to that stimulus and the decision made to approach. The very basis of the assay, familiar vs unfamiliar prey, is based on previous experience, and thus learning and memory. Thus, although I see this as definitely a type of cognitive assay testing decision-making during foraging, I am not sure it is apt to call it an assay measuring perception, which is how it is framed in this paper. I would like to see the authors address this in the paper and perhaps change the framing.</w:t>
+      </w:r>
+    </w:p>
+    <w:p>
+      <w:pPr>
+        <w:spacing w:line="276" w:lineRule="auto"/>
+        <w:jc w:val="both"/>
+      </w:pPr>
+      <w:r>
+        <w:rPr>
+          <w:b/>
+          <w:bCs/>
+        </w:rPr>
+        <w:t>RESPONSE:</w:t>
+      </w:r>
+      <w:r>
+        <w:rPr>
+          <w:b/>
+          <w:bCs/>
+        </w:rPr>
+        <w:t xml:space="preserve"> </w:t>
+      </w:r>
+      <w:r>
+        <w:t>We thank the reviewer for this detailed and thoughtful comment; we address the reviewer's concerns below.</w:t>
+      </w:r>
+    </w:p>
+    <w:p>
+      <w:pPr>
+        <w:spacing w:line="276" w:lineRule="auto"/>
+        <w:jc w:val="both"/>
+      </w:pPr>
+      <w:r>
+        <w:t xml:space="preserve">Comparable behavioural assays measuring latency to detect or respond to chemical and visual prey stimuli have been used previously in lizards. For example, </w:t>
+      </w:r>
+      <w:proofErr w:type="spellStart"/>
+      <w:r>
+        <w:t>Desfilis</w:t>
+      </w:r>
+      <w:proofErr w:type="spellEnd"/>
+      <w:r>
+        <w:t xml:space="preserve"> et al. (2003, </w:t>
+      </w:r>
+      <w:r>
+        <w:rPr>
+          <w:i/>
+          <w:iCs/>
+        </w:rPr>
+        <w:t>J. Comp. Psychol.</w:t>
+      </w:r>
+      <w:r>
+        <w:t xml:space="preserve">) used contacts with a vessel as a measure of interest/discrimination, and Recio et al. (2021, </w:t>
+      </w:r>
+      <w:r>
+        <w:rPr>
+          <w:i/>
+          <w:iCs/>
+        </w:rPr>
+        <w:t>Amphibia-Reptilia</w:t>
+      </w:r>
+      <w:r>
+        <w:t>) used latency to approach the apparatus as a comparable measure. Our own measure—sustained exploration of the stimulus location—is consistent with this precedent for using approach- or exploration-based behaviours as indicators of stimulus detection.</w:t>
+      </w:r>
+    </w:p>
+    <w:p>
+      <w:pPr>
+        <w:spacing w:line="276" w:lineRule="auto"/>
+        <w:jc w:val="both"/>
+      </w:pPr>
+      <w:r>
+        <w:t xml:space="preserve">We agree that attention and decision-making likely also contribute to the response measured here, alongside detection itself, and we do not intend to claim that our assay isolates a single cognitive process. We believe, however, that framing this response using the narrower and more conservative term "detection" is preferable to invoking a specific </w:t>
+      </w:r>
+      <w:r>
+        <w:lastRenderedPageBreak/>
+        <w:t>higher-order cognitive process (such as perception or discrimination) that our assay design cannot directly confirm (see also our response to a related comment from Reviewer 1, above).</w:t>
+      </w:r>
+    </w:p>
+    <w:p>
+      <w:pPr>
+        <w:spacing w:line="276" w:lineRule="auto"/>
+        <w:jc w:val="both"/>
+      </w:pPr>
+      <w:r>
+        <w:t xml:space="preserve">Regarding learning and memory specifically: our preliminary models, which included prey familiarity as a covariate, did not find a significant effect of familiarity on detection latency (see Supplementary Material, </w:t>
+      </w:r>
+      <w:r>
+        <w:rPr>
+          <w:highlight w:val="yellow"/>
+        </w:rPr>
+        <w:t>LINES</w:t>
+      </w:r>
+      <w:r>
+        <w:t>). This suggests that learning- or memory-based recognition of specific prey identity was not a major driver of the response measured here, though we cannot rule out some contribution.</w:t>
+      </w:r>
+    </w:p>
+    <w:p>
+      <w:pPr>
+        <w:spacing w:line="276" w:lineRule="auto"/>
+        <w:jc w:val="both"/>
+      </w:pPr>
+      <w:r>
+        <w:t>We agree that "perception" and "detection" have at times been used interchangeably in the manuscript despite not being synonymous, and that "perception" may imply a specific internal representational process our assay cannot directly confirm</w:t>
+      </w:r>
+      <w:r>
+        <w:t xml:space="preserve"> (see above)</w:t>
+      </w:r>
+      <w:r>
+        <w:t xml:space="preserve">. We have revised the manuscript throughout to consistently use "detection" instead and have added an explicit acknowledgment in the Discussion that our assay reflects the combined output of multiple processes and does not isolate detection as a fully distinct one: </w:t>
+      </w:r>
+      <w:r>
+        <w:rPr>
+          <w:highlight w:val="red"/>
+        </w:rPr>
+        <w:t>"" (see</w:t>
+      </w:r>
+      <w:r>
+        <w:t xml:space="preserve"> </w:t>
+      </w:r>
+      <w:r>
+        <w:rPr>
+          <w:highlight w:val="yellow"/>
+        </w:rPr>
+        <w:t>LINES</w:t>
+      </w:r>
+      <w:r>
+        <w:t>).</w:t>
+      </w:r>
+    </w:p>
+    <w:p>
+      <w:pPr>
+        <w:spacing w:line="276" w:lineRule="auto"/>
+        <w:jc w:val="both"/>
+      </w:pPr>
+      <w:r>
+        <w:rPr>
+          <w:highlight w:val="red"/>
+        </w:rPr>
+        <w:br/>
+      </w:r>
+      <w:r>
+        <w:rPr>
+          <w:highlight w:val="red"/>
+        </w:rPr>
+        <w:br/>
+      </w:r>
+      <w:r>
+        <w:t xml:space="preserve">It is unclear to me when you tested the </w:t>
+      </w:r>
+      <w:proofErr w:type="spellStart"/>
+      <w:r>
+        <w:t>behavior</w:t>
+      </w:r>
+      <w:proofErr w:type="spellEnd"/>
+      <w:r>
+        <w:t xml:space="preserve"> of the lizards in regard to their hatching (Lines 114-125). Given the potential “catch up” effect you describe later (lines 371-372), it seems pertinent to include this information. I am concerned that this study is framed as a developmental effects study, but it seems like many of the analyses took place a very </w:t>
+      </w:r>
+      <w:proofErr w:type="gramStart"/>
+      <w:r>
+        <w:t>long time</w:t>
+      </w:r>
+      <w:proofErr w:type="gramEnd"/>
+      <w:r>
+        <w:t xml:space="preserve"> following hatching. This misses a critical period of the skink’s life where effects might be observed, and it seems odd to me that this was not </w:t>
+      </w:r>
+      <w:proofErr w:type="gramStart"/>
+      <w:r>
+        <w:t>taken into account</w:t>
+      </w:r>
+      <w:proofErr w:type="gramEnd"/>
+      <w:r>
+        <w:t xml:space="preserve"> in the study design. I understand this aspect of the data can no longer be changed, so I am only requesting the authors be more explicit in their timeline </w:t>
+      </w:r>
+      <w:proofErr w:type="gramStart"/>
+      <w:r>
+        <w:t>so as to</w:t>
+      </w:r>
+      <w:proofErr w:type="gramEnd"/>
+      <w:r>
+        <w:t xml:space="preserve"> better understand the context of the study.</w:t>
+      </w:r>
+    </w:p>
+    <w:p>
+      <w:pPr>
+        <w:spacing w:line="276" w:lineRule="auto"/>
+        <w:jc w:val="both"/>
+      </w:pPr>
+      <w:r>
+        <w:rPr>
+          <w:b/>
+          <w:bCs/>
+        </w:rPr>
+        <w:t>RESPONSE:</w:t>
+      </w:r>
+      <w:r>
+        <w:t xml:space="preserve"> </w:t>
+      </w:r>
+      <w:r>
+        <w:t>We appreciate this suggestion and agree that including explicit information on age at testing and euthanasia improves the transparency and clarity of our study timeline. We have added a table reporting mean age and 95% confidence intervals at both time points for each treatment combination (Table S2 in Supplementary Material) and have clarified the relevant timeline in the Methods: “</w:t>
+      </w:r>
+      <w:r>
+        <w:t xml:space="preserve">Approximately 225 days after hatching (age per treatment on Table S2 in </w:t>
+      </w:r>
+      <w:r>
+        <w:rPr>
+          <w:i/>
+          <w:iCs/>
+        </w:rPr>
+        <w:t>Supplementary Material</w:t>
+      </w:r>
+      <w:r>
+        <w:t>) lizards were subjected to the prey detection tests.</w:t>
+      </w:r>
+      <w:r>
+        <w:t xml:space="preserve">” (see </w:t>
+      </w:r>
+      <w:r>
+        <w:rPr>
+          <w:highlight w:val="yellow"/>
+        </w:rPr>
+        <w:t>LINES</w:t>
+      </w:r>
+      <w:r>
+        <w:t>).</w:t>
+      </w:r>
+    </w:p>
+    <w:p>
+      <w:pPr>
+        <w:spacing w:line="276" w:lineRule="auto"/>
+        <w:jc w:val="both"/>
+      </w:pPr>
+      <w:r>
+        <w:t xml:space="preserve">We agree that our study did not capture the critical developmental period immediately following hatching. However, we note that developmental effects remain developmental in origin even when their consequences are observed, or persist, later in life. Given that all lizards were raised under common conditions following hatching, any differences detected between treatment groups at the point of measurement are attributable to the prenatal manipulation rather than to differential later-life environments. We also note </w:t>
+      </w:r>
+      <w:r>
+        <w:lastRenderedPageBreak/>
+        <w:t>that measuring at any single life stage—including immediately post-hatching—would similarly miss other periods of the skink's life during which effects might</w:t>
+      </w:r>
+      <w:r>
+        <w:t xml:space="preserve"> be observable.</w:t>
+      </w:r>
+      <w:r>
+        <w:t xml:space="preserve"> </w:t>
+      </w:r>
+      <w:r>
+        <w:t>N</w:t>
+      </w:r>
+      <w:r>
+        <w:t>o single timepoint can capture the full developmental trajectory, and this is a limitation shared by studies assessing outcomes at any given life stage. In addition, we also note that tissue collection from very young hatchlings for the brain regions examined here was not feasible given their small size, which was an important logistical constraint on our study design.</w:t>
+      </w:r>
+      <w:r>
+        <w:t xml:space="preserve"> </w:t>
+      </w:r>
+      <w:r>
+        <w:t xml:space="preserve">We have added a statement acknowledging this limitation, and the value of assessing multiple life stages in future work, to the Discussion: </w:t>
+      </w:r>
+      <w:r>
+        <w:rPr>
+          <w:highlight w:val="red"/>
+        </w:rPr>
+        <w:t>“” (see</w:t>
+      </w:r>
+      <w:r>
+        <w:t xml:space="preserve"> </w:t>
+      </w:r>
+      <w:r>
+        <w:rPr>
+          <w:highlight w:val="yellow"/>
+        </w:rPr>
+        <w:t>LINES</w:t>
+      </w:r>
+      <w:r>
+        <w:t>).</w:t>
+      </w:r>
+    </w:p>
+    <w:p>
+      <w:pPr>
+        <w:spacing w:line="276" w:lineRule="auto"/>
+        <w:jc w:val="both"/>
+      </w:pPr>
+      <w:r>
+        <w:t> </w:t>
+      </w:r>
+      <w:r>
+        <w:br/>
+        <w:t xml:space="preserve">Although I understand that the olfactory bulb and optic tecta (Line 184-185) are associated with sensory inputs, I am not sure I completely agree that they are associated with the entire perceptive process being measured in this study. These brain regions are primarily responsible for taking information in from the environment and then relaying it to other integrative </w:t>
+      </w:r>
+      <w:proofErr w:type="spellStart"/>
+      <w:r>
+        <w:t>centers</w:t>
+      </w:r>
+      <w:proofErr w:type="spellEnd"/>
+      <w:r>
+        <w:t xml:space="preserve"> of the brain to generate foraging </w:t>
+      </w:r>
+      <w:proofErr w:type="spellStart"/>
+      <w:r>
+        <w:t>behavior</w:t>
+      </w:r>
+      <w:proofErr w:type="spellEnd"/>
+      <w:r>
+        <w:t xml:space="preserve"> based on internal state. Therefore, I am not sure if these brain regions were the best to choose for this study, or at least not as the only regions examined. I might expect to see the </w:t>
+      </w:r>
+      <w:proofErr w:type="spellStart"/>
+      <w:r>
+        <w:t>behavior</w:t>
+      </w:r>
+      <w:proofErr w:type="spellEnd"/>
+      <w:r>
+        <w:t xml:space="preserve"> assay used here to put more demands on telencephalic regions or midbrain regions associated with hunger and foraging </w:t>
+      </w:r>
+      <w:proofErr w:type="spellStart"/>
+      <w:r>
+        <w:t>behavior</w:t>
+      </w:r>
+      <w:proofErr w:type="spellEnd"/>
+      <w:r>
+        <w:t xml:space="preserve">, rather than the olfactory bulb and optic tectum. Thus, it might not be surprising (Line 348) that you don’t see a connection between brain and </w:t>
+      </w:r>
+      <w:proofErr w:type="spellStart"/>
+      <w:r>
+        <w:t>behavior</w:t>
+      </w:r>
+      <w:proofErr w:type="spellEnd"/>
+      <w:r>
+        <w:t xml:space="preserve"> when focused on these regions. In the future, I might consider </w:t>
+      </w:r>
+      <w:proofErr w:type="spellStart"/>
+      <w:r>
+        <w:t>analyzing</w:t>
+      </w:r>
+      <w:proofErr w:type="spellEnd"/>
+      <w:r>
+        <w:t xml:space="preserve"> additional brain regions, particularly in the context of cognition, and perhaps acknowledge that other brain regions may have been more appropriate in this study.</w:t>
+      </w:r>
+    </w:p>
+    <w:p>
+      <w:pPr>
+        <w:spacing w:line="276" w:lineRule="auto"/>
+        <w:jc w:val="both"/>
+      </w:pPr>
+      <w:r>
+        <w:rPr>
+          <w:b/>
+          <w:bCs/>
+        </w:rPr>
+        <w:t>RESPONSE:</w:t>
+      </w:r>
+      <w:r>
+        <w:t xml:space="preserve"> </w:t>
+      </w:r>
+      <w:r>
+        <w:t xml:space="preserve">We appreciate this thoughtful concern and agree that examining additional integrative brain regions is a valuable direction for future work. We chose to focus on the olfactory bulb and optic tecta as an initial step, given that these regions represent the first point at which chemical and visual sensory information is processed. We considered that, if mitochondrial function impacts the regions responsible for taking information in, this could cascade into foraging decisions independently of the state and function of other regions of the brain. We also note that, in previous work in this species using the same mitochondrial measures, we found no relationship between mitochondrial physiology in the medial cortex and spatial learning performance, nor an effect of our treatments on medial cortex mitochondrial physiology (Recio et al. 2025, </w:t>
+      </w:r>
+      <w:r>
+        <w:rPr>
+          <w:i/>
+          <w:iCs/>
+        </w:rPr>
+        <w:t>J. Exp. Biol.</w:t>
+      </w:r>
+      <w:r>
+        <w:t xml:space="preserve">). </w:t>
+      </w:r>
+      <w:r>
+        <w:t>However, w</w:t>
+      </w:r>
+      <w:r>
+        <w:t>e have acknowledged that other regions could be involved in the behaviour we measured and expanded on this in the Discussion</w:t>
+      </w:r>
+      <w:proofErr w:type="gramStart"/>
+      <w:r>
+        <w:t xml:space="preserve">: </w:t>
+      </w:r>
+      <w:r>
+        <w:t xml:space="preserve"> </w:t>
+      </w:r>
+      <w:r>
+        <w:rPr>
+          <w:highlight w:val="red"/>
+        </w:rPr>
+        <w:t>“</w:t>
+      </w:r>
+      <w:proofErr w:type="gramEnd"/>
+      <w:r>
+        <w:rPr>
+          <w:highlight w:val="red"/>
+        </w:rPr>
+        <w:t>” (see</w:t>
+      </w:r>
+      <w:r>
+        <w:t xml:space="preserve"> </w:t>
+      </w:r>
+      <w:r>
+        <w:rPr>
+          <w:highlight w:val="yellow"/>
+        </w:rPr>
+        <w:t>LINES</w:t>
+      </w:r>
+      <w:r>
+        <w:t>)</w:t>
+      </w:r>
+      <w:r>
+        <w:t>.</w:t>
+      </w:r>
+    </w:p>
+    <w:p>
+      <w:pPr>
+        <w:spacing w:line="276" w:lineRule="auto"/>
+        <w:jc w:val="both"/>
+      </w:pPr>
+      <w:r>
+        <w:br/>
+        <w:t xml:space="preserve">My final concern is related to the statistical methods. I am not an expert in these methods, but given the study design with several groups, I am concerned that the sample size is not adequate to prevent false negative results. I would suggest review by an expert in these methods </w:t>
+      </w:r>
+      <w:proofErr w:type="gramStart"/>
+      <w:r>
+        <w:t>in order to</w:t>
+      </w:r>
+      <w:proofErr w:type="gramEnd"/>
+      <w:r>
+        <w:t xml:space="preserve"> provide additional insight into this possibility.</w:t>
+      </w:r>
+    </w:p>
+    <w:p>
+      <w:pPr>
+        <w:spacing w:line="276" w:lineRule="auto"/>
+        <w:jc w:val="both"/>
+      </w:pPr>
+      <w:r>
+        <w:rPr>
+          <w:b/>
+          <w:bCs/>
+        </w:rPr>
         <w:lastRenderedPageBreak/>
         <w:t>RESPONSE:</w:t>
       </w:r>
-    </w:p>
-    <w:p>
-      <w:pPr>
-        <w:spacing w:line="276" w:lineRule="auto"/>
-        <w:jc w:val="both"/>
-      </w:pPr>
-      <w:r>
-        <w:rPr>
-          <w:highlight w:val="red"/>
-        </w:rPr>
-        <w:br/>
-      </w:r>
-      <w:r>
-        <w:t>Line 462-463- did you test for an age by treatment interaction?</w:t>
-      </w:r>
-    </w:p>
-    <w:p>
-      <w:pPr>
-        <w:spacing w:line="276" w:lineRule="auto"/>
-        <w:jc w:val="both"/>
-      </w:pPr>
-      <w:r>
-        <w:rPr>
-          <w:b/>
-          <w:bCs/>
-        </w:rPr>
-        <w:t>RESPONSE:</w:t>
-      </w:r>
-      <w:r>
-        <w:rPr>
-          <w:b/>
-          <w:bCs/>
-        </w:rPr>
-        <w:t xml:space="preserve"> </w:t>
-      </w:r>
-      <w:r>
-        <w:t>We did not test for an age-treatment interaction. Please find more detail</w:t>
-      </w:r>
-      <w:r>
-        <w:t>s</w:t>
-      </w:r>
-      <w:r>
-        <w:t xml:space="preserve"> in this regard in major comment 4 above.</w:t>
-      </w:r>
-      <w:r>
-        <w:t xml:space="preserve"> </w:t>
-      </w:r>
-    </w:p>
-    <w:p>
-      <w:pPr>
-        <w:spacing w:line="276" w:lineRule="auto"/>
-        <w:jc w:val="both"/>
-      </w:pPr>
-      <w:r>
-        <w:br/>
-        <w:t>All the figures are quite grainy –is there a way to improve resolution?</w:t>
-      </w:r>
-    </w:p>
-    <w:p>
-      <w:pPr>
-        <w:spacing w:line="276" w:lineRule="auto"/>
-        <w:jc w:val="both"/>
-        <w:rPr>
-          <w:b/>
-          <w:bCs/>
-        </w:rPr>
-      </w:pPr>
-      <w:r>
-        <w:rPr>
-          <w:b/>
-          <w:bCs/>
-        </w:rPr>
-        <w:t>RESPONSE:</w:t>
-      </w:r>
-      <w:r>
-        <w:rPr>
-          <w:b/>
-          <w:bCs/>
-        </w:rPr>
-        <w:t xml:space="preserve"> </w:t>
-      </w:r>
-      <w:r>
-        <w:t>We apologise for the inconvenience. Figures were originally saved as TIFF files at 600dpi; however, file size compression was needed to meet the platform's upload limits for the combined manuscript PDF used in review, which reduced image quality. For the resubmission, we will upload the figures as separate high-resolution files (as most journal submission systems allow larger file sizes for individual figure uploads than for the combined manuscript PDF), which should resolve this issue.</w:t>
-      </w:r>
-    </w:p>
-    <w:p>
-      <w:pPr>
-        <w:spacing w:line="276" w:lineRule="auto"/>
-        <w:jc w:val="both"/>
-      </w:pPr>
-      <w:r>
-        <w:br/>
-        <w:t>Figure 2 legend- there are no significant differences, correct? If so, I would remove the asterisks statement</w:t>
-      </w:r>
-    </w:p>
-    <w:p>
-      <w:pPr>
-        <w:spacing w:line="276" w:lineRule="auto"/>
-        <w:jc w:val="both"/>
-      </w:pPr>
-      <w:r>
-        <w:rPr>
-          <w:b/>
-          <w:bCs/>
-        </w:rPr>
-        <w:t>RESPONSE:</w:t>
-      </w:r>
-      <w:r>
-        <w:rPr>
-          <w:b/>
-          <w:bCs/>
-        </w:rPr>
-        <w:t xml:space="preserve"> </w:t>
-      </w:r>
-      <w:r>
-        <w:t xml:space="preserve">We have retained the statement for consistency across figure </w:t>
-      </w:r>
-      <w:r>
-        <w:t>legends but</w:t>
-      </w:r>
-      <w:r>
-        <w:t xml:space="preserve"> have added an explicit note confirming that no significant differences were detected in this </w:t>
+      <w:r>
+        <w:t xml:space="preserve"> </w:t>
+      </w:r>
+      <w:r>
+        <w:t>We thank the reviewer for raising this concern</w:t>
+      </w:r>
+      <w:r>
+        <w:t>, and</w:t>
+      </w:r>
+      <w:r>
+        <w:t xml:space="preserve"> </w:t>
+      </w:r>
+      <w:r>
+        <w:t>w</w:t>
+      </w:r>
+      <w:r>
+        <w:t xml:space="preserve">e </w:t>
+      </w:r>
+      <w:r>
+        <w:t xml:space="preserve">will </w:t>
+      </w:r>
+      <w:r>
+        <w:t>welcome additional statistical review</w:t>
+      </w:r>
+      <w:r>
+        <w:t xml:space="preserve"> if considered necessary</w:t>
+      </w:r>
+      <w:r>
+        <w:t xml:space="preserve">. </w:t>
+      </w:r>
+      <w:r>
+        <w:t>In the meantime, w</w:t>
+      </w:r>
+      <w:r>
+        <w:t xml:space="preserve">e </w:t>
+      </w:r>
+      <w:r>
+        <w:t xml:space="preserve">kindly </w:t>
+      </w:r>
+      <w:r>
+        <w:t xml:space="preserve">offer the following in response: our univariate models testing treatment effects on each variable detected significant effects for several variables (see Results), which we believe argues against the sample size being generally inadequate to detect true effects in this </w:t>
       </w:r>
       <w:proofErr w:type="gramStart"/>
       <w:r>
-        <w:t>particular figure</w:t>
+        <w:t>design</w:t>
+      </w:r>
+      <w:r>
+        <w:t>;</w:t>
+      </w:r>
+      <w:r>
+        <w:t xml:space="preserve">  a</w:t>
       </w:r>
       <w:proofErr w:type="gramEnd"/>
       <w:r>
-        <w:t xml:space="preserve"> to avoid any ambiguity</w:t>
-      </w:r>
-      <w:r>
-        <w:t>: “</w:t>
-      </w:r>
-      <w:r>
-        <w:t>No significant differences were detected in this figure.</w:t>
-      </w:r>
-      <w:r>
-        <w:t>” (</w:t>
-      </w:r>
-      <w:proofErr w:type="gramStart"/>
-      <w:r>
-        <w:t>see</w:t>
-      </w:r>
-      <w:proofErr w:type="gramEnd"/>
-      <w:r>
-        <w:t xml:space="preserve"> Fig 2. Caption).</w:t>
-      </w:r>
-    </w:p>
-    <w:p>
-      <w:pPr>
-        <w:spacing w:line="276" w:lineRule="auto"/>
-        <w:jc w:val="both"/>
-      </w:pPr>
-      <w:r>
-        <w:br/>
-        <w:t xml:space="preserve">Figure 2 and 3- what do the </w:t>
-      </w:r>
-      <w:proofErr w:type="spellStart"/>
-      <w:r>
-        <w:t>colored</w:t>
-      </w:r>
-      <w:proofErr w:type="spellEnd"/>
-      <w:r>
-        <w:t xml:space="preserve"> areas represent? 95% confidence intervals?</w:t>
-      </w:r>
-    </w:p>
-    <w:p>
-      <w:pPr>
-        <w:spacing w:line="276" w:lineRule="auto"/>
-        <w:jc w:val="both"/>
-      </w:pPr>
-      <w:r>
-        <w:rPr>
-          <w:b/>
-          <w:bCs/>
-        </w:rPr>
-        <w:t>RESPONSE:</w:t>
-      </w:r>
-      <w:r>
-        <w:rPr>
-          <w:b/>
-          <w:bCs/>
-        </w:rPr>
-        <w:t xml:space="preserve"> </w:t>
-      </w:r>
-      <w:r>
-        <w:t>In Figures 2, 3, and 4, the coloured areas represent the full posterior distribution (density) for each treatment, rather than a summarised interval such as a 95% credible interval. We have added this clarification to each figure caption.</w:t>
-      </w:r>
-    </w:p>
-    <w:p>
-      <w:pPr>
-        <w:spacing w:line="276" w:lineRule="auto"/>
-        <w:jc w:val="both"/>
-      </w:pPr>
-      <w:r>
-        <w:br/>
-      </w:r>
-      <w:r>
-        <w:br/>
-      </w:r>
-    </w:p>
-    <w:p>
-      <w:pPr>
-        <w:spacing w:line="276" w:lineRule="auto"/>
-        <w:jc w:val="both"/>
-      </w:pPr>
-      <w:r>
-        <w:br w:type="page"/>
-      </w:r>
-    </w:p>
-    <w:p>
-      <w:pPr>
-        <w:spacing w:line="276" w:lineRule="auto"/>
-        <w:jc w:val="both"/>
-      </w:pPr>
-      <w:r>
-        <w:lastRenderedPageBreak/>
-        <w:t>Reviewer: 2</w:t>
-      </w:r>
-    </w:p>
-    <w:p>
-      <w:pPr>
-        <w:spacing w:line="276" w:lineRule="auto"/>
-        <w:jc w:val="both"/>
-      </w:pPr>
-      <w:r>
-        <w:t xml:space="preserve">The authors present a complex laboratory study manipulating both incubation temperature and corticosterone levels in delicate skinks. They relate these treatments through sophisticated statistical </w:t>
-      </w:r>
-      <w:proofErr w:type="spellStart"/>
-      <w:r>
-        <w:t>modeling</w:t>
-      </w:r>
-      <w:proofErr w:type="spellEnd"/>
-      <w:r>
-        <w:t xml:space="preserve"> to both perceptual </w:t>
-      </w:r>
-      <w:proofErr w:type="spellStart"/>
-      <w:r>
-        <w:t>behavior</w:t>
-      </w:r>
-      <w:proofErr w:type="spellEnd"/>
-      <w:r>
-        <w:t xml:space="preserve"> and cellular physiology in the brain. In the end, the authors observed that chemical perception, but not visual, was impacted by corticosterone exposure, with no effect of temperature. They found that mitochondrial physiology, oxidative stress, and DNA damage were resilient to prenatal treatments, with oxidative stress and DNA damage impacted by an interaction between temperature and corticosterone exposure. Physiological variables were not related to </w:t>
-      </w:r>
-      <w:proofErr w:type="spellStart"/>
-      <w:r>
-        <w:t>behavioral</w:t>
-      </w:r>
-      <w:proofErr w:type="spellEnd"/>
-      <w:r>
-        <w:t xml:space="preserve"> outcomes. Overall, this study presents interesting results that only somewhat align with other literature on the subject, suggesting treatment-, </w:t>
-      </w:r>
-      <w:proofErr w:type="spellStart"/>
-      <w:r>
-        <w:t>behavior</w:t>
-      </w:r>
-      <w:proofErr w:type="spellEnd"/>
-      <w:r>
-        <w:t>-, or species-specific effects. I have some concerns with the paper, but it is well written as it currently stands. I am also not an expert in the specific statistical methods applied in this study nor am I an expert in the flow cytometry methods, and while I can offer some commentary, those methods should be critiqued by other investigators. I applaud the authors for taking a complicated and messy dataset and presenting it as best as they can.</w:t>
-      </w:r>
-    </w:p>
-    <w:p>
-      <w:pPr>
-        <w:spacing w:line="276" w:lineRule="auto"/>
-        <w:jc w:val="both"/>
-        <w:rPr>
-          <w:b/>
-          <w:bCs/>
-        </w:rPr>
-      </w:pPr>
-      <w:r>
-        <w:rPr>
-          <w:b/>
-          <w:bCs/>
-        </w:rPr>
-        <w:t>RESPONSE:</w:t>
-      </w:r>
-    </w:p>
-    <w:p>
-      <w:pPr>
-        <w:spacing w:line="276" w:lineRule="auto"/>
-        <w:jc w:val="both"/>
-      </w:pPr>
-    </w:p>
-    <w:p>
-      <w:pPr>
-        <w:spacing w:line="276" w:lineRule="auto"/>
-        <w:jc w:val="both"/>
-      </w:pPr>
-      <w:r>
-        <w:t>One concern I have is regarding the ecological relevance of prenatal corticosterone. I am not as familiar with the literature on corticosterone within the egg, and I am curious as to the justification of additional corticosterone added in the egg as the authors do in this study. In the wild, would hatchlings typically experience such conditions? Would stressors, such as temperature, already trigger corticosterone pathways in the developing embryo? Reading the introduction, I see some discussion of previous studies using similar manipulation, but not necessarily how relevant this type of context is to the developing lizard in the first place. I would suggest the authors add additional context in the introduction to better illustrate the ecological relevance of the corticosterone treatment to lizards in nature.</w:t>
-      </w:r>
-    </w:p>
-    <w:p>
-      <w:pPr>
-        <w:spacing w:line="276" w:lineRule="auto"/>
-        <w:jc w:val="both"/>
-      </w:pPr>
-      <w:r>
-        <w:rPr>
-          <w:b/>
-          <w:bCs/>
-        </w:rPr>
-        <w:t>RESPONSE:</w:t>
-      </w:r>
-      <w:r>
-        <w:t xml:space="preserve"> </w:t>
-      </w:r>
-      <w:r>
-        <w:t>We thank the reviewer for raising th</w:t>
-      </w:r>
-      <w:r>
-        <w:t>e</w:t>
-      </w:r>
-      <w:r>
-        <w:t>s</w:t>
-      </w:r>
-      <w:r>
-        <w:t>e</w:t>
-      </w:r>
-      <w:r>
-        <w:t xml:space="preserve"> important point</w:t>
-      </w:r>
-      <w:r>
-        <w:t xml:space="preserve">s, we address the reviewer’s concerns below. </w:t>
-      </w:r>
-    </w:p>
-    <w:p>
-      <w:pPr>
-        <w:spacing w:line="276" w:lineRule="auto"/>
-        <w:jc w:val="both"/>
-      </w:pPr>
-      <w:r>
-        <w:t xml:space="preserve">We do not have direct data on the natural range of yolk corticosterone in wild </w:t>
-      </w:r>
-      <w:r>
-        <w:rPr>
-          <w:rStyle w:val="Emphasis"/>
-        </w:rPr>
-        <w:t>L. delicata</w:t>
-      </w:r>
-      <w:r>
-        <w:t xml:space="preserve">. However, our previous work (Crino et al. 2024, </w:t>
+        <w:t xml:space="preserve"> substantially underpowered design would unlikely detect significant effects at all. We agree that our structural equation models, which link multiple variables simultaneously, have comparatively lower power, and we acknowledge this limitation explicitly in the Discussion (see </w:t>
+      </w:r>
+      <w:r>
+        <w:rPr>
+          <w:highlight w:val="yellow"/>
+        </w:rPr>
+        <w:t>LINES</w:t>
+      </w:r>
+      <w:r>
+        <w:t xml:space="preserve">). </w:t>
+      </w:r>
+      <w:r>
+        <w:t>In addition, a</w:t>
+      </w:r>
+      <w:r>
+        <w:t xml:space="preserve">ll models showed good convergence diagnostics (R-hat values and other summary statistics; see </w:t>
       </w:r>
       <w:r>
         <w:rPr>
           <w:i/>
           <w:iCs/>
         </w:rPr>
-        <w:t>J. Exp. Biol.</w:t>
-      </w:r>
-      <w:r>
-        <w:t>) found that control (</w:t>
-      </w:r>
-      <w:proofErr w:type="spellStart"/>
-      <w:r>
-        <w:t>undosed</w:t>
-      </w:r>
-      <w:proofErr w:type="spellEnd"/>
-      <w:r>
-        <w:t xml:space="preserve">) eggs had yolk corticosterone concentrations overlapping with those treated with CORT. Those eggs came from wild-caught females that had spent most of their lives in the laboratory. </w:t>
-      </w:r>
-      <w:r>
-        <w:t>As lizards in laboratory housing do not face predation risk, food variability, or other ecological stressors typical of the wild, we consider it reasonable to expect that comparable or greater variation in yolk corticosterone would occur under natural conditions</w:t>
-      </w:r>
-      <w:r>
-        <w:t>.</w:t>
-      </w:r>
-    </w:p>
-    <w:p>
-      <w:pPr>
-        <w:spacing w:line="276" w:lineRule="auto"/>
-        <w:jc w:val="both"/>
-      </w:pPr>
-      <w:r>
-        <w:lastRenderedPageBreak/>
-        <w:t xml:space="preserve">We do not have direct evidence indicating whether incubation temperature elevates embryonic corticosterone production in this species. While temperature is known to impose physiological costs on developing ectotherm embryos (e.g. Leibold et al. 2026 </w:t>
-      </w:r>
-      <w:r>
-        <w:rPr>
-          <w:i/>
-          <w:iCs/>
-        </w:rPr>
-        <w:t>Proc. Roy. Soc. B: Biol. Sci.</w:t>
-      </w:r>
-      <w:r>
-        <w:t xml:space="preserve">), this is distinct from activating the CORT stress-response pathway, especially since our incubation temperatures fall within the natural (likely not “stressful”) range experienced by this species (see </w:t>
-      </w:r>
-      <w:r>
-        <w:rPr>
-          <w:highlight w:val="yellow"/>
-        </w:rPr>
-        <w:t>LINES</w:t>
-      </w:r>
-      <w:r>
-        <w:t xml:space="preserve">). We therefore would not expect temperature alone to elevate embryonic CORT production, and treated temperature and CORT as independent factors in our design. We agree this remains an open question that has not been directly tested. </w:t>
-      </w:r>
-    </w:p>
-    <w:p>
-      <w:pPr>
-        <w:spacing w:line="276" w:lineRule="auto"/>
-        <w:jc w:val="both"/>
-      </w:pPr>
-      <w:r>
-        <w:t>As suggested, and to give better context for our experiments, we have included some information in the Introduction and the Methods section: “</w:t>
-      </w:r>
-      <w:r>
-        <w:t>Vertebrates respond to stressful situations through the activation of physiological processes including the production of glucocorticoid (GC) hormones, which are important metabolic regulators</w:t>
-      </w:r>
-      <w:r>
-        <w:t xml:space="preserve"> (Sapolsky et al., 2000)</w:t>
-      </w:r>
-      <w:r>
-        <w:t xml:space="preserve"> that can be transmitted from females to their offspring </w:t>
-      </w:r>
-      <w:r>
-        <w:t>(Hayward et al., 2004; Almasi et al., 2012)</w:t>
-      </w:r>
-      <w:r>
-        <w:t>.</w:t>
-      </w:r>
-      <w:r>
-        <w:t>” (</w:t>
-      </w:r>
-      <w:r>
-        <w:rPr>
-          <w:highlight w:val="yellow"/>
-        </w:rPr>
-        <w:t>LINES</w:t>
-      </w:r>
-      <w:r>
-        <w:t>); “</w:t>
-      </w:r>
-      <w:r>
-        <w:t>In this s</w:t>
-      </w:r>
-      <w:r>
-        <w:t>t</w:t>
-      </w:r>
-      <w:r>
-        <w:t>udy, however, some control eggs had overlapping yolk CORT levels than those of CORT-treated eggs, indicating that the concentrations achieved by our treatment fall within levels that can occur without experimental manipulation.</w:t>
-      </w:r>
-      <w:r>
-        <w:t>” (</w:t>
-      </w:r>
-      <w:r>
-        <w:rPr>
-          <w:highlight w:val="yellow"/>
-        </w:rPr>
-        <w:t>LINES</w:t>
-      </w:r>
-      <w:r>
-        <w:t>)</w:t>
-      </w:r>
-    </w:p>
-    <w:p>
-      <w:pPr>
-        <w:spacing w:line="276" w:lineRule="auto"/>
-        <w:jc w:val="both"/>
-      </w:pPr>
-    </w:p>
-    <w:p>
-      <w:pPr>
-        <w:spacing w:line="276" w:lineRule="auto"/>
-        <w:jc w:val="both"/>
-      </w:pPr>
-      <w:r>
-        <w:t xml:space="preserve">I have a similar concern regarding the mitochondrial measurements. I was </w:t>
-      </w:r>
-      <w:proofErr w:type="gramStart"/>
-      <w:r>
-        <w:t>really excited</w:t>
-      </w:r>
-      <w:proofErr w:type="gramEnd"/>
-      <w:r>
-        <w:t xml:space="preserve"> to read about the mitochondrial analyses, as this seems like an exciting and accessible approach to understand metabolism in cells. I agree that cognition is energetically costly and requires efficient mitochondrial respiration. However, I am not sure that the argument you are trying to make in the introduction is clear to me, especially on lines 51-53. You make a leap in logic suggesting higher neuron density is related to more mitochondrial respiration and thus more oxidative stress. Although I think I agree with you here, I don’t quite understand the full context behind what you are saying. How would higher cell density relate to </w:t>
-      </w:r>
-      <w:proofErr w:type="gramStart"/>
-      <w:r>
-        <w:t>more or less mitochondrial</w:t>
-      </w:r>
-      <w:proofErr w:type="gramEnd"/>
-      <w:r>
-        <w:t xml:space="preserve"> efficiency? Given that most of your measurements are related to mitochondrial function, I might take more time in the part of the introduction to discuss in further detail the mitochondrial physiology behind the argument you are trying to make, as right now I don’t see how they are connected in the text.</w:t>
-      </w:r>
-    </w:p>
-    <w:p>
-      <w:pPr>
-        <w:spacing w:line="276" w:lineRule="auto"/>
-        <w:jc w:val="both"/>
-      </w:pPr>
-      <w:r>
-        <w:rPr>
-          <w:b/>
-          <w:bCs/>
-        </w:rPr>
-        <w:t>RESPONSE:</w:t>
-      </w:r>
-      <w:r>
-        <w:rPr>
-          <w:b/>
-          <w:bCs/>
-        </w:rPr>
-        <w:t xml:space="preserve"> </w:t>
-      </w:r>
-      <w:r>
-        <w:t>We appreciate the reviewer’s feedback and agree that the text could be ambiguous. We have modified the text to improve clarity: “</w:t>
-      </w:r>
-      <w:r>
-        <w:t>One of the most fundamental mechanisms through which early-life conditions can influence cognition is by affecting brain mitochondrial function</w:t>
-      </w:r>
-      <w:r>
-        <w:t xml:space="preserve"> (Du et al., 2009; Picard &amp; McEwen, 2014; Picard et al., 2018; Siegel and Albers, 1994)</w:t>
-      </w:r>
-      <w:r>
-        <w:t xml:space="preserve">. Cognitive processes are energetically demanding, relying heavily on </w:t>
-      </w:r>
-      <w:r>
-        <w:t xml:space="preserve">efficient </w:t>
-      </w:r>
-      <w:r>
-        <w:t>mitochondrial respiration</w:t>
-      </w:r>
-      <w:r>
-        <w:t xml:space="preserve"> (</w:t>
-      </w:r>
-      <w:r>
-        <w:t>Alexandrov &amp; Pletnikov, 2022; Mann et al., 2021; McNay et al., 2000</w:t>
-      </w:r>
-      <w:r>
-        <w:t>)</w:t>
-      </w:r>
-      <w:r>
-        <w:t xml:space="preserve">. However, mitochondrial respiration inherently generates </w:t>
-      </w:r>
-      <w:r>
-        <w:lastRenderedPageBreak/>
-        <w:t>reactive oxygen species (ROS) as a byproduct, and when ROS production exceeds antioxidant capacity this results in oxidative stress and oxidative damage</w:t>
-      </w:r>
-      <w:r>
-        <w:t xml:space="preserve"> </w:t>
-      </w:r>
-      <w:r>
-        <w:t>(</w:t>
-      </w:r>
-      <w:r>
-        <w:t xml:space="preserve">Du et al., 2009; </w:t>
-      </w:r>
-      <w:r>
-        <w:t>Finkel &amp; Holbrook, 2000</w:t>
-      </w:r>
-      <w:r>
-        <w:t xml:space="preserve">; </w:t>
-      </w:r>
-      <w:r>
-        <w:t>Gong et al., 2011; Hoffmann &amp; Spengler, 2018</w:t>
-      </w:r>
-      <w:r>
-        <w:t xml:space="preserve">; </w:t>
-      </w:r>
-      <w:r>
-        <w:t xml:space="preserve">Zhu et al., 2004). Excessive oxidative damage impairs neuron density and functionality </w:t>
-      </w:r>
-      <w:r>
-        <w:t xml:space="preserve">(Du et al., 2009; </w:t>
-      </w:r>
-      <w:r>
-        <w:t>Gong et al., 2011</w:t>
-      </w:r>
-      <w:r>
-        <w:t xml:space="preserve">; </w:t>
-      </w:r>
-      <w:r>
-        <w:t>Zhu et al., 2004</w:t>
-      </w:r>
-      <w:r>
-        <w:t>)</w:t>
-      </w:r>
-      <w:r>
-        <w:t>, both of which are positively associated with high cognitive abilities</w:t>
-      </w:r>
-      <w:r>
-        <w:t xml:space="preserve"> (</w:t>
-      </w:r>
-      <w:r>
-        <w:t>Amiel et al., 2017; Lefebvre, 2011</w:t>
-      </w:r>
-      <w:r>
-        <w:t>)</w:t>
-      </w:r>
-      <w:r>
-        <w:t>. Impacts on mitochondrial function during early development may</w:t>
-      </w:r>
-      <w:r>
-        <w:t xml:space="preserve"> </w:t>
-      </w:r>
-      <w:r>
-        <w:t>therefore have significant consequences for cognitive abilities such as prey detection.</w:t>
-      </w:r>
-      <w:r>
-        <w:t>” (</w:t>
-      </w:r>
-      <w:r>
-        <w:rPr>
-          <w:highlight w:val="yellow"/>
-        </w:rPr>
-        <w:t>LINES</w:t>
-      </w:r>
-      <w:r>
-        <w:t>)</w:t>
-      </w:r>
-    </w:p>
-    <w:p>
-      <w:pPr>
-        <w:spacing w:line="276" w:lineRule="auto"/>
-        <w:jc w:val="both"/>
-      </w:pPr>
-    </w:p>
-    <w:p>
-      <w:pPr>
-        <w:spacing w:line="276" w:lineRule="auto"/>
-        <w:jc w:val="both"/>
-      </w:pPr>
-      <w:r>
-        <w:t xml:space="preserve">My primary realm of expertise is in cognition and </w:t>
-      </w:r>
-      <w:proofErr w:type="spellStart"/>
-      <w:r>
-        <w:t>behavior</w:t>
-      </w:r>
-      <w:proofErr w:type="spellEnd"/>
-      <w:r>
-        <w:t xml:space="preserve">, and I recognize that you are using what appears to be a novel </w:t>
-      </w:r>
-      <w:proofErr w:type="spellStart"/>
-      <w:r>
-        <w:t>behavioral</w:t>
-      </w:r>
-      <w:proofErr w:type="spellEnd"/>
-      <w:r>
-        <w:t xml:space="preserve"> perception assay in this experiment. I believe it is novel because I do not see cited sources for similar assays published in the literature. I am not sure this assay directly measures perception. Perception is by definition some sort of short-term internal representation of a stimulus, which is only part of what this assay is measuring. Other cognitive processes, including attention, decision-making, and even some form of learning and memory are also part of the performance outcomes of this assay, as I see it. The timeframe that animals are tested requires them to first perceive a stimulus, but then internal processes are involved in the attention paid to that stimulus and the decision made to approach. The very basis of the assay, familiar vs unfamiliar prey, is based on previous experience, and thus learning and memory. Thus, although I see this as definitely a type of cognitive assay testing decision-making during foraging, I am not sure it is apt to call it an assay measuring perception, which is how it is framed in this paper. I would like to see the authors address this in the paper and perhaps change the framing.</w:t>
-      </w:r>
-    </w:p>
-    <w:p>
-      <w:pPr>
-        <w:spacing w:line="276" w:lineRule="auto"/>
-        <w:jc w:val="both"/>
-      </w:pPr>
-      <w:r>
-        <w:rPr>
-          <w:b/>
-          <w:bCs/>
-        </w:rPr>
-        <w:t>RESPONSE:</w:t>
-      </w:r>
-      <w:r>
-        <w:rPr>
-          <w:b/>
-          <w:bCs/>
-        </w:rPr>
-        <w:t xml:space="preserve"> </w:t>
-      </w:r>
-      <w:r>
-        <w:t>We thank the reviewer for this detailed and thoughtful comment; we address the reviewer's concerns below.</w:t>
-      </w:r>
-    </w:p>
-    <w:p>
-      <w:pPr>
-        <w:spacing w:line="276" w:lineRule="auto"/>
-        <w:jc w:val="both"/>
-      </w:pPr>
-      <w:r>
-        <w:t xml:space="preserve">Comparable behavioural assays measuring latency to detect or respond to chemical and visual prey stimuli have been used previously in lizards. For example, </w:t>
-      </w:r>
-      <w:proofErr w:type="spellStart"/>
-      <w:r>
-        <w:t>Desfilis</w:t>
-      </w:r>
-      <w:proofErr w:type="spellEnd"/>
-      <w:r>
-        <w:t xml:space="preserve"> et al. (2003, </w:t>
-      </w:r>
-      <w:r>
-        <w:rPr>
-          <w:i/>
-          <w:iCs/>
-        </w:rPr>
-        <w:t>J. Comp. Psychol.</w:t>
-      </w:r>
-      <w:r>
-        <w:t xml:space="preserve">) used contacts with a vessel as a measure of interest/discrimination, and Recio et al. (2021, </w:t>
-      </w:r>
-      <w:r>
-        <w:rPr>
-          <w:i/>
-          <w:iCs/>
-        </w:rPr>
-        <w:t>Amphibia-Reptilia</w:t>
-      </w:r>
-      <w:r>
-        <w:t>) used latency to approach the apparatus as a comparable measure. Our own measure—sustained exploration of the stimulus location—is consistent with this precedent for using approach- or exploration-based behaviours as indicators of stimulus detection.</w:t>
-      </w:r>
-    </w:p>
-    <w:p>
-      <w:pPr>
-        <w:spacing w:line="276" w:lineRule="auto"/>
-        <w:jc w:val="both"/>
-      </w:pPr>
-      <w:r>
-        <w:t xml:space="preserve">We agree that attention and decision-making likely also contribute to the response measured here, alongside detection itself, and we do not intend to claim that our assay isolates a single cognitive process. We believe, however, that framing this response using the narrower and more conservative term "detection" is preferable to invoking a specific higher-order cognitive process (such as perception or discrimination) that our assay </w:t>
-      </w:r>
-      <w:r>
-        <w:lastRenderedPageBreak/>
-        <w:t>design cannot directly confirm (see also our response to a related comment from Reviewer 1, above).</w:t>
-      </w:r>
-    </w:p>
-    <w:p>
-      <w:pPr>
-        <w:spacing w:line="276" w:lineRule="auto"/>
-        <w:jc w:val="both"/>
-      </w:pPr>
-      <w:r>
-        <w:t xml:space="preserve">Regarding learning and memory specifically: our preliminary models, which included prey familiarity as a covariate, did not find a significant effect of familiarity on detection latency (see Supplementary Material, </w:t>
-      </w:r>
-      <w:r>
-        <w:rPr>
-          <w:highlight w:val="yellow"/>
-        </w:rPr>
-        <w:t>LINES</w:t>
-      </w:r>
-      <w:r>
-        <w:t>). This suggests that learning- or memory-based recognition of specific prey identity was not a major driver of the response measured here, though we cannot rule out some contribution.</w:t>
-      </w:r>
-    </w:p>
-    <w:p>
-      <w:pPr>
-        <w:spacing w:line="276" w:lineRule="auto"/>
-        <w:jc w:val="both"/>
-      </w:pPr>
-      <w:r>
-        <w:t>We agree that "perception" and "detection" have at times been used interchangeably in the manuscript despite not being synonymous, and that "perception" may imply a specific internal representational process our assay cannot directly confirm</w:t>
-      </w:r>
-      <w:r>
-        <w:t xml:space="preserve"> (see above)</w:t>
-      </w:r>
-      <w:r>
-        <w:t xml:space="preserve">. We have revised the manuscript throughout to consistently use "detection" instead and have added an explicit acknowledgment in the Discussion that our assay reflects the combined output of multiple processes and does not isolate detection as a fully distinct one: </w:t>
-      </w:r>
-      <w:r>
-        <w:rPr>
-          <w:highlight w:val="red"/>
-        </w:rPr>
-        <w:t>"" (see</w:t>
-      </w:r>
-      <w:r>
-        <w:t xml:space="preserve"> </w:t>
-      </w:r>
-      <w:r>
-        <w:rPr>
-          <w:highlight w:val="yellow"/>
-        </w:rPr>
-        <w:t>LINES</w:t>
-      </w:r>
-      <w:r>
-        <w:t>).</w:t>
-      </w:r>
-    </w:p>
-    <w:p>
-      <w:pPr>
-        <w:spacing w:line="276" w:lineRule="auto"/>
-        <w:jc w:val="both"/>
-      </w:pPr>
-      <w:r>
-        <w:rPr>
-          <w:highlight w:val="red"/>
-        </w:rPr>
-        <w:br/>
-      </w:r>
-      <w:r>
-        <w:rPr>
-          <w:highlight w:val="red"/>
-        </w:rPr>
-        <w:br/>
-      </w:r>
-      <w:r>
-        <w:t xml:space="preserve">It is unclear to me when you tested the </w:t>
-      </w:r>
-      <w:proofErr w:type="spellStart"/>
-      <w:r>
-        <w:t>behavior</w:t>
-      </w:r>
-      <w:proofErr w:type="spellEnd"/>
-      <w:r>
-        <w:t xml:space="preserve"> of the lizards in regard to their hatching (Lines 114-125). Given the potential “catch up” effect you describe later (lines 371-372), it seems pertinent to include this information. I am concerned that this study is framed as a developmental effects study, but it seems like many of the analyses took place a very </w:t>
-      </w:r>
-      <w:proofErr w:type="gramStart"/>
-      <w:r>
-        <w:t>long time</w:t>
-      </w:r>
-      <w:proofErr w:type="gramEnd"/>
-      <w:r>
-        <w:t xml:space="preserve"> following hatching. This misses a critical period of the skink’s life where effects might be observed, and it seems odd to me that this was not </w:t>
-      </w:r>
-      <w:proofErr w:type="gramStart"/>
-      <w:r>
-        <w:t>taken into account</w:t>
-      </w:r>
-      <w:proofErr w:type="gramEnd"/>
-      <w:r>
-        <w:t xml:space="preserve"> in the study design. I understand this aspect of the data can no longer be changed, so I am only requesting the authors be more explicit in their timeline </w:t>
-      </w:r>
-      <w:proofErr w:type="gramStart"/>
-      <w:r>
-        <w:t>so as to</w:t>
-      </w:r>
-      <w:proofErr w:type="gramEnd"/>
-      <w:r>
-        <w:t xml:space="preserve"> better understand the context of the study.</w:t>
-      </w:r>
-    </w:p>
-    <w:p>
-      <w:pPr>
-        <w:spacing w:line="276" w:lineRule="auto"/>
-        <w:jc w:val="both"/>
-      </w:pPr>
-      <w:r>
-        <w:rPr>
-          <w:b/>
-          <w:bCs/>
-        </w:rPr>
-        <w:t>RESPONSE:</w:t>
-      </w:r>
-      <w:r>
-        <w:t xml:space="preserve"> </w:t>
-      </w:r>
-      <w:r>
-        <w:t xml:space="preserve">We appreciate this suggestion and agree that including explicit information on age at testing </w:t>
-      </w:r>
-      <w:r>
-        <w:t xml:space="preserve">and euthanasia </w:t>
-      </w:r>
-      <w:r>
-        <w:t xml:space="preserve">improves the transparency and clarity of our study timeline. We have added a table reporting mean age and 95% confidence intervals at </w:t>
-      </w:r>
-      <w:r>
-        <w:t xml:space="preserve">both time points </w:t>
-      </w:r>
-      <w:r>
-        <w:t xml:space="preserve">for each treatment combination </w:t>
-      </w:r>
-      <w:r>
-        <w:t xml:space="preserve">(Table S2 in </w:t>
-      </w:r>
-      <w:r>
-        <w:t>Supplementary Material) and have clarified the relevant timeline in the Methods</w:t>
-      </w:r>
-      <w:r>
-        <w:t>: “</w:t>
-      </w:r>
-      <w:r>
-        <w:t xml:space="preserve">Approximately 225 days after hatching (age per treatment on Table S2 in </w:t>
-      </w:r>
-      <w:r>
-        <w:rPr>
-          <w:i/>
-          <w:iCs/>
-        </w:rPr>
-        <w:t>Supplementary Material</w:t>
-      </w:r>
-      <w:r>
-        <w:t>) lizards were subjected to the prey detection tests.</w:t>
-      </w:r>
-      <w:r>
-        <w:t>”</w:t>
-      </w:r>
-      <w:r>
-        <w:t xml:space="preserve"> (see </w:t>
-      </w:r>
-      <w:r>
-        <w:rPr>
-          <w:highlight w:val="yellow"/>
-        </w:rPr>
-        <w:t>LINES</w:t>
-      </w:r>
-      <w:r>
-        <w:t>).</w:t>
-      </w:r>
-    </w:p>
-    <w:p>
-      <w:pPr>
-        <w:spacing w:line="276" w:lineRule="auto"/>
-        <w:jc w:val="both"/>
-      </w:pPr>
-      <w:r>
-        <w:t xml:space="preserve">We agree that our study </w:t>
-      </w:r>
-      <w:r>
-        <w:t>did not</w:t>
-      </w:r>
-      <w:r>
-        <w:t xml:space="preserve"> capture the critical developmental period immediately following hatching. However, we note that developmental effects remain developmental in origin even when their consequences are observed, or persist, later in life</w:t>
-      </w:r>
-      <w:r>
-        <w:t>.</w:t>
-      </w:r>
-      <w:r>
-        <w:t xml:space="preserve"> </w:t>
-      </w:r>
-      <w:r>
-        <w:t>Given that</w:t>
-      </w:r>
-      <w:r>
-        <w:t xml:space="preserve"> all lizards were raised under common conditions following </w:t>
-      </w:r>
-      <w:r>
-        <w:t>hatching</w:t>
-      </w:r>
-      <w:r>
-        <w:t xml:space="preserve">, any differences detected between treatment groups at the point of measurement are attributable to the </w:t>
-      </w:r>
-      <w:r>
-        <w:t>prenatal</w:t>
-      </w:r>
-      <w:r>
-        <w:t xml:space="preserve"> manipulation rather than to differential later-life environments. We also note that measuring at any single life stage—including immediately post-hatching—would </w:t>
-      </w:r>
-      <w:r>
-        <w:lastRenderedPageBreak/>
-        <w:t>similarly miss other periods of the skink's life during which effects might</w:t>
-      </w:r>
-      <w:r>
-        <w:t>;</w:t>
-      </w:r>
-      <w:r>
-        <w:t xml:space="preserve"> no single timepoint can capture the full developmental trajectory, and this is a limitation shared by studies assessing outcomes at any given life stage. </w:t>
-      </w:r>
-      <w:r>
-        <w:t>In addition, w</w:t>
-      </w:r>
-      <w:r>
-        <w:t>e also note that tissue collection from very young hatchlings for the brain regions examined here was not feasible given their small size, which was an important logistical constraint on our study design.</w:t>
-      </w:r>
-      <w:r>
-        <w:t xml:space="preserve"> </w:t>
-      </w:r>
-      <w:r>
-        <w:t xml:space="preserve">We have added a statement acknowledging this limitation, and the value of assessing multiple life stages in future work, to the Discussion: </w:t>
-      </w:r>
-      <w:r>
-        <w:rPr>
-          <w:highlight w:val="red"/>
-        </w:rPr>
-        <w:t>“” (see</w:t>
-      </w:r>
-      <w:r>
-        <w:t xml:space="preserve"> </w:t>
-      </w:r>
-      <w:r>
-        <w:rPr>
-          <w:highlight w:val="yellow"/>
-        </w:rPr>
-        <w:t>LINES</w:t>
-      </w:r>
-      <w:r>
-        <w:t>).</w:t>
-      </w:r>
-    </w:p>
-    <w:p>
-      <w:pPr>
-        <w:spacing w:line="276" w:lineRule="auto"/>
-        <w:jc w:val="both"/>
-      </w:pPr>
-      <w:r>
-        <w:t> </w:t>
-      </w:r>
-      <w:r>
-        <w:br/>
-        <w:t xml:space="preserve">Although I understand that the olfactory bulb and optic tecta (Line 184-185) are associated with sensory inputs, I am not sure I completely agree that they are associated with the entire perceptive process being measured in this study. These brain regions are primarily responsible for taking information in from the environment and then relaying it to other integrative </w:t>
-      </w:r>
-      <w:proofErr w:type="spellStart"/>
-      <w:r>
-        <w:t>centers</w:t>
-      </w:r>
-      <w:proofErr w:type="spellEnd"/>
-      <w:r>
-        <w:t xml:space="preserve"> of the brain to generate foraging </w:t>
-      </w:r>
-      <w:proofErr w:type="spellStart"/>
-      <w:r>
-        <w:t>behavior</w:t>
-      </w:r>
-      <w:proofErr w:type="spellEnd"/>
-      <w:r>
-        <w:t xml:space="preserve"> based on internal state. Therefore, I am not sure if these brain regions were the best to choose for this study, or at least not as the only regions examined. I might expect to see the </w:t>
-      </w:r>
-      <w:proofErr w:type="spellStart"/>
-      <w:r>
-        <w:t>behavior</w:t>
-      </w:r>
-      <w:proofErr w:type="spellEnd"/>
-      <w:r>
-        <w:t xml:space="preserve"> assay used here to put more demands on telencephalic regions or midbrain regions associated with hunger and foraging </w:t>
-      </w:r>
-      <w:proofErr w:type="spellStart"/>
-      <w:r>
-        <w:t>behavior</w:t>
-      </w:r>
-      <w:proofErr w:type="spellEnd"/>
-      <w:r>
-        <w:t xml:space="preserve">, rather than the olfactory bulb and optic tectum. Thus, it might not be surprising (Line 348) that you don’t see a connection between brain and </w:t>
-      </w:r>
-      <w:proofErr w:type="spellStart"/>
-      <w:r>
-        <w:t>behavior</w:t>
-      </w:r>
-      <w:proofErr w:type="spellEnd"/>
-      <w:r>
-        <w:t xml:space="preserve"> when focused on these regions. In the future, I might consider </w:t>
-      </w:r>
-      <w:proofErr w:type="spellStart"/>
-      <w:r>
-        <w:t>analyzing</w:t>
-      </w:r>
-      <w:proofErr w:type="spellEnd"/>
-      <w:r>
-        <w:t xml:space="preserve"> additional brain regions, particularly in the context of cognition, and perhaps acknowledge that other brain regions may have been more appropriate in this study.</w:t>
-      </w:r>
-    </w:p>
-    <w:p>
-      <w:pPr>
-        <w:spacing w:line="276" w:lineRule="auto"/>
-        <w:jc w:val="both"/>
-      </w:pPr>
-      <w:r>
-        <w:rPr>
-          <w:b/>
-          <w:bCs/>
-        </w:rPr>
-        <w:t>RESPONSE:</w:t>
-      </w:r>
-      <w:r>
-        <w:t xml:space="preserve"> </w:t>
-      </w:r>
-      <w:r>
-        <w:t xml:space="preserve">We appreciate this thoughtful concern and agree that examining additional integrative brain regions is a valuable direction for future work. We chose to focus on the olfactory bulb and optic tecta as an initial step, given that these regions represent the first point at which chemical and visual sensory information is processed. We considered that, if mitochondrial function impacts the regions responsible for taking information in, this could cascade into foraging decisions independently of the state and function of other regions of the brain. We also note that, in previous work in this species using the same mitochondrial measures, we found no relationship between mitochondrial physiology in the medial cortex and spatial learning performance, nor an effect of our treatments on medial cortex mitochondrial physiology (Recio et al. 2025, </w:t>
-      </w:r>
-      <w:r>
-        <w:rPr>
-          <w:i/>
-          <w:iCs/>
-        </w:rPr>
-        <w:t>J. Exp. Biol.</w:t>
-      </w:r>
-      <w:r>
-        <w:t xml:space="preserve">). </w:t>
-      </w:r>
-      <w:r>
-        <w:t>However, w</w:t>
-      </w:r>
-      <w:r>
-        <w:t>e have acknowledged that other regions could be involved in the behaviour we measured and expanded on this in the Discussion</w:t>
-      </w:r>
-      <w:proofErr w:type="gramStart"/>
-      <w:r>
-        <w:t xml:space="preserve">: </w:t>
-      </w:r>
-      <w:r>
-        <w:t xml:space="preserve"> </w:t>
-      </w:r>
-      <w:r>
-        <w:rPr>
-          <w:highlight w:val="red"/>
-        </w:rPr>
-        <w:t>“</w:t>
-      </w:r>
-      <w:proofErr w:type="gramEnd"/>
-      <w:r>
-        <w:rPr>
-          <w:highlight w:val="red"/>
-        </w:rPr>
-        <w:t>” (see</w:t>
-      </w:r>
-      <w:r>
-        <w:t xml:space="preserve"> </w:t>
-      </w:r>
-      <w:r>
-        <w:rPr>
-          <w:highlight w:val="yellow"/>
-        </w:rPr>
-        <w:t>LINES</w:t>
-      </w:r>
-      <w:r>
-        <w:t>)</w:t>
-      </w:r>
-      <w:r>
-        <w:t>.</w:t>
-      </w:r>
-    </w:p>
-    <w:p>
-      <w:pPr>
-        <w:spacing w:line="276" w:lineRule="auto"/>
-        <w:jc w:val="both"/>
-      </w:pPr>
-      <w:r>
-        <w:br/>
-        <w:t xml:space="preserve">My final concern is related to the statistical methods. I am not an expert in these methods, but given the study design with several groups, I am concerned that the sample size is not adequate to prevent false negative results. I would suggest review by an expert in these methods </w:t>
-      </w:r>
-      <w:proofErr w:type="gramStart"/>
-      <w:r>
-        <w:t>in order to</w:t>
-      </w:r>
-      <w:proofErr w:type="gramEnd"/>
-      <w:r>
-        <w:t xml:space="preserve"> provide additional insight into this possibility.</w:t>
-      </w:r>
-    </w:p>
-    <w:p>
-      <w:pPr>
-        <w:spacing w:line="276" w:lineRule="auto"/>
-        <w:jc w:val="both"/>
-      </w:pPr>
-      <w:r>
-        <w:rPr>
-          <w:b/>
-          <w:bCs/>
-        </w:rPr>
-        <w:lastRenderedPageBreak/>
-        <w:t>RESPONSE:</w:t>
-      </w:r>
-      <w:r>
-        <w:t xml:space="preserve"> </w:t>
-      </w:r>
-      <w:r>
-        <w:t>We thank the reviewer for raising this concern</w:t>
-      </w:r>
-      <w:r>
-        <w:t>, and</w:t>
-      </w:r>
-      <w:r>
-        <w:t xml:space="preserve"> </w:t>
-      </w:r>
-      <w:r>
-        <w:t>w</w:t>
-      </w:r>
-      <w:r>
-        <w:t xml:space="preserve">e </w:t>
-      </w:r>
-      <w:r>
-        <w:t xml:space="preserve">will </w:t>
-      </w:r>
-      <w:r>
-        <w:t>welcome additional statistical review</w:t>
-      </w:r>
-      <w:r>
-        <w:t xml:space="preserve"> if considered necessary</w:t>
-      </w:r>
-      <w:r>
-        <w:t xml:space="preserve">. </w:t>
-      </w:r>
-      <w:r>
-        <w:t>In the meantime, w</w:t>
-      </w:r>
-      <w:r>
-        <w:t xml:space="preserve">e </w:t>
-      </w:r>
-      <w:r>
-        <w:t xml:space="preserve">kindly </w:t>
-      </w:r>
-      <w:r>
-        <w:t xml:space="preserve">offer the following in response: our univariate models testing treatment effects on each variable detected significant effects for several variables (see Results), which we believe argues against the sample size being generally inadequate to detect true effects in this </w:t>
-      </w:r>
-      <w:proofErr w:type="gramStart"/>
-      <w:r>
-        <w:t>design</w:t>
-      </w:r>
-      <w:r>
-        <w:t>;</w:t>
-      </w:r>
-      <w:r>
-        <w:t xml:space="preserve">  a</w:t>
-      </w:r>
-      <w:proofErr w:type="gramEnd"/>
-      <w:r>
-        <w:t xml:space="preserve"> substantially underpowered design would unlikely detect significant effects at all. We agree that our structural equation models, which link multiple variables simultaneously, have comparatively lower power, and we acknowledge this limitation explicitly in the Discussion (see </w:t>
-      </w:r>
-      <w:r>
-        <w:rPr>
-          <w:highlight w:val="yellow"/>
-        </w:rPr>
-        <w:t>LINES</w:t>
-      </w:r>
-      <w:r>
-        <w:t xml:space="preserve">). </w:t>
-      </w:r>
-      <w:r>
-        <w:t>In addition, a</w:t>
-      </w:r>
-      <w:r>
-        <w:t xml:space="preserve">ll models showed good convergence diagnostics (R-hat values and other summary statistics; see </w:t>
-      </w:r>
-      <w:r>
-        <w:rPr>
-          <w:i/>
-          <w:iCs/>
-        </w:rPr>
         <w:t>Supplementary Material</w:t>
       </w:r>
       <w:r>
@@ -3128,11 +3190,9 @@
       <w:r>
         <w:t xml:space="preserve">We appreciate the reviewer’s attention to detail. Lizards were provided with UV lighting following the same cycles </w:t>
       </w:r>
-      <w:proofErr w:type="spellStart"/>
-      <w:r>
-        <w:t>thatn</w:t>
-      </w:r>
-      <w:proofErr w:type="spellEnd"/>
+      <w:r>
+        <w:t>as</w:t>
+      </w:r>
       <w:r>
         <w:t xml:space="preserve"> the heat chord and heat lamp. We have included this information on the text: “</w:t>
       </w:r>
@@ -3266,7 +3326,6 @@
           <w:b/>
           <w:bCs/>
         </w:rPr>
-        <w:lastRenderedPageBreak/>
         <w:t>RESPONSE:</w:t>
       </w:r>
       <w:r>
@@ -3457,7 +3516,7 @@
 </file>
 
 <file path=word/numbering.xml><?xml version="1.0" encoding="utf-8"?>
-<w:numbering xmlns:wpc="http://schemas.microsoft.com/office/word/2010/wordprocessingCanvas" xmlns:cx="http://schemas.microsoft.com/office/drawing/2014/chartex" xmlns:cx1="http://schemas.microsoft.com/office/drawing/2015/9/8/chartex" xmlns:cx2="http://schemas.microsoft.com/office/drawing/2015/10/21/chartex" xmlns:cx3="http://schemas.microsoft.com/office/drawing/2016/5/9/chartex" xmlns:cx4="http://schemas.microsoft.com/office/drawing/2016/5/10/chartex" xmlns:cx5="http://schemas.microsoft.com/office/drawing/2016/5/11/chartex" xmlns:cx6="http://schemas.microsoft.com/office/drawing/2016/5/12/chartex" xmlns:cx7="http://schemas.microsoft.com/office/drawing/2016/5/13/chartex" xmlns:cx8="http://schemas.microsoft.com/office/drawing/2016/5/14/chartex" xmlns:mc="http://schemas.openxmlformats.org/markup-compatibility/2006" xmlns:aink="http://schemas.microsoft.com/office/drawing/2016/ink" xmlns:am3d="http://schemas.microsoft.com/office/drawing/2017/model3d" xmlns:o="urn:schemas-microsoft-com:office:office" xmlns:oel="http://schemas.microsoft.com/office/2019/extlst" xmlns:r="http://schemas.openxmlformats.org/officeDocument/2006/relationships" xmlns:m="http://schemas.openxmlformats.org/officeDocument/2006/math" xmlns:v="urn:schemas-microsoft-com:vml" xmlns:wp14="http://schemas.microsoft.com/office/word/2010/wordprocessingDrawing" xmlns:wp="http://schemas.openxmlformats.org/drawingml/2006/wordprocessingDrawing" xmlns:w10="urn:schemas-microsoft-com:office:word" xmlns:w="http://schemas.openxmlformats.org/wordprocessingml/2006/main" xmlns:w14="http://schemas.microsoft.com/office/word/2010/wordml" xmlns:w15="http://schemas.microsoft.com/office/word/2012/wordml" xmlns:w16cex="http://schemas.microsoft.com/office/word/2018/wordml/cex" xmlns:w16cid="http://schemas.microsoft.com/office/word/2016/wordml/cid" xmlns:w16="http://schemas.microsoft.com/office/word/2018/wordml" xmlns:w16du="http://schemas.microsoft.com/office/word/2023/wordml/word16du" xmlns:w16sdtdh="http://schemas.microsoft.com/office/word/2020/wordml/sdtdatahash" xmlns:w16sdtfl="http://schemas.microsoft.com/office/word/2024/wordml/sdtformatlock" xmlns:w16se="http://schemas.microsoft.com/office/word/2015/wordml/symex" xmlns:wpg="http://schemas.microsoft.com/office/word/2010/wordprocessingGroup" xmlns:wpi="http://schemas.microsoft.com/office/word/2010/wordprocessingInk" xmlns:wne="http://schemas.microsoft.com/office/word/2006/wordml" xmlns:wps="http://schemas.microsoft.com/office/word/2010/wordprocessingShape" mc:Ignorable="w14 w15 w16se w16cid w16 w16cex w16sdtdh w16sdtfl w16du wp14">
+<w:numbering xmlns:wpc="http://schemas.microsoft.com/office/word/2010/wordprocessingCanvas" xmlns:cx="http://schemas.microsoft.com/office/drawing/2014/chartex" xmlns:cx1="http://schemas.microsoft.com/office/drawing/2015/9/8/chartex" xmlns:cx2="http://schemas.microsoft.com/office/drawing/2015/10/21/chartex" xmlns:cx3="http://schemas.microsoft.com/office/drawing/2016/5/9/chartex" xmlns:cx4="http://schemas.microsoft.com/office/drawing/2016/5/10/chartex" xmlns:cx5="http://schemas.microsoft.com/office/drawing/2016/5/11/chartex" xmlns:cx6="http://schemas.microsoft.com/office/drawing/2016/5/12/chartex" xmlns:cx7="http://schemas.microsoft.com/office/drawing/2016/5/13/chartex" xmlns:cx8="http://schemas.microsoft.com/office/drawing/2016/5/14/chartex" xmlns:mc="http://schemas.openxmlformats.org/markup-compatibility/2006" xmlns:m="http://schemas.openxmlformats.org/officeDocument/2006/math" xmlns:aink="http://schemas.microsoft.com/office/drawing/2016/ink" xmlns:am3d="http://schemas.microsoft.com/office/drawing/2017/model3d" xmlns:oel="http://schemas.microsoft.com/office/2019/extlst" xmlns:r="http://schemas.openxmlformats.org/officeDocument/2006/relationships" xmlns:wp14="http://schemas.microsoft.com/office/word/2010/wordprocessingDrawing" xmlns:wp="http://schemas.openxmlformats.org/drawingml/2006/wordprocessingDrawing" xmlns:wpg="http://schemas.microsoft.com/office/word/2010/wordprocessingGroup" xmlns:wpi="http://schemas.microsoft.com/office/word/2010/wordprocessingInk" xmlns:wps="http://schemas.microsoft.com/office/word/2010/wordprocessingShape" xmlns:o="urn:schemas-microsoft-com:office:office" xmlns:v="urn:schemas-microsoft-com:vml" xmlns:w10="urn:schemas-microsoft-com:office:word" xmlns:w="http://schemas.openxmlformats.org/wordprocessingml/2006/main" xmlns:w14="http://schemas.microsoft.com/office/word/2010/wordml" xmlns:w15="http://schemas.microsoft.com/office/word/2012/wordml" xmlns:w16cex="http://schemas.microsoft.com/office/word/2018/wordml/cex" xmlns:w16cid="http://schemas.microsoft.com/office/word/2016/wordml/cid" xmlns:w16="http://schemas.microsoft.com/office/word/2018/wordml" xmlns:w16sdtdh="http://schemas.microsoft.com/office/word/2020/wordml/sdtdatahash" xmlns:w16sdtfl="http://schemas.microsoft.com/office/word/2024/wordml/sdtformatlock" xmlns:w16se="http://schemas.microsoft.com/office/word/2015/wordml/symex" xmlns:w16du="http://schemas.microsoft.com/office/word/2023/wordml/word16du" xmlns:wne="http://schemas.microsoft.com/office/word/2006/wordml" mc:Ignorable="w14 w15 w16se w16cid w16 w16cex w16sdtdh w16sdtfl w16du wp14">
   <w:abstractNum w:abstractNumId="0" w15:restartNumberingAfterBreak="0">
     <w:nsid w:val="60894012"/>
     <w:multiLevelType w:val="hybridMultilevel"/>
@@ -3554,7 +3613,7 @@
 </file>
 
 <file path=word/styles.xml><?xml version="1.0" encoding="utf-8"?>
-<w:styles xmlns:mc="http://schemas.openxmlformats.org/markup-compatibility/2006" xmlns:r="http://schemas.openxmlformats.org/officeDocument/2006/relationships" xmlns:w="http://schemas.openxmlformats.org/wordprocessingml/2006/main" xmlns:w14="http://schemas.microsoft.com/office/word/2010/wordml" xmlns:w15="http://schemas.microsoft.com/office/word/2012/wordml" xmlns:w16cex="http://schemas.microsoft.com/office/word/2018/wordml/cex" xmlns:w16cid="http://schemas.microsoft.com/office/word/2016/wordml/cid" xmlns:w16="http://schemas.microsoft.com/office/word/2018/wordml" xmlns:w16du="http://schemas.microsoft.com/office/word/2023/wordml/word16du" xmlns:w16sdtdh="http://schemas.microsoft.com/office/word/2020/wordml/sdtdatahash" xmlns:w16sdtfl="http://schemas.microsoft.com/office/word/2024/wordml/sdtformatlock" xmlns:w16se="http://schemas.microsoft.com/office/word/2015/wordml/symex" mc:Ignorable="w14 w15 w16se w16cid w16 w16cex w16sdtdh w16sdtfl w16du">
+<w:styles xmlns:mc="http://schemas.openxmlformats.org/markup-compatibility/2006" xmlns:r="http://schemas.openxmlformats.org/officeDocument/2006/relationships" xmlns:w="http://schemas.openxmlformats.org/wordprocessingml/2006/main" xmlns:w14="http://schemas.microsoft.com/office/word/2010/wordml" xmlns:w15="http://schemas.microsoft.com/office/word/2012/wordml" xmlns:w16cex="http://schemas.microsoft.com/office/word/2018/wordml/cex" xmlns:w16cid="http://schemas.microsoft.com/office/word/2016/wordml/cid" xmlns:w16="http://schemas.microsoft.com/office/word/2018/wordml" xmlns:w16sdtdh="http://schemas.microsoft.com/office/word/2020/wordml/sdtdatahash" xmlns:w16sdtfl="http://schemas.microsoft.com/office/word/2024/wordml/sdtformatlock" xmlns:w16se="http://schemas.microsoft.com/office/word/2015/wordml/symex" xmlns:w16du="http://schemas.microsoft.com/office/word/2023/wordml/word16du" mc:Ignorable="w14 w15 w16se w16cid w16 w16cex w16sdtdh w16sdtfl w16du">
   <w:docDefaults>
     <w:rPrDefault>
       <w:rPr>

--- a/FuncEcol/resubmission/Rebuttal letter FE.docx
+++ b/FuncEcol/resubmission/Rebuttal letter FE.docx
@@ -244,25 +244,16 @@
         <w:t>We appreciate the reviewer's feedback and agree the original framing could be misleading.</w:t>
       </w:r>
       <w:r>
-        <w:t xml:space="preserve"> </w:t>
-      </w:r>
-      <w:r>
-        <w:t xml:space="preserve">While temperature can impose physiological costs on developing ectotherm embryos more broadly, this is distinct from activating the </w:t>
+        <w:t xml:space="preserve"> While temperature can impose physiological costs on developing ectotherm embryos more broadly, this is distinct from activating the </w:t>
       </w:r>
       <w:r>
         <w:t>glucocorticoid</w:t>
       </w:r>
       <w:r>
-        <w:t xml:space="preserve"> stress-response pathway.</w:t>
-      </w:r>
-      <w:r>
-        <w:t xml:space="preserve"> We do not have evidence that our thermal conditions elevate </w:t>
-      </w:r>
-      <w:r>
-        <w:t>corticosterone in the eggs, but, since o</w:t>
-      </w:r>
-      <w:r>
-        <w:t xml:space="preserve">ur incubation temperatures fall within the natural range experienced by this species (see </w:t>
+        <w:t xml:space="preserve"> stress-response pathway. We do not have evidence that our thermal conditions elevate </w:t>
+      </w:r>
+      <w:r>
+        <w:t xml:space="preserve">corticosterone in the eggs, but, since our incubation temperatures fall within the natural range experienced by this species (see </w:t>
       </w:r>
       <w:r>
         <w:rPr>
@@ -271,10 +262,7 @@
         <w:t>LINES</w:t>
       </w:r>
       <w:r>
-        <w:t>)</w:t>
-      </w:r>
-      <w:r>
-        <w:t>, we consider it unlikely.</w:t>
+        <w:t>), we consider it unlikely.</w:t>
       </w:r>
       <w:r>
         <w:t xml:space="preserve"> </w:t>
@@ -338,26 +326,6 @@
       <w:r>
         <w:t xml:space="preserve"> </w:t>
       </w:r>
-      <w:r>
-        <w:rPr>
-          <w:highlight w:val="red"/>
-        </w:rPr>
-        <w:t>Something more “</w:t>
-      </w:r>
-      <w:proofErr w:type="gramStart"/>
-      <w:r>
-        <w:rPr>
-          <w:highlight w:val="red"/>
-        </w:rPr>
-        <w:t>holistic”…</w:t>
-      </w:r>
-      <w:proofErr w:type="gramEnd"/>
-      <w:r>
-        <w:rPr>
-          <w:highlight w:val="red"/>
-        </w:rPr>
-        <w:t>modify discussion…maybe check Dalton’s paper</w:t>
-      </w:r>
     </w:p>
     <w:p>
       <w:pPr>
@@ -724,11 +692,11 @@
       </w:r>
       <w:proofErr w:type="gramEnd"/>
       <w:r>
-        <w:t xml:space="preserve"> cognition here, rather than motivation or boldness. If you are predicting that cortisol and temperature could </w:t>
+        <w:t xml:space="preserve"> cognition here, rather than motivation or boldness. If you are predicting that cortisol and temperature could upregulate metabolism, then both treatments could result in individuals who are more </w:t>
       </w:r>
       <w:r>
         <w:lastRenderedPageBreak/>
-        <w:t xml:space="preserve">upregulate metabolism, then both treatments could result in individuals who are more motivated to forage. It feels like you possibly created a stimulus that was </w:t>
+        <w:t xml:space="preserve">motivated to forage. It feels like you possibly created a stimulus that was </w:t>
       </w:r>
       <w:proofErr w:type="gramStart"/>
       <w:r>
@@ -853,23 +821,23 @@
         <w:jc w:val="both"/>
       </w:pPr>
       <w:r>
-        <w:t xml:space="preserve">On reporting raw latency values: We agree this is useful context and have added a supplementary table reporting raw detection latency values by treatment and cue type in </w:t>
+        <w:t>On reporting raw latency values: We agree this is useful context and have added a supplementary table reporting raw detection latency values by treatment and cue type in the Supplementary Material (see</w:t>
+      </w:r>
+      <w:r>
+        <w:t xml:space="preserve"> </w:t>
+      </w:r>
+      <w:r>
+        <w:rPr>
+          <w:highlight w:val="red"/>
+        </w:rPr>
+        <w:t>Table S1</w:t>
+      </w:r>
+      <w:r>
+        <w:t xml:space="preserve">). In addition, the model estimates for our </w:t>
       </w:r>
       <w:r>
         <w:lastRenderedPageBreak/>
-        <w:t>the Supplementary Material (see</w:t>
-      </w:r>
-      <w:r>
-        <w:t xml:space="preserve"> </w:t>
-      </w:r>
-      <w:r>
-        <w:rPr>
-          <w:highlight w:val="red"/>
-        </w:rPr>
-        <w:t>Table S1</w:t>
-      </w:r>
-      <w:r>
-        <w:t xml:space="preserve">). In addition, the model estimates for our motivation metric and its latency with prenatal conditions is already presented in the Supplementary Material (see </w:t>
+        <w:t xml:space="preserve">motivation metric and its latency with prenatal conditions is already presented in the Supplementary Material (see </w:t>
       </w:r>
       <w:r>
         <w:rPr>
@@ -1026,11 +994,11 @@
       </w:r>
       <w:proofErr w:type="gramEnd"/>
       <w:r>
-        <w:t xml:space="preserve"> the </w:t>
+        <w:t xml:space="preserve"> the interactive effects of prenatal GCs and temperature on mitochondrial function remain </w:t>
       </w:r>
       <w:r>
         <w:lastRenderedPageBreak/>
-        <w:t>interactive effects of prenatal GCs and temperature on mitochondrial function remain poorly understood. Evidence in lizards suggests that there are no interactive effects of prenatal GCs and temperature on mitochondrial respiration in the liver</w:t>
+        <w:t>poorly understood. Evidence in lizards suggests that there are no interactive effects of prenatal GCs and temperature on mitochondrial respiration in the liver</w:t>
       </w:r>
       <w:r>
         <w:t xml:space="preserve"> (Crino et al., 2024)</w:t>

--- a/FuncEcol/resubmission/Rebuttal letter FE.docx
+++ b/FuncEcol/resubmission/Rebuttal letter FE.docx
@@ -119,19 +119,25 @@
         <w:jc w:val="both"/>
       </w:pPr>
       <w:r>
-        <w:br/>
-      </w:r>
-      <w:r>
-        <w:br/>
-      </w:r>
-    </w:p>
-    <w:p>
-      <w:pPr>
-        <w:spacing w:line="276" w:lineRule="auto"/>
-        <w:jc w:val="both"/>
-      </w:pPr>
-      <w:r>
-        <w:br w:type="page"/>
+        <w:t>We would like to briefly highlight our response to the two main concerns raised in your letter. First, we have revised the manuscript throughout to use "detection" instead of "perception," and now explicitly acknowledge that this behavioural response likely reflects multiple processes—sensory, attentional, and motivational—that our design cannot fully disentangle. Second, we have substantially restructured the Discussion to better integrate our findings across the three relationships examined in this study, including merging subsections addressing the same underlying relationship, adding explicit connections between subsections, and rewriting a concluding synthesis to situate our results within the broader literature.</w:t>
+      </w:r>
+    </w:p>
+    <w:p>
+      <w:pPr>
+        <w:spacing w:line="276" w:lineRule="auto"/>
+        <w:jc w:val="both"/>
+      </w:pPr>
+      <w:r>
+        <w:t>We believe these revisions, together with our point-by-point responses below, address the reviewers' and your concerns.</w:t>
+      </w:r>
+    </w:p>
+    <w:p>
+      <w:pPr>
+        <w:spacing w:line="276" w:lineRule="auto"/>
+        <w:jc w:val="both"/>
+      </w:pPr>
+      <w:r>
+        <w:t xml:space="preserve"> </w:t>
       </w:r>
     </w:p>
     <w:p>
@@ -326,6 +332,75 @@
       <w:r>
         <w:t xml:space="preserve"> </w:t>
       </w:r>
+      <w:r>
+        <w:t>We thank the reviewer for this comment, which we found genuinely helpful in strengthening the Discussion. We have substantially revised the Discussion to better integrate our results across sections, while retaining a subsection structure given that each subsection addresses a distinct relationship benefiting from its own specific literature.</w:t>
+      </w:r>
+    </w:p>
+    <w:p>
+      <w:pPr>
+        <w:spacing w:line="276" w:lineRule="auto"/>
+        <w:jc w:val="both"/>
+      </w:pPr>
+      <w:r>
+        <w:t xml:space="preserve">Specifically, we have: (1) merged what were previously two separate subsections on mitochondrial density/capacity/ROS and on oxidative damage into a single subsection, since these represent two aspects of the same underlying relationship between prenatal environment and brain physiology; (2) </w:t>
+      </w:r>
+      <w:r>
+        <w:t>improved the connection between subsections</w:t>
+      </w:r>
+      <w:r>
+        <w:t xml:space="preserve">; (3) rewritten </w:t>
+      </w:r>
+      <w:r>
+        <w:t xml:space="preserve">our </w:t>
+      </w:r>
+      <w:r>
+        <w:t xml:space="preserve">closing (Conclusions) paragraphs to </w:t>
+      </w:r>
+      <w:r>
+        <w:t xml:space="preserve">better </w:t>
+      </w:r>
+      <w:r>
+        <w:t>synthesise our findings across all three relationships examined in this study in relation to the broader literature on early-life effects and mitochondria-cognition relationships in other species.</w:t>
+      </w:r>
+    </w:p>
+    <w:p>
+      <w:pPr>
+        <w:spacing w:line="276" w:lineRule="auto"/>
+        <w:jc w:val="both"/>
+      </w:pPr>
+      <w:r>
+        <w:t>We have not adopted a multi-stressor framework specifically, as we do not have evidence that our incubation temperatures induce a physiological stress response (see response to comment 1, above)</w:t>
+      </w:r>
+      <w:r>
+        <w:t>.</w:t>
+      </w:r>
+      <w:r>
+        <w:t xml:space="preserve"> </w:t>
+      </w:r>
+      <w:r>
+        <w:t>H</w:t>
+      </w:r>
+      <w:r>
+        <w:t xml:space="preserve">owever, we believe the revised Discussion now provides </w:t>
+      </w:r>
+      <w:r>
+        <w:t>a</w:t>
+      </w:r>
+      <w:r>
+        <w:t xml:space="preserve"> more integrated</w:t>
+      </w:r>
+      <w:r>
+        <w:t xml:space="preserve"> </w:t>
+      </w:r>
+      <w:r>
+        <w:t>perspective, addressing how our findings relate to broader questions about early-life effects, cross-species patterns, and the conditions under which mitochondria-cognition relationships</w:t>
+      </w:r>
+      <w:r>
+        <w:t xml:space="preserve"> can be observed</w:t>
+      </w:r>
+      <w:r>
+        <w:t>.</w:t>
+      </w:r>
     </w:p>
     <w:p>
       <w:pPr>
@@ -587,7 +662,11 @@
         <w:t>L. delicata</w:t>
       </w:r>
       <w:r>
-        <w:t>. We acknowledge this raises the possibility that surviving corticosterone-exposed hatchlings represent a non-random subset of that treatment group (e.g., more resilient individuals), w</w:t>
+        <w:t xml:space="preserve">. We acknowledge this raises the possibility that surviving corticosterone-exposed hatchlings represent a non-random subset of that </w:t>
+      </w:r>
+      <w:r>
+        <w:lastRenderedPageBreak/>
+        <w:t>treatment group (e.g., more resilient individuals), w</w:t>
       </w:r>
       <w:r>
         <w:t>e have included this</w:t>
@@ -602,19 +681,25 @@
         <w:t xml:space="preserve"> </w:t>
       </w:r>
       <w:r>
-        <w:rPr>
-          <w:highlight w:val="red"/>
-        </w:rPr>
-        <w:t>“” (</w:t>
-      </w:r>
-      <w:r>
-        <w:rPr>
-          <w:highlight w:val="red"/>
-        </w:rPr>
-        <w:t>see LINES)</w:t>
-      </w:r>
-      <w:r>
-        <w:t>.</w:t>
+        <w:t>“</w:t>
+      </w:r>
+      <w:r>
+        <w:t>Our sample consisted of lizards that survived incubation from a larger initial pool of eggs, and incubation treatments differed in mortality rates during this period (Leibold et al., 2026). Viability selection or selective disappearance may therefore have buffered or reduced the differences we observed in some aspects of mitochondrial function, if less resilient individuals did not survive to be sampled.</w:t>
+      </w:r>
+      <w:r>
+        <w:t>” (</w:t>
+      </w:r>
+      <w:r>
+        <w:t xml:space="preserve">see </w:t>
+      </w:r>
+      <w:r>
+        <w:rPr>
+          <w:highlight w:val="yellow"/>
+        </w:rPr>
+        <w:t>LINES</w:t>
+      </w:r>
+      <w:r>
+        <w:t>).</w:t>
       </w:r>
       <w:r>
         <w:t xml:space="preserve"> </w:t>
@@ -692,78 +777,75 @@
       </w:r>
       <w:proofErr w:type="gramEnd"/>
       <w:r>
-        <w:t xml:space="preserve"> cognition here, rather than motivation or boldness. If you are predicting that cortisol and temperature could upregulate metabolism, then both treatments could result in individuals who are more </w:t>
-      </w:r>
+        <w:t xml:space="preserve"> cognition here, rather than motivation or boldness. If you are predicting that cortisol and temperature could upregulate metabolism, then both treatments could result in individuals who are more motivated to forage. It feels like you possibly created a stimulus that was </w:t>
+      </w:r>
+      <w:proofErr w:type="gramStart"/>
+      <w:r>
+        <w:t>fairly easy</w:t>
+      </w:r>
+      <w:proofErr w:type="gramEnd"/>
+      <w:r>
+        <w:t xml:space="preserve"> to detect (especially if there were acoustic cues). The authors need to include some more details here. For example, it would help to plot the raw data or give a range to know what the detection latency </w:t>
+      </w:r>
+      <w:proofErr w:type="gramStart"/>
+      <w:r>
+        <w:t>actually is</w:t>
+      </w:r>
+      <w:proofErr w:type="gramEnd"/>
+      <w:r>
+        <w:t xml:space="preserve">- if it </w:t>
+      </w:r>
+      <w:proofErr w:type="gramStart"/>
+      <w:r>
+        <w:t>is</w:t>
+      </w:r>
+      <w:proofErr w:type="gramEnd"/>
+      <w:r>
+        <w:t xml:space="preserve"> a matter of minutes, that would suggest that it is sensory. However, if some individuals took a </w:t>
+      </w:r>
+      <w:proofErr w:type="gramStart"/>
+      <w:r>
+        <w:t>really long</w:t>
+      </w:r>
+      <w:proofErr w:type="gramEnd"/>
+      <w:r>
+        <w:t xml:space="preserve"> time, that might suggest motivation. I know the authors included whether they ate the cricket as a covariate in the detection model, but because they did model elimination, the authors never report any statistics associated with it. I would also test for a correlation between detection latency and latency to consume the cricket (as a continuous time variable, not as a binary variable)- to me, that would be a better indicator of the relationship between </w:t>
+      </w:r>
+      <w:proofErr w:type="spellStart"/>
+      <w:r>
+        <w:t>behavior</w:t>
+      </w:r>
+      <w:proofErr w:type="spellEnd"/>
+      <w:r>
+        <w:t xml:space="preserve"> and motivation. I know that the authors address this in the discussion, but it would be good to more fully evaluate if it is truly supported statistically (because I think they have the power to do it). Further, I’m not sure if it makes sense to pitch the whole paper around cognition, if that is not what is truly being tested here. I think talking about it in terms of prey detection – which could be a combination of sensory processing and motivation – might be more neutral.</w:t>
+      </w:r>
+    </w:p>
+    <w:p>
+      <w:pPr>
+        <w:spacing w:line="276" w:lineRule="auto"/>
+        <w:jc w:val="both"/>
+      </w:pPr>
+      <w:r>
+        <w:rPr>
+          <w:b/>
+          <w:bCs/>
+        </w:rPr>
+        <w:t>RESPONSE:</w:t>
+      </w:r>
+      <w:r>
+        <w:t xml:space="preserve"> </w:t>
+      </w:r>
+      <w:r>
+        <w:t>We thank the reviewer for this thoughtful comment, and we address each point below.</w:t>
+      </w:r>
+    </w:p>
+    <w:p>
+      <w:pPr>
+        <w:spacing w:line="276" w:lineRule="auto"/>
+        <w:jc w:val="both"/>
+      </w:pPr>
       <w:r>
         <w:lastRenderedPageBreak/>
-        <w:t xml:space="preserve">motivated to forage. It feels like you possibly created a stimulus that was </w:t>
-      </w:r>
-      <w:proofErr w:type="gramStart"/>
-      <w:r>
-        <w:t>fairly easy</w:t>
-      </w:r>
-      <w:proofErr w:type="gramEnd"/>
-      <w:r>
-        <w:t xml:space="preserve"> to detect (especially if there were acoustic cues). The authors need to include some more details here. For example, it would help to plot the raw data or give a range to know what the detection latency </w:t>
-      </w:r>
-      <w:proofErr w:type="gramStart"/>
-      <w:r>
-        <w:t>actually is</w:t>
-      </w:r>
-      <w:proofErr w:type="gramEnd"/>
-      <w:r>
-        <w:t xml:space="preserve">- if it </w:t>
-      </w:r>
-      <w:proofErr w:type="gramStart"/>
-      <w:r>
-        <w:t>is</w:t>
-      </w:r>
-      <w:proofErr w:type="gramEnd"/>
-      <w:r>
-        <w:t xml:space="preserve"> a matter of minutes, that would suggest that it is sensory. However, if some individuals took a </w:t>
-      </w:r>
-      <w:proofErr w:type="gramStart"/>
-      <w:r>
-        <w:t>really long</w:t>
-      </w:r>
-      <w:proofErr w:type="gramEnd"/>
-      <w:r>
-        <w:t xml:space="preserve"> time, that might suggest motivation. I know the authors included whether they ate the cricket as a covariate in the detection model, but because they did model elimination, the authors never report any statistics associated with it. I would also test for a correlation between detection latency and latency to consume the cricket (as a continuous time variable, not as a binary variable)- to me, that would be a better indicator of the relationship between </w:t>
-      </w:r>
-      <w:proofErr w:type="spellStart"/>
-      <w:r>
-        <w:t>behavior</w:t>
-      </w:r>
-      <w:proofErr w:type="spellEnd"/>
-      <w:r>
-        <w:t xml:space="preserve"> and motivation. I know that the authors address this in the discussion, but it would be good to more fully evaluate if it is truly supported statistically (because I think they have the power to do it). Further, I’m not sure if it makes sense to pitch the whole paper around cognition, if that is not what is truly being tested here. I think talking about it in terms of prey detection – which could be a combination of sensory processing and motivation – might be more neutral.</w:t>
-      </w:r>
-    </w:p>
-    <w:p>
-      <w:pPr>
-        <w:spacing w:line="276" w:lineRule="auto"/>
-        <w:jc w:val="both"/>
-      </w:pPr>
-      <w:r>
-        <w:rPr>
-          <w:b/>
-          <w:bCs/>
-        </w:rPr>
-        <w:t>RESPONSE:</w:t>
-      </w:r>
-      <w:r>
-        <w:t xml:space="preserve"> </w:t>
-      </w:r>
-      <w:r>
-        <w:t>We thank the reviewer for this thoughtful comment, and we address each point below.</w:t>
-      </w:r>
-    </w:p>
-    <w:p>
-      <w:pPr>
-        <w:spacing w:line="276" w:lineRule="auto"/>
-        <w:jc w:val="both"/>
-      </w:pPr>
-      <w:r>
         <w:t xml:space="preserve">On boldness: </w:t>
       </w:r>
       <w:r>
@@ -797,10 +879,25 @@
         <w:t xml:space="preserve">On acoustic cues: Live prey (crickets and mealworms) produced potential acoustic cues in both chemical and visual trials, as prey remained alive throughout testing. However, in the chemical trials, prey was hidden behind a physical barrier, spatially separated from the filter paper bearing the chemical stimulus; if acoustic cues alone were driving detection, we would expect lizards to orient toward the sound source (the hidden prey). Instead, lizards directed attention specifically toward the filter paper. We also note that detection behaviour was similar across both cricket and mealworm trials, despite crickets generally being expected to produce more acoustic and vibrational cues than mealworms, which further argues against acoustic cues as a primary driver of detection. We agree, however, that we cannot fully exclude some contribution of acoustic cues, and we have added this as an explicit limitation in the Discussion: </w:t>
       </w:r>
       <w:r>
-        <w:rPr>
-          <w:highlight w:val="red"/>
-        </w:rPr>
-        <w:t>“” (see</w:t>
+        <w:t>“</w:t>
+      </w:r>
+      <w:r>
+        <w:t xml:space="preserve">Similarly, the use of </w:t>
+      </w:r>
+      <w:r>
+        <w:t>acoustic</w:t>
+      </w:r>
+      <w:r>
+        <w:t xml:space="preserve"> cues could contribute to our results, although we find this possibility unlikely since the behaviour in chemical tests was directed towards the filter paper instead of the area where the prey was hidden (see </w:t>
+      </w:r>
+      <w:r>
+        <w:t>Fig. 1</w:t>
+      </w:r>
+      <w:r>
+        <w:t>B).</w:t>
+      </w:r>
+      <w:r>
+        <w:t>” (see</w:t>
       </w:r>
       <w:r>
         <w:t xml:space="preserve"> </w:t>
@@ -827,68 +924,65 @@
         <w:t xml:space="preserve"> </w:t>
       </w:r>
       <w:r>
-        <w:rPr>
-          <w:highlight w:val="red"/>
-        </w:rPr>
         <w:t>Table S1</w:t>
       </w:r>
       <w:r>
-        <w:t xml:space="preserve">). In addition, the model estimates for our </w:t>
+        <w:t xml:space="preserve">). In addition, the model estimates for our motivation metric and its latency with prenatal conditions is already presented in the Supplementary Material (see </w:t>
+      </w:r>
+      <w:r>
+        <w:rPr>
+          <w:highlight w:val="yellow"/>
+        </w:rPr>
+        <w:t>Tables</w:t>
+      </w:r>
+      <w:r>
+        <w:t>).</w:t>
+      </w:r>
+    </w:p>
+    <w:p>
+      <w:pPr>
+        <w:spacing w:line="276" w:lineRule="auto"/>
+        <w:jc w:val="both"/>
+      </w:pPr>
+      <w:r>
+        <w:t xml:space="preserve">On correlating detection latency with a continuous latency-to-consume measure: Video recordings are no available, and we are therefore unable to reconstruct a continuous latency-to-consume variable retrospectively; only the binary outcome (whether prey was consumed) was recorded and retained. However, we note that even if a continuous measure of consumption latency was available, a correlation between detection latency and consumption latency would not disentangle between sensory and motivational explanations. Lizards more motivated would be faster, as well as lizards better at detecting the cricket. As such, we believe that our factor (eaten/not eaten cricket) reflects better motivation to forage. </w:t>
+      </w:r>
+    </w:p>
+    <w:p>
+      <w:pPr>
+        <w:spacing w:line="276" w:lineRule="auto"/>
+        <w:jc w:val="both"/>
+      </w:pPr>
+      <w:r>
+        <w:t xml:space="preserve">On framing (cognition vs. prey detection): We respectfully disagree with the reviewer's suggestion to move away from </w:t>
+      </w:r>
+      <w:r>
+        <w:t xml:space="preserve">the cognitive </w:t>
+      </w:r>
+      <w:r>
+        <w:t xml:space="preserve">framing. </w:t>
+      </w:r>
+      <w:r>
+        <w:t xml:space="preserve">Not only </w:t>
+      </w:r>
+      <w:r>
+        <w:t xml:space="preserve">are </w:t>
+      </w:r>
+      <w:r>
+        <w:t>s</w:t>
+      </w:r>
+      <w:r>
+        <w:t xml:space="preserve">timulus detection and recognition traditionally considered cognitive processes, </w:t>
+      </w:r>
+      <w:r>
+        <w:t>but</w:t>
+      </w:r>
+      <w:r>
+        <w:t xml:space="preserve"> other cognitive processes, such as attention and decision-making (see comments by Reviewer 2), likely also </w:t>
       </w:r>
       <w:r>
         <w:lastRenderedPageBreak/>
-        <w:t xml:space="preserve">motivation metric and its latency with prenatal conditions is already presented in the Supplementary Material (see </w:t>
-      </w:r>
-      <w:r>
-        <w:rPr>
-          <w:highlight w:val="yellow"/>
-        </w:rPr>
-        <w:t>Tables</w:t>
-      </w:r>
-      <w:r>
-        <w:t>).</w:t>
-      </w:r>
-    </w:p>
-    <w:p>
-      <w:pPr>
-        <w:spacing w:line="276" w:lineRule="auto"/>
-        <w:jc w:val="both"/>
-      </w:pPr>
-      <w:r>
-        <w:t xml:space="preserve">On correlating detection latency with a continuous latency-to-consume measure: Video recordings are no available, and we are therefore unable to reconstruct a continuous latency-to-consume variable retrospectively; only the binary outcome (whether prey was consumed) was recorded and retained. However, we note that even if a continuous measure of consumption latency was available, a correlation between detection latency and consumption latency would not disentangle between sensory and motivational explanations. Lizards more motivated would be faster, as well as lizards better at detecting the cricket. As such, we believe that our factor (eaten/not eaten cricket) reflects better motivation to forage. </w:t>
-      </w:r>
-    </w:p>
-    <w:p>
-      <w:pPr>
-        <w:spacing w:line="276" w:lineRule="auto"/>
-        <w:jc w:val="both"/>
-      </w:pPr>
-      <w:r>
-        <w:t xml:space="preserve">On framing (cognition vs. prey detection): We respectfully disagree with the reviewer's suggestion to move away from </w:t>
-      </w:r>
-      <w:r>
-        <w:t xml:space="preserve">the cognitive </w:t>
-      </w:r>
-      <w:r>
-        <w:t xml:space="preserve">framing. </w:t>
-      </w:r>
-      <w:r>
-        <w:t xml:space="preserve">Not only </w:t>
-      </w:r>
-      <w:r>
-        <w:t xml:space="preserve">are </w:t>
-      </w:r>
-      <w:r>
-        <w:t>s</w:t>
-      </w:r>
-      <w:r>
-        <w:t xml:space="preserve">timulus detection and recognition traditionally considered cognitive processes, </w:t>
-      </w:r>
-      <w:r>
-        <w:t>but</w:t>
-      </w:r>
-      <w:r>
-        <w:t xml:space="preserve"> other cognitive processes, such as attention and decision-making (see comments by Reviewer 2), likely also influence the response we measured. We do agree, however, that "detection"—rather than "perception" or "recognition"—most precisely reflects the specific behavioural response measured in this study, even though detection itself remains a cognitive process. We chose "detection" specifically because clear, sustained exploration of the apparatus indicates that a stimulus has been detected, but we cannot determine whether it was recognised as prey</w:t>
+        <w:t>influence the response we measured. We do agree, however, that "detection"—rather than "perception" or "recognition"—most precisely reflects the specific behavioural response measured in this study, even though detection itself remains a cognitive process. We chose "detection" specifically because clear, sustained exploration of the apparatus indicates that a stimulus has been detected, but we cannot determine whether it was recognised as prey</w:t>
       </w:r>
       <w:r>
         <w:t>. To not make higher-order inferences,</w:t>
@@ -903,13 +997,7 @@
         <w:t xml:space="preserve"> </w:t>
       </w:r>
       <w:r>
-        <w:rPr>
-          <w:highlight w:val="red"/>
-        </w:rPr>
-        <w:t>We also acknowledge that "detection" and "perception" have at times been used interchangeably in the manuscript despite not being synonymous, and we have revised the text throughout to distinguish these concepts clearly and consistently</w:t>
-      </w:r>
-      <w:r>
-        <w:t>.</w:t>
+        <w:t>We also acknowledge that "detection" and "perception" have at times been used interchangeably in the manuscript despite not being synonymous, and we have revised the text throughout to distinguish these concepts clearly and consistently.</w:t>
       </w:r>
     </w:p>
     <w:p>
@@ -994,11 +1082,7 @@
       </w:r>
       <w:proofErr w:type="gramEnd"/>
       <w:r>
-        <w:t xml:space="preserve"> the interactive effects of prenatal GCs and temperature on mitochondrial function remain </w:t>
-      </w:r>
-      <w:r>
-        <w:lastRenderedPageBreak/>
-        <w:t>poorly understood. Evidence in lizards suggests that there are no interactive effects of prenatal GCs and temperature on mitochondrial respiration in the liver</w:t>
+        <w:t xml:space="preserve"> the interactive effects of prenatal GCs and temperature on mitochondrial function remain poorly understood. Evidence in lizards suggests that there are no interactive effects of prenatal GCs and temperature on mitochondrial respiration in the liver</w:t>
       </w:r>
       <w:r>
         <w:t xml:space="preserve"> (Crino et al., 2024)</w:t>
@@ -1095,6 +1179,7 @@
       </w:r>
       <w:proofErr w:type="spellStart"/>
       <w:r>
+        <w:lastRenderedPageBreak/>
         <w:t>undosed</w:t>
       </w:r>
       <w:proofErr w:type="spellEnd"/>
@@ -1239,63 +1324,1943 @@
           <w:b/>
           <w:bCs/>
         </w:rPr>
+        <w:t>RESPONSE:</w:t>
+      </w:r>
+      <w:r>
+        <w:rPr>
+          <w:b/>
+          <w:bCs/>
+        </w:rPr>
+        <w:t xml:space="preserve"> </w:t>
+      </w:r>
+      <w:r>
+        <w:t>Full details of the anaesthetic protocol</w:t>
+      </w:r>
+      <w:r>
+        <w:t>,</w:t>
+      </w:r>
+      <w:r>
+        <w:t xml:space="preserve"> including drug, dose, concentration, and route of administration</w:t>
+      </w:r>
+      <w:r>
+        <w:t>,</w:t>
+      </w:r>
+      <w:r>
+        <w:t xml:space="preserve"> are provided in the manuscript (</w:t>
+      </w:r>
+      <w:r>
+        <w:t xml:space="preserve">see </w:t>
+      </w:r>
+      <w:r>
+        <w:rPr>
+          <w:highlight w:val="yellow"/>
+        </w:rPr>
+        <w:t>LINES</w:t>
+      </w:r>
+      <w:r>
+        <w:t>). Th</w:t>
+      </w:r>
+      <w:r>
+        <w:t xml:space="preserve">e </w:t>
+      </w:r>
+      <w:r>
+        <w:t xml:space="preserve">anaesthetic </w:t>
+      </w:r>
+      <w:r>
+        <w:t>and</w:t>
+      </w:r>
+      <w:r>
+        <w:t xml:space="preserve"> dose w</w:t>
+      </w:r>
+      <w:r>
+        <w:t>ere</w:t>
+      </w:r>
+      <w:r>
+        <w:t xml:space="preserve"> selected based on guidance from the veterinarian at our institution</w:t>
+      </w:r>
+      <w:r>
+        <w:t>.</w:t>
+      </w:r>
+    </w:p>
+    <w:p>
+      <w:pPr>
+        <w:spacing w:line="276" w:lineRule="auto"/>
+        <w:jc w:val="both"/>
+      </w:pPr>
+      <w:r>
+        <w:br/>
+        <w:t>Line 222-224 – how were they determined? What criteria?</w:t>
+      </w:r>
+    </w:p>
+    <w:p>
+      <w:pPr>
+        <w:spacing w:line="276" w:lineRule="auto"/>
+        <w:jc w:val="both"/>
+      </w:pPr>
+      <w:r>
+        <w:rPr>
+          <w:b/>
+          <w:bCs/>
+        </w:rPr>
+        <w:t>RESPONSE:</w:t>
+      </w:r>
+      <w:r>
+        <w:rPr>
+          <w:b/>
+          <w:bCs/>
+        </w:rPr>
+        <w:t xml:space="preserve"> </w:t>
+      </w:r>
+      <w:r>
+        <w:t xml:space="preserve">Detector and voltage settings were determined during pilot trials, choosing values that </w:t>
+      </w:r>
+      <w:proofErr w:type="spellStart"/>
+      <w:r>
+        <w:t>centered</w:t>
+      </w:r>
+      <w:proofErr w:type="spellEnd"/>
+      <w:r>
+        <w:t xml:space="preserve"> the distribution of observations in each channel at 10³ fluorescent intensity and minimised off-scale events (&lt;10¹ or &gt;10⁵). Full details, including the specific voltages and channels used for each assay, are provided in the Supplementary Material (see </w:t>
+      </w:r>
+      <w:r>
+        <w:rPr>
+          <w:highlight w:val="yellow"/>
+        </w:rPr>
+        <w:t>LINES</w:t>
+      </w:r>
+      <w:r>
+        <w:t>), referenced in the Methods (</w:t>
+      </w:r>
+      <w:r>
+        <w:t xml:space="preserve">see </w:t>
+      </w:r>
+      <w:r>
+        <w:rPr>
+          <w:highlight w:val="yellow"/>
+        </w:rPr>
+        <w:t>LINES</w:t>
+      </w:r>
+      <w:r>
+        <w:t>).</w:t>
+      </w:r>
+    </w:p>
+    <w:p>
+      <w:pPr>
+        <w:spacing w:line="276" w:lineRule="auto"/>
+        <w:jc w:val="both"/>
+      </w:pPr>
+      <w:r>
+        <w:br/>
+        <w:t>Line 241- Is this the final sample size for the application of treatments, individuals who were assayed, or metabolic measurements? Was there any die off?</w:t>
+      </w:r>
+    </w:p>
+    <w:p>
+      <w:pPr>
+        <w:spacing w:line="276" w:lineRule="auto"/>
+        <w:jc w:val="both"/>
+      </w:pPr>
+      <w:r>
+        <w:rPr>
+          <w:b/>
+          <w:bCs/>
+        </w:rPr>
+        <w:t>RESPONSE:</w:t>
+      </w:r>
+      <w:r>
+        <w:t xml:space="preserve"> </w:t>
+      </w:r>
+      <w:r>
+        <w:t xml:space="preserve">This table reports the number of individuals assayed for all measures reported in the </w:t>
+      </w:r>
+      <w:r>
+        <w:t xml:space="preserve">present </w:t>
+      </w:r>
+      <w:r>
+        <w:t xml:space="preserve">study (behavioural and mitochondrial), i.e., 20 individuals per </w:t>
+      </w:r>
+      <w:r>
+        <w:lastRenderedPageBreak/>
+        <w:t>treatment combination (N = 80 total). Information on mortality prior to reaching this stage has been added to the text (see response to major comment 3 above).</w:t>
+      </w:r>
+      <w:r>
+        <w:t xml:space="preserve"> </w:t>
+      </w:r>
+    </w:p>
+    <w:p>
+      <w:pPr>
+        <w:spacing w:line="276" w:lineRule="auto"/>
+        <w:jc w:val="both"/>
+      </w:pPr>
+      <w:r>
+        <w:br/>
+        <w:t>Line 249- A Gaussian structure does not seem appropriate for detection latency. Also, why not include visual versus chemical cue as a fixed effect and run all trials in the same model? It seems like chemical and visual cues were run as different models?</w:t>
+      </w:r>
+    </w:p>
+    <w:p>
+      <w:pPr>
+        <w:spacing w:line="276" w:lineRule="auto"/>
+        <w:jc w:val="both"/>
+      </w:pPr>
+      <w:r>
+        <w:rPr>
+          <w:b/>
+          <w:bCs/>
+        </w:rPr>
+        <w:t>RESPONSE:</w:t>
+      </w:r>
+      <w:r>
+        <w:rPr>
+          <w:b/>
+          <w:bCs/>
+        </w:rPr>
+        <w:t xml:space="preserve"> </w:t>
+      </w:r>
+      <w:r>
+        <w:t xml:space="preserve">Detection latency was log-transformed prior to analysis (as stated </w:t>
+      </w:r>
+      <w:r>
+        <w:t>on</w:t>
+      </w:r>
+      <w:r>
+        <w:t xml:space="preserve"> </w:t>
+      </w:r>
+      <w:r>
+        <w:rPr>
+          <w:highlight w:val="yellow"/>
+        </w:rPr>
+        <w:t>lines</w:t>
+      </w:r>
+      <w:r>
+        <w:t>), and a Gaussian error structure was applied to the log-transformed variable. Model diagnostics (residual plots) confirm</w:t>
+      </w:r>
+      <w:r>
+        <w:t>ed</w:t>
+      </w:r>
+      <w:r>
+        <w:t xml:space="preserve"> appropriate fit</w:t>
+      </w:r>
+      <w:r>
+        <w:t xml:space="preserve"> for the models involving detection latency and</w:t>
+      </w:r>
+      <w:r>
+        <w:t xml:space="preserve"> are provided in the Supplementary Material.</w:t>
+      </w:r>
+    </w:p>
+    <w:p>
+      <w:pPr>
+        <w:spacing w:line="276" w:lineRule="auto"/>
+        <w:jc w:val="both"/>
+      </w:pPr>
+      <w:r>
+        <w:t>We</w:t>
+      </w:r>
+      <w:r>
+        <w:t xml:space="preserve"> </w:t>
+      </w:r>
+      <w:proofErr w:type="spellStart"/>
+      <w:r>
+        <w:t>modeled</w:t>
+      </w:r>
+      <w:proofErr w:type="spellEnd"/>
+      <w:r>
+        <w:t xml:space="preserve"> the two cue types separately because our hypotheses concerned the effect of prenatal treatment on detection within each cue modality</w:t>
+      </w:r>
+      <w:r>
+        <w:t>;</w:t>
+      </w:r>
+      <w:r>
+        <w:t xml:space="preserve"> whether detection differs between chemical and visual cues </w:t>
+      </w:r>
+      <w:r>
+        <w:t>was</w:t>
+      </w:r>
+      <w:r>
+        <w:t xml:space="preserve"> outside the scope of our research questions. Combining cue types into a single model would also complicate interpretation of treatment effects and would introduce additional complexity into the </w:t>
+      </w:r>
+      <w:r>
+        <w:t xml:space="preserve">following </w:t>
+      </w:r>
+      <w:r>
+        <w:t>structural equation models linking detection to mitochondrial physiology</w:t>
+      </w:r>
+      <w:r>
+        <w:t>. In addition,</w:t>
+      </w:r>
+      <w:r>
+        <w:t xml:space="preserve"> comparison of posterior distributions also allows comparison of treatment effects across cue types without requiring a jointly fitted model.</w:t>
+      </w:r>
+      <w:r>
+        <w:t xml:space="preserve"> </w:t>
+      </w:r>
+    </w:p>
+    <w:p>
+      <w:pPr>
+        <w:spacing w:line="276" w:lineRule="auto"/>
+        <w:jc w:val="both"/>
+      </w:pPr>
+      <w:r>
+        <w:br/>
+      </w:r>
+      <w:r>
+        <w:t>Line 256- Final model fit should be chosen by model selection, rather than removing non-significant effects.</w:t>
+      </w:r>
+    </w:p>
+    <w:p>
+      <w:pPr>
+        <w:spacing w:line="276" w:lineRule="auto"/>
+        <w:jc w:val="both"/>
+      </w:pPr>
+      <w:r>
+        <w:rPr>
+          <w:b/>
+          <w:bCs/>
+        </w:rPr>
+        <w:t>RESPONSE:</w:t>
+      </w:r>
+      <w:r>
+        <w:rPr>
+          <w:b/>
+          <w:bCs/>
+        </w:rPr>
+        <w:t xml:space="preserve"> </w:t>
+      </w:r>
+      <w:r>
+        <w:t>We did not use formal model selection (e.g., AIC or LOO) to choose the final model structure</w:t>
+      </w:r>
+      <w:r>
+        <w:t>,</w:t>
+      </w:r>
+      <w:r>
+        <w:t xml:space="preserve"> and </w:t>
+      </w:r>
+      <w:r>
+        <w:t xml:space="preserve">we </w:t>
+      </w:r>
+      <w:r>
+        <w:t xml:space="preserve">agree that removing predictors based solely on statistical significance is not an appropriate approach to model selection. </w:t>
+      </w:r>
+      <w:r>
+        <w:t xml:space="preserve">However, </w:t>
+      </w:r>
+      <w:r>
+        <w:t xml:space="preserve">we were concerned that </w:t>
+      </w:r>
+      <w:r>
+        <w:t>the lack of effect of our factors of interest in the preliminary models</w:t>
+      </w:r>
+      <w:r>
+        <w:t xml:space="preserve"> could reflect a Type II error driven by excess model complexity (e.g., inflated uncertainty from non-focal covariates). We therefore conducted a sensitivity analysis, running simplified models excluding non-focal, non-significant covariates while always retaining our factors of interest, to check whether estimates and uncertainty around our factors of interest were robust to covariate specification.</w:t>
+      </w:r>
+      <w:r>
+        <w:t xml:space="preserve"> </w:t>
+      </w:r>
+      <w:r>
+        <w:t>We report the simplified models as our final models, as this facilitated more manageable handling of posterior distributions for the figures and tables.</w:t>
+      </w:r>
+      <w:r>
+        <w:t xml:space="preserve"> However, the results of the preliminary models are reported fully in the Supplementary Material. </w:t>
+      </w:r>
+    </w:p>
+    <w:p>
+      <w:pPr>
+        <w:spacing w:line="276" w:lineRule="auto"/>
+        <w:jc w:val="both"/>
+      </w:pPr>
+      <w:r>
+        <w:br/>
+        <w:t xml:space="preserve">Line 290- It is unclear from the methods that </w:t>
+      </w:r>
+      <w:proofErr w:type="gramStart"/>
+      <w:r>
+        <w:t>each individual</w:t>
+      </w:r>
+      <w:proofErr w:type="gramEnd"/>
+      <w:r>
+        <w:t xml:space="preserve"> got all 4 assays. You should state how far apart the assays were in time, </w:t>
+      </w:r>
+      <w:proofErr w:type="gramStart"/>
+      <w:r>
+        <w:t>and also</w:t>
+      </w:r>
+      <w:proofErr w:type="gramEnd"/>
+      <w:r>
+        <w:t xml:space="preserve"> control for that statistically, to see if there were differences in </w:t>
+      </w:r>
+      <w:proofErr w:type="spellStart"/>
+      <w:r>
+        <w:t>behavior</w:t>
+      </w:r>
+      <w:proofErr w:type="spellEnd"/>
+      <w:r>
+        <w:t xml:space="preserve"> across the assays.</w:t>
+      </w:r>
+    </w:p>
+    <w:p>
+      <w:pPr>
+        <w:spacing w:line="276" w:lineRule="auto"/>
+        <w:jc w:val="both"/>
+      </w:pPr>
+      <w:r>
+        <w:rPr>
+          <w:b/>
+          <w:bCs/>
+        </w:rPr>
         <w:lastRenderedPageBreak/>
         <w:t>RESPONSE:</w:t>
       </w:r>
       <w:r>
-        <w:rPr>
-          <w:b/>
-          <w:bCs/>
-        </w:rPr>
-        <w:t xml:space="preserve"> </w:t>
-      </w:r>
-      <w:r>
-        <w:t>Full details of the anaesthetic protocol</w:t>
-      </w:r>
-      <w:r>
-        <w:t>,</w:t>
-      </w:r>
-      <w:r>
-        <w:t xml:space="preserve"> including drug, dose, concentration, and route of administration</w:t>
-      </w:r>
-      <w:r>
-        <w:t>,</w:t>
-      </w:r>
-      <w:r>
-        <w:t xml:space="preserve"> are provided in the manuscript (</w:t>
+        <w:t xml:space="preserve"> Thank you for your suggestion. We have included information in this regard in the methods to make clear the number of tests per lizard: “</w:t>
+      </w:r>
+      <w:r>
+        <w:t xml:space="preserve">We conducted </w:t>
+      </w:r>
+      <w:r>
+        <w:t xml:space="preserve">one test per stimuli and prey familiarity per lizard (i.e. </w:t>
+      </w:r>
+      <w:r>
+        <w:t>a total of four tests per lizard</w:t>
+      </w:r>
+      <w:r>
+        <w:t xml:space="preserve">, </w:t>
       </w:r>
       <w:r>
         <w:t xml:space="preserve">see </w:t>
       </w:r>
       <w:r>
+        <w:t>Fig. 1</w:t>
+      </w:r>
+      <w:r>
+        <w:t>C)</w:t>
+      </w:r>
+      <w:r>
+        <w:t>, leaving</w:t>
+      </w:r>
+      <w:r>
+        <w:t xml:space="preserve"> 4</w:t>
+      </w:r>
+      <w:r>
+        <w:t>8 hours between the beginning of each test</w:t>
+      </w:r>
+      <w:r>
+        <w:t>.</w:t>
+      </w:r>
+      <w:r>
+        <w:t>” (</w:t>
+      </w:r>
+      <w:r>
         <w:rPr>
           <w:highlight w:val="yellow"/>
         </w:rPr>
         <w:t>LINES</w:t>
       </w:r>
       <w:r>
-        <w:t>). Th</w:t>
+        <w:t>)</w:t>
+      </w:r>
+      <w:r>
+        <w:t>.</w:t>
+      </w:r>
+    </w:p>
+    <w:p>
+      <w:pPr>
+        <w:spacing w:line="276" w:lineRule="auto"/>
+        <w:jc w:val="both"/>
+      </w:pPr>
+      <w:r>
+        <w:br/>
+        <w:t>Line 313- although</w:t>
+      </w:r>
+    </w:p>
+    <w:p>
+      <w:pPr>
+        <w:spacing w:line="276" w:lineRule="auto"/>
+        <w:jc w:val="both"/>
+        <w:rPr>
+          <w:b/>
+          <w:bCs/>
+        </w:rPr>
+      </w:pPr>
+      <w:r>
+        <w:rPr>
+          <w:b/>
+          <w:bCs/>
+        </w:rPr>
+        <w:t>RESPONSE:</w:t>
+      </w:r>
+      <w:r>
+        <w:rPr>
+          <w:b/>
+          <w:bCs/>
+        </w:rPr>
+        <w:t xml:space="preserve"> </w:t>
+      </w:r>
+      <w:r>
+        <w:t>C</w:t>
+      </w:r>
+      <w:r>
+        <w:t>o</w:t>
+      </w:r>
+      <w:r>
+        <w:t>rrected</w:t>
+      </w:r>
+    </w:p>
+    <w:p>
+      <w:pPr>
+        <w:spacing w:line="276" w:lineRule="auto"/>
+        <w:jc w:val="both"/>
+      </w:pPr>
+      <w:r>
+        <w:br/>
+      </w:r>
+      <w:r>
+        <w:t>Line 386- or that there are additive effects of the two stressors</w:t>
+      </w:r>
+    </w:p>
+    <w:p>
+      <w:pPr>
+        <w:spacing w:line="276" w:lineRule="auto"/>
+        <w:jc w:val="both"/>
+      </w:pPr>
+      <w:r>
+        <w:rPr>
+          <w:b/>
+          <w:bCs/>
+        </w:rPr>
+        <w:t>RESPONSE:</w:t>
+      </w:r>
+      <w:r>
+        <w:rPr>
+          <w:b/>
+          <w:bCs/>
+        </w:rPr>
+        <w:t xml:space="preserve"> </w:t>
+      </w:r>
+      <w:r>
+        <w:t>We thank the reviewer for this suggestion. We note that our models detected a</w:t>
+      </w:r>
+      <w:r>
+        <w:t xml:space="preserve">n </w:t>
+      </w:r>
+      <w:r>
+        <w:t>interaction between CORT and temperature on lipid peroxidation, indicating that the elevated levels observed in the CORT-Cold group are not simply additive</w:t>
+      </w:r>
+      <w:r>
+        <w:t xml:space="preserve">. </w:t>
+      </w:r>
+    </w:p>
+    <w:p>
+      <w:pPr>
+        <w:spacing w:line="276" w:lineRule="auto"/>
+        <w:jc w:val="both"/>
+      </w:pPr>
+      <w:r>
+        <w:rPr>
+          <w:highlight w:val="red"/>
+        </w:rPr>
+        <w:br/>
+      </w:r>
+      <w:r>
+        <w:t xml:space="preserve">Line 394-395- Alternatively, CORT increases lipid peroxidation under hot temperatures. Is hot stressful? I think it would be useful to reframe this a bit and talk a bit more about multiple stressors and their potential interaction, rather than just the possibility that they affect different pathways. Generally, I found that the discussion of these results would benefit from a bit more nuanced consideration about how everything fits together because the </w:t>
+      </w:r>
+      <w:proofErr w:type="gramStart"/>
+      <w:r>
+        <w:t>take away</w:t>
+      </w:r>
+      <w:proofErr w:type="gramEnd"/>
+      <w:r>
+        <w:t xml:space="preserve"> message was not very clear.</w:t>
+      </w:r>
+    </w:p>
+    <w:p>
+      <w:pPr>
+        <w:spacing w:line="276" w:lineRule="auto"/>
+        <w:jc w:val="both"/>
+        <w:rPr>
+          <w:b/>
+          <w:bCs/>
+        </w:rPr>
+      </w:pPr>
+      <w:r>
+        <w:rPr>
+          <w:b/>
+          <w:bCs/>
+        </w:rPr>
+        <w:t>RESPONSE:</w:t>
+      </w:r>
+      <w:r>
+        <w:rPr>
+          <w:b/>
+          <w:bCs/>
+        </w:rPr>
+        <w:t xml:space="preserve"> </w:t>
+      </w:r>
+      <w:r>
+        <w:t>We believe the original phrasing led to a misunderstanding: hot-incubated, CORT-treated lizards had lower lipid peroxidation than cold-incubated, CORT-treated lizards, in both brain regions — not higher, as the reviewer's comment suggests they interpreted.</w:t>
+      </w:r>
+      <w:r>
+        <w:t xml:space="preserve"> We have modified the sentence for clarity: “Such differential regulation of antioxidant systems could explain why CORT reduced DNA damage under cold incubation, while increasing lipid peroxidation under the same cold conditions.” (see </w:t>
+      </w:r>
+      <w:r>
+        <w:rPr>
+          <w:highlight w:val="yellow"/>
+        </w:rPr>
+        <w:t>LINES</w:t>
+      </w:r>
+      <w:r>
+        <w:t xml:space="preserve">) </w:t>
+      </w:r>
+    </w:p>
+    <w:p>
+      <w:pPr>
+        <w:spacing w:line="276" w:lineRule="auto"/>
+        <w:jc w:val="both"/>
+      </w:pPr>
+      <w:r>
+        <w:rPr>
+          <w:highlight w:val="red"/>
+        </w:rPr>
+        <w:br/>
+      </w:r>
+      <w:r>
+        <w:t>Line 402-404- Why would this happen at hot incubation temperatures?</w:t>
+      </w:r>
+    </w:p>
+    <w:p>
+      <w:pPr>
+        <w:spacing w:line="276" w:lineRule="auto"/>
+        <w:jc w:val="both"/>
+        <w:rPr>
+          <w:b/>
+          <w:bCs/>
+        </w:rPr>
+      </w:pPr>
+      <w:r>
+        <w:rPr>
+          <w:b/>
+          <w:bCs/>
+        </w:rPr>
+        <w:t>RESPONSE:</w:t>
+      </w:r>
+      <w:r>
+        <w:rPr>
+          <w:b/>
+          <w:bCs/>
+        </w:rPr>
+        <w:t xml:space="preserve"> </w:t>
+      </w:r>
+      <w:r>
+        <w:t xml:space="preserve">We appreciate the reviewer's comment. Metabolic rate in ectotherms typically increases with temperature, and elevated metabolic rate can increase ROS production beyond antioxidant capacity, which was the reasoning behind our original explanation. However, this does not account for our results: CORT-treated hot-incubated lizards had lower lipid peroxidation than CORT-treated cold-incubated lizards, the opposite of what this mechanism would predict. </w:t>
+      </w:r>
+      <w:r>
+        <w:t>W</w:t>
+      </w:r>
+      <w:r>
+        <w:t>e have removed this line from the manuscript rather than retain an explanation inconsistent with our own data.</w:t>
+      </w:r>
+    </w:p>
+    <w:p>
+      <w:pPr>
+        <w:spacing w:line="276" w:lineRule="auto"/>
+        <w:jc w:val="both"/>
+      </w:pPr>
+      <w:r>
+        <w:rPr>
+          <w:highlight w:val="red"/>
+        </w:rPr>
+        <w:lastRenderedPageBreak/>
+        <w:br/>
+      </w:r>
+      <w:r>
+        <w:t>Line 424-433- If this is true, why not also in the visual treatment? I think you need to expand this explanation a bit.</w:t>
+      </w:r>
+    </w:p>
+    <w:p>
+      <w:pPr>
+        <w:spacing w:line="276" w:lineRule="auto"/>
+        <w:jc w:val="both"/>
+        <w:rPr>
+          <w:b/>
+          <w:bCs/>
+        </w:rPr>
+      </w:pPr>
+      <w:r>
+        <w:rPr>
+          <w:b/>
+          <w:bCs/>
+        </w:rPr>
+        <w:t>RESPONSE:</w:t>
+      </w:r>
+      <w:r>
+        <w:rPr>
+          <w:b/>
+          <w:bCs/>
+        </w:rPr>
+        <w:t xml:space="preserve"> </w:t>
+      </w:r>
+      <w:r>
+        <w:t xml:space="preserve">We thank the reviewer for this comment. We agree that our original explanation did not adequately address why a motivational shift would selectively enhance chemical but not visual detection. We have substantially revised this section of the Discussion. We now note this same limitation explicitly (i.e., that motivational changes alone do not explain the chemical/visual asymmetry), and instead prioritise an alternative explanation, that prenatal CORT may affect additional brain regions beyond those examined here, with regions supporting chemical and visual detection potentially differing in their sensitivity to CORT (see </w:t>
+      </w:r>
+      <w:r>
+        <w:rPr>
+          <w:highlight w:val="yellow"/>
+        </w:rPr>
+        <w:t>LINES</w:t>
+      </w:r>
+      <w:r>
+        <w:t>).</w:t>
+      </w:r>
+    </w:p>
+    <w:p>
+      <w:pPr>
+        <w:spacing w:line="276" w:lineRule="auto"/>
+        <w:jc w:val="both"/>
+      </w:pPr>
+      <w:r>
+        <w:rPr>
+          <w:highlight w:val="red"/>
+        </w:rPr>
+        <w:br/>
+      </w:r>
+      <w:r>
+        <w:t>Line 462-463- did you test for an age by treatment interaction?</w:t>
+      </w:r>
+    </w:p>
+    <w:p>
+      <w:pPr>
+        <w:spacing w:line="276" w:lineRule="auto"/>
+        <w:jc w:val="both"/>
+      </w:pPr>
+      <w:r>
+        <w:rPr>
+          <w:b/>
+          <w:bCs/>
+        </w:rPr>
+        <w:t>RESPONSE:</w:t>
+      </w:r>
+      <w:r>
+        <w:rPr>
+          <w:b/>
+          <w:bCs/>
+        </w:rPr>
+        <w:t xml:space="preserve"> </w:t>
+      </w:r>
+      <w:r>
+        <w:t>We did not test for an age-treatment interaction. Please find more detail</w:t>
+      </w:r>
+      <w:r>
+        <w:t>s</w:t>
+      </w:r>
+      <w:r>
+        <w:t xml:space="preserve"> in this regard in major comment 4 above.</w:t>
+      </w:r>
+      <w:r>
+        <w:t xml:space="preserve"> </w:t>
+      </w:r>
+    </w:p>
+    <w:p>
+      <w:pPr>
+        <w:spacing w:line="276" w:lineRule="auto"/>
+        <w:jc w:val="both"/>
+      </w:pPr>
+      <w:r>
+        <w:br/>
+        <w:t>All the figures are quite grainy –is there a way to improve resolution?</w:t>
+      </w:r>
+    </w:p>
+    <w:p>
+      <w:pPr>
+        <w:spacing w:line="276" w:lineRule="auto"/>
+        <w:jc w:val="both"/>
+        <w:rPr>
+          <w:b/>
+          <w:bCs/>
+        </w:rPr>
+      </w:pPr>
+      <w:r>
+        <w:rPr>
+          <w:b/>
+          <w:bCs/>
+        </w:rPr>
+        <w:t>RESPONSE:</w:t>
+      </w:r>
+      <w:r>
+        <w:rPr>
+          <w:b/>
+          <w:bCs/>
+        </w:rPr>
+        <w:t xml:space="preserve"> </w:t>
+      </w:r>
+      <w:r>
+        <w:t>We apologise for the inconvenience. Figures were originally saved as TIFF files at 600dpi; however, file size compression was needed to meet the platform's upload limits for the combined manuscript PDF used in review, which reduced image quality. For the resubmission, we will upload the figures as separate high-resolution files (as most journal submission systems allow larger file sizes for individual figure uploads than for the combined manuscript PDF), which should resolve this issue.</w:t>
+      </w:r>
+    </w:p>
+    <w:p>
+      <w:pPr>
+        <w:spacing w:line="276" w:lineRule="auto"/>
+        <w:jc w:val="both"/>
+      </w:pPr>
+      <w:r>
+        <w:br/>
+        <w:t>Figure 2 legend- there are no significant differences, correct? If so, I would remove the asterisks statement</w:t>
+      </w:r>
+    </w:p>
+    <w:p>
+      <w:pPr>
+        <w:spacing w:line="276" w:lineRule="auto"/>
+        <w:jc w:val="both"/>
+      </w:pPr>
+      <w:r>
+        <w:rPr>
+          <w:b/>
+          <w:bCs/>
+        </w:rPr>
+        <w:t>RESPONSE:</w:t>
+      </w:r>
+      <w:r>
+        <w:rPr>
+          <w:b/>
+          <w:bCs/>
+        </w:rPr>
+        <w:t xml:space="preserve"> </w:t>
+      </w:r>
+      <w:r>
+        <w:t xml:space="preserve">We have retained the statement for consistency across figure </w:t>
+      </w:r>
+      <w:r>
+        <w:t>legends but</w:t>
+      </w:r>
+      <w:r>
+        <w:t xml:space="preserve"> have added an explicit note confirming that no significant differences were detected in this </w:t>
+      </w:r>
+      <w:proofErr w:type="gramStart"/>
+      <w:r>
+        <w:t>particular figure</w:t>
+      </w:r>
+      <w:proofErr w:type="gramEnd"/>
+      <w:r>
+        <w:t xml:space="preserve"> to avoid any ambiguity</w:t>
+      </w:r>
+      <w:r>
+        <w:t>: “</w:t>
+      </w:r>
+      <w:r>
+        <w:t>No significant differences were detected in this figure.</w:t>
+      </w:r>
+      <w:r>
+        <w:t>” (</w:t>
+      </w:r>
+      <w:proofErr w:type="gramStart"/>
+      <w:r>
+        <w:t>see</w:t>
+      </w:r>
+      <w:proofErr w:type="gramEnd"/>
+      <w:r>
+        <w:t xml:space="preserve"> Fig 2. Caption).</w:t>
+      </w:r>
+    </w:p>
+    <w:p>
+      <w:pPr>
+        <w:spacing w:line="276" w:lineRule="auto"/>
+        <w:jc w:val="both"/>
+      </w:pPr>
+      <w:r>
+        <w:br/>
+        <w:t xml:space="preserve">Figure 2 and 3- what do the </w:t>
+      </w:r>
+      <w:proofErr w:type="spellStart"/>
+      <w:r>
+        <w:t>colored</w:t>
+      </w:r>
+      <w:proofErr w:type="spellEnd"/>
+      <w:r>
+        <w:t xml:space="preserve"> areas represent? 95% confidence intervals?</w:t>
+      </w:r>
+    </w:p>
+    <w:p>
+      <w:pPr>
+        <w:spacing w:line="276" w:lineRule="auto"/>
+        <w:jc w:val="both"/>
+      </w:pPr>
+      <w:r>
+        <w:rPr>
+          <w:b/>
+          <w:bCs/>
+        </w:rPr>
+        <w:t>RESPONSE:</w:t>
+      </w:r>
+      <w:r>
+        <w:rPr>
+          <w:b/>
+          <w:bCs/>
+        </w:rPr>
+        <w:t xml:space="preserve"> </w:t>
+      </w:r>
+      <w:r>
+        <w:t>In Figures 2, 3, and 4, the coloured areas represent the full posterior distribution (density) for each treatment, rather than a summarised interval such as a 95% credible interval. We have added this clarification to each figure caption.</w:t>
+      </w:r>
+    </w:p>
+    <w:p>
+      <w:pPr>
+        <w:spacing w:line="276" w:lineRule="auto"/>
+        <w:jc w:val="both"/>
+      </w:pPr>
+      <w:r>
+        <w:lastRenderedPageBreak/>
+        <w:br/>
+      </w:r>
+      <w:r>
+        <w:br/>
+      </w:r>
+    </w:p>
+    <w:p>
+      <w:pPr>
+        <w:spacing w:line="276" w:lineRule="auto"/>
+        <w:jc w:val="both"/>
+      </w:pPr>
+      <w:r>
+        <w:br w:type="page"/>
+      </w:r>
+    </w:p>
+    <w:p>
+      <w:pPr>
+        <w:spacing w:line="276" w:lineRule="auto"/>
+        <w:jc w:val="both"/>
+      </w:pPr>
+      <w:r>
+        <w:lastRenderedPageBreak/>
+        <w:t>Reviewer: 2</w:t>
+      </w:r>
+    </w:p>
+    <w:p>
+      <w:pPr>
+        <w:spacing w:line="276" w:lineRule="auto"/>
+        <w:jc w:val="both"/>
+      </w:pPr>
+      <w:r>
+        <w:t xml:space="preserve">The authors present a complex laboratory study manipulating both incubation temperature and corticosterone levels in delicate skinks. They relate these treatments through sophisticated statistical </w:t>
+      </w:r>
+      <w:proofErr w:type="spellStart"/>
+      <w:r>
+        <w:t>modeling</w:t>
+      </w:r>
+      <w:proofErr w:type="spellEnd"/>
+      <w:r>
+        <w:t xml:space="preserve"> to both perceptual </w:t>
+      </w:r>
+      <w:proofErr w:type="spellStart"/>
+      <w:r>
+        <w:t>behavior</w:t>
+      </w:r>
+      <w:proofErr w:type="spellEnd"/>
+      <w:r>
+        <w:t xml:space="preserve"> and cellular physiology in the brain. In the end, the authors observed that chemical perception, but not visual, was impacted by corticosterone exposure, with no effect of temperature. They found that mitochondrial physiology, oxidative stress, and DNA damage were resilient to prenatal treatments, with oxidative stress and DNA damage impacted by an interaction between temperature and corticosterone exposure. Physiological variables were not related to </w:t>
+      </w:r>
+      <w:proofErr w:type="spellStart"/>
+      <w:r>
+        <w:t>behavioral</w:t>
+      </w:r>
+      <w:proofErr w:type="spellEnd"/>
+      <w:r>
+        <w:t xml:space="preserve"> outcomes. Overall, this study presents interesting results that only somewhat align with other literature on the subject, suggesting treatment-, </w:t>
+      </w:r>
+      <w:proofErr w:type="spellStart"/>
+      <w:r>
+        <w:t>behavior</w:t>
+      </w:r>
+      <w:proofErr w:type="spellEnd"/>
+      <w:r>
+        <w:t>-, or species-specific effects. I have some concerns with the paper, but it is well written as it currently stands. I am also not an expert in the specific statistical methods applied in this study nor am I an expert in the flow cytometry methods, and while I can offer some commentary, those methods should be critiqued by other investigators. I applaud the authors for taking a complicated and messy dataset and presenting it as best as they can.</w:t>
+      </w:r>
+    </w:p>
+    <w:p>
+      <w:pPr>
+        <w:spacing w:line="276" w:lineRule="auto"/>
+        <w:jc w:val="both"/>
+      </w:pPr>
+      <w:r>
+        <w:rPr>
+          <w:b/>
+          <w:bCs/>
+        </w:rPr>
+        <w:t>RESPONSE:</w:t>
+      </w:r>
+      <w:r>
+        <w:rPr>
+          <w:b/>
+          <w:bCs/>
+        </w:rPr>
+        <w:t xml:space="preserve"> </w:t>
+      </w:r>
+      <w:r>
+        <w:t xml:space="preserve">We thank the reviewer for their positive assessment of the manuscript and for their constructive comments, which we address </w:t>
+      </w:r>
+      <w:r>
+        <w:t>below</w:t>
+      </w:r>
+      <w:r>
+        <w:t>.</w:t>
+      </w:r>
+    </w:p>
+    <w:p>
+      <w:pPr>
+        <w:spacing w:line="276" w:lineRule="auto"/>
+        <w:jc w:val="both"/>
+      </w:pPr>
+    </w:p>
+    <w:p>
+      <w:pPr>
+        <w:spacing w:line="276" w:lineRule="auto"/>
+        <w:jc w:val="both"/>
+      </w:pPr>
+      <w:r>
+        <w:t>One concern I have is regarding the ecological relevance of prenatal corticosterone. I am not as familiar with the literature on corticosterone within the egg, and I am curious as to the justification of additional corticosterone added in the egg as the authors do in this study. In the wild, would hatchlings typically experience such conditions? Would stressors, such as temperature, already trigger corticosterone pathways in the developing embryo? Reading the introduction, I see some discussion of previous studies using similar manipulation, but not necessarily how relevant this type of context is to the developing lizard in the first place. I would suggest the authors add additional context in the introduction to better illustrate the ecological relevance of the corticosterone treatment to lizards in nature.</w:t>
+      </w:r>
+    </w:p>
+    <w:p>
+      <w:pPr>
+        <w:spacing w:line="276" w:lineRule="auto"/>
+        <w:jc w:val="both"/>
+      </w:pPr>
+      <w:r>
+        <w:rPr>
+          <w:b/>
+          <w:bCs/>
+        </w:rPr>
+        <w:t>RESPONSE:</w:t>
+      </w:r>
+      <w:r>
+        <w:t xml:space="preserve"> </w:t>
+      </w:r>
+      <w:r>
+        <w:t>We thank the reviewer for raising th</w:t>
+      </w:r>
+      <w:r>
+        <w:t>e</w:t>
+      </w:r>
+      <w:r>
+        <w:t>s</w:t>
+      </w:r>
+      <w:r>
+        <w:t>e</w:t>
+      </w:r>
+      <w:r>
+        <w:t xml:space="preserve"> important point</w:t>
+      </w:r>
+      <w:r>
+        <w:t xml:space="preserve">s, we address the reviewer’s concerns below. </w:t>
+      </w:r>
+    </w:p>
+    <w:p>
+      <w:pPr>
+        <w:spacing w:line="276" w:lineRule="auto"/>
+        <w:jc w:val="both"/>
+      </w:pPr>
+      <w:r>
+        <w:t xml:space="preserve">We do not have direct data on the natural range of yolk corticosterone in wild </w:t>
+      </w:r>
+      <w:r>
+        <w:rPr>
+          <w:rStyle w:val="Emphasis"/>
+        </w:rPr>
+        <w:t>L. delicata</w:t>
+      </w:r>
+      <w:r>
+        <w:t xml:space="preserve">. However, our previous work (Crino et al. 2024, </w:t>
+      </w:r>
+      <w:r>
+        <w:rPr>
+          <w:i/>
+          <w:iCs/>
+        </w:rPr>
+        <w:t>J. Exp. Biol.</w:t>
+      </w:r>
+      <w:r>
+        <w:t>) found that control (</w:t>
+      </w:r>
+      <w:proofErr w:type="spellStart"/>
+      <w:r>
+        <w:t>undosed</w:t>
+      </w:r>
+      <w:proofErr w:type="spellEnd"/>
+      <w:r>
+        <w:t xml:space="preserve">) eggs had yolk corticosterone concentrations overlapping with those treated. Those eggs came from wild-caught females that had spent most of their lives in the laboratory. </w:t>
+      </w:r>
+      <w:r>
+        <w:t xml:space="preserve">As lizards in laboratory housing do not face predation risk, food variability, or other ecological stressors typical of the wild, we consider it reasonable to expect that </w:t>
+      </w:r>
+      <w:r>
+        <w:lastRenderedPageBreak/>
+        <w:t>comparable or greater variation in yolk corticosterone would occur under natural conditions</w:t>
+      </w:r>
+      <w:r>
+        <w:t>.</w:t>
+      </w:r>
+    </w:p>
+    <w:p>
+      <w:pPr>
+        <w:spacing w:line="276" w:lineRule="auto"/>
+        <w:jc w:val="both"/>
+      </w:pPr>
+      <w:r>
+        <w:t xml:space="preserve">We do not have direct evidence indicating whether incubation temperature elevates embryonic corticosterone production in this species. While temperature is known to impose physiological costs on developing ectotherm embryos (e.g. Leibold et al. 2026 </w:t>
+      </w:r>
+      <w:r>
+        <w:rPr>
+          <w:i/>
+          <w:iCs/>
+        </w:rPr>
+        <w:t>Proc. Roy. Soc. B: Biol. Sci.</w:t>
+      </w:r>
+      <w:r>
+        <w:t xml:space="preserve">), this is distinct from activating the </w:t>
+      </w:r>
+      <w:r>
+        <w:t>corticosterone</w:t>
+      </w:r>
+      <w:r>
+        <w:t xml:space="preserve"> stress-response pathway, especially since our incubation temperatures fall within the natural (likely not “stressful”) range experienced by this species (see </w:t>
+      </w:r>
+      <w:r>
+        <w:rPr>
+          <w:highlight w:val="yellow"/>
+        </w:rPr>
+        <w:t>LINES</w:t>
+      </w:r>
+      <w:r>
+        <w:t xml:space="preserve">). We therefore would not expect temperature alone to elevate embryonic </w:t>
+      </w:r>
+      <w:r>
+        <w:t>corticosterone</w:t>
+      </w:r>
+      <w:r>
+        <w:t xml:space="preserve"> production, and treated temperature and </w:t>
+      </w:r>
+      <w:r>
+        <w:t>corticosterone</w:t>
+      </w:r>
+      <w:r>
+        <w:t xml:space="preserve"> as independent factors in our design. We agree this remains an open question that has not been directly tested. </w:t>
+      </w:r>
+    </w:p>
+    <w:p>
+      <w:pPr>
+        <w:spacing w:line="276" w:lineRule="auto"/>
+        <w:jc w:val="both"/>
+      </w:pPr>
+      <w:r>
+        <w:t>As suggested, and to give better context for our experiments, we have included some information in the Introduction and the Methods section: “</w:t>
+      </w:r>
+      <w:r>
+        <w:t>Vertebrates respond to stressful situations through the activation of physiological processes including the production of glucocorticoid (GC) hormones, which are important metabolic regulators</w:t>
+      </w:r>
+      <w:r>
+        <w:t xml:space="preserve"> (Sapolsky et al., 2000)</w:t>
+      </w:r>
+      <w:r>
+        <w:t xml:space="preserve"> that can be transmitted from females to their offspring </w:t>
+      </w:r>
+      <w:r>
+        <w:t>(Hayward et al., 2004; Almasi et al., 2012)</w:t>
+      </w:r>
+      <w:r>
+        <w:t>.</w:t>
+      </w:r>
+      <w:r>
+        <w:t>” (</w:t>
+      </w:r>
+      <w:r>
+        <w:rPr>
+          <w:highlight w:val="yellow"/>
+        </w:rPr>
+        <w:t>LINES</w:t>
+      </w:r>
+      <w:r>
+        <w:t>); “</w:t>
+      </w:r>
+      <w:r>
+        <w:t>In this s</w:t>
+      </w:r>
+      <w:r>
+        <w:t>t</w:t>
+      </w:r>
+      <w:r>
+        <w:t xml:space="preserve">udy, however, some control eggs had overlapping yolk CORT levels </w:t>
+      </w:r>
+      <w:r>
+        <w:t>with</w:t>
+      </w:r>
+      <w:r>
+        <w:t xml:space="preserve"> those of CORT-treated eggs, indicating that the concentrations achieved by our treatment fall within levels that can occur without experimental manipulation.</w:t>
+      </w:r>
+      <w:r>
+        <w:t>” (</w:t>
+      </w:r>
+      <w:r>
+        <w:rPr>
+          <w:highlight w:val="yellow"/>
+        </w:rPr>
+        <w:t>LINES</w:t>
+      </w:r>
+      <w:r>
+        <w:t>)</w:t>
+      </w:r>
+    </w:p>
+    <w:p>
+      <w:pPr>
+        <w:spacing w:line="276" w:lineRule="auto"/>
+        <w:jc w:val="both"/>
+      </w:pPr>
+    </w:p>
+    <w:p>
+      <w:pPr>
+        <w:spacing w:line="276" w:lineRule="auto"/>
+        <w:jc w:val="both"/>
+      </w:pPr>
+      <w:r>
+        <w:t xml:space="preserve">I have a similar concern regarding the mitochondrial measurements. I was </w:t>
+      </w:r>
+      <w:proofErr w:type="gramStart"/>
+      <w:r>
+        <w:t>really excited</w:t>
+      </w:r>
+      <w:proofErr w:type="gramEnd"/>
+      <w:r>
+        <w:t xml:space="preserve"> to read about the mitochondrial analyses, as this seems like an exciting and accessible approach to understand metabolism in cells. I agree that cognition is energetically costly and requires efficient mitochondrial respiration. However, I am not sure that the argument you are trying to make in the introduction is clear to me, especially on lines 51-53. You make a leap in logic suggesting higher neuron density is related to more mitochondrial respiration and thus more oxidative stress. Although I think I agree with you here, I don’t quite understand the full context behind what you are saying. How would higher cell density relate to </w:t>
+      </w:r>
+      <w:proofErr w:type="gramStart"/>
+      <w:r>
+        <w:t>more or less mitochondrial</w:t>
+      </w:r>
+      <w:proofErr w:type="gramEnd"/>
+      <w:r>
+        <w:t xml:space="preserve"> efficiency? Given that most of your measurements are related to mitochondrial function, I might take more time in the part of the introduction to discuss in further detail the mitochondrial physiology behind the argument you are trying to make, as right now I don’t see how they are connected in the text.</w:t>
+      </w:r>
+    </w:p>
+    <w:p>
+      <w:pPr>
+        <w:spacing w:line="276" w:lineRule="auto"/>
+        <w:jc w:val="both"/>
+      </w:pPr>
+      <w:r>
+        <w:rPr>
+          <w:b/>
+          <w:bCs/>
+        </w:rPr>
+        <w:t>RESPONSE:</w:t>
+      </w:r>
+      <w:r>
+        <w:rPr>
+          <w:b/>
+          <w:bCs/>
+        </w:rPr>
+        <w:t xml:space="preserve"> </w:t>
+      </w:r>
+      <w:r>
+        <w:t>We appreciate the reviewer’s feedback and agree that the text could be ambiguous. We have modified the text to improve clarity: “</w:t>
+      </w:r>
+      <w:r>
+        <w:t>One of the most fundamental mechanisms through which early-life conditions can influence cognition is by affecting brain mitochondrial function</w:t>
+      </w:r>
+      <w:r>
+        <w:t xml:space="preserve"> (Du et al., 2009; Picard &amp; McEwen, 2014; Picard et al., 2018; Siegel and Albers, 1994)</w:t>
+      </w:r>
+      <w:r>
+        <w:t xml:space="preserve">. Cognitive processes are energetically demanding, relying </w:t>
+      </w:r>
+      <w:r>
+        <w:lastRenderedPageBreak/>
+        <w:t xml:space="preserve">heavily on </w:t>
+      </w:r>
+      <w:r>
+        <w:t xml:space="preserve">efficient </w:t>
+      </w:r>
+      <w:r>
+        <w:t>mitochondrial respiration</w:t>
+      </w:r>
+      <w:r>
+        <w:t xml:space="preserve"> (</w:t>
+      </w:r>
+      <w:r>
+        <w:t>Alexandrov &amp; Pletnikov, 2022; Mann et al., 2021; McNay et al., 2000</w:t>
+      </w:r>
+      <w:r>
+        <w:t>)</w:t>
+      </w:r>
+      <w:r>
+        <w:t>. However, mitochondrial respiration inherently generates reactive oxygen species (ROS) as a byproduct, and when ROS production exceeds antioxidant capacity this results in oxidative stress and oxidative damage</w:t>
+      </w:r>
+      <w:r>
+        <w:t xml:space="preserve"> </w:t>
+      </w:r>
+      <w:r>
+        <w:t>(</w:t>
+      </w:r>
+      <w:r>
+        <w:t xml:space="preserve">Du et al., 2009; </w:t>
+      </w:r>
+      <w:r>
+        <w:t>Finkel &amp; Holbrook, 2000</w:t>
+      </w:r>
+      <w:r>
+        <w:t xml:space="preserve">; </w:t>
+      </w:r>
+      <w:r>
+        <w:t>Gong et al., 2011; Hoffmann &amp; Spengler, 2018</w:t>
+      </w:r>
+      <w:r>
+        <w:t xml:space="preserve">; </w:t>
+      </w:r>
+      <w:r>
+        <w:t xml:space="preserve">Zhu et al., 2004). Excessive oxidative damage impairs neuron density and functionality </w:t>
+      </w:r>
+      <w:r>
+        <w:t xml:space="preserve">(Du et al., 2009; </w:t>
+      </w:r>
+      <w:r>
+        <w:t>Gong et al., 2011</w:t>
+      </w:r>
+      <w:r>
+        <w:t xml:space="preserve">; </w:t>
+      </w:r>
+      <w:r>
+        <w:t>Zhu et al., 2004</w:t>
+      </w:r>
+      <w:r>
+        <w:t>)</w:t>
+      </w:r>
+      <w:r>
+        <w:t>, both of which are positively associated with high cognitive abilities</w:t>
+      </w:r>
+      <w:r>
+        <w:t xml:space="preserve"> (</w:t>
+      </w:r>
+      <w:r>
+        <w:t>Amiel et al., 2017; Lefebvre, 2011</w:t>
+      </w:r>
+      <w:r>
+        <w:t>)</w:t>
+      </w:r>
+      <w:r>
+        <w:t>. Impacts on mitochondrial function during early development may</w:t>
+      </w:r>
+      <w:r>
+        <w:t xml:space="preserve"> </w:t>
+      </w:r>
+      <w:r>
+        <w:t>therefore have significant consequences for cognitive abilities such as prey detection.</w:t>
+      </w:r>
+      <w:r>
+        <w:t>” (</w:t>
+      </w:r>
+      <w:r>
+        <w:rPr>
+          <w:highlight w:val="yellow"/>
+        </w:rPr>
+        <w:t>LINES</w:t>
+      </w:r>
+      <w:r>
+        <w:t>)</w:t>
+      </w:r>
+    </w:p>
+    <w:p>
+      <w:pPr>
+        <w:spacing w:line="276" w:lineRule="auto"/>
+        <w:jc w:val="both"/>
+      </w:pPr>
+    </w:p>
+    <w:p>
+      <w:pPr>
+        <w:spacing w:line="276" w:lineRule="auto"/>
+        <w:jc w:val="both"/>
+      </w:pPr>
+      <w:r>
+        <w:t xml:space="preserve">My primary realm of expertise is in cognition and </w:t>
+      </w:r>
+      <w:proofErr w:type="spellStart"/>
+      <w:r>
+        <w:t>behavior</w:t>
+      </w:r>
+      <w:proofErr w:type="spellEnd"/>
+      <w:r>
+        <w:t xml:space="preserve">, and I recognize that you are using what appears to be a novel </w:t>
+      </w:r>
+      <w:proofErr w:type="spellStart"/>
+      <w:r>
+        <w:t>behavioral</w:t>
+      </w:r>
+      <w:proofErr w:type="spellEnd"/>
+      <w:r>
+        <w:t xml:space="preserve"> perception assay in this experiment. I believe it is novel because I do not see cited sources for similar assays published in the literature. I am not sure this assay directly measures perception. Perception is by definition some sort of short-term internal representation of a stimulus, which is only part of what this assay is measuring. Other cognitive processes, including attention, decision-making, and even some form of learning and memory are also part of the performance outcomes of this assay, as I see it. The timeframe that animals are tested requires them to first perceive a stimulus, but then internal processes are involved in the attention paid to that stimulus and the decision made to approach. The very basis of the assay, familiar vs unfamiliar prey, is based on previous experience, and thus learning and memory. Thus, although I see this as definitely a type of cognitive assay testing decision-making during foraging, I am not sure it is apt to call it an assay measuring perception, which is how it is framed in this paper. I would like to see the authors address this in the paper and perhaps change the framing.</w:t>
+      </w:r>
+    </w:p>
+    <w:p>
+      <w:pPr>
+        <w:spacing w:line="276" w:lineRule="auto"/>
+        <w:jc w:val="both"/>
+      </w:pPr>
+      <w:r>
+        <w:rPr>
+          <w:b/>
+          <w:bCs/>
+        </w:rPr>
+        <w:t>RESPONSE:</w:t>
+      </w:r>
+      <w:r>
+        <w:rPr>
+          <w:b/>
+          <w:bCs/>
+        </w:rPr>
+        <w:t xml:space="preserve"> </w:t>
+      </w:r>
+      <w:r>
+        <w:t>We thank the reviewer for this detailed and thoughtful comment; we address the reviewer's concerns below.</w:t>
+      </w:r>
+    </w:p>
+    <w:p>
+      <w:pPr>
+        <w:spacing w:line="276" w:lineRule="auto"/>
+        <w:jc w:val="both"/>
+      </w:pPr>
+      <w:r>
+        <w:t xml:space="preserve">Comparable behavioural assays measuring latency to detect or respond to chemical and visual prey stimuli have been used previously in lizards. For example, </w:t>
+      </w:r>
+      <w:proofErr w:type="spellStart"/>
+      <w:r>
+        <w:t>Desfilis</w:t>
+      </w:r>
+      <w:proofErr w:type="spellEnd"/>
+      <w:r>
+        <w:t xml:space="preserve"> et al. (2003, </w:t>
+      </w:r>
+      <w:r>
+        <w:rPr>
+          <w:i/>
+          <w:iCs/>
+        </w:rPr>
+        <w:t>J. Comp. Psychol.</w:t>
+      </w:r>
+      <w:r>
+        <w:t xml:space="preserve">) used contacts with a vessel as a measure of interest/discrimination, and Recio et al. (2021, </w:t>
+      </w:r>
+      <w:r>
+        <w:rPr>
+          <w:i/>
+          <w:iCs/>
+        </w:rPr>
+        <w:t>Amphibia-Reptilia</w:t>
+      </w:r>
+      <w:r>
+        <w:t>) used latency to approach the apparatus as a comparable measure. Our own measure—sustained exploration of the stimulus location—is consistent with this precedent for using approach- or exploration-based behaviours as indicators of stimulus detection.</w:t>
+      </w:r>
+    </w:p>
+    <w:p>
+      <w:pPr>
+        <w:spacing w:line="276" w:lineRule="auto"/>
+        <w:jc w:val="both"/>
+      </w:pPr>
+      <w:r>
+        <w:t xml:space="preserve">We agree that attention and decision-making likely also contribute to the response measured here, alongside detection itself, and we do not intend to claim that our assay isolates a single cognitive process. We believe, however, that framing this response using the narrower and more conservative term "detection" is preferable to invoking a specific </w:t>
+      </w:r>
+      <w:r>
+        <w:lastRenderedPageBreak/>
+        <w:t>higher-order cognitive process (such as perception or discrimination) that our assay design cannot directly confirm (see also our response to a related comment from Reviewer 1, above).</w:t>
+      </w:r>
+    </w:p>
+    <w:p>
+      <w:pPr>
+        <w:spacing w:line="276" w:lineRule="auto"/>
+        <w:jc w:val="both"/>
+      </w:pPr>
+      <w:r>
+        <w:t xml:space="preserve">Regarding learning and memory specifically: our preliminary models, which included prey familiarity as a covariate, did not find a significant effect of familiarity on detection latency (see Supplementary Material, </w:t>
+      </w:r>
+      <w:r>
+        <w:rPr>
+          <w:highlight w:val="yellow"/>
+        </w:rPr>
+        <w:t>LINES</w:t>
+      </w:r>
+      <w:r>
+        <w:t>). This suggests that learning- or memory-based recognition of specific prey identity was not a major driver of the response measured here, though we cannot rule out some contribution.</w:t>
+      </w:r>
+    </w:p>
+    <w:p>
+      <w:pPr>
+        <w:spacing w:line="276" w:lineRule="auto"/>
+        <w:jc w:val="both"/>
+      </w:pPr>
+      <w:r>
+        <w:t>We agree that "perception" and "detection" have at times been used interchangeably in the manuscript despite not being synonymous, and that "perception" may imply a specific internal representational process our assay cannot directly confirm</w:t>
+      </w:r>
+      <w:r>
+        <w:t xml:space="preserve"> (see above)</w:t>
+      </w:r>
+      <w:r>
+        <w:t xml:space="preserve">. We have revised the manuscript throughout to consistently use "detection" instead and have added an explicit acknowledgment in the Discussion that our assay reflects the combined output of multiple processes and does not isolate detection as a fully distinct one: </w:t>
+      </w:r>
+      <w:r>
+        <w:t>"</w:t>
+      </w:r>
+      <w:r>
+        <w:t xml:space="preserve"> The behaviour measured here, for instance, may be more cognitively complex than detection alone implies. Other processes such as decision-making and further information processing could still contribute to individual differences in performance. These processes may be governed by brain regions distinct from the olfactory bulbs and optic tecta examined here, which could explain why mitochondrial function in these regions was not related to our behavioural metrics.</w:t>
+      </w:r>
+      <w:r>
+        <w:t>" (see</w:t>
+      </w:r>
+      <w:r>
+        <w:t xml:space="preserve"> </w:t>
+      </w:r>
+      <w:r>
+        <w:rPr>
+          <w:highlight w:val="yellow"/>
+        </w:rPr>
+        <w:t>LINES</w:t>
+      </w:r>
+      <w:r>
+        <w:t>).</w:t>
+      </w:r>
+    </w:p>
+    <w:p>
+      <w:pPr>
+        <w:spacing w:line="276" w:lineRule="auto"/>
+        <w:jc w:val="both"/>
+      </w:pPr>
+      <w:r>
+        <w:rPr>
+          <w:highlight w:val="red"/>
+        </w:rPr>
+        <w:br/>
+      </w:r>
+      <w:r>
+        <w:rPr>
+          <w:highlight w:val="red"/>
+        </w:rPr>
+        <w:br/>
+      </w:r>
+      <w:r>
+        <w:t xml:space="preserve">It is unclear to me when you tested the </w:t>
+      </w:r>
+      <w:proofErr w:type="spellStart"/>
+      <w:r>
+        <w:t>behavior</w:t>
+      </w:r>
+      <w:proofErr w:type="spellEnd"/>
+      <w:r>
+        <w:t xml:space="preserve"> of the lizards in regard to their hatching (Lines 114-125). Given the potential “catch up” effect you describe later (lines 371-372), it seems pertinent to include this information. I am concerned that this study is framed as a developmental effects study, but it seems like many of the analyses took place a very </w:t>
+      </w:r>
+      <w:proofErr w:type="gramStart"/>
+      <w:r>
+        <w:t>long time</w:t>
+      </w:r>
+      <w:proofErr w:type="gramEnd"/>
+      <w:r>
+        <w:t xml:space="preserve"> following hatching. This misses a critical period of the skink’s life where effects might be observed, and it seems odd to me that this was not </w:t>
+      </w:r>
+      <w:proofErr w:type="gramStart"/>
+      <w:r>
+        <w:t>taken into account</w:t>
+      </w:r>
+      <w:proofErr w:type="gramEnd"/>
+      <w:r>
+        <w:t xml:space="preserve"> in the study design. I understand this aspect of the data can no longer be changed, so I am only requesting the authors be more explicit in their timeline </w:t>
+      </w:r>
+      <w:proofErr w:type="gramStart"/>
+      <w:r>
+        <w:t>so as to</w:t>
+      </w:r>
+      <w:proofErr w:type="gramEnd"/>
+      <w:r>
+        <w:t xml:space="preserve"> better understand the context of the study.</w:t>
+      </w:r>
+    </w:p>
+    <w:p>
+      <w:pPr>
+        <w:spacing w:line="276" w:lineRule="auto"/>
+        <w:jc w:val="both"/>
+      </w:pPr>
+      <w:r>
+        <w:rPr>
+          <w:b/>
+          <w:bCs/>
+        </w:rPr>
+        <w:t>RESPONSE:</w:t>
+      </w:r>
+      <w:r>
+        <w:t xml:space="preserve"> </w:t>
+      </w:r>
+      <w:r>
+        <w:t>We appreciate this suggestion and agree that including explicit information on age at testing and euthanasia improves the transparency and clarity of our study timeline. We have added a table reporting mean age and 95% confidence intervals at both time points for each treatment combination (Table S2 in Supplementary Material) and have clarified the relevant timeline in the Methods: “</w:t>
+      </w:r>
+      <w:r>
+        <w:t xml:space="preserve">Approximately 225 days after hatching (age per treatment on Table S2 in </w:t>
+      </w:r>
+      <w:r>
+        <w:rPr>
+          <w:i/>
+          <w:iCs/>
+        </w:rPr>
+        <w:t>Supplementary Material</w:t>
+      </w:r>
+      <w:r>
+        <w:t>) lizards were subjected to the prey detection tests.</w:t>
+      </w:r>
+      <w:r>
+        <w:t xml:space="preserve">” (see </w:t>
+      </w:r>
+      <w:r>
+        <w:rPr>
+          <w:highlight w:val="yellow"/>
+        </w:rPr>
+        <w:t>LINES</w:t>
+      </w:r>
+      <w:r>
+        <w:t>).</w:t>
+      </w:r>
+    </w:p>
+    <w:p>
+      <w:pPr>
+        <w:spacing w:line="276" w:lineRule="auto"/>
+        <w:jc w:val="both"/>
+      </w:pPr>
+      <w:r>
+        <w:lastRenderedPageBreak/>
+        <w:t>We agree that our study did not capture the critical developmental period immediately following hatching. However, we note that developmental effects remain developmental in origin even when their consequences are observed, or persist, later in life. Given that all lizards were raised under common conditions following hatching, any differences detected between treatment groups at the point of measurement are attributable to the prenatal manipulation rather than to differential later-life environments. We also note that measuring at any single life stage—including immediately post-hatching—would similarly miss other periods of the skink's life during which effects might</w:t>
+      </w:r>
+      <w:r>
+        <w:t xml:space="preserve"> be observable.</w:t>
+      </w:r>
+      <w:r>
+        <w:t xml:space="preserve"> </w:t>
+      </w:r>
+      <w:r>
+        <w:t>N</w:t>
+      </w:r>
+      <w:r>
+        <w:t>o single timepoint can capture the full developmental trajectory, and this is a limitation shared by studies assessing outcomes at any given life stage. In addition, we also note that tissue collection from very young hatchlings for the brain regions examined here was not feasible given their small size, which was an important logistical constraint on our study design.</w:t>
+      </w:r>
+      <w:r>
+        <w:t xml:space="preserve"> </w:t>
+      </w:r>
+      <w:r>
+        <w:t xml:space="preserve">We have added a statement acknowledging this limitation, and the value of assessing multiple life stages in future work, to the Discussion: </w:t>
+      </w:r>
+      <w:r>
+        <w:t>“</w:t>
+      </w:r>
+      <w:r>
+        <w:t>Similarly, by testing lizards at approximately 225 days old, we may have missed a critical period during which the effects of prenatal conditions were more pronounced.</w:t>
+      </w:r>
+      <w:r>
+        <w:t xml:space="preserve">” (see </w:t>
+      </w:r>
+      <w:r>
+        <w:rPr>
+          <w:highlight w:val="yellow"/>
+        </w:rPr>
+        <w:t>LINES</w:t>
+      </w:r>
+      <w:r>
+        <w:t xml:space="preserve">); </w:t>
+      </w:r>
+      <w:proofErr w:type="gramStart"/>
+      <w:r>
+        <w:t xml:space="preserve">and  </w:t>
+      </w:r>
+      <w:r>
+        <w:t>“</w:t>
+      </w:r>
+      <w:proofErr w:type="gramEnd"/>
+      <w:r>
+        <w:t>Alternatively, the cognitive effects of oxidative stress may not be detectable at the age when we tested lizards. Oxidative damage accumulates over time, and its effects on cognition become more pronounced with age</w:t>
+      </w:r>
+      <w:r>
+        <w:t xml:space="preserve"> (Hara et al., 2014; Terman et al., 2006)</w:t>
+      </w:r>
+      <w:r>
+        <w:t>. As such, we could find strong relationships between oxidative damage and perception if older individuals were tested.</w:t>
+      </w:r>
+      <w:r>
+        <w:t>” (see</w:t>
+      </w:r>
+      <w:r>
+        <w:t xml:space="preserve"> </w:t>
+      </w:r>
+      <w:r>
+        <w:rPr>
+          <w:highlight w:val="yellow"/>
+        </w:rPr>
+        <w:t>LINES</w:t>
+      </w:r>
+      <w:r>
+        <w:t>).</w:t>
+      </w:r>
+    </w:p>
+    <w:p>
+      <w:pPr>
+        <w:spacing w:line="276" w:lineRule="auto"/>
+        <w:jc w:val="both"/>
+      </w:pPr>
+      <w:r>
+        <w:t> </w:t>
+      </w:r>
+      <w:r>
+        <w:br/>
+        <w:t xml:space="preserve">Although I understand that the olfactory bulb and optic tecta (Line 184-185) are associated with sensory inputs, I am not sure I completely agree that they are associated with the entire perceptive process being measured in this study. These brain regions are primarily responsible for taking information in from the environment and then relaying it to other integrative </w:t>
+      </w:r>
+      <w:proofErr w:type="spellStart"/>
+      <w:r>
+        <w:t>centers</w:t>
+      </w:r>
+      <w:proofErr w:type="spellEnd"/>
+      <w:r>
+        <w:t xml:space="preserve"> of the brain to generate foraging </w:t>
+      </w:r>
+      <w:proofErr w:type="spellStart"/>
+      <w:r>
+        <w:t>behavior</w:t>
+      </w:r>
+      <w:proofErr w:type="spellEnd"/>
+      <w:r>
+        <w:t xml:space="preserve"> based on internal state. Therefore, I am not sure if these brain regions were the best to choose for this study, or at least not as the only regions examined. I might expect to see the </w:t>
+      </w:r>
+      <w:proofErr w:type="spellStart"/>
+      <w:r>
+        <w:t>behavior</w:t>
+      </w:r>
+      <w:proofErr w:type="spellEnd"/>
+      <w:r>
+        <w:t xml:space="preserve"> assay used here to put more demands on telencephalic regions or midbrain regions associated with hunger and foraging </w:t>
+      </w:r>
+      <w:proofErr w:type="spellStart"/>
+      <w:r>
+        <w:t>behavior</w:t>
+      </w:r>
+      <w:proofErr w:type="spellEnd"/>
+      <w:r>
+        <w:t xml:space="preserve">, rather than the olfactory bulb and optic tectum. Thus, it might not be surprising (Line 348) that you don’t see a connection between brain and </w:t>
+      </w:r>
+      <w:proofErr w:type="spellStart"/>
+      <w:r>
+        <w:t>behavior</w:t>
+      </w:r>
+      <w:proofErr w:type="spellEnd"/>
+      <w:r>
+        <w:t xml:space="preserve"> when focused on these regions. In the future, I might consider </w:t>
+      </w:r>
+      <w:proofErr w:type="spellStart"/>
+      <w:r>
+        <w:t>analyzing</w:t>
+      </w:r>
+      <w:proofErr w:type="spellEnd"/>
+      <w:r>
+        <w:t xml:space="preserve"> additional brain regions, particularly in the context of cognition, and perhaps acknowledge that other brain regions may have been more appropriate in this study.</w:t>
+      </w:r>
+    </w:p>
+    <w:p>
+      <w:pPr>
+        <w:spacing w:line="276" w:lineRule="auto"/>
+        <w:jc w:val="both"/>
+      </w:pPr>
+      <w:r>
+        <w:rPr>
+          <w:b/>
+          <w:bCs/>
+        </w:rPr>
+        <w:t>RESPONSE:</w:t>
+      </w:r>
+      <w:r>
+        <w:t xml:space="preserve"> </w:t>
+      </w:r>
+      <w:r>
+        <w:t xml:space="preserve">We appreciate this thoughtful concern and agree that examining additional integrative brain regions is a valuable direction for future work. We chose to focus on the olfactory bulb and optic tecta as an initial step, given that these regions represent the first point at which chemical and visual sensory information is processed. We considered that, if mitochondrial function impacts the regions responsible for taking information in, </w:t>
+      </w:r>
+      <w:r>
+        <w:lastRenderedPageBreak/>
+        <w:t xml:space="preserve">this could cascade into foraging decisions independently of the state and function of other regions of the brain. We also note that, in previous work in this species using the same mitochondrial measures, we found no relationship between mitochondrial physiology in the medial cortex and spatial learning performance, nor an effect of our treatments on medial cortex mitochondrial physiology (Recio et al. 2025, </w:t>
+      </w:r>
+      <w:r>
+        <w:rPr>
+          <w:i/>
+          <w:iCs/>
+        </w:rPr>
+        <w:t>J. Exp. Biol.</w:t>
+      </w:r>
+      <w:r>
+        <w:t xml:space="preserve">). </w:t>
+      </w:r>
+      <w:r>
+        <w:t>However, w</w:t>
+      </w:r>
+      <w:r>
+        <w:t>e have acknowledged that other regions could be involved in the behaviour we measured and expanded on this in the Discussion</w:t>
+      </w:r>
+      <w:proofErr w:type="gramStart"/>
+      <w:r>
+        <w:t xml:space="preserve">: </w:t>
+      </w:r>
+      <w:r>
+        <w:t xml:space="preserve"> </w:t>
+      </w:r>
+      <w:r>
+        <w:t>“</w:t>
+      </w:r>
+      <w:proofErr w:type="gramEnd"/>
+      <w:r>
+        <w:t>The behaviour measured here, for instance, may be more cognitively complex than detection alone implies. Other processes such as decision-making and further information processing could still contribute to individual differences in performance. These processes may be governed by brain regions distinct from the olfactory bulbs and optic tecta examined here, which could explain why mitochondrial function in these regions was not related to our behavioural metrics.</w:t>
+      </w:r>
+      <w:r>
+        <w:t>” (see</w:t>
+      </w:r>
+      <w:r>
+        <w:t xml:space="preserve"> </w:t>
+      </w:r>
+      <w:r>
+        <w:rPr>
+          <w:highlight w:val="yellow"/>
+        </w:rPr>
+        <w:t>LINES</w:t>
+      </w:r>
+      <w:r>
+        <w:t>)</w:t>
+      </w:r>
+      <w:r>
+        <w:t>.</w:t>
+      </w:r>
+    </w:p>
+    <w:p>
+      <w:pPr>
+        <w:spacing w:line="276" w:lineRule="auto"/>
+        <w:jc w:val="both"/>
+      </w:pPr>
+      <w:r>
+        <w:br/>
+        <w:t xml:space="preserve">My final concern is related to the statistical methods. I am not an expert in these methods, but given the study design with several groups, I am concerned that the sample size is not adequate to prevent false negative results. I would suggest review by an expert in these methods </w:t>
+      </w:r>
+      <w:proofErr w:type="gramStart"/>
+      <w:r>
+        <w:t>in order to</w:t>
+      </w:r>
+      <w:proofErr w:type="gramEnd"/>
+      <w:r>
+        <w:t xml:space="preserve"> provide additional insight into this possibility.</w:t>
+      </w:r>
+    </w:p>
+    <w:p>
+      <w:pPr>
+        <w:spacing w:line="276" w:lineRule="auto"/>
+        <w:jc w:val="both"/>
+      </w:pPr>
+      <w:r>
+        <w:rPr>
+          <w:b/>
+          <w:bCs/>
+        </w:rPr>
+        <w:t>RESPONSE:</w:t>
+      </w:r>
+      <w:r>
+        <w:t xml:space="preserve"> </w:t>
+      </w:r>
+      <w:r>
+        <w:t>We thank the reviewer for raising this concern</w:t>
+      </w:r>
+      <w:r>
+        <w:t>, and</w:t>
+      </w:r>
+      <w:r>
+        <w:t xml:space="preserve"> </w:t>
+      </w:r>
+      <w:r>
+        <w:t>w</w:t>
       </w:r>
       <w:r>
         <w:t xml:space="preserve">e </w:t>
       </w:r>
       <w:r>
-        <w:t xml:space="preserve">anaesthetic </w:t>
-      </w:r>
-      <w:r>
-        <w:t>and</w:t>
-      </w:r>
-      <w:r>
-        <w:t xml:space="preserve"> dose w</w:t>
-      </w:r>
-      <w:r>
-        <w:t>ere</w:t>
-      </w:r>
-      <w:r>
-        <w:t xml:space="preserve"> selected based on guidance from the veterinarian at our institution</w:t>
-      </w:r>
-      <w:r>
-        <w:t>.</w:t>
+        <w:t xml:space="preserve">will </w:t>
+      </w:r>
+      <w:r>
+        <w:t>welcome additional statistical review</w:t>
+      </w:r>
+      <w:r>
+        <w:t xml:space="preserve"> if considered necessary</w:t>
+      </w:r>
+      <w:r>
+        <w:t xml:space="preserve">. </w:t>
+      </w:r>
+      <w:r>
+        <w:t>In the meantime, w</w:t>
+      </w:r>
+      <w:r>
+        <w:t xml:space="preserve">e </w:t>
+      </w:r>
+      <w:r>
+        <w:t xml:space="preserve">kindly </w:t>
+      </w:r>
+      <w:r>
+        <w:t>offer the following in response: our univariate models testing treatment effects on each variable detected significant effects for several variables (see Results), which we believe argues against the sample size being generally inadequate to detect true effects in this desig</w:t>
+      </w:r>
+      <w:r>
+        <w:t>n. A</w:t>
+      </w:r>
+      <w:r>
+        <w:t xml:space="preserve"> substantially underpowered design would unlikely detect significant effects at all. We agree that our structural equation models, which link multiple variables simultaneously, have comparatively lower power, and we acknowledge this limitation explicitly in the Discussion</w:t>
+      </w:r>
+      <w:r>
+        <w:t xml:space="preserve">: </w:t>
+      </w:r>
+      <w:r>
+        <w:t>“</w:t>
+      </w:r>
+      <w:r>
+        <w:t>Finally, the SEM linking mitochondrial physiology to prey detection relied on a sample size of 80 lizards, which may have been underpowered to detect true relationships between these traits. However, path coefficients were consistently small despite considerable uncertainty around these estimates, a pattern more consistent with a genuine absence of strong relationships than with a failure to detect a large true effect. We cannot rule out, nonetheless, that our sample size limited detection of more moderate effects.</w:t>
+      </w:r>
+      <w:r>
+        <w:t>”</w:t>
+      </w:r>
+      <w:r>
+        <w:t xml:space="preserve"> (see </w:t>
+      </w:r>
+      <w:r>
+        <w:rPr>
+          <w:highlight w:val="yellow"/>
+        </w:rPr>
+        <w:t>LINES</w:t>
+      </w:r>
+      <w:r>
+        <w:t xml:space="preserve">). </w:t>
+      </w:r>
+      <w:r>
+        <w:t>In addition, a</w:t>
+      </w:r>
+      <w:r>
+        <w:t xml:space="preserve">ll models showed good convergence diagnostics (R-hat values and other summary statistics; see </w:t>
+      </w:r>
+      <w:r>
+        <w:rPr>
+          <w:i/>
+          <w:iCs/>
+        </w:rPr>
+        <w:t>Supplementary Material</w:t>
+      </w:r>
+      <w:r>
+        <w:t xml:space="preserve">), </w:t>
+      </w:r>
+      <w:r>
+        <w:t xml:space="preserve">and although </w:t>
+      </w:r>
+      <w:r>
+        <w:t>th</w:t>
+      </w:r>
+      <w:r>
+        <w:t>ese diagnostics</w:t>
+      </w:r>
+      <w:r>
+        <w:t xml:space="preserve"> do not test for statistical power specifically</w:t>
+      </w:r>
+      <w:r>
+        <w:t>, they indicate</w:t>
+      </w:r>
+      <w:r>
+        <w:t xml:space="preserve"> that the models were well-specified and appropriately sampled.</w:t>
       </w:r>
     </w:p>
     <w:p>
@@ -1305,223 +3270,19 @@
       </w:pPr>
       <w:r>
         <w:br/>
-        <w:t>Line 222-224 – how were they determined? What criteria?</w:t>
-      </w:r>
-    </w:p>
-    <w:p>
-      <w:pPr>
-        <w:spacing w:line="276" w:lineRule="auto"/>
-        <w:jc w:val="both"/>
-      </w:pPr>
-      <w:r>
-        <w:rPr>
-          <w:b/>
-          <w:bCs/>
-        </w:rPr>
-        <w:t>RESPONSE:</w:t>
-      </w:r>
-      <w:r>
-        <w:rPr>
-          <w:b/>
-          <w:bCs/>
-        </w:rPr>
-        <w:t xml:space="preserve"> </w:t>
-      </w:r>
-      <w:r>
-        <w:t xml:space="preserve">Detector and voltage settings were determined during pilot trials, choosing values that </w:t>
-      </w:r>
-      <w:proofErr w:type="spellStart"/>
-      <w:r>
-        <w:t>centered</w:t>
-      </w:r>
-      <w:proofErr w:type="spellEnd"/>
-      <w:r>
-        <w:t xml:space="preserve"> the distribution of observations in each channel at 10³ fluorescent intensity and minimised off-scale events (&lt;10¹ or &gt;10⁵). Full details, including the specific voltages and channels used for each assay, are provided in the Supplementary Material (see </w:t>
-      </w:r>
-      <w:r>
-        <w:rPr>
-          <w:highlight w:val="yellow"/>
-        </w:rPr>
-        <w:t>LINES</w:t>
-      </w:r>
-      <w:r>
-        <w:t>), referenced in the Methods (</w:t>
-      </w:r>
-      <w:r>
-        <w:t xml:space="preserve">see </w:t>
-      </w:r>
-      <w:r>
-        <w:rPr>
-          <w:highlight w:val="yellow"/>
-        </w:rPr>
-        <w:t>LINES</w:t>
-      </w:r>
-      <w:r>
-        <w:t>).</w:t>
-      </w:r>
-    </w:p>
-    <w:p>
-      <w:pPr>
-        <w:spacing w:line="276" w:lineRule="auto"/>
-        <w:jc w:val="both"/>
-      </w:pPr>
-      <w:r>
-        <w:br/>
-        <w:t>Line 241- Is this the final sample size for the application of treatments, individuals who were assayed, or metabolic measurements? Was there any die off?</w:t>
-      </w:r>
-    </w:p>
-    <w:p>
-      <w:pPr>
-        <w:spacing w:line="276" w:lineRule="auto"/>
-        <w:jc w:val="both"/>
-      </w:pPr>
-      <w:r>
-        <w:rPr>
-          <w:b/>
-          <w:bCs/>
-        </w:rPr>
-        <w:t>RESPONSE:</w:t>
-      </w:r>
-      <w:r>
-        <w:t xml:space="preserve"> </w:t>
-      </w:r>
-      <w:r>
-        <w:t xml:space="preserve">This table reports the number of individuals assayed for all measures reported in the </w:t>
-      </w:r>
-      <w:r>
-        <w:t xml:space="preserve">present </w:t>
-      </w:r>
-      <w:r>
-        <w:t>study (behavioural and mitochondrial), i.e., 20 individuals per treatment combination (N = 80 total). Information on mortality prior to reaching this stage has been added to the text (see response to major comment 3 above).</w:t>
-      </w:r>
-      <w:r>
-        <w:t xml:space="preserve"> </w:t>
-      </w:r>
-    </w:p>
-    <w:p>
-      <w:pPr>
-        <w:spacing w:line="276" w:lineRule="auto"/>
-        <w:jc w:val="both"/>
-      </w:pPr>
-      <w:r>
-        <w:br/>
-        <w:t>Line 249- A Gaussian structure does not seem appropriate for detection latency. Also, why not include visual versus chemical cue as a fixed effect and run all trials in the same model? It seems like chemical and visual cues were run as different models?</w:t>
-      </w:r>
-    </w:p>
-    <w:p>
-      <w:pPr>
-        <w:spacing w:line="276" w:lineRule="auto"/>
-        <w:jc w:val="both"/>
-      </w:pPr>
-      <w:r>
-        <w:rPr>
-          <w:b/>
-          <w:bCs/>
-        </w:rPr>
-        <w:t>RESPONSE:</w:t>
-      </w:r>
-      <w:r>
-        <w:rPr>
-          <w:b/>
-          <w:bCs/>
-        </w:rPr>
-        <w:t xml:space="preserve"> </w:t>
-      </w:r>
-      <w:r>
-        <w:t xml:space="preserve">Detection latency was log-transformed prior to analysis (as stated </w:t>
-      </w:r>
-      <w:r>
-        <w:t>on</w:t>
-      </w:r>
-      <w:r>
-        <w:t xml:space="preserve"> </w:t>
-      </w:r>
-      <w:r>
-        <w:rPr>
-          <w:highlight w:val="yellow"/>
-        </w:rPr>
-        <w:t>lines</w:t>
-      </w:r>
-      <w:r>
-        <w:t>), and a Gaussian error structure was applied to the log-transformed variable. Model diagnostics (residual plots) confirm</w:t>
-      </w:r>
-      <w:r>
-        <w:t>ed</w:t>
-      </w:r>
-      <w:r>
-        <w:t xml:space="preserve"> appropriate fit</w:t>
-      </w:r>
-      <w:r>
-        <w:t xml:space="preserve"> for the models involving detection latency and</w:t>
-      </w:r>
-      <w:r>
-        <w:t xml:space="preserve"> are provided in the Supplementary Material.</w:t>
-      </w:r>
-    </w:p>
-    <w:p>
-      <w:pPr>
-        <w:spacing w:line="276" w:lineRule="auto"/>
-        <w:jc w:val="both"/>
-      </w:pPr>
-      <w:r>
-        <w:t>We</w:t>
-      </w:r>
-      <w:r>
-        <w:t xml:space="preserve"> </w:t>
-      </w:r>
-      <w:proofErr w:type="spellStart"/>
-      <w:r>
-        <w:t>modeled</w:t>
-      </w:r>
-      <w:proofErr w:type="spellEnd"/>
-      <w:r>
-        <w:t xml:space="preserve"> the two cue types separately because our hypotheses concerned the effect of prenatal treatment on detection within each cue modality</w:t>
-      </w:r>
-      <w:r>
-        <w:t>;</w:t>
-      </w:r>
-      <w:r>
-        <w:t xml:space="preserve"> whether detection differs between chemical and visual cues </w:t>
-      </w:r>
-      <w:r>
-        <w:t>was</w:t>
-      </w:r>
-      <w:r>
-        <w:t xml:space="preserve"> outside the scope of our research questions. Combining cue types into a single model would also complicate interpretation of treatment effects and would introduce additional complexity into the </w:t>
-      </w:r>
-      <w:r>
-        <w:t xml:space="preserve">following </w:t>
-      </w:r>
-      <w:r>
-        <w:t>structural equation models linking detection to mitochondrial physiology</w:t>
-      </w:r>
-      <w:r>
-        <w:t>. In addition,</w:t>
-      </w:r>
-      <w:r>
-        <w:t xml:space="preserve"> comparison of posterior distributions also allows comparison of treatment effects across cue types without requiring a jointly fitted model.</w:t>
-      </w:r>
-      <w:r>
-        <w:t xml:space="preserve"> </w:t>
-      </w:r>
-    </w:p>
-    <w:p>
-      <w:pPr>
-        <w:spacing w:line="276" w:lineRule="auto"/>
-        <w:jc w:val="both"/>
-      </w:pPr>
-      <w:r>
-        <w:br/>
-      </w:r>
-      <w:r>
-        <w:t>Line 256- Final model fit should be chosen by model selection, rather than removing non-significant effects.</w:t>
-      </w:r>
-    </w:p>
-    <w:p>
-      <w:pPr>
-        <w:spacing w:line="276" w:lineRule="auto"/>
-        <w:jc w:val="both"/>
-      </w:pPr>
+        <w:t>Minor comments:</w:t>
+      </w:r>
+    </w:p>
+    <w:p>
+      <w:pPr>
+        <w:spacing w:line="276" w:lineRule="auto"/>
+        <w:jc w:val="both"/>
+      </w:pPr>
+      <w:r>
+        <w:t>Indents might be necessary for the manuscript.</w:t>
+      </w:r>
+    </w:p>
+    <w:p>
       <w:r>
         <w:rPr>
           <w:b/>
@@ -1531,47 +3292,231 @@
         <w:t>RESPONSE:</w:t>
       </w:r>
       <w:r>
-        <w:rPr>
-          <w:b/>
-          <w:bCs/>
-        </w:rPr>
-        <w:t xml:space="preserve"> </w:t>
-      </w:r>
-      <w:r>
-        <w:t>We did not use formal model selection (e.g., AIC or LOO) to choose the final model structure</w:t>
-      </w:r>
-      <w:r>
-        <w:t>,</w:t>
-      </w:r>
-      <w:r>
-        <w:t xml:space="preserve"> and </w:t>
-      </w:r>
-      <w:r>
-        <w:t xml:space="preserve">we </w:t>
-      </w:r>
-      <w:r>
-        <w:t xml:space="preserve">agree that removing predictors based solely on statistical significance is not an appropriate approach to model selection. </w:t>
-      </w:r>
-      <w:r>
-        <w:t xml:space="preserve">However, </w:t>
-      </w:r>
-      <w:r>
-        <w:t xml:space="preserve">we were concerned that </w:t>
-      </w:r>
-      <w:r>
-        <w:t>the lack of effect of our factors of interest in the preliminary models</w:t>
-      </w:r>
-      <w:r>
-        <w:t xml:space="preserve"> could reflect a Type II error driven by excess model complexity (e.g., inflated uncertainty from non-focal covariates). We therefore conducted a sensitivity analysis, running simplified models excluding non-focal, non-significant covariates while always retaining our factors of interest, to check whether estimates and uncertainty around our factors of interest were robust to covariate specification.</w:t>
-      </w:r>
-      <w:r>
-        <w:t xml:space="preserve"> </w:t>
-      </w:r>
-      <w:r>
-        <w:t>We report the simplified models as our final models, as this facilitated more manageable handling of posterior distributions for the figures and tables.</w:t>
-      </w:r>
-      <w:r>
-        <w:t xml:space="preserve"> However, the results of the preliminary models are reported fully in the Supplementary Material. </w:t>
+        <w:t xml:space="preserve"> Thank you, we have added paragraph indents throughout the manuscript.</w:t>
+      </w:r>
+    </w:p>
+    <w:p>
+      <w:pPr>
+        <w:spacing w:line="276" w:lineRule="auto"/>
+        <w:jc w:val="both"/>
+      </w:pPr>
+    </w:p>
+    <w:p>
+      <w:pPr>
+        <w:spacing w:line="276" w:lineRule="auto"/>
+        <w:jc w:val="both"/>
+      </w:pPr>
+      <w:r>
+        <w:t>Line 97-98: Was any UV lighting provided for the species?</w:t>
+      </w:r>
+    </w:p>
+    <w:p>
+      <w:pPr>
+        <w:spacing w:line="276" w:lineRule="auto"/>
+        <w:jc w:val="both"/>
+      </w:pPr>
+      <w:r>
+        <w:rPr>
+          <w:b/>
+          <w:bCs/>
+        </w:rPr>
+        <w:t>RESPONSE:</w:t>
+      </w:r>
+      <w:r>
+        <w:rPr>
+          <w:b/>
+          <w:bCs/>
+        </w:rPr>
+        <w:t xml:space="preserve"> </w:t>
+      </w:r>
+      <w:r>
+        <w:t xml:space="preserve">We appreciate the reviewer’s attention to detail. Lizards were provided with UV lighting following the same cycles </w:t>
+      </w:r>
+      <w:r>
+        <w:t>as</w:t>
+      </w:r>
+      <w:r>
+        <w:t xml:space="preserve"> the heat chord and heat lamp. We have included this information on the text: “</w:t>
+      </w:r>
+      <w:r>
+        <w:t>We also provided lizards with UV light for 12 h a day.</w:t>
+      </w:r>
+      <w:r>
+        <w:t>” (</w:t>
+      </w:r>
+      <w:r>
+        <w:rPr>
+          <w:highlight w:val="yellow"/>
+        </w:rPr>
+        <w:t>LINES</w:t>
+      </w:r>
+      <w:r>
+        <w:t>)</w:t>
+      </w:r>
+    </w:p>
+    <w:p>
+      <w:pPr>
+        <w:spacing w:line="276" w:lineRule="auto"/>
+        <w:jc w:val="both"/>
+        <w:rPr>
+          <w:b/>
+          <w:bCs/>
+        </w:rPr>
+      </w:pPr>
+    </w:p>
+    <w:p>
+      <w:pPr>
+        <w:spacing w:line="276" w:lineRule="auto"/>
+        <w:jc w:val="both"/>
+      </w:pPr>
+      <w:r>
+        <w:t xml:space="preserve">Line 136-137: This makes it seem like they were euthanized immediately following tests, but later methods suggest it was much later. Please make the wording </w:t>
+      </w:r>
+      <w:proofErr w:type="gramStart"/>
+      <w:r>
+        <w:t>more clear</w:t>
+      </w:r>
+      <w:proofErr w:type="gramEnd"/>
+      <w:r>
+        <w:t>.</w:t>
+      </w:r>
+    </w:p>
+    <w:p>
+      <w:pPr>
+        <w:spacing w:line="276" w:lineRule="auto"/>
+        <w:jc w:val="both"/>
+      </w:pPr>
+      <w:r>
+        <w:rPr>
+          <w:b/>
+          <w:bCs/>
+        </w:rPr>
+        <w:t>RESPONSE:</w:t>
+      </w:r>
+      <w:r>
+        <w:t xml:space="preserve"> We have clarified this in the text: “Two months after the tests, </w:t>
+      </w:r>
+      <w:r>
+        <w:t>animals were euthanised and metabolic function was analysed in various brain regions (see Brain mitochondrial function below).</w:t>
+      </w:r>
+      <w:r>
+        <w:t>” (</w:t>
+      </w:r>
+      <w:r>
+        <w:rPr>
+          <w:highlight w:val="yellow"/>
+        </w:rPr>
+        <w:t>LINES</w:t>
+      </w:r>
+      <w:r>
+        <w:t>)</w:t>
+      </w:r>
+    </w:p>
+    <w:p>
+      <w:pPr>
+        <w:spacing w:line="276" w:lineRule="auto"/>
+        <w:jc w:val="both"/>
+      </w:pPr>
+    </w:p>
+    <w:p>
+      <w:pPr>
+        <w:spacing w:line="276" w:lineRule="auto"/>
+        <w:jc w:val="both"/>
+      </w:pPr>
+      <w:r>
+        <w:t>Line 142: “pretty” should be “prey.”</w:t>
+      </w:r>
+    </w:p>
+    <w:p>
+      <w:pPr>
+        <w:spacing w:line="276" w:lineRule="auto"/>
+        <w:jc w:val="both"/>
+      </w:pPr>
+      <w:r>
+        <w:rPr>
+          <w:b/>
+          <w:bCs/>
+        </w:rPr>
+        <w:t>RESPONSE:</w:t>
+      </w:r>
+      <w:r>
+        <w:t xml:space="preserve"> Corrected</w:t>
+      </w:r>
+    </w:p>
+    <w:p>
+      <w:pPr>
+        <w:spacing w:line="276" w:lineRule="auto"/>
+        <w:jc w:val="both"/>
+      </w:pPr>
+    </w:p>
+    <w:p>
+      <w:pPr>
+        <w:spacing w:line="276" w:lineRule="auto"/>
+        <w:jc w:val="both"/>
+      </w:pPr>
+      <w:r>
+        <w:t>Figure 1 – the “Known prey” and “Unknown prey” labels should be moved to the left, as it seems like they are associated with panel D.</w:t>
+      </w:r>
+    </w:p>
+    <w:p>
+      <w:pPr>
+        <w:spacing w:line="276" w:lineRule="auto"/>
+        <w:jc w:val="both"/>
+      </w:pPr>
+      <w:r>
+        <w:rPr>
+          <w:b/>
+          <w:bCs/>
+        </w:rPr>
+        <w:t>RESPONSE:</w:t>
+      </w:r>
+      <w:r>
+        <w:rPr>
+          <w:b/>
+          <w:bCs/>
+        </w:rPr>
+        <w:t xml:space="preserve"> </w:t>
+      </w:r>
+      <w:r>
+        <w:t>We have modified the figure as suggested.</w:t>
+      </w:r>
+    </w:p>
+    <w:p>
+      <w:pPr>
+        <w:spacing w:line="276" w:lineRule="auto"/>
+        <w:jc w:val="both"/>
+      </w:pPr>
+    </w:p>
+    <w:p>
+      <w:pPr>
+        <w:spacing w:line="276" w:lineRule="auto"/>
+        <w:jc w:val="both"/>
+      </w:pPr>
+      <w:r>
+        <w:t>Line 265: This is the first mention of SEM, need to define acronym (like you did a few lines later).</w:t>
+      </w:r>
+    </w:p>
+    <w:p>
+      <w:pPr>
+        <w:spacing w:line="276" w:lineRule="auto"/>
+        <w:jc w:val="both"/>
+      </w:pPr>
+      <w:r>
+        <w:rPr>
+          <w:b/>
+          <w:bCs/>
+        </w:rPr>
+        <w:t>RESPONSE:</w:t>
+      </w:r>
+      <w:r>
+        <w:rPr>
+          <w:b/>
+          <w:bCs/>
+        </w:rPr>
+        <w:t xml:space="preserve"> </w:t>
+      </w:r>
+      <w:r>
+        <w:t>Corrected</w:t>
       </w:r>
     </w:p>
     <w:p>
@@ -1581,37 +3526,19 @@
       </w:pPr>
       <w:r>
         <w:br/>
-        <w:t xml:space="preserve">Line 290- It is unclear from the methods that </w:t>
-      </w:r>
-      <w:proofErr w:type="gramStart"/>
-      <w:r>
-        <w:t>each individual</w:t>
-      </w:r>
-      <w:proofErr w:type="gramEnd"/>
-      <w:r>
-        <w:t xml:space="preserve"> got all 4 assays. You should state how far apart the assays were in time, </w:t>
-      </w:r>
-      <w:proofErr w:type="gramStart"/>
-      <w:r>
-        <w:t>and also</w:t>
-      </w:r>
-      <w:proofErr w:type="gramEnd"/>
-      <w:r>
-        <w:t xml:space="preserve"> control for that statistically, to see if there were differences in </w:t>
-      </w:r>
-      <w:proofErr w:type="spellStart"/>
-      <w:r>
-        <w:t>behavior</w:t>
-      </w:r>
-      <w:proofErr w:type="spellEnd"/>
-      <w:r>
-        <w:t xml:space="preserve"> across the assays.</w:t>
-      </w:r>
-    </w:p>
-    <w:p>
-      <w:pPr>
-        <w:spacing w:line="276" w:lineRule="auto"/>
-        <w:jc w:val="both"/>
+      </w:r>
+      <w:r>
+        <w:t>Line 366-367: You might consider that the two regions you picked are developing in two different regions at two different times in development, thus it is interesting that neither show an effect of your treatments.</w:t>
+      </w:r>
+    </w:p>
+    <w:p>
+      <w:pPr>
+        <w:spacing w:line="276" w:lineRule="auto"/>
+        <w:jc w:val="both"/>
+        <w:rPr>
+          <w:b/>
+          <w:bCs/>
+        </w:rPr>
       </w:pPr>
       <w:r>
         <w:rPr>
@@ -1621,1809 +3548,124 @@
         <w:t>RESPONSE:</w:t>
       </w:r>
       <w:r>
-        <w:t xml:space="preserve"> Thank you for your suggestion. We have included information in this regard in the methods to make clear the number of tests per lizard: “</w:t>
-      </w:r>
-      <w:r>
-        <w:t xml:space="preserve">We conducted </w:t>
-      </w:r>
-      <w:r>
-        <w:t xml:space="preserve">one test per stimuli and prey familiarity per lizard (i.e. </w:t>
-      </w:r>
-      <w:r>
-        <w:t>a total of four tests per lizard</w:t>
-      </w:r>
-      <w:r>
-        <w:t xml:space="preserve">, </w:t>
-      </w:r>
-      <w:r>
-        <w:t xml:space="preserve">see </w:t>
-      </w:r>
-      <w:r>
-        <w:t>Fig. 1</w:t>
-      </w:r>
-      <w:r>
-        <w:t>C)</w:t>
-      </w:r>
-      <w:r>
-        <w:t>, leaving</w:t>
-      </w:r>
-      <w:r>
-        <w:t xml:space="preserve"> 4</w:t>
-      </w:r>
-      <w:r>
-        <w:t>8 hours between the beginning of each test</w:t>
-      </w:r>
-      <w:r>
-        <w:t>.</w:t>
-      </w:r>
-      <w:r>
-        <w:t>” (</w:t>
-      </w:r>
-      <w:r>
-        <w:rPr>
-          <w:highlight w:val="yellow"/>
-        </w:rPr>
-        <w:t>LINES</w:t>
-      </w:r>
-      <w:r>
-        <w:t>)</w:t>
-      </w:r>
-      <w:r>
-        <w:t>.</w:t>
-      </w:r>
-    </w:p>
-    <w:p>
-      <w:pPr>
-        <w:spacing w:line="276" w:lineRule="auto"/>
-        <w:jc w:val="both"/>
-      </w:pPr>
-      <w:r>
-        <w:br/>
-        <w:t>Line 313- although</w:t>
-      </w:r>
-    </w:p>
-    <w:p>
-      <w:pPr>
-        <w:spacing w:line="276" w:lineRule="auto"/>
-        <w:jc w:val="both"/>
-        <w:rPr>
-          <w:b/>
-          <w:bCs/>
-        </w:rPr>
-      </w:pPr>
-      <w:r>
-        <w:rPr>
-          <w:b/>
-          <w:bCs/>
-        </w:rPr>
-        <w:t>RESPONSE:</w:t>
-      </w:r>
-      <w:r>
-        <w:rPr>
-          <w:b/>
-          <w:bCs/>
-        </w:rPr>
-        <w:t xml:space="preserve"> </w:t>
-      </w:r>
-      <w:r>
-        <w:t>C</w:t>
-      </w:r>
-      <w:r>
-        <w:t>o</w:t>
-      </w:r>
-      <w:r>
-        <w:t>rrected</w:t>
-      </w:r>
-    </w:p>
-    <w:p>
-      <w:pPr>
-        <w:spacing w:line="276" w:lineRule="auto"/>
-        <w:jc w:val="both"/>
-        <w:rPr>
-          <w:highlight w:val="red"/>
-        </w:rPr>
-      </w:pPr>
-      <w:r>
-        <w:br/>
-      </w:r>
-      <w:r>
-        <w:rPr>
-          <w:highlight w:val="red"/>
-        </w:rPr>
-        <w:t>Line 386- or that there are additive effects of the two stressors</w:t>
-      </w:r>
-    </w:p>
-    <w:p>
-      <w:pPr>
-        <w:spacing w:line="276" w:lineRule="auto"/>
-        <w:jc w:val="both"/>
-        <w:rPr>
-          <w:b/>
-          <w:bCs/>
-          <w:highlight w:val="red"/>
-        </w:rPr>
-      </w:pPr>
-      <w:r>
-        <w:rPr>
-          <w:b/>
-          <w:bCs/>
-          <w:highlight w:val="red"/>
-        </w:rPr>
-        <w:t>RESPONSE:</w:t>
-      </w:r>
-    </w:p>
-    <w:p>
-      <w:pPr>
-        <w:spacing w:line="276" w:lineRule="auto"/>
-        <w:jc w:val="both"/>
-        <w:rPr>
-          <w:highlight w:val="red"/>
-        </w:rPr>
-      </w:pPr>
-      <w:r>
-        <w:rPr>
-          <w:highlight w:val="red"/>
-        </w:rPr>
-        <w:br/>
-        <w:t xml:space="preserve">Line 394-395- Alternatively, CORT increases lipid peroxidation under hot temperatures. Is hot stressful? I think it would be useful to reframe this a bit and talk a bit more about multiple stressors and their potential interaction, rather than just the possibility that they affect different pathways. Generally, I found that the discussion of these results would benefit from a bit more nuanced consideration about how everything fits together because the </w:t>
-      </w:r>
-      <w:proofErr w:type="gramStart"/>
-      <w:r>
-        <w:rPr>
-          <w:highlight w:val="red"/>
-        </w:rPr>
-        <w:t>take away</w:t>
-      </w:r>
-      <w:proofErr w:type="gramEnd"/>
-      <w:r>
-        <w:rPr>
-          <w:highlight w:val="red"/>
-        </w:rPr>
-        <w:t xml:space="preserve"> message was not very clear.</w:t>
-      </w:r>
-    </w:p>
-    <w:p>
-      <w:pPr>
-        <w:spacing w:line="276" w:lineRule="auto"/>
-        <w:jc w:val="both"/>
-        <w:rPr>
-          <w:b/>
-          <w:bCs/>
-          <w:highlight w:val="red"/>
-        </w:rPr>
-      </w:pPr>
-      <w:r>
-        <w:rPr>
-          <w:b/>
-          <w:bCs/>
-          <w:highlight w:val="red"/>
-        </w:rPr>
-        <w:t>RESPONSE:</w:t>
-      </w:r>
-    </w:p>
-    <w:p>
-      <w:pPr>
-        <w:spacing w:line="276" w:lineRule="auto"/>
-        <w:jc w:val="both"/>
-        <w:rPr>
-          <w:highlight w:val="red"/>
-        </w:rPr>
-      </w:pPr>
-      <w:r>
-        <w:rPr>
-          <w:highlight w:val="red"/>
-        </w:rPr>
-        <w:br/>
-        <w:t>Line 402-404- Why would this happen at hot incubation temperatures?</w:t>
-      </w:r>
-    </w:p>
-    <w:p>
-      <w:pPr>
-        <w:spacing w:line="276" w:lineRule="auto"/>
-        <w:jc w:val="both"/>
-        <w:rPr>
-          <w:b/>
-          <w:bCs/>
-          <w:highlight w:val="red"/>
-        </w:rPr>
-      </w:pPr>
-      <w:r>
-        <w:rPr>
-          <w:b/>
-          <w:bCs/>
-          <w:highlight w:val="red"/>
-        </w:rPr>
-        <w:lastRenderedPageBreak/>
-        <w:t>RESPONSE:</w:t>
-      </w:r>
-    </w:p>
-    <w:p>
-      <w:pPr>
-        <w:spacing w:line="276" w:lineRule="auto"/>
-        <w:jc w:val="both"/>
-        <w:rPr>
-          <w:highlight w:val="red"/>
-        </w:rPr>
-      </w:pPr>
-      <w:r>
-        <w:rPr>
-          <w:highlight w:val="red"/>
-        </w:rPr>
-        <w:br/>
-        <w:t>Line 424-433- If this is true, why not also in the visual treatment? I think you need to expand this explanation a bit.</w:t>
-      </w:r>
-    </w:p>
-    <w:p>
-      <w:pPr>
-        <w:spacing w:line="276" w:lineRule="auto"/>
-        <w:jc w:val="both"/>
-        <w:rPr>
-          <w:b/>
-          <w:bCs/>
-          <w:highlight w:val="red"/>
-        </w:rPr>
-      </w:pPr>
-      <w:r>
-        <w:rPr>
-          <w:b/>
-          <w:bCs/>
-          <w:highlight w:val="red"/>
-        </w:rPr>
-        <w:t>RESPONSE:</w:t>
-      </w:r>
-    </w:p>
-    <w:p>
-      <w:pPr>
-        <w:spacing w:line="276" w:lineRule="auto"/>
-        <w:jc w:val="both"/>
-      </w:pPr>
-      <w:r>
-        <w:rPr>
-          <w:highlight w:val="red"/>
-        </w:rPr>
-        <w:br/>
-      </w:r>
-      <w:r>
-        <w:t>Line 462-463- did you test for an age by treatment interaction?</w:t>
-      </w:r>
-    </w:p>
-    <w:p>
-      <w:pPr>
-        <w:spacing w:line="276" w:lineRule="auto"/>
-        <w:jc w:val="both"/>
-      </w:pPr>
-      <w:r>
-        <w:rPr>
-          <w:b/>
-          <w:bCs/>
-        </w:rPr>
-        <w:t>RESPONSE:</w:t>
-      </w:r>
-      <w:r>
-        <w:rPr>
-          <w:b/>
-          <w:bCs/>
-        </w:rPr>
-        <w:t xml:space="preserve"> </w:t>
-      </w:r>
-      <w:r>
-        <w:t>We did not test for an age-treatment interaction. Please find more detail</w:t>
-      </w:r>
-      <w:r>
-        <w:t>s</w:t>
-      </w:r>
-      <w:r>
-        <w:t xml:space="preserve"> in this regard in major comment 4 above.</w:t>
-      </w:r>
-      <w:r>
-        <w:t xml:space="preserve"> </w:t>
-      </w:r>
-    </w:p>
-    <w:p>
-      <w:pPr>
-        <w:spacing w:line="276" w:lineRule="auto"/>
-        <w:jc w:val="both"/>
-      </w:pPr>
-      <w:r>
-        <w:br/>
-        <w:t>All the figures are quite grainy –is there a way to improve resolution?</w:t>
-      </w:r>
-    </w:p>
-    <w:p>
-      <w:pPr>
-        <w:spacing w:line="276" w:lineRule="auto"/>
-        <w:jc w:val="both"/>
-        <w:rPr>
-          <w:b/>
-          <w:bCs/>
-        </w:rPr>
-      </w:pPr>
-      <w:r>
-        <w:rPr>
-          <w:b/>
-          <w:bCs/>
-        </w:rPr>
-        <w:t>RESPONSE:</w:t>
-      </w:r>
-      <w:r>
-        <w:rPr>
-          <w:b/>
-          <w:bCs/>
-        </w:rPr>
-        <w:t xml:space="preserve"> </w:t>
-      </w:r>
-      <w:r>
-        <w:t>We apologise for the inconvenience. Figures were originally saved as TIFF files at 600dpi; however, file size compression was needed to meet the platform's upload limits for the combined manuscript PDF used in review, which reduced image quality. For the resubmission, we will upload the figures as separate high-resolution files (as most journal submission systems allow larger file sizes for individual figure uploads than for the combined manuscript PDF), which should resolve this issue.</w:t>
-      </w:r>
-    </w:p>
-    <w:p>
-      <w:pPr>
-        <w:spacing w:line="276" w:lineRule="auto"/>
-        <w:jc w:val="both"/>
-      </w:pPr>
-      <w:r>
-        <w:br/>
-        <w:t>Figure 2 legend- there are no significant differences, correct? If so, I would remove the asterisks statement</w:t>
-      </w:r>
-    </w:p>
-    <w:p>
-      <w:pPr>
-        <w:spacing w:line="276" w:lineRule="auto"/>
-        <w:jc w:val="both"/>
-      </w:pPr>
-      <w:r>
-        <w:rPr>
-          <w:b/>
-          <w:bCs/>
-        </w:rPr>
-        <w:t>RESPONSE:</w:t>
-      </w:r>
-      <w:r>
-        <w:rPr>
-          <w:b/>
-          <w:bCs/>
-        </w:rPr>
-        <w:t xml:space="preserve"> </w:t>
-      </w:r>
-      <w:r>
-        <w:t xml:space="preserve">We have retained the statement for consistency across figure </w:t>
-      </w:r>
-      <w:r>
-        <w:t>legends but</w:t>
-      </w:r>
-      <w:r>
-        <w:t xml:space="preserve"> have added an explicit note confirming that no significant differences were detected in this </w:t>
-      </w:r>
-      <w:proofErr w:type="gramStart"/>
-      <w:r>
-        <w:t>particular figure</w:t>
-      </w:r>
-      <w:proofErr w:type="gramEnd"/>
-      <w:r>
-        <w:t xml:space="preserve"> to avoid any ambiguity</w:t>
-      </w:r>
-      <w:r>
-        <w:t>: “</w:t>
-      </w:r>
-      <w:r>
-        <w:t>No significant differences were detected in this figure.</w:t>
-      </w:r>
-      <w:r>
-        <w:t>” (</w:t>
-      </w:r>
-      <w:proofErr w:type="gramStart"/>
-      <w:r>
-        <w:t>see</w:t>
-      </w:r>
-      <w:proofErr w:type="gramEnd"/>
-      <w:r>
-        <w:t xml:space="preserve"> Fig 2. Caption).</w:t>
-      </w:r>
-    </w:p>
-    <w:p>
-      <w:pPr>
-        <w:spacing w:line="276" w:lineRule="auto"/>
-        <w:jc w:val="both"/>
-      </w:pPr>
-      <w:r>
-        <w:br/>
-        <w:t xml:space="preserve">Figure 2 and 3- what do the </w:t>
-      </w:r>
-      <w:proofErr w:type="spellStart"/>
-      <w:r>
-        <w:t>colored</w:t>
-      </w:r>
-      <w:proofErr w:type="spellEnd"/>
-      <w:r>
-        <w:t xml:space="preserve"> areas represent? 95% confidence intervals?</w:t>
-      </w:r>
-    </w:p>
-    <w:p>
-      <w:pPr>
-        <w:spacing w:line="276" w:lineRule="auto"/>
-        <w:jc w:val="both"/>
-      </w:pPr>
-      <w:r>
-        <w:rPr>
-          <w:b/>
-          <w:bCs/>
-        </w:rPr>
-        <w:t>RESPONSE:</w:t>
-      </w:r>
-      <w:r>
-        <w:rPr>
-          <w:b/>
-          <w:bCs/>
-        </w:rPr>
-        <w:t xml:space="preserve"> </w:t>
-      </w:r>
-      <w:r>
-        <w:t>In Figures 2, 3, and 4, the coloured areas represent the full posterior distribution (density) for each treatment, rather than a summarised interval such as a 95% credible interval. We have added this clarification to each figure caption.</w:t>
-      </w:r>
-    </w:p>
-    <w:p>
-      <w:pPr>
-        <w:spacing w:line="276" w:lineRule="auto"/>
-        <w:jc w:val="both"/>
-      </w:pPr>
-      <w:r>
-        <w:br/>
-      </w:r>
-      <w:r>
-        <w:br/>
-      </w:r>
-    </w:p>
-    <w:p>
-      <w:pPr>
-        <w:spacing w:line="276" w:lineRule="auto"/>
-        <w:jc w:val="both"/>
-      </w:pPr>
-      <w:r>
-        <w:br w:type="page"/>
-      </w:r>
-    </w:p>
-    <w:p>
-      <w:pPr>
-        <w:spacing w:line="276" w:lineRule="auto"/>
-        <w:jc w:val="both"/>
-      </w:pPr>
-      <w:r>
-        <w:lastRenderedPageBreak/>
-        <w:t>Reviewer: 2</w:t>
-      </w:r>
-    </w:p>
-    <w:p>
-      <w:pPr>
-        <w:spacing w:line="276" w:lineRule="auto"/>
-        <w:jc w:val="both"/>
-      </w:pPr>
-      <w:r>
-        <w:t xml:space="preserve">The authors present a complex laboratory study manipulating both incubation temperature and corticosterone levels in delicate skinks. They relate these treatments through sophisticated statistical </w:t>
-      </w:r>
-      <w:proofErr w:type="spellStart"/>
-      <w:r>
-        <w:t>modeling</w:t>
-      </w:r>
-      <w:proofErr w:type="spellEnd"/>
-      <w:r>
-        <w:t xml:space="preserve"> to both perceptual </w:t>
-      </w:r>
-      <w:proofErr w:type="spellStart"/>
-      <w:r>
-        <w:t>behavior</w:t>
-      </w:r>
-      <w:proofErr w:type="spellEnd"/>
-      <w:r>
-        <w:t xml:space="preserve"> and cellular physiology in the brain. In the end, the authors observed that chemical perception, but not visual, was impacted by corticosterone exposure, with no effect of temperature. They found that mitochondrial physiology, oxidative stress, and DNA damage were resilient to prenatal treatments, with oxidative stress and DNA damage impacted by an interaction between temperature and corticosterone exposure. Physiological variables were not related to </w:t>
-      </w:r>
-      <w:proofErr w:type="spellStart"/>
-      <w:r>
-        <w:t>behavioral</w:t>
-      </w:r>
-      <w:proofErr w:type="spellEnd"/>
-      <w:r>
-        <w:t xml:space="preserve"> outcomes. Overall, this study presents interesting results that only somewhat align with other literature on the subject, suggesting treatment-, </w:t>
-      </w:r>
-      <w:proofErr w:type="spellStart"/>
-      <w:r>
-        <w:t>behavior</w:t>
-      </w:r>
-      <w:proofErr w:type="spellEnd"/>
-      <w:r>
-        <w:t>-, or species-specific effects. I have some concerns with the paper, but it is well written as it currently stands. I am also not an expert in the specific statistical methods applied in this study nor am I an expert in the flow cytometry methods, and while I can offer some commentary, those methods should be critiqued by other investigators. I applaud the authors for taking a complicated and messy dataset and presenting it as best as they can.</w:t>
-      </w:r>
-    </w:p>
-    <w:p>
-      <w:pPr>
-        <w:spacing w:line="276" w:lineRule="auto"/>
-        <w:jc w:val="both"/>
-      </w:pPr>
-      <w:r>
-        <w:rPr>
-          <w:b/>
-          <w:bCs/>
-        </w:rPr>
-        <w:t>RESPONSE:</w:t>
-      </w:r>
-      <w:r>
-        <w:rPr>
-          <w:b/>
-          <w:bCs/>
-        </w:rPr>
-        <w:t xml:space="preserve"> </w:t>
-      </w:r>
-      <w:r>
-        <w:t xml:space="preserve">We thank the reviewer for their positive assessment of the manuscript and for their constructive comments, which we address </w:t>
-      </w:r>
-      <w:r>
-        <w:t>below</w:t>
-      </w:r>
-      <w:r>
-        <w:t>.</w:t>
-      </w:r>
-    </w:p>
-    <w:p>
-      <w:pPr>
-        <w:spacing w:line="276" w:lineRule="auto"/>
-        <w:jc w:val="both"/>
-      </w:pPr>
-    </w:p>
-    <w:p>
-      <w:pPr>
-        <w:spacing w:line="276" w:lineRule="auto"/>
-        <w:jc w:val="both"/>
-      </w:pPr>
-      <w:r>
-        <w:t>One concern I have is regarding the ecological relevance of prenatal corticosterone. I am not as familiar with the literature on corticosterone within the egg, and I am curious as to the justification of additional corticosterone added in the egg as the authors do in this study. In the wild, would hatchlings typically experience such conditions? Would stressors, such as temperature, already trigger corticosterone pathways in the developing embryo? Reading the introduction, I see some discussion of previous studies using similar manipulation, but not necessarily how relevant this type of context is to the developing lizard in the first place. I would suggest the authors add additional context in the introduction to better illustrate the ecological relevance of the corticosterone treatment to lizards in nature.</w:t>
-      </w:r>
-    </w:p>
-    <w:p>
-      <w:pPr>
-        <w:spacing w:line="276" w:lineRule="auto"/>
-        <w:jc w:val="both"/>
-      </w:pPr>
-      <w:r>
-        <w:rPr>
-          <w:b/>
-          <w:bCs/>
-        </w:rPr>
-        <w:t>RESPONSE:</w:t>
-      </w:r>
-      <w:r>
-        <w:t xml:space="preserve"> </w:t>
-      </w:r>
-      <w:r>
-        <w:t>We thank the reviewer for raising th</w:t>
-      </w:r>
-      <w:r>
-        <w:t>e</w:t>
-      </w:r>
-      <w:r>
-        <w:t>s</w:t>
-      </w:r>
-      <w:r>
-        <w:t>e</w:t>
-      </w:r>
-      <w:r>
-        <w:t xml:space="preserve"> important point</w:t>
-      </w:r>
-      <w:r>
-        <w:t xml:space="preserve">s, we address the reviewer’s concerns below. </w:t>
-      </w:r>
-    </w:p>
-    <w:p>
-      <w:pPr>
-        <w:spacing w:line="276" w:lineRule="auto"/>
-        <w:jc w:val="both"/>
-      </w:pPr>
-      <w:r>
-        <w:t xml:space="preserve">We do not have direct data on the natural range of yolk corticosterone in wild </w:t>
-      </w:r>
-      <w:r>
-        <w:rPr>
-          <w:rStyle w:val="Emphasis"/>
-        </w:rPr>
-        <w:t>L. delicata</w:t>
-      </w:r>
-      <w:r>
-        <w:t xml:space="preserve">. However, our previous work (Crino et al. 2024, </w:t>
+        <w:rPr>
+          <w:b/>
+          <w:bCs/>
+        </w:rPr>
+        <w:t xml:space="preserve"> </w:t>
+      </w:r>
+      <w:r>
+        <w:t xml:space="preserve">We appreciate this suggestion. While differences in developmental timing between the olfactory bulbs and optic tecta remain a plausible explanation for the region-specific effect on DNA damage, this would not account for the consistent effect of the CORT-temperature interaction on lipid peroxidation across both regions. As we do not have direct evidence on the developmental timing of these two regions in </w:t>
       </w:r>
       <w:r>
         <w:rPr>
           <w:i/>
           <w:iCs/>
         </w:rPr>
-        <w:t>J. Exp. Biol.</w:t>
-      </w:r>
-      <w:r>
-        <w:t>) found that control (</w:t>
-      </w:r>
-      <w:proofErr w:type="spellStart"/>
-      <w:r>
-        <w:t>undosed</w:t>
-      </w:r>
-      <w:proofErr w:type="spellEnd"/>
-      <w:r>
-        <w:t xml:space="preserve">) eggs had yolk corticosterone concentrations overlapping with those treated. Those eggs came from wild-caught females that had spent most of their lives in the laboratory. </w:t>
-      </w:r>
-      <w:r>
-        <w:t xml:space="preserve">As lizards in laboratory housing do not face predation risk, food variability, or other ecological stressors typical of the wild, we consider it reasonable to expect that </w:t>
+        <w:t>L. delicata</w:t>
+      </w:r>
+      <w:r>
+        <w:t xml:space="preserve">, we prefer not to speculate further on this point, and instead note that molecule-specific </w:t>
       </w:r>
       <w:r>
         <w:lastRenderedPageBreak/>
-        <w:t>comparable or greater variation in yolk corticosterone would occur under natural conditions</w:t>
-      </w:r>
-      <w:r>
-        <w:t>.</w:t>
-      </w:r>
-    </w:p>
-    <w:p>
-      <w:pPr>
-        <w:spacing w:line="276" w:lineRule="auto"/>
-        <w:jc w:val="both"/>
-      </w:pPr>
-      <w:r>
-        <w:t xml:space="preserve">We do not have direct evidence indicating whether incubation temperature elevates embryonic corticosterone production in this species. While temperature is known to impose physiological costs on developing ectotherm embryos (e.g. Leibold et al. 2026 </w:t>
+        <w:t xml:space="preserve">vulnerability or protective pathways (discussed in the text; see </w:t>
+      </w:r>
+      <w:r>
+        <w:rPr>
+          <w:highlight w:val="yellow"/>
+        </w:rPr>
+        <w:t>LINES</w:t>
+      </w:r>
+      <w:r>
+        <w:t>) offer a more parsimonious explanation consistent with both damage measures.</w:t>
+      </w:r>
+    </w:p>
+    <w:p>
+      <w:pPr>
+        <w:spacing w:line="276" w:lineRule="auto"/>
+        <w:jc w:val="both"/>
+      </w:pPr>
+      <w:r>
+        <w:br/>
+      </w:r>
+      <w:r>
+        <w:t>Line 430: All active foraging lizards, or just lizards in your specific clade?</w:t>
+      </w:r>
+    </w:p>
+    <w:p>
+      <w:pPr>
+        <w:spacing w:line="276" w:lineRule="auto"/>
+        <w:jc w:val="both"/>
+      </w:pPr>
+      <w:r>
+        <w:rPr>
+          <w:b/>
+          <w:bCs/>
+        </w:rPr>
+        <w:t>RESPONSE:</w:t>
+      </w:r>
+      <w:r>
+        <w:rPr>
+          <w:b/>
+          <w:bCs/>
+        </w:rPr>
+        <w:t xml:space="preserve"> </w:t>
+      </w:r>
+      <w:r>
+        <w:t>We have substantially revised the Discussion in response to Reviewer 1's comment 2 (on providing a more integrated, holistic discussion), and the sentence referenced here</w:t>
+      </w:r>
+      <w:r>
+        <w:t>,</w:t>
+      </w:r>
+      <w:r>
+        <w:t xml:space="preserve"> along with th</w:t>
+      </w:r>
+      <w:r>
+        <w:t>is</w:t>
+      </w:r>
+      <w:r>
+        <w:t xml:space="preserve"> argument</w:t>
+      </w:r>
+      <w:r>
+        <w:t xml:space="preserve">, </w:t>
+      </w:r>
+      <w:r>
+        <w:t>is no longer present in the manuscript. For reference, the cited study was conducted on Lacertidae specifically</w:t>
+      </w:r>
+      <w:r>
+        <w:t xml:space="preserve"> (a different family from </w:t>
       </w:r>
       <w:r>
         <w:rPr>
           <w:i/>
           <w:iCs/>
         </w:rPr>
-        <w:t>Proc. Roy. Soc. B: Biol. Sci.</w:t>
-      </w:r>
-      <w:r>
-        <w:t xml:space="preserve">), this is distinct from activating the </w:t>
-      </w:r>
-      <w:r>
-        <w:t>corticosterone</w:t>
-      </w:r>
-      <w:r>
-        <w:t xml:space="preserve"> stress-response pathway, especially since our incubation temperatures fall within the natural (likely not “stressful”) range experienced by this species (see </w:t>
-      </w:r>
-      <w:r>
-        <w:rPr>
-          <w:highlight w:val="yellow"/>
-        </w:rPr>
-        <w:t>LINES</w:t>
-      </w:r>
-      <w:r>
-        <w:t xml:space="preserve">). We therefore would not expect temperature alone to elevate embryonic </w:t>
-      </w:r>
-      <w:r>
-        <w:t>corticosterone</w:t>
-      </w:r>
-      <w:r>
-        <w:t xml:space="preserve"> production, and treated temperature and </w:t>
-      </w:r>
-      <w:r>
-        <w:t>corticosterone</w:t>
-      </w:r>
-      <w:r>
-        <w:t xml:space="preserve"> as independent factors in our design. We agree this remains an open question that has not been directly tested. </w:t>
-      </w:r>
-    </w:p>
-    <w:p>
-      <w:pPr>
-        <w:spacing w:line="276" w:lineRule="auto"/>
-        <w:jc w:val="both"/>
-      </w:pPr>
-      <w:r>
-        <w:t>As suggested, and to give better context for our experiments, we have included some information in the Introduction and the Methods section: “</w:t>
-      </w:r>
-      <w:r>
-        <w:t>Vertebrates respond to stressful situations through the activation of physiological processes including the production of glucocorticoid (GC) hormones, which are important metabolic regulators</w:t>
-      </w:r>
-      <w:r>
-        <w:t xml:space="preserve"> (Sapolsky et al., 2000)</w:t>
-      </w:r>
-      <w:r>
-        <w:t xml:space="preserve"> that can be transmitted from females to their offspring </w:t>
-      </w:r>
-      <w:r>
-        <w:t>(Hayward et al., 2004; Almasi et al., 2012)</w:t>
+        <w:t>L. delicata</w:t>
+      </w:r>
+      <w:r>
+        <w:t>)</w:t>
+      </w:r>
+      <w:r>
+        <w:t xml:space="preserve">, </w:t>
+      </w:r>
+      <w:r>
+        <w:t>but the authors reference</w:t>
+      </w:r>
+      <w:r>
+        <w:t xml:space="preserve"> </w:t>
+      </w:r>
+      <w:r>
+        <w:t xml:space="preserve">other studies that </w:t>
+      </w:r>
+      <w:r>
+        <w:t>suggest this trait may be generalised</w:t>
+      </w:r>
+      <w:r>
+        <w:t xml:space="preserve"> across lizards</w:t>
       </w:r>
       <w:r>
         <w:t>.</w:t>
-      </w:r>
-      <w:r>
-        <w:t>” (</w:t>
-      </w:r>
-      <w:r>
-        <w:rPr>
-          <w:highlight w:val="yellow"/>
-        </w:rPr>
-        <w:t>LINES</w:t>
-      </w:r>
-      <w:r>
-        <w:t>); “</w:t>
-      </w:r>
-      <w:r>
-        <w:t>In this s</w:t>
-      </w:r>
-      <w:r>
-        <w:t>t</w:t>
-      </w:r>
-      <w:r>
-        <w:t xml:space="preserve">udy, however, some control eggs had overlapping yolk CORT levels </w:t>
-      </w:r>
-      <w:r>
-        <w:t>with</w:t>
-      </w:r>
-      <w:r>
-        <w:t xml:space="preserve"> those of CORT-treated eggs, indicating that the concentrations achieved by our treatment fall within levels that can occur without experimental manipulation.</w:t>
-      </w:r>
-      <w:r>
-        <w:t>” (</w:t>
-      </w:r>
-      <w:r>
-        <w:rPr>
-          <w:highlight w:val="yellow"/>
-        </w:rPr>
-        <w:t>LINES</w:t>
-      </w:r>
-      <w:r>
-        <w:t>)</w:t>
-      </w:r>
-    </w:p>
-    <w:p>
-      <w:pPr>
-        <w:spacing w:line="276" w:lineRule="auto"/>
-        <w:jc w:val="both"/>
-      </w:pPr>
-    </w:p>
-    <w:p>
-      <w:pPr>
-        <w:spacing w:line="276" w:lineRule="auto"/>
-        <w:jc w:val="both"/>
-      </w:pPr>
-      <w:r>
-        <w:t xml:space="preserve">I have a similar concern regarding the mitochondrial measurements. I was </w:t>
-      </w:r>
-      <w:proofErr w:type="gramStart"/>
-      <w:r>
-        <w:t>really excited</w:t>
-      </w:r>
-      <w:proofErr w:type="gramEnd"/>
-      <w:r>
-        <w:t xml:space="preserve"> to read about the mitochondrial analyses, as this seems like an exciting and accessible approach to understand metabolism in cells. I agree that cognition is energetically costly and requires efficient mitochondrial respiration. However, I am not sure that the argument you are trying to make in the introduction is clear to me, especially on lines 51-53. You make a leap in logic suggesting higher neuron density is related to more mitochondrial respiration and thus more oxidative stress. Although I think I agree with you here, I don’t quite understand the full context behind what you are saying. How would higher cell density relate to </w:t>
-      </w:r>
-      <w:proofErr w:type="gramStart"/>
-      <w:r>
-        <w:t>more or less mitochondrial</w:t>
-      </w:r>
-      <w:proofErr w:type="gramEnd"/>
-      <w:r>
-        <w:t xml:space="preserve"> efficiency? Given that most of your measurements are related to mitochondrial function, I might take more time in the part of the introduction to discuss in further detail the mitochondrial physiology behind the argument you are trying to make, as right now I don’t see how they are connected in the text.</w:t>
-      </w:r>
-    </w:p>
-    <w:p>
-      <w:pPr>
-        <w:spacing w:line="276" w:lineRule="auto"/>
-        <w:jc w:val="both"/>
-      </w:pPr>
-      <w:r>
-        <w:rPr>
-          <w:b/>
-          <w:bCs/>
-        </w:rPr>
-        <w:t>RESPONSE:</w:t>
-      </w:r>
-      <w:r>
-        <w:rPr>
-          <w:b/>
-          <w:bCs/>
-        </w:rPr>
-        <w:t xml:space="preserve"> </w:t>
-      </w:r>
-      <w:r>
-        <w:t>We appreciate the reviewer’s feedback and agree that the text could be ambiguous. We have modified the text to improve clarity: “</w:t>
-      </w:r>
-      <w:r>
-        <w:t>One of the most fundamental mechanisms through which early-life conditions can influence cognition is by affecting brain mitochondrial function</w:t>
-      </w:r>
-      <w:r>
-        <w:t xml:space="preserve"> (Du et al., 2009; Picard &amp; McEwen, 2014; Picard et al., 2018; Siegel and Albers, 1994)</w:t>
-      </w:r>
-      <w:r>
-        <w:t xml:space="preserve">. Cognitive processes are energetically demanding, relying </w:t>
-      </w:r>
-      <w:r>
-        <w:lastRenderedPageBreak/>
-        <w:t xml:space="preserve">heavily on </w:t>
-      </w:r>
-      <w:r>
-        <w:t xml:space="preserve">efficient </w:t>
-      </w:r>
-      <w:r>
-        <w:t>mitochondrial respiration</w:t>
-      </w:r>
-      <w:r>
-        <w:t xml:space="preserve"> (</w:t>
-      </w:r>
-      <w:r>
-        <w:t>Alexandrov &amp; Pletnikov, 2022; Mann et al., 2021; McNay et al., 2000</w:t>
-      </w:r>
-      <w:r>
-        <w:t>)</w:t>
-      </w:r>
-      <w:r>
-        <w:t>. However, mitochondrial respiration inherently generates reactive oxygen species (ROS) as a byproduct, and when ROS production exceeds antioxidant capacity this results in oxidative stress and oxidative damage</w:t>
-      </w:r>
-      <w:r>
-        <w:t xml:space="preserve"> </w:t>
-      </w:r>
-      <w:r>
-        <w:t>(</w:t>
-      </w:r>
-      <w:r>
-        <w:t xml:space="preserve">Du et al., 2009; </w:t>
-      </w:r>
-      <w:r>
-        <w:t>Finkel &amp; Holbrook, 2000</w:t>
-      </w:r>
-      <w:r>
-        <w:t xml:space="preserve">; </w:t>
-      </w:r>
-      <w:r>
-        <w:t>Gong et al., 2011; Hoffmann &amp; Spengler, 2018</w:t>
-      </w:r>
-      <w:r>
-        <w:t xml:space="preserve">; </w:t>
-      </w:r>
-      <w:r>
-        <w:t xml:space="preserve">Zhu et al., 2004). Excessive oxidative damage impairs neuron density and functionality </w:t>
-      </w:r>
-      <w:r>
-        <w:t xml:space="preserve">(Du et al., 2009; </w:t>
-      </w:r>
-      <w:r>
-        <w:t>Gong et al., 2011</w:t>
-      </w:r>
-      <w:r>
-        <w:t xml:space="preserve">; </w:t>
-      </w:r>
-      <w:r>
-        <w:t>Zhu et al., 2004</w:t>
-      </w:r>
-      <w:r>
-        <w:t>)</w:t>
-      </w:r>
-      <w:r>
-        <w:t>, both of which are positively associated with high cognitive abilities</w:t>
-      </w:r>
-      <w:r>
-        <w:t xml:space="preserve"> (</w:t>
-      </w:r>
-      <w:r>
-        <w:t>Amiel et al., 2017; Lefebvre, 2011</w:t>
-      </w:r>
-      <w:r>
-        <w:t>)</w:t>
-      </w:r>
-      <w:r>
-        <w:t>. Impacts on mitochondrial function during early development may</w:t>
-      </w:r>
-      <w:r>
-        <w:t xml:space="preserve"> </w:t>
-      </w:r>
-      <w:r>
-        <w:t>therefore have significant consequences for cognitive abilities such as prey detection.</w:t>
-      </w:r>
-      <w:r>
-        <w:t>” (</w:t>
-      </w:r>
-      <w:r>
-        <w:rPr>
-          <w:highlight w:val="yellow"/>
-        </w:rPr>
-        <w:t>LINES</w:t>
-      </w:r>
-      <w:r>
-        <w:t>)</w:t>
-      </w:r>
-    </w:p>
-    <w:p>
-      <w:pPr>
-        <w:spacing w:line="276" w:lineRule="auto"/>
-        <w:jc w:val="both"/>
-      </w:pPr>
-    </w:p>
-    <w:p>
-      <w:pPr>
-        <w:spacing w:line="276" w:lineRule="auto"/>
-        <w:jc w:val="both"/>
-      </w:pPr>
-      <w:r>
-        <w:t xml:space="preserve">My primary realm of expertise is in cognition and </w:t>
-      </w:r>
-      <w:proofErr w:type="spellStart"/>
-      <w:r>
-        <w:t>behavior</w:t>
-      </w:r>
-      <w:proofErr w:type="spellEnd"/>
-      <w:r>
-        <w:t xml:space="preserve">, and I recognize that you are using what appears to be a novel </w:t>
-      </w:r>
-      <w:proofErr w:type="spellStart"/>
-      <w:r>
-        <w:t>behavioral</w:t>
-      </w:r>
-      <w:proofErr w:type="spellEnd"/>
-      <w:r>
-        <w:t xml:space="preserve"> perception assay in this experiment. I believe it is novel because I do not see cited sources for similar assays published in the literature. I am not sure this assay directly measures perception. Perception is by definition some sort of short-term internal representation of a stimulus, which is only part of what this assay is measuring. Other cognitive processes, including attention, decision-making, and even some form of learning and memory are also part of the performance outcomes of this assay, as I see it. The timeframe that animals are tested requires them to first perceive a stimulus, but then internal processes are involved in the attention paid to that stimulus and the decision made to approach. The very basis of the assay, familiar vs unfamiliar prey, is based on previous experience, and thus learning and memory. Thus, although I see this as definitely a type of cognitive assay testing decision-making during foraging, I am not sure it is apt to call it an assay measuring perception, which is how it is framed in this paper. I would like to see the authors address this in the paper and perhaps change the framing.</w:t>
-      </w:r>
-    </w:p>
-    <w:p>
-      <w:pPr>
-        <w:spacing w:line="276" w:lineRule="auto"/>
-        <w:jc w:val="both"/>
-      </w:pPr>
-      <w:r>
-        <w:rPr>
-          <w:b/>
-          <w:bCs/>
-        </w:rPr>
-        <w:t>RESPONSE:</w:t>
-      </w:r>
-      <w:r>
-        <w:rPr>
-          <w:b/>
-          <w:bCs/>
-        </w:rPr>
-        <w:t xml:space="preserve"> </w:t>
-      </w:r>
-      <w:r>
-        <w:t>We thank the reviewer for this detailed and thoughtful comment; we address the reviewer's concerns below.</w:t>
-      </w:r>
-    </w:p>
-    <w:p>
-      <w:pPr>
-        <w:spacing w:line="276" w:lineRule="auto"/>
-        <w:jc w:val="both"/>
-      </w:pPr>
-      <w:r>
-        <w:t xml:space="preserve">Comparable behavioural assays measuring latency to detect or respond to chemical and visual prey stimuli have been used previously in lizards. For example, </w:t>
-      </w:r>
-      <w:proofErr w:type="spellStart"/>
-      <w:r>
-        <w:t>Desfilis</w:t>
-      </w:r>
-      <w:proofErr w:type="spellEnd"/>
-      <w:r>
-        <w:t xml:space="preserve"> et al. (2003, </w:t>
-      </w:r>
-      <w:r>
-        <w:rPr>
-          <w:i/>
-          <w:iCs/>
-        </w:rPr>
-        <w:t>J. Comp. Psychol.</w:t>
-      </w:r>
-      <w:r>
-        <w:t xml:space="preserve">) used contacts with a vessel as a measure of interest/discrimination, and Recio et al. (2021, </w:t>
-      </w:r>
-      <w:r>
-        <w:rPr>
-          <w:i/>
-          <w:iCs/>
-        </w:rPr>
-        <w:t>Amphibia-Reptilia</w:t>
-      </w:r>
-      <w:r>
-        <w:t>) used latency to approach the apparatus as a comparable measure. Our own measure—sustained exploration of the stimulus location—is consistent with this precedent for using approach- or exploration-based behaviours as indicators of stimulus detection.</w:t>
-      </w:r>
-    </w:p>
-    <w:p>
-      <w:pPr>
-        <w:spacing w:line="276" w:lineRule="auto"/>
-        <w:jc w:val="both"/>
-      </w:pPr>
-      <w:r>
-        <w:t xml:space="preserve">We agree that attention and decision-making likely also contribute to the response measured here, alongside detection itself, and we do not intend to claim that our assay isolates a single cognitive process. We believe, however, that framing this response using the narrower and more conservative term "detection" is preferable to invoking a specific </w:t>
-      </w:r>
-      <w:r>
-        <w:lastRenderedPageBreak/>
-        <w:t>higher-order cognitive process (such as perception or discrimination) that our assay design cannot directly confirm (see also our response to a related comment from Reviewer 1, above).</w:t>
-      </w:r>
-    </w:p>
-    <w:p>
-      <w:pPr>
-        <w:spacing w:line="276" w:lineRule="auto"/>
-        <w:jc w:val="both"/>
-      </w:pPr>
-      <w:r>
-        <w:t xml:space="preserve">Regarding learning and memory specifically: our preliminary models, which included prey familiarity as a covariate, did not find a significant effect of familiarity on detection latency (see Supplementary Material, </w:t>
-      </w:r>
-      <w:r>
-        <w:rPr>
-          <w:highlight w:val="yellow"/>
-        </w:rPr>
-        <w:t>LINES</w:t>
-      </w:r>
-      <w:r>
-        <w:t>). This suggests that learning- or memory-based recognition of specific prey identity was not a major driver of the response measured here, though we cannot rule out some contribution.</w:t>
-      </w:r>
-    </w:p>
-    <w:p>
-      <w:pPr>
-        <w:spacing w:line="276" w:lineRule="auto"/>
-        <w:jc w:val="both"/>
-      </w:pPr>
-      <w:r>
-        <w:t>We agree that "perception" and "detection" have at times been used interchangeably in the manuscript despite not being synonymous, and that "perception" may imply a specific internal representational process our assay cannot directly confirm</w:t>
-      </w:r>
-      <w:r>
-        <w:t xml:space="preserve"> (see above)</w:t>
-      </w:r>
-      <w:r>
-        <w:t xml:space="preserve">. We have revised the manuscript throughout to consistently use "detection" instead and have added an explicit acknowledgment in the Discussion that our assay reflects the combined output of multiple processes and does not isolate detection as a fully distinct one: </w:t>
-      </w:r>
-      <w:r>
-        <w:rPr>
-          <w:highlight w:val="red"/>
-        </w:rPr>
-        <w:t>"" (see</w:t>
-      </w:r>
-      <w:r>
-        <w:t xml:space="preserve"> </w:t>
-      </w:r>
-      <w:r>
-        <w:rPr>
-          <w:highlight w:val="yellow"/>
-        </w:rPr>
-        <w:t>LINES</w:t>
-      </w:r>
-      <w:r>
-        <w:t>).</w:t>
-      </w:r>
-    </w:p>
-    <w:p>
-      <w:pPr>
-        <w:spacing w:line="276" w:lineRule="auto"/>
-        <w:jc w:val="both"/>
-      </w:pPr>
-      <w:r>
-        <w:rPr>
-          <w:highlight w:val="red"/>
-        </w:rPr>
-        <w:br/>
-      </w:r>
-      <w:r>
-        <w:rPr>
-          <w:highlight w:val="red"/>
-        </w:rPr>
-        <w:br/>
-      </w:r>
-      <w:r>
-        <w:t xml:space="preserve">It is unclear to me when you tested the </w:t>
-      </w:r>
-      <w:proofErr w:type="spellStart"/>
-      <w:r>
-        <w:t>behavior</w:t>
-      </w:r>
-      <w:proofErr w:type="spellEnd"/>
-      <w:r>
-        <w:t xml:space="preserve"> of the lizards in regard to their hatching (Lines 114-125). Given the potential “catch up” effect you describe later (lines 371-372), it seems pertinent to include this information. I am concerned that this study is framed as a developmental effects study, but it seems like many of the analyses took place a very </w:t>
-      </w:r>
-      <w:proofErr w:type="gramStart"/>
-      <w:r>
-        <w:t>long time</w:t>
-      </w:r>
-      <w:proofErr w:type="gramEnd"/>
-      <w:r>
-        <w:t xml:space="preserve"> following hatching. This misses a critical period of the skink’s life where effects might be observed, and it seems odd to me that this was not </w:t>
-      </w:r>
-      <w:proofErr w:type="gramStart"/>
-      <w:r>
-        <w:t>taken into account</w:t>
-      </w:r>
-      <w:proofErr w:type="gramEnd"/>
-      <w:r>
-        <w:t xml:space="preserve"> in the study design. I understand this aspect of the data can no longer be changed, so I am only requesting the authors be more explicit in their timeline </w:t>
-      </w:r>
-      <w:proofErr w:type="gramStart"/>
-      <w:r>
-        <w:t>so as to</w:t>
-      </w:r>
-      <w:proofErr w:type="gramEnd"/>
-      <w:r>
-        <w:t xml:space="preserve"> better understand the context of the study.</w:t>
-      </w:r>
-    </w:p>
-    <w:p>
-      <w:pPr>
-        <w:spacing w:line="276" w:lineRule="auto"/>
-        <w:jc w:val="both"/>
-      </w:pPr>
-      <w:r>
-        <w:rPr>
-          <w:b/>
-          <w:bCs/>
-        </w:rPr>
-        <w:t>RESPONSE:</w:t>
-      </w:r>
-      <w:r>
-        <w:t xml:space="preserve"> </w:t>
-      </w:r>
-      <w:r>
-        <w:t>We appreciate this suggestion and agree that including explicit information on age at testing and euthanasia improves the transparency and clarity of our study timeline. We have added a table reporting mean age and 95% confidence intervals at both time points for each treatment combination (Table S2 in Supplementary Material) and have clarified the relevant timeline in the Methods: “</w:t>
-      </w:r>
-      <w:r>
-        <w:t xml:space="preserve">Approximately 225 days after hatching (age per treatment on Table S2 in </w:t>
-      </w:r>
-      <w:r>
-        <w:rPr>
-          <w:i/>
-          <w:iCs/>
-        </w:rPr>
-        <w:t>Supplementary Material</w:t>
-      </w:r>
-      <w:r>
-        <w:t>) lizards were subjected to the prey detection tests.</w:t>
-      </w:r>
-      <w:r>
-        <w:t xml:space="preserve">” (see </w:t>
-      </w:r>
-      <w:r>
-        <w:rPr>
-          <w:highlight w:val="yellow"/>
-        </w:rPr>
-        <w:t>LINES</w:t>
-      </w:r>
-      <w:r>
-        <w:t>).</w:t>
-      </w:r>
-    </w:p>
-    <w:p>
-      <w:pPr>
-        <w:spacing w:line="276" w:lineRule="auto"/>
-        <w:jc w:val="both"/>
-      </w:pPr>
-      <w:r>
-        <w:t xml:space="preserve">We agree that our study did not capture the critical developmental period immediately following hatching. However, we note that developmental effects remain developmental in origin even when their consequences are observed, or persist, later in life. Given that all lizards were raised under common conditions following hatching, any differences detected between treatment groups at the point of measurement are attributable to the prenatal manipulation rather than to differential later-life environments. We also note </w:t>
-      </w:r>
-      <w:r>
-        <w:lastRenderedPageBreak/>
-        <w:t>that measuring at any single life stage—including immediately post-hatching—would similarly miss other periods of the skink's life during which effects might</w:t>
-      </w:r>
-      <w:r>
-        <w:t xml:space="preserve"> be observable.</w:t>
-      </w:r>
-      <w:r>
-        <w:t xml:space="preserve"> </w:t>
-      </w:r>
-      <w:r>
-        <w:t>N</w:t>
-      </w:r>
-      <w:r>
-        <w:t>o single timepoint can capture the full developmental trajectory, and this is a limitation shared by studies assessing outcomes at any given life stage. In addition, we also note that tissue collection from very young hatchlings for the brain regions examined here was not feasible given their small size, which was an important logistical constraint on our study design.</w:t>
-      </w:r>
-      <w:r>
-        <w:t xml:space="preserve"> </w:t>
-      </w:r>
-      <w:r>
-        <w:t xml:space="preserve">We have added a statement acknowledging this limitation, and the value of assessing multiple life stages in future work, to the Discussion: </w:t>
-      </w:r>
-      <w:r>
-        <w:rPr>
-          <w:highlight w:val="red"/>
-        </w:rPr>
-        <w:t>“” (see</w:t>
-      </w:r>
-      <w:r>
-        <w:t xml:space="preserve"> </w:t>
-      </w:r>
-      <w:r>
-        <w:rPr>
-          <w:highlight w:val="yellow"/>
-        </w:rPr>
-        <w:t>LINES</w:t>
-      </w:r>
-      <w:r>
-        <w:t>).</w:t>
-      </w:r>
-    </w:p>
-    <w:p>
-      <w:pPr>
-        <w:spacing w:line="276" w:lineRule="auto"/>
-        <w:jc w:val="both"/>
-      </w:pPr>
-      <w:r>
-        <w:t> </w:t>
-      </w:r>
-      <w:r>
-        <w:br/>
-        <w:t xml:space="preserve">Although I understand that the olfactory bulb and optic tecta (Line 184-185) are associated with sensory inputs, I am not sure I completely agree that they are associated with the entire perceptive process being measured in this study. These brain regions are primarily responsible for taking information in from the environment and then relaying it to other integrative </w:t>
-      </w:r>
-      <w:proofErr w:type="spellStart"/>
-      <w:r>
-        <w:t>centers</w:t>
-      </w:r>
-      <w:proofErr w:type="spellEnd"/>
-      <w:r>
-        <w:t xml:space="preserve"> of the brain to generate foraging </w:t>
-      </w:r>
-      <w:proofErr w:type="spellStart"/>
-      <w:r>
-        <w:t>behavior</w:t>
-      </w:r>
-      <w:proofErr w:type="spellEnd"/>
-      <w:r>
-        <w:t xml:space="preserve"> based on internal state. Therefore, I am not sure if these brain regions were the best to choose for this study, or at least not as the only regions examined. I might expect to see the </w:t>
-      </w:r>
-      <w:proofErr w:type="spellStart"/>
-      <w:r>
-        <w:t>behavior</w:t>
-      </w:r>
-      <w:proofErr w:type="spellEnd"/>
-      <w:r>
-        <w:t xml:space="preserve"> assay used here to put more demands on telencephalic regions or midbrain regions associated with hunger and foraging </w:t>
-      </w:r>
-      <w:proofErr w:type="spellStart"/>
-      <w:r>
-        <w:t>behavior</w:t>
-      </w:r>
-      <w:proofErr w:type="spellEnd"/>
-      <w:r>
-        <w:t xml:space="preserve">, rather than the olfactory bulb and optic tectum. Thus, it might not be surprising (Line 348) that you don’t see a connection between brain and </w:t>
-      </w:r>
-      <w:proofErr w:type="spellStart"/>
-      <w:r>
-        <w:t>behavior</w:t>
-      </w:r>
-      <w:proofErr w:type="spellEnd"/>
-      <w:r>
-        <w:t xml:space="preserve"> when focused on these regions. In the future, I might consider </w:t>
-      </w:r>
-      <w:proofErr w:type="spellStart"/>
-      <w:r>
-        <w:t>analyzing</w:t>
-      </w:r>
-      <w:proofErr w:type="spellEnd"/>
-      <w:r>
-        <w:t xml:space="preserve"> additional brain regions, particularly in the context of cognition, and perhaps acknowledge that other brain regions may have been more appropriate in this study.</w:t>
-      </w:r>
-    </w:p>
-    <w:p>
-      <w:pPr>
-        <w:spacing w:line="276" w:lineRule="auto"/>
-        <w:jc w:val="both"/>
-      </w:pPr>
-      <w:r>
-        <w:rPr>
-          <w:b/>
-          <w:bCs/>
-        </w:rPr>
-        <w:t>RESPONSE:</w:t>
-      </w:r>
-      <w:r>
-        <w:t xml:space="preserve"> </w:t>
-      </w:r>
-      <w:r>
-        <w:t xml:space="preserve">We appreciate this thoughtful concern and agree that examining additional integrative brain regions is a valuable direction for future work. We chose to focus on the olfactory bulb and optic tecta as an initial step, given that these regions represent the first point at which chemical and visual sensory information is processed. We considered that, if mitochondrial function impacts the regions responsible for taking information in, this could cascade into foraging decisions independently of the state and function of other regions of the brain. We also note that, in previous work in this species using the same mitochondrial measures, we found no relationship between mitochondrial physiology in the medial cortex and spatial learning performance, nor an effect of our treatments on medial cortex mitochondrial physiology (Recio et al. 2025, </w:t>
-      </w:r>
-      <w:r>
-        <w:rPr>
-          <w:i/>
-          <w:iCs/>
-        </w:rPr>
-        <w:t>J. Exp. Biol.</w:t>
-      </w:r>
-      <w:r>
-        <w:t xml:space="preserve">). </w:t>
-      </w:r>
-      <w:r>
-        <w:t>However, w</w:t>
-      </w:r>
-      <w:r>
-        <w:t>e have acknowledged that other regions could be involved in the behaviour we measured and expanded on this in the Discussion</w:t>
-      </w:r>
-      <w:proofErr w:type="gramStart"/>
-      <w:r>
-        <w:t xml:space="preserve">: </w:t>
-      </w:r>
-      <w:r>
-        <w:t xml:space="preserve"> </w:t>
-      </w:r>
-      <w:r>
-        <w:rPr>
-          <w:highlight w:val="red"/>
-        </w:rPr>
-        <w:t>“</w:t>
-      </w:r>
-      <w:proofErr w:type="gramEnd"/>
-      <w:r>
-        <w:rPr>
-          <w:highlight w:val="red"/>
-        </w:rPr>
-        <w:t>” (see</w:t>
-      </w:r>
-      <w:r>
-        <w:t xml:space="preserve"> </w:t>
-      </w:r>
-      <w:r>
-        <w:rPr>
-          <w:highlight w:val="yellow"/>
-        </w:rPr>
-        <w:t>LINES</w:t>
-      </w:r>
-      <w:r>
-        <w:t>)</w:t>
-      </w:r>
-      <w:r>
-        <w:t>.</w:t>
-      </w:r>
-    </w:p>
-    <w:p>
-      <w:pPr>
-        <w:spacing w:line="276" w:lineRule="auto"/>
-        <w:jc w:val="both"/>
-      </w:pPr>
-      <w:r>
-        <w:br/>
-        <w:t xml:space="preserve">My final concern is related to the statistical methods. I am not an expert in these methods, but given the study design with several groups, I am concerned that the sample size is not adequate to prevent false negative results. I would suggest review by an expert in these methods </w:t>
-      </w:r>
-      <w:proofErr w:type="gramStart"/>
-      <w:r>
-        <w:t>in order to</w:t>
-      </w:r>
-      <w:proofErr w:type="gramEnd"/>
-      <w:r>
-        <w:t xml:space="preserve"> provide additional insight into this possibility.</w:t>
-      </w:r>
-    </w:p>
-    <w:p>
-      <w:pPr>
-        <w:spacing w:line="276" w:lineRule="auto"/>
-        <w:jc w:val="both"/>
-      </w:pPr>
-      <w:r>
-        <w:rPr>
-          <w:b/>
-          <w:bCs/>
-        </w:rPr>
-        <w:lastRenderedPageBreak/>
-        <w:t>RESPONSE:</w:t>
-      </w:r>
-      <w:r>
-        <w:t xml:space="preserve"> </w:t>
-      </w:r>
-      <w:r>
-        <w:t>We thank the reviewer for raising this concern</w:t>
-      </w:r>
-      <w:r>
-        <w:t>, and</w:t>
-      </w:r>
-      <w:r>
-        <w:t xml:space="preserve"> </w:t>
-      </w:r>
-      <w:r>
-        <w:t>w</w:t>
-      </w:r>
-      <w:r>
-        <w:t xml:space="preserve">e </w:t>
-      </w:r>
-      <w:r>
-        <w:t xml:space="preserve">will </w:t>
-      </w:r>
-      <w:r>
-        <w:t>welcome additional statistical review</w:t>
-      </w:r>
-      <w:r>
-        <w:t xml:space="preserve"> if considered necessary</w:t>
-      </w:r>
-      <w:r>
-        <w:t xml:space="preserve">. </w:t>
-      </w:r>
-      <w:r>
-        <w:t>In the meantime, w</w:t>
-      </w:r>
-      <w:r>
-        <w:t xml:space="preserve">e </w:t>
-      </w:r>
-      <w:r>
-        <w:t xml:space="preserve">kindly </w:t>
-      </w:r>
-      <w:r>
-        <w:t xml:space="preserve">offer the following in response: our univariate models testing treatment effects on each variable detected significant effects for several variables (see Results), which we believe argues against the sample size being generally inadequate to detect true effects in this </w:t>
-      </w:r>
-      <w:proofErr w:type="gramStart"/>
-      <w:r>
-        <w:t>design</w:t>
-      </w:r>
-      <w:r>
-        <w:t>;</w:t>
-      </w:r>
-      <w:r>
-        <w:t xml:space="preserve">  a</w:t>
-      </w:r>
-      <w:proofErr w:type="gramEnd"/>
-      <w:r>
-        <w:t xml:space="preserve"> substantially underpowered design would unlikely detect significant effects at all. We agree that our structural equation models, which link multiple variables simultaneously, have comparatively lower power, and we acknowledge this limitation explicitly in the Discussion (see </w:t>
-      </w:r>
-      <w:r>
-        <w:rPr>
-          <w:highlight w:val="yellow"/>
-        </w:rPr>
-        <w:t>LINES</w:t>
-      </w:r>
-      <w:r>
-        <w:t xml:space="preserve">). </w:t>
-      </w:r>
-      <w:r>
-        <w:t>In addition, a</w:t>
-      </w:r>
-      <w:r>
-        <w:t xml:space="preserve">ll models showed good convergence diagnostics (R-hat values and other summary statistics; see </w:t>
-      </w:r>
-      <w:r>
-        <w:rPr>
-          <w:i/>
-          <w:iCs/>
-        </w:rPr>
-        <w:t>Supplementary Material</w:t>
-      </w:r>
-      <w:r>
-        <w:t xml:space="preserve">), </w:t>
-      </w:r>
-      <w:r>
-        <w:t xml:space="preserve">and although </w:t>
-      </w:r>
-      <w:r>
-        <w:t>th</w:t>
-      </w:r>
-      <w:r>
-        <w:t>ese diagnostics</w:t>
-      </w:r>
-      <w:r>
-        <w:t xml:space="preserve"> do not test for statistical power specifically</w:t>
-      </w:r>
-      <w:r>
-        <w:t>, they indicate</w:t>
-      </w:r>
-      <w:r>
-        <w:t xml:space="preserve"> that the models were well-specified and appropriately sampled.</w:t>
-      </w:r>
-    </w:p>
-    <w:p>
-      <w:pPr>
-        <w:spacing w:line="276" w:lineRule="auto"/>
-        <w:jc w:val="both"/>
-      </w:pPr>
-      <w:r>
-        <w:br/>
-        <w:t>Minor comments:</w:t>
-      </w:r>
-    </w:p>
-    <w:p>
-      <w:pPr>
-        <w:spacing w:line="276" w:lineRule="auto"/>
-        <w:jc w:val="both"/>
-      </w:pPr>
-      <w:r>
-        <w:t>Indents might be necessary for the manuscript.</w:t>
-      </w:r>
-    </w:p>
-    <w:p>
-      <w:r>
-        <w:rPr>
-          <w:b/>
-          <w:bCs/>
-          <w:highlight w:val="red"/>
-        </w:rPr>
-        <w:t>RESPONSE:</w:t>
-      </w:r>
-      <w:r>
-        <w:rPr>
-          <w:highlight w:val="red"/>
-        </w:rPr>
-        <w:t xml:space="preserve"> Thank you, we have added paragraph indents throughout the manuscript.</w:t>
-      </w:r>
-    </w:p>
-    <w:p>
-      <w:pPr>
-        <w:spacing w:line="276" w:lineRule="auto"/>
-        <w:jc w:val="both"/>
-      </w:pPr>
-    </w:p>
-    <w:p>
-      <w:pPr>
-        <w:spacing w:line="276" w:lineRule="auto"/>
-        <w:jc w:val="both"/>
-      </w:pPr>
-      <w:r>
-        <w:t>Line 97-98: Was any UV lighting provided for the species?</w:t>
-      </w:r>
-    </w:p>
-    <w:p>
-      <w:pPr>
-        <w:spacing w:line="276" w:lineRule="auto"/>
-        <w:jc w:val="both"/>
-      </w:pPr>
-      <w:r>
-        <w:rPr>
-          <w:b/>
-          <w:bCs/>
-        </w:rPr>
-        <w:t>RESPONSE:</w:t>
-      </w:r>
-      <w:r>
-        <w:rPr>
-          <w:b/>
-          <w:bCs/>
-        </w:rPr>
-        <w:t xml:space="preserve"> </w:t>
-      </w:r>
-      <w:r>
-        <w:t xml:space="preserve">We appreciate the reviewer’s attention to detail. Lizards were provided with UV lighting following the same cycles </w:t>
-      </w:r>
-      <w:r>
-        <w:t>as</w:t>
-      </w:r>
-      <w:r>
-        <w:t xml:space="preserve"> the heat chord and heat lamp. We have included this information on the text: “</w:t>
-      </w:r>
-      <w:r>
-        <w:t>We also provided lizards with UV light for 12 h a day.</w:t>
-      </w:r>
-      <w:r>
-        <w:t>” (</w:t>
-      </w:r>
-      <w:r>
-        <w:rPr>
-          <w:highlight w:val="yellow"/>
-        </w:rPr>
-        <w:t>LINES</w:t>
-      </w:r>
-      <w:r>
-        <w:t>)</w:t>
-      </w:r>
-    </w:p>
-    <w:p>
-      <w:pPr>
-        <w:spacing w:line="276" w:lineRule="auto"/>
-        <w:jc w:val="both"/>
-        <w:rPr>
-          <w:b/>
-          <w:bCs/>
-        </w:rPr>
-      </w:pPr>
-    </w:p>
-    <w:p>
-      <w:pPr>
-        <w:spacing w:line="276" w:lineRule="auto"/>
-        <w:jc w:val="both"/>
-      </w:pPr>
-      <w:r>
-        <w:t xml:space="preserve">Line 136-137: This makes it seem like they were euthanized immediately following tests, but later methods suggest it was much later. Please make the wording </w:t>
-      </w:r>
-      <w:proofErr w:type="gramStart"/>
-      <w:r>
-        <w:t>more clear</w:t>
-      </w:r>
-      <w:proofErr w:type="gramEnd"/>
-      <w:r>
-        <w:t>.</w:t>
-      </w:r>
-    </w:p>
-    <w:p>
-      <w:pPr>
-        <w:spacing w:line="276" w:lineRule="auto"/>
-        <w:jc w:val="both"/>
-      </w:pPr>
-      <w:r>
-        <w:rPr>
-          <w:b/>
-          <w:bCs/>
-        </w:rPr>
-        <w:t>RESPONSE:</w:t>
-      </w:r>
-      <w:r>
-        <w:t xml:space="preserve"> We have clarified this in the text: “Two months after the tests, </w:t>
-      </w:r>
-      <w:r>
-        <w:t>animals were euthanised and metabolic function was analysed in various brain regions (see Brain mitochondrial function below).</w:t>
-      </w:r>
-      <w:r>
-        <w:t>” (</w:t>
-      </w:r>
-      <w:r>
-        <w:rPr>
-          <w:highlight w:val="yellow"/>
-        </w:rPr>
-        <w:t>LINES</w:t>
-      </w:r>
-      <w:r>
-        <w:t>)</w:t>
-      </w:r>
-    </w:p>
-    <w:p>
-      <w:pPr>
-        <w:spacing w:line="276" w:lineRule="auto"/>
-        <w:jc w:val="both"/>
-      </w:pPr>
-    </w:p>
-    <w:p>
-      <w:pPr>
-        <w:spacing w:line="276" w:lineRule="auto"/>
-        <w:jc w:val="both"/>
-      </w:pPr>
-      <w:r>
-        <w:t>Line 142: “pretty” should be “prey.”</w:t>
-      </w:r>
-    </w:p>
-    <w:p>
-      <w:pPr>
-        <w:spacing w:line="276" w:lineRule="auto"/>
-        <w:jc w:val="both"/>
-      </w:pPr>
-      <w:r>
-        <w:rPr>
-          <w:b/>
-          <w:bCs/>
-        </w:rPr>
-        <w:t>RESPONSE:</w:t>
-      </w:r>
-      <w:r>
-        <w:t xml:space="preserve"> Corrected</w:t>
-      </w:r>
-    </w:p>
-    <w:p>
-      <w:pPr>
-        <w:spacing w:line="276" w:lineRule="auto"/>
-        <w:jc w:val="both"/>
-      </w:pPr>
-    </w:p>
-    <w:p>
-      <w:pPr>
-        <w:spacing w:line="276" w:lineRule="auto"/>
-        <w:jc w:val="both"/>
-      </w:pPr>
-      <w:r>
-        <w:t>Figure 1 – the “Known prey” and “Unknown prey” labels should be moved to the left, as it seems like they are associated with panel D.</w:t>
-      </w:r>
-    </w:p>
-    <w:p>
-      <w:pPr>
-        <w:spacing w:line="276" w:lineRule="auto"/>
-        <w:jc w:val="both"/>
-      </w:pPr>
-      <w:r>
-        <w:rPr>
-          <w:b/>
-          <w:bCs/>
-        </w:rPr>
-        <w:t>RESPONSE:</w:t>
-      </w:r>
-      <w:r>
-        <w:rPr>
-          <w:b/>
-          <w:bCs/>
-        </w:rPr>
-        <w:t xml:space="preserve"> </w:t>
-      </w:r>
-      <w:r>
-        <w:t>We have modified the figure as suggested.</w:t>
-      </w:r>
-    </w:p>
-    <w:p>
-      <w:pPr>
-        <w:spacing w:line="276" w:lineRule="auto"/>
-        <w:jc w:val="both"/>
-      </w:pPr>
-    </w:p>
-    <w:p>
-      <w:pPr>
-        <w:spacing w:line="276" w:lineRule="auto"/>
-        <w:jc w:val="both"/>
-      </w:pPr>
-      <w:r>
-        <w:t>Line 265: This is the first mention of SEM, need to define acronym (like you did a few lines later).</w:t>
-      </w:r>
-    </w:p>
-    <w:p>
-      <w:pPr>
-        <w:spacing w:line="276" w:lineRule="auto"/>
-        <w:jc w:val="both"/>
-      </w:pPr>
-      <w:r>
-        <w:rPr>
-          <w:b/>
-          <w:bCs/>
-        </w:rPr>
-        <w:t>RESPONSE:</w:t>
-      </w:r>
-      <w:r>
-        <w:rPr>
-          <w:b/>
-          <w:bCs/>
-        </w:rPr>
-        <w:t xml:space="preserve"> </w:t>
-      </w:r>
-      <w:r>
-        <w:t>Corrected</w:t>
-      </w:r>
-    </w:p>
-    <w:p>
-      <w:pPr>
-        <w:spacing w:line="276" w:lineRule="auto"/>
-        <w:jc w:val="both"/>
-        <w:rPr>
-          <w:highlight w:val="red"/>
-        </w:rPr>
-      </w:pPr>
-      <w:r>
-        <w:br/>
-      </w:r>
-      <w:r>
-        <w:rPr>
-          <w:highlight w:val="red"/>
-        </w:rPr>
-        <w:t>Line 366-367: You might consider that the two regions you picked are developing in two different regions at two different times in development, thus it is interesting that neither show an effect of your treatments.</w:t>
-      </w:r>
-    </w:p>
-    <w:p>
-      <w:pPr>
-        <w:spacing w:line="276" w:lineRule="auto"/>
-        <w:jc w:val="both"/>
-        <w:rPr>
-          <w:b/>
-          <w:bCs/>
-        </w:rPr>
-      </w:pPr>
-      <w:r>
-        <w:rPr>
-          <w:b/>
-          <w:bCs/>
-          <w:highlight w:val="red"/>
-        </w:rPr>
-        <w:t>RESPONSE:</w:t>
-      </w:r>
-    </w:p>
-    <w:p>
-      <w:pPr>
-        <w:spacing w:line="276" w:lineRule="auto"/>
-        <w:jc w:val="both"/>
-        <w:rPr>
-          <w:highlight w:val="red"/>
-        </w:rPr>
-      </w:pPr>
-      <w:r>
-        <w:br/>
-      </w:r>
-      <w:r>
-        <w:rPr>
-          <w:highlight w:val="red"/>
-        </w:rPr>
-        <w:t>Line 430: All active foraging lizards, or just lizards in your specific clade?</w:t>
-      </w:r>
-    </w:p>
-    <w:p>
-      <w:pPr>
-        <w:spacing w:line="276" w:lineRule="auto"/>
-        <w:jc w:val="both"/>
-      </w:pPr>
-      <w:r>
-        <w:rPr>
-          <w:b/>
-          <w:bCs/>
-          <w:highlight w:val="red"/>
-        </w:rPr>
-        <w:t>RESPONSE:</w:t>
-      </w:r>
-      <w:r>
-        <w:rPr>
-          <w:b/>
-          <w:bCs/>
-        </w:rPr>
-        <w:t xml:space="preserve"> </w:t>
-      </w:r>
-      <w:r>
-        <w:rPr>
-          <w:highlight w:val="red"/>
-        </w:rPr>
-        <w:t>We have modified the discussion entirely as per recommendation of Reviewer 1, so the sentence mentioned here is no longer on the manuscript. However, the study referenced on that sentence is done on Lacertidae, but with reports on other taxa that suggest the trait is more generalised than in that specific family.</w:t>
       </w:r>
     </w:p>
     <w:p>
